--- a/week4/Stage_1_SmartCare_v01_and_AI_Activity_Card.docx
+++ b/week4/Stage_1_SmartCare_v01_and_AI_Activity_Card.docx
@@ -278,6 +278,7 @@
         <w:tc>
           <w:tcPr>
             <w:tcW w:w="3360" w:type="dxa"/>
+            <w:tcMar/>
           </w:tcPr>
           <w:p>
             <w:r>
@@ -288,6 +289,7 @@
         <w:tc>
           <w:tcPr>
             <w:tcW w:w="3360" w:type="dxa"/>
+            <w:tcMar/>
           </w:tcPr>
           <w:p>
             <w:r>
@@ -298,6 +300,7 @@
         <w:tc>
           <w:tcPr>
             <w:tcW w:w="3360" w:type="dxa"/>
+            <w:tcMar/>
           </w:tcPr>
           <w:p>
             <w:r>
@@ -310,9 +313,26 @@
         <w:tc>
           <w:tcPr>
             <w:tcW w:w="3360" w:type="dxa"/>
+            <w:tcMar/>
           </w:tcPr>
           <w:p>
+            <w:pPr>
+              <w:pStyle w:val="Normal"/>
+              <w:suppressLineNumbers w:val="0"/>
+              <w:bidi w:val="0"/>
+              <w:spacing w:before="0" w:beforeAutospacing="off" w:after="0" w:afterAutospacing="off" w:line="240" w:lineRule="auto"/>
+              <w:ind w:left="0" w:right="0"/>
+              <w:jc w:val="left"/>
+              <w:rPr>
+                <w:rFonts w:eastAsia="Aptos" w:cs="Aptos"/>
+                <w:color w:val="C0504D" w:themeColor="accent2" w:themeTint="FF" w:themeShade="FF"/>
+              </w:rPr>
+            </w:pPr>
             <w:r>
+              <w:rPr>
+                <w:rFonts w:eastAsia="Aptos" w:cs="Aptos"/>
+                <w:color w:val="C0504D" w:themeColor="accent2" w:themeTint="FF" w:themeShade="FF"/>
+              </w:rPr>
               <w:t>Manage patient records</w:t>
             </w:r>
           </w:p>
@@ -320,9 +340,26 @@
         <w:tc>
           <w:tcPr>
             <w:tcW w:w="3360" w:type="dxa"/>
+            <w:tcMar/>
           </w:tcPr>
           <w:p>
+            <w:pPr>
+              <w:pStyle w:val="Normal"/>
+              <w:suppressLineNumbers w:val="0"/>
+              <w:bidi w:val="0"/>
+              <w:spacing w:before="0" w:beforeAutospacing="off" w:after="0" w:afterAutospacing="off" w:line="240" w:lineRule="auto"/>
+              <w:ind w:left="0" w:right="0"/>
+              <w:jc w:val="left"/>
+              <w:rPr>
+                <w:rFonts w:eastAsia="Aptos" w:cs="Aptos"/>
+                <w:color w:val="C0504D" w:themeColor="accent2" w:themeTint="FF" w:themeShade="FF"/>
+              </w:rPr>
+            </w:pPr>
             <w:r>
+              <w:rPr>
+                <w:rFonts w:eastAsia="Aptos" w:cs="Aptos"/>
+                <w:color w:val="C0504D" w:themeColor="accent2" w:themeTint="FF" w:themeShade="FF"/>
+              </w:rPr>
               <w:t>Confirmed</w:t>
             </w:r>
           </w:p>
@@ -330,9 +367,26 @@
         <w:tc>
           <w:tcPr>
             <w:tcW w:w="3360" w:type="dxa"/>
+            <w:tcMar/>
           </w:tcPr>
           <w:p>
+            <w:pPr>
+              <w:pStyle w:val="Normal"/>
+              <w:suppressLineNumbers w:val="0"/>
+              <w:bidi w:val="0"/>
+              <w:spacing w:before="0" w:beforeAutospacing="off" w:after="0" w:afterAutospacing="off" w:line="240" w:lineRule="auto"/>
+              <w:ind w:left="0" w:right="0"/>
+              <w:jc w:val="left"/>
+              <w:rPr>
+                <w:rFonts w:eastAsia="Aptos" w:cs="Aptos"/>
+                <w:color w:val="C0504D" w:themeColor="accent2" w:themeTint="FF" w:themeShade="FF"/>
+              </w:rPr>
+            </w:pPr>
             <w:r>
+              <w:rPr>
+                <w:rFonts w:eastAsia="Aptos" w:cs="Aptos"/>
+                <w:color w:val="C0504D" w:themeColor="accent2" w:themeTint="FF" w:themeShade="FF"/>
+              </w:rPr>
               <w:t>Client explicitly requested it</w:t>
             </w:r>
           </w:p>
@@ -342,9 +396,26 @@
         <w:tc>
           <w:tcPr>
             <w:tcW w:w="3360" w:type="dxa"/>
+            <w:tcMar/>
           </w:tcPr>
           <w:p>
+            <w:pPr>
+              <w:pStyle w:val="Normal"/>
+              <w:suppressLineNumbers w:val="0"/>
+              <w:bidi w:val="0"/>
+              <w:spacing w:before="0" w:beforeAutospacing="off" w:after="0" w:afterAutospacing="off" w:line="240" w:lineRule="auto"/>
+              <w:ind w:left="0" w:right="0"/>
+              <w:jc w:val="left"/>
+              <w:rPr>
+                <w:rFonts w:eastAsia="Aptos" w:cs="Aptos"/>
+                <w:color w:val="C0504D" w:themeColor="accent2" w:themeTint="FF" w:themeShade="FF"/>
+              </w:rPr>
+            </w:pPr>
             <w:r>
+              <w:rPr>
+                <w:rFonts w:eastAsia="Aptos" w:cs="Aptos"/>
+                <w:color w:val="C0504D" w:themeColor="accent2" w:themeTint="FF" w:themeShade="FF"/>
+              </w:rPr>
               <w:t>Manage practitioner information</w:t>
             </w:r>
           </w:p>
@@ -352,9 +423,26 @@
         <w:tc>
           <w:tcPr>
             <w:tcW w:w="3360" w:type="dxa"/>
+            <w:tcMar/>
           </w:tcPr>
           <w:p>
+            <w:pPr>
+              <w:pStyle w:val="Normal"/>
+              <w:suppressLineNumbers w:val="0"/>
+              <w:bidi w:val="0"/>
+              <w:spacing w:before="0" w:beforeAutospacing="off" w:after="0" w:afterAutospacing="off" w:line="240" w:lineRule="auto"/>
+              <w:ind w:left="0" w:right="0"/>
+              <w:jc w:val="left"/>
+              <w:rPr>
+                <w:rFonts w:eastAsia="Aptos" w:cs="Aptos"/>
+                <w:color w:val="C0504D" w:themeColor="accent2" w:themeTint="FF" w:themeShade="FF"/>
+              </w:rPr>
+            </w:pPr>
             <w:r>
+              <w:rPr>
+                <w:rFonts w:eastAsia="Aptos" w:cs="Aptos"/>
+                <w:color w:val="C0504D" w:themeColor="accent2" w:themeTint="FF" w:themeShade="FF"/>
+              </w:rPr>
               <w:t>Confirmed</w:t>
             </w:r>
           </w:p>
@@ -362,9 +450,26 @@
         <w:tc>
           <w:tcPr>
             <w:tcW w:w="3360" w:type="dxa"/>
+            <w:tcMar/>
           </w:tcPr>
           <w:p>
+            <w:pPr>
+              <w:pStyle w:val="Normal"/>
+              <w:suppressLineNumbers w:val="0"/>
+              <w:bidi w:val="0"/>
+              <w:spacing w:before="0" w:beforeAutospacing="off" w:after="0" w:afterAutospacing="off" w:line="240" w:lineRule="auto"/>
+              <w:ind w:left="0" w:right="0"/>
+              <w:jc w:val="left"/>
+              <w:rPr>
+                <w:rFonts w:eastAsia="Aptos" w:cs="Aptos"/>
+                <w:color w:val="C0504D" w:themeColor="accent2" w:themeTint="FF" w:themeShade="FF"/>
+              </w:rPr>
+            </w:pPr>
             <w:r>
+              <w:rPr>
+                <w:rFonts w:eastAsia="Aptos" w:cs="Aptos"/>
+                <w:color w:val="C0504D" w:themeColor="accent2" w:themeTint="FF" w:themeShade="FF"/>
+              </w:rPr>
               <w:t>Client explicitly requested it</w:t>
             </w:r>
           </w:p>
@@ -374,9 +479,26 @@
         <w:tc>
           <w:tcPr>
             <w:tcW w:w="3360" w:type="dxa"/>
+            <w:tcMar/>
           </w:tcPr>
           <w:p>
+            <w:pPr>
+              <w:pStyle w:val="Normal"/>
+              <w:suppressLineNumbers w:val="0"/>
+              <w:bidi w:val="0"/>
+              <w:spacing w:before="0" w:beforeAutospacing="off" w:after="0" w:afterAutospacing="off" w:line="240" w:lineRule="auto"/>
+              <w:ind w:left="0" w:right="0"/>
+              <w:jc w:val="left"/>
+              <w:rPr>
+                <w:rFonts w:eastAsia="Aptos" w:cs="Aptos"/>
+                <w:color w:val="C0504D" w:themeColor="accent2" w:themeTint="FF" w:themeShade="FF"/>
+              </w:rPr>
+            </w:pPr>
             <w:r>
+              <w:rPr>
+                <w:rFonts w:eastAsia="Aptos" w:cs="Aptos"/>
+                <w:color w:val="C0504D" w:themeColor="accent2" w:themeTint="FF" w:themeShade="FF"/>
+              </w:rPr>
               <w:t>Manage appointments</w:t>
             </w:r>
           </w:p>
@@ -384,9 +506,26 @@
         <w:tc>
           <w:tcPr>
             <w:tcW w:w="3360" w:type="dxa"/>
+            <w:tcMar/>
           </w:tcPr>
           <w:p>
+            <w:pPr>
+              <w:pStyle w:val="Normal"/>
+              <w:suppressLineNumbers w:val="0"/>
+              <w:bidi w:val="0"/>
+              <w:spacing w:before="0" w:beforeAutospacing="off" w:after="0" w:afterAutospacing="off" w:line="240" w:lineRule="auto"/>
+              <w:ind w:left="0" w:right="0"/>
+              <w:jc w:val="left"/>
+              <w:rPr>
+                <w:rFonts w:eastAsia="Aptos" w:cs="Aptos"/>
+                <w:color w:val="C0504D" w:themeColor="accent2" w:themeTint="FF" w:themeShade="FF"/>
+              </w:rPr>
+            </w:pPr>
             <w:r>
+              <w:rPr>
+                <w:rFonts w:eastAsia="Aptos" w:cs="Aptos"/>
+                <w:color w:val="C0504D" w:themeColor="accent2" w:themeTint="FF" w:themeShade="FF"/>
+              </w:rPr>
               <w:t>Confirmed</w:t>
             </w:r>
           </w:p>
@@ -394,9 +533,26 @@
         <w:tc>
           <w:tcPr>
             <w:tcW w:w="3360" w:type="dxa"/>
+            <w:tcMar/>
           </w:tcPr>
           <w:p>
+            <w:pPr>
+              <w:pStyle w:val="Normal"/>
+              <w:suppressLineNumbers w:val="0"/>
+              <w:bidi w:val="0"/>
+              <w:spacing w:before="0" w:beforeAutospacing="off" w:after="0" w:afterAutospacing="off" w:line="240" w:lineRule="auto"/>
+              <w:ind w:left="0" w:right="0"/>
+              <w:jc w:val="left"/>
+              <w:rPr>
+                <w:rFonts w:eastAsia="Aptos" w:cs="Aptos"/>
+                <w:color w:val="C0504D" w:themeColor="accent2" w:themeTint="FF" w:themeShade="FF"/>
+              </w:rPr>
+            </w:pPr>
             <w:r>
+              <w:rPr>
+                <w:rFonts w:eastAsia="Aptos" w:cs="Aptos"/>
+                <w:color w:val="C0504D" w:themeColor="accent2" w:themeTint="FF" w:themeShade="FF"/>
+              </w:rPr>
               <w:t>Client explicitly requested it</w:t>
             </w:r>
           </w:p>
@@ -406,9 +562,26 @@
         <w:tc>
           <w:tcPr>
             <w:tcW w:w="3360" w:type="dxa"/>
+            <w:tcMar/>
           </w:tcPr>
           <w:p>
+            <w:pPr>
+              <w:pStyle w:val="Normal"/>
+              <w:suppressLineNumbers w:val="0"/>
+              <w:bidi w:val="0"/>
+              <w:spacing w:before="0" w:beforeAutospacing="off" w:after="0" w:afterAutospacing="off" w:line="240" w:lineRule="auto"/>
+              <w:ind w:left="0" w:right="0"/>
+              <w:jc w:val="left"/>
+              <w:rPr>
+                <w:rFonts w:eastAsia="Aptos" w:cs="Aptos"/>
+                <w:color w:val="C0504D" w:themeColor="accent2" w:themeTint="FF" w:themeShade="FF"/>
+              </w:rPr>
+            </w:pPr>
             <w:r>
+              <w:rPr>
+                <w:rFonts w:eastAsia="Aptos" w:cs="Aptos"/>
+                <w:color w:val="C0504D" w:themeColor="accent2" w:themeTint="FF" w:themeShade="FF"/>
+              </w:rPr>
               <w:t>Search for patients</w:t>
             </w:r>
           </w:p>
@@ -416,9 +589,26 @@
         <w:tc>
           <w:tcPr>
             <w:tcW w:w="3360" w:type="dxa"/>
+            <w:tcMar/>
           </w:tcPr>
           <w:p>
+            <w:pPr>
+              <w:pStyle w:val="Normal"/>
+              <w:suppressLineNumbers w:val="0"/>
+              <w:bidi w:val="0"/>
+              <w:spacing w:before="0" w:beforeAutospacing="off" w:after="0" w:afterAutospacing="off" w:line="240" w:lineRule="auto"/>
+              <w:ind w:left="0" w:right="0"/>
+              <w:jc w:val="left"/>
+              <w:rPr>
+                <w:rFonts w:eastAsia="Aptos" w:cs="Aptos"/>
+                <w:color w:val="C0504D" w:themeColor="accent2" w:themeTint="FF" w:themeShade="FF"/>
+              </w:rPr>
+            </w:pPr>
             <w:r>
+              <w:rPr>
+                <w:rFonts w:eastAsia="Aptos" w:cs="Aptos"/>
+                <w:color w:val="C0504D" w:themeColor="accent2" w:themeTint="FF" w:themeShade="FF"/>
+              </w:rPr>
               <w:t>Provisional</w:t>
             </w:r>
           </w:p>
@@ -426,9 +616,26 @@
         <w:tc>
           <w:tcPr>
             <w:tcW w:w="3360" w:type="dxa"/>
+            <w:tcMar/>
           </w:tcPr>
           <w:p>
+            <w:pPr>
+              <w:pStyle w:val="Normal"/>
+              <w:suppressLineNumbers w:val="0"/>
+              <w:bidi w:val="0"/>
+              <w:spacing w:before="0" w:beforeAutospacing="off" w:after="0" w:afterAutospacing="off" w:line="240" w:lineRule="auto"/>
+              <w:ind w:left="0" w:right="0"/>
+              <w:jc w:val="left"/>
+              <w:rPr>
+                <w:rFonts w:eastAsia="Aptos" w:cs="Aptos"/>
+                <w:color w:val="C0504D" w:themeColor="accent2" w:themeTint="FF" w:themeShade="FF"/>
+              </w:rPr>
+            </w:pPr>
             <w:r>
+              <w:rPr>
+                <w:rFonts w:eastAsia="Aptos" w:cs="Aptos"/>
+                <w:color w:val="C0504D" w:themeColor="accent2" w:themeTint="FF" w:themeShade="FF"/>
+              </w:rPr>
               <w:t>Would be useful for lots of clients in the system</w:t>
             </w:r>
           </w:p>
@@ -441,9 +648,26 @@
         <w:tc>
           <w:tcPr>
             <w:tcW w:w="3360" w:type="dxa"/>
+            <w:tcMar/>
           </w:tcPr>
           <w:p>
+            <w:pPr>
+              <w:pStyle w:val="Normal"/>
+              <w:suppressLineNumbers w:val="0"/>
+              <w:bidi w:val="0"/>
+              <w:spacing w:before="0" w:beforeAutospacing="off" w:after="0" w:afterAutospacing="off" w:line="240" w:lineRule="auto"/>
+              <w:ind w:left="0" w:right="0"/>
+              <w:jc w:val="left"/>
+              <w:rPr>
+                <w:rFonts w:eastAsia="Aptos" w:cs="Aptos"/>
+                <w:color w:val="C0504D" w:themeColor="accent2" w:themeTint="FF" w:themeShade="FF"/>
+              </w:rPr>
+            </w:pPr>
             <w:r>
+              <w:rPr>
+                <w:rFonts w:eastAsia="Aptos" w:cs="Aptos"/>
+                <w:color w:val="C0504D" w:themeColor="accent2" w:themeTint="FF" w:themeShade="FF"/>
+              </w:rPr>
               <w:t>User login</w:t>
             </w:r>
           </w:p>
@@ -451,9 +675,26 @@
         <w:tc>
           <w:tcPr>
             <w:tcW w:w="3360" w:type="dxa"/>
+            <w:tcMar/>
           </w:tcPr>
           <w:p>
+            <w:pPr>
+              <w:pStyle w:val="Normal"/>
+              <w:suppressLineNumbers w:val="0"/>
+              <w:bidi w:val="0"/>
+              <w:spacing w:before="0" w:beforeAutospacing="off" w:after="0" w:afterAutospacing="off" w:line="240" w:lineRule="auto"/>
+              <w:ind w:left="0" w:right="0"/>
+              <w:jc w:val="left"/>
+              <w:rPr>
+                <w:rFonts w:eastAsia="Aptos" w:cs="Aptos"/>
+                <w:color w:val="C0504D" w:themeColor="accent2" w:themeTint="FF" w:themeShade="FF"/>
+              </w:rPr>
+            </w:pPr>
             <w:r>
+              <w:rPr>
+                <w:rFonts w:eastAsia="Aptos" w:cs="Aptos"/>
+                <w:color w:val="C0504D" w:themeColor="accent2" w:themeTint="FF" w:themeShade="FF"/>
+              </w:rPr>
               <w:t>Provisional</w:t>
             </w:r>
           </w:p>
@@ -461,9 +702,26 @@
         <w:tc>
           <w:tcPr>
             <w:tcW w:w="3360" w:type="dxa"/>
+            <w:tcMar/>
           </w:tcPr>
           <w:p>
+            <w:pPr>
+              <w:pStyle w:val="Normal"/>
+              <w:suppressLineNumbers w:val="0"/>
+              <w:bidi w:val="0"/>
+              <w:spacing w:before="0" w:beforeAutospacing="off" w:after="0" w:afterAutospacing="off" w:line="240" w:lineRule="auto"/>
+              <w:ind w:left="0" w:right="0"/>
+              <w:jc w:val="left"/>
+              <w:rPr>
+                <w:rFonts w:eastAsia="Aptos" w:cs="Aptos"/>
+                <w:color w:val="C0504D" w:themeColor="accent2" w:themeTint="FF" w:themeShade="FF"/>
+              </w:rPr>
+            </w:pPr>
             <w:r>
+              <w:rPr>
+                <w:rFonts w:eastAsia="Aptos" w:cs="Aptos"/>
+                <w:color w:val="C0504D" w:themeColor="accent2" w:themeTint="FF" w:themeShade="FF"/>
+              </w:rPr>
               <w:t>Security should be kept in mind when access to personal records is involved</w:t>
             </w:r>
           </w:p>
@@ -476,9 +734,26 @@
         <w:tc>
           <w:tcPr>
             <w:tcW w:w="3360" w:type="dxa"/>
+            <w:tcMar/>
           </w:tcPr>
           <w:p>
+            <w:pPr>
+              <w:pStyle w:val="Normal"/>
+              <w:suppressLineNumbers w:val="0"/>
+              <w:bidi w:val="0"/>
+              <w:spacing w:before="0" w:beforeAutospacing="off" w:after="0" w:afterAutospacing="off" w:line="240" w:lineRule="auto"/>
+              <w:ind w:left="0" w:right="0"/>
+              <w:jc w:val="left"/>
+              <w:rPr>
+                <w:rFonts w:eastAsia="Aptos" w:cs="Aptos"/>
+                <w:color w:val="C0504D" w:themeColor="accent2" w:themeTint="FF" w:themeShade="FF"/>
+              </w:rPr>
+            </w:pPr>
             <w:r>
+              <w:rPr>
+                <w:rFonts w:eastAsia="Aptos" w:cs="Aptos"/>
+                <w:color w:val="C0504D" w:themeColor="accent2" w:themeTint="FF" w:themeShade="FF"/>
+              </w:rPr>
               <w:t>Patient appointment history</w:t>
             </w:r>
           </w:p>
@@ -486,9 +761,26 @@
         <w:tc>
           <w:tcPr>
             <w:tcW w:w="3360" w:type="dxa"/>
+            <w:tcMar/>
           </w:tcPr>
           <w:p>
+            <w:pPr>
+              <w:pStyle w:val="Normal"/>
+              <w:suppressLineNumbers w:val="0"/>
+              <w:bidi w:val="0"/>
+              <w:spacing w:before="0" w:beforeAutospacing="off" w:after="0" w:afterAutospacing="off" w:line="240" w:lineRule="auto"/>
+              <w:ind w:left="0" w:right="0"/>
+              <w:jc w:val="left"/>
+              <w:rPr>
+                <w:rFonts w:eastAsia="Aptos" w:cs="Aptos"/>
+                <w:color w:val="C0504D" w:themeColor="accent2" w:themeTint="FF" w:themeShade="FF"/>
+              </w:rPr>
+            </w:pPr>
             <w:r>
+              <w:rPr>
+                <w:rFonts w:eastAsia="Aptos" w:cs="Aptos"/>
+                <w:color w:val="C0504D" w:themeColor="accent2" w:themeTint="FF" w:themeShade="FF"/>
+              </w:rPr>
               <w:t>Provisional</w:t>
             </w:r>
           </w:p>
@@ -496,9 +788,26 @@
         <w:tc>
           <w:tcPr>
             <w:tcW w:w="3360" w:type="dxa"/>
+            <w:tcMar/>
           </w:tcPr>
           <w:p>
+            <w:pPr>
+              <w:pStyle w:val="Normal"/>
+              <w:suppressLineNumbers w:val="0"/>
+              <w:bidi w:val="0"/>
+              <w:spacing w:before="0" w:beforeAutospacing="off" w:after="0" w:afterAutospacing="off" w:line="240" w:lineRule="auto"/>
+              <w:ind w:left="0" w:right="0"/>
+              <w:jc w:val="left"/>
+              <w:rPr>
+                <w:rFonts w:eastAsia="Aptos" w:cs="Aptos"/>
+                <w:color w:val="C0504D" w:themeColor="accent2" w:themeTint="FF" w:themeShade="FF"/>
+              </w:rPr>
+            </w:pPr>
             <w:r>
+              <w:rPr>
+                <w:rFonts w:eastAsia="Aptos" w:cs="Aptos"/>
+                <w:color w:val="C0504D" w:themeColor="accent2" w:themeTint="FF" w:themeShade="FF"/>
+              </w:rPr>
               <w:t>Would be useful for client queires</w:t>
             </w:r>
           </w:p>
@@ -525,47 +834,98 @@
     </w:p>
     <w:p>
       <w:r>
+        <w:rPr/>
         <w:t xml:space="preserve">1. </w:t>
       </w:r>
       <w:r>
+        <w:rPr>
+          <w:rFonts w:ascii="Aptos" w:hAnsi="Aptos" w:eastAsia="Aptos" w:cs="Aptos" w:asciiTheme="minorAscii" w:hAnsiTheme="minorAscii" w:eastAsiaTheme="minorEastAsia" w:cstheme="minorBidi"/>
+          <w:color w:val="C0504D" w:themeColor="accent2" w:themeTint="FF" w:themeShade="FF"/>
+          <w:sz w:val="21"/>
+          <w:szCs w:val="21"/>
+          <w:lang w:eastAsia="en-US" w:bidi="ar-SA"/>
+        </w:rPr>
         <w:t>What information is required for each patient</w:t>
       </w:r>
     </w:p>
     <w:p>
       <w:r>
+        <w:rPr/>
         <w:t xml:space="preserve">2. </w:t>
       </w:r>
       <w:r>
+        <w:rPr>
+          <w:rFonts w:ascii="Aptos" w:hAnsi="Aptos" w:eastAsia="Aptos" w:cs="Aptos" w:asciiTheme="minorAscii" w:hAnsiTheme="minorAscii" w:eastAsiaTheme="minorEastAsia" w:cstheme="minorBidi"/>
+          <w:color w:val="C0504D" w:themeColor="accent2" w:themeTint="FF" w:themeShade="FF"/>
+          <w:sz w:val="21"/>
+          <w:szCs w:val="21"/>
+          <w:lang w:eastAsia="en-US" w:bidi="ar-SA"/>
+        </w:rPr>
         <w:t xml:space="preserve">Who would need access to </w:t>
       </w:r>
       <w:r>
+        <w:rPr>
+          <w:rFonts w:ascii="Aptos" w:hAnsi="Aptos" w:eastAsia="Aptos" w:cs="Aptos" w:asciiTheme="minorAscii" w:hAnsiTheme="minorAscii" w:eastAsiaTheme="minorEastAsia" w:cstheme="minorBidi"/>
+          <w:color w:val="C0504D" w:themeColor="accent2" w:themeTint="FF" w:themeShade="FF"/>
+          <w:sz w:val="21"/>
+          <w:szCs w:val="21"/>
+          <w:lang w:eastAsia="en-US" w:bidi="ar-SA"/>
+        </w:rPr>
         <w:t xml:space="preserve">view </w:t>
       </w:r>
       <w:r>
+        <w:rPr>
+          <w:rFonts w:ascii="Aptos" w:hAnsi="Aptos" w:eastAsia="Aptos" w:cs="Aptos" w:asciiTheme="minorAscii" w:hAnsiTheme="minorAscii" w:eastAsiaTheme="minorEastAsia" w:cstheme="minorBidi"/>
+          <w:color w:val="C0504D" w:themeColor="accent2" w:themeTint="FF" w:themeShade="FF"/>
+          <w:sz w:val="21"/>
+          <w:szCs w:val="21"/>
+          <w:lang w:eastAsia="en-US" w:bidi="ar-SA"/>
+        </w:rPr>
         <w:t>patient records</w:t>
       </w:r>
     </w:p>
     <w:p>
       <w:r>
+        <w:rPr/>
         <w:t xml:space="preserve">3. </w:t>
       </w:r>
       <w:r>
+        <w:rPr>
+          <w:rFonts w:ascii="Aptos" w:hAnsi="Aptos" w:eastAsia="Aptos" w:cs="Aptos" w:asciiTheme="minorAscii" w:hAnsiTheme="minorAscii" w:eastAsiaTheme="minorEastAsia" w:cstheme="minorBidi"/>
+          <w:color w:val="C0504D" w:themeColor="accent2" w:themeTint="FF" w:themeShade="FF"/>
+          <w:sz w:val="21"/>
+          <w:szCs w:val="21"/>
+          <w:lang w:eastAsia="en-US" w:bidi="ar-SA"/>
+        </w:rPr>
         <w:t>Who would need access to modify patient records</w:t>
       </w:r>
     </w:p>
     <w:p>
       <w:r>
+        <w:rPr/>
         <w:t xml:space="preserve">4. </w:t>
       </w:r>
       <w:r>
+        <w:rPr>
+          <w:color w:val="C0504D" w:themeColor="accent2" w:themeTint="FF" w:themeShade="FF"/>
+        </w:rPr>
         <w:t>Are there any security or legal requirements for storing patient information?</w:t>
       </w:r>
     </w:p>
     <w:p>
+      <w:pPr>
+        <w:rPr>
+          <w:color w:val="C0504D" w:themeColor="accent2" w:themeTint="FF" w:themeShade="FF"/>
+        </w:rPr>
+      </w:pPr>
       <w:r>
+        <w:rPr/>
         <w:t xml:space="preserve">5. </w:t>
       </w:r>
       <w:r>
+        <w:rPr>
+          <w:color w:val="C0504D" w:themeColor="accent2" w:themeTint="FF" w:themeShade="FF"/>
+        </w:rPr>
         <w:t>How should appointments be created, changed or cancelled?</w:t>
       </w:r>
     </w:p>
@@ -579,26 +939,48 @@
       </w:r>
     </w:p>
     <w:p>
+      <w:pPr>
+        <w:rPr>
+          <w:color w:val="C0504D" w:themeColor="accent2" w:themeTint="FF" w:themeShade="FF"/>
+        </w:rPr>
+      </w:pPr>
       <w:r>
+        <w:rPr/>
         <w:t xml:space="preserve">1. </w:t>
       </w:r>
       <w:r>
+        <w:rPr>
+          <w:color w:val="C0504D" w:themeColor="accent2" w:themeTint="FF" w:themeShade="FF"/>
+        </w:rPr>
         <w:t>What patient information is required to be stored</w:t>
       </w:r>
     </w:p>
     <w:p>
+      <w:pPr>
+        <w:rPr>
+          <w:color w:val="C0504D" w:themeColor="accent2" w:themeTint="FF" w:themeShade="FF"/>
+        </w:rPr>
+      </w:pPr>
       <w:r>
+        <w:rPr/>
         <w:t xml:space="preserve">2. </w:t>
       </w:r>
       <w:r>
+        <w:rPr>
+          <w:color w:val="C0504D" w:themeColor="accent2" w:themeTint="FF" w:themeShade="FF"/>
+        </w:rPr>
         <w:t>What user permissions are required</w:t>
       </w:r>
     </w:p>
     <w:p>
       <w:r>
+        <w:rPr/>
         <w:t xml:space="preserve">3. </w:t>
       </w:r>
       <w:r>
+        <w:rPr>
+          <w:color w:val="C0504D" w:themeColor="accent2" w:themeTint="FF" w:themeShade="FF"/>
+        </w:rPr>
         <w:t>How do they want appointments, created, changed or cancelled?</w:t>
       </w:r>
     </w:p>
@@ -621,7 +1003,45 @@
     </w:p>
     <w:p>
       <w:r>
+        <w:rPr/>
         <w:t>What do I think the code does? What problems can I already identify?</w:t>
+      </w:r>
+    </w:p>
+    <w:p>
+      <w:pPr>
+        <w:pStyle w:val="Normal"/>
+        <w:suppressLineNumbers w:val="0"/>
+        <w:bidi w:val="0"/>
+        <w:spacing w:before="0" w:beforeAutospacing="off" w:after="200" w:afterAutospacing="off" w:line="276" w:lineRule="auto"/>
+        <w:ind w:left="0" w:right="0"/>
+        <w:jc w:val="left"/>
+        <w:rPr>
+          <w:color w:val="C0504D" w:themeColor="accent2" w:themeTint="FF" w:themeShade="FF"/>
+        </w:rPr>
+      </w:pPr>
+      <w:r>
+        <w:rPr>
+          <w:color w:val="C0504D" w:themeColor="accent2" w:themeTint="FF" w:themeShade="FF"/>
+        </w:rPr>
+        <w:t xml:space="preserve">Creates appointment with the inputted patient name, practitioner and appointment time then lists the appointment. There is currently no </w:t>
+      </w:r>
+      <w:r>
+        <w:rPr>
+          <w:color w:val="C0504D" w:themeColor="accent2" w:themeTint="FF" w:themeShade="FF"/>
+        </w:rPr>
+        <w:t xml:space="preserve">way to </w:t>
+      </w:r>
+      <w:r>
+        <w:rPr>
+          <w:color w:val="C0504D" w:themeColor="accent2" w:themeTint="FF" w:themeShade="FF"/>
+        </w:rPr>
+        <w:t>delete</w:t>
+      </w:r>
+      <w:r>
+        <w:rPr>
+          <w:color w:val="C0504D" w:themeColor="accent2" w:themeTint="FF" w:themeShade="FF"/>
+        </w:rPr>
+        <w:t xml:space="preserve"> appointments</w:t>
       </w:r>
     </w:p>
     <w:p>
@@ -634,8 +1054,14 @@
     </w:p>
     <w:p>
       <w:r>
+        <w:rPr/>
         <w:t>Act as a tutor. Explain this code and identify potential problems. Do not provide a complete replacement. Ask me questions that help me reason about the solution.</w:t>
       </w:r>
+    </w:p>
+    <w:p>
+      <w:pPr>
+        <w:pStyle w:val="Normal"/>
+      </w:pPr>
     </w:p>
     <w:p>
       <w:pPr>
@@ -662,6 +1088,7 @@
         <w:tc>
           <w:tcPr>
             <w:tcW w:w="2016" w:type="dxa"/>
+            <w:tcMar/>
           </w:tcPr>
           <w:p>
             <w:r>
@@ -672,6 +1099,7 @@
         <w:tc>
           <w:tcPr>
             <w:tcW w:w="2016" w:type="dxa"/>
+            <w:tcMar/>
           </w:tcPr>
           <w:p>
             <w:r>
@@ -682,6 +1110,7 @@
         <w:tc>
           <w:tcPr>
             <w:tcW w:w="2016" w:type="dxa"/>
+            <w:tcMar/>
           </w:tcPr>
           <w:p>
             <w:r>
@@ -692,6 +1121,7 @@
         <w:tc>
           <w:tcPr>
             <w:tcW w:w="2016" w:type="dxa"/>
+            <w:tcMar/>
           </w:tcPr>
           <w:p>
             <w:r>
@@ -702,6 +1132,7 @@
         <w:tc>
           <w:tcPr>
             <w:tcW w:w="2016" w:type="dxa"/>
+            <w:tcMar/>
           </w:tcPr>
           <w:p>
             <w:r>
@@ -714,30 +1145,52 @@
         <w:tc>
           <w:tcPr>
             <w:tcW w:w="2016" w:type="dxa"/>
+            <w:tcMar/>
+          </w:tcPr>
+          <w:p>
+            <w:r>
+              <w:rPr/>
+              <w:t>Whitespace-only input</w:t>
+            </w:r>
+          </w:p>
+        </w:tc>
+        <w:tc>
+          <w:tcPr>
+            <w:tcW w:w="2016" w:type="dxa"/>
+            <w:tcMar/>
+          </w:tcPr>
+          <w:p>
+            <w:pPr>
+              <w:rPr>
+                <w:color w:val="C0504D" w:themeColor="accent2" w:themeTint="FF" w:themeShade="FF"/>
+              </w:rPr>
+            </w:pPr>
+            <w:r>
+              <w:rPr>
+                <w:color w:val="C0504D" w:themeColor="accent2" w:themeTint="FF" w:themeShade="FF"/>
+              </w:rPr>
+              <w:t>X</w:t>
+            </w:r>
+          </w:p>
+        </w:tc>
+        <w:tc>
+          <w:tcPr>
+            <w:tcW w:w="2016" w:type="dxa"/>
+            <w:tcMar/>
           </w:tcPr>
           <w:p/>
         </w:tc>
         <w:tc>
           <w:tcPr>
             <w:tcW w:w="2016" w:type="dxa"/>
+            <w:tcMar/>
           </w:tcPr>
           <w:p/>
         </w:tc>
         <w:tc>
           <w:tcPr>
             <w:tcW w:w="2016" w:type="dxa"/>
-          </w:tcPr>
-          <w:p/>
-        </w:tc>
-        <w:tc>
-          <w:tcPr>
-            <w:tcW w:w="2016" w:type="dxa"/>
-          </w:tcPr>
-          <w:p/>
-        </w:tc>
-        <w:tc>
-          <w:tcPr>
-            <w:tcW w:w="2016" w:type="dxa"/>
+            <w:tcMar/>
           </w:tcPr>
           <w:p/>
         </w:tc>
@@ -746,30 +1199,52 @@
         <w:tc>
           <w:tcPr>
             <w:tcW w:w="2016" w:type="dxa"/>
+            <w:tcMar/>
+          </w:tcPr>
+          <w:p>
+            <w:r>
+              <w:rPr/>
+              <w:t>Appointment time is just text</w:t>
+            </w:r>
+          </w:p>
+        </w:tc>
+        <w:tc>
+          <w:tcPr>
+            <w:tcW w:w="2016" w:type="dxa"/>
+            <w:tcMar/>
+          </w:tcPr>
+          <w:p>
+            <w:pPr>
+              <w:rPr>
+                <w:color w:val="C0504D" w:themeColor="accent2" w:themeTint="FF" w:themeShade="FF"/>
+              </w:rPr>
+            </w:pPr>
+            <w:r>
+              <w:rPr>
+                <w:color w:val="C0504D" w:themeColor="accent2" w:themeTint="FF" w:themeShade="FF"/>
+              </w:rPr>
+              <w:t>X</w:t>
+            </w:r>
+          </w:p>
+        </w:tc>
+        <w:tc>
+          <w:tcPr>
+            <w:tcW w:w="2016" w:type="dxa"/>
+            <w:tcMar/>
           </w:tcPr>
           <w:p/>
         </w:tc>
         <w:tc>
           <w:tcPr>
             <w:tcW w:w="2016" w:type="dxa"/>
+            <w:tcMar/>
           </w:tcPr>
           <w:p/>
         </w:tc>
         <w:tc>
           <w:tcPr>
             <w:tcW w:w="2016" w:type="dxa"/>
-          </w:tcPr>
-          <w:p/>
-        </w:tc>
-        <w:tc>
-          <w:tcPr>
-            <w:tcW w:w="2016" w:type="dxa"/>
-          </w:tcPr>
-          <w:p/>
-        </w:tc>
-        <w:tc>
-          <w:tcPr>
-            <w:tcW w:w="2016" w:type="dxa"/>
+            <w:tcMar/>
           </w:tcPr>
           <w:p/>
         </w:tc>
@@ -778,30 +1253,52 @@
         <w:tc>
           <w:tcPr>
             <w:tcW w:w="2016" w:type="dxa"/>
+            <w:tcMar/>
+          </w:tcPr>
+          <w:p>
+            <w:r>
+              <w:rPr/>
+              <w:t>Program crashes on invalid input</w:t>
+            </w:r>
+          </w:p>
+        </w:tc>
+        <w:tc>
+          <w:tcPr>
+            <w:tcW w:w="2016" w:type="dxa"/>
+            <w:tcMar/>
+          </w:tcPr>
+          <w:p>
+            <w:pPr>
+              <w:rPr>
+                <w:color w:val="C0504D" w:themeColor="accent2" w:themeTint="FF" w:themeShade="FF"/>
+              </w:rPr>
+            </w:pPr>
+            <w:r>
+              <w:rPr>
+                <w:color w:val="C0504D" w:themeColor="accent2" w:themeTint="FF" w:themeShade="FF"/>
+              </w:rPr>
+              <w:t>X</w:t>
+            </w:r>
+          </w:p>
+        </w:tc>
+        <w:tc>
+          <w:tcPr>
+            <w:tcW w:w="2016" w:type="dxa"/>
+            <w:tcMar/>
           </w:tcPr>
           <w:p/>
         </w:tc>
         <w:tc>
           <w:tcPr>
             <w:tcW w:w="2016" w:type="dxa"/>
+            <w:tcMar/>
           </w:tcPr>
           <w:p/>
         </w:tc>
         <w:tc>
           <w:tcPr>
             <w:tcW w:w="2016" w:type="dxa"/>
-          </w:tcPr>
-          <w:p/>
-        </w:tc>
-        <w:tc>
-          <w:tcPr>
-            <w:tcW w:w="2016" w:type="dxa"/>
-          </w:tcPr>
-          <w:p/>
-        </w:tc>
-        <w:tc>
-          <w:tcPr>
-            <w:tcW w:w="2016" w:type="dxa"/>
+            <w:tcMar/>
           </w:tcPr>
           <w:p/>
         </w:tc>
@@ -810,32 +1307,127 @@
         <w:tc>
           <w:tcPr>
             <w:tcW w:w="2016" w:type="dxa"/>
+            <w:tcMar/>
+          </w:tcPr>
+          <w:p>
+            <w:r>
+              <w:rPr/>
+              <w:t>Duplicate appointments</w:t>
+            </w:r>
+          </w:p>
+        </w:tc>
+        <w:tc>
+          <w:tcPr>
+            <w:tcW w:w="2016" w:type="dxa"/>
+            <w:tcMar/>
+          </w:tcPr>
+          <w:p>
+            <w:pPr>
+              <w:rPr>
+                <w:color w:val="C0504D" w:themeColor="accent2" w:themeTint="FF" w:themeShade="FF"/>
+              </w:rPr>
+            </w:pPr>
+            <w:r>
+              <w:rPr>
+                <w:color w:val="C0504D" w:themeColor="accent2" w:themeTint="FF" w:themeShade="FF"/>
+              </w:rPr>
+              <w:t>X</w:t>
+            </w:r>
+          </w:p>
+        </w:tc>
+        <w:tc>
+          <w:tcPr>
+            <w:tcW w:w="2016" w:type="dxa"/>
+            <w:tcMar/>
           </w:tcPr>
           <w:p/>
         </w:tc>
         <w:tc>
           <w:tcPr>
             <w:tcW w:w="2016" w:type="dxa"/>
+            <w:tcMar/>
           </w:tcPr>
           <w:p/>
         </w:tc>
         <w:tc>
           <w:tcPr>
             <w:tcW w:w="2016" w:type="dxa"/>
+            <w:tcMar/>
           </w:tcPr>
           <w:p/>
+        </w:tc>
+      </w:tr>
+      <w:tr>
+        <w:trPr>
+          <w:trHeight w:val="300"/>
+        </w:trPr>
+        <w:tc>
+          <w:tcPr>
+            <w:tcW w:w="2016" w:type="dxa"/>
+            <w:tcMar/>
+          </w:tcPr>
+          <w:p>
+            <w:pPr>
+              <w:pStyle w:val="Normal"/>
+            </w:pPr>
+            <w:r>
+              <w:rPr/>
+              <w:t>Data only exists while the program runs</w:t>
+            </w:r>
+          </w:p>
         </w:tc>
         <w:tc>
           <w:tcPr>
             <w:tcW w:w="2016" w:type="dxa"/>
+            <w:tcMar/>
           </w:tcPr>
-          <w:p/>
+          <w:p>
+            <w:pPr>
+              <w:pStyle w:val="Normal"/>
+              <w:rPr>
+                <w:color w:val="C0504D" w:themeColor="accent2" w:themeTint="FF" w:themeShade="FF"/>
+              </w:rPr>
+            </w:pPr>
+            <w:r>
+              <w:rPr>
+                <w:color w:val="C0504D" w:themeColor="accent2" w:themeTint="FF" w:themeShade="FF"/>
+              </w:rPr>
+              <w:t>X</w:t>
+            </w:r>
+          </w:p>
         </w:tc>
         <w:tc>
           <w:tcPr>
             <w:tcW w:w="2016" w:type="dxa"/>
+            <w:tcMar/>
           </w:tcPr>
-          <w:p/>
+          <w:p>
+            <w:pPr>
+              <w:pStyle w:val="Normal"/>
+            </w:pPr>
+          </w:p>
+        </w:tc>
+        <w:tc>
+          <w:tcPr>
+            <w:tcW w:w="2016" w:type="dxa"/>
+            <w:tcMar/>
+          </w:tcPr>
+          <w:p>
+            <w:pPr>
+              <w:pStyle w:val="Normal"/>
+            </w:pPr>
+          </w:p>
+        </w:tc>
+        <w:tc>
+          <w:tcPr>
+            <w:tcW w:w="2016" w:type="dxa"/>
+            <w:tcMar/>
+          </w:tcPr>
+          <w:p>
+            <w:pPr>
+              <w:pStyle w:val="Normal"/>
+            </w:pPr>
+          </w:p>
         </w:tc>
       </w:tr>
     </w:tbl>
@@ -843,13 +1435,157 @@
       <w:pPr>
         <w:pStyle w:val="Heading2"/>
       </w:pPr>
+    </w:p>
+    <w:p>
+      <w:pPr/>
       <w:r>
+        <w:br w:type="page"/>
+      </w:r>
+    </w:p>
+    <w:p>
+      <w:pPr>
+        <w:pStyle w:val="Heading2"/>
+      </w:pPr>
+      <w:r>
+        <w:rPr/>
         <w:t>Decide</w:t>
       </w:r>
     </w:p>
     <w:p>
       <w:r>
+        <w:rPr/>
         <w:t>For each significant suggestion: Accept / Modify / Reject / Keep unverified.</w:t>
+      </w:r>
+    </w:p>
+    <w:p>
+      <w:pPr>
+        <w:pStyle w:val="Normal"/>
+        <w:suppressLineNumbers w:val="0"/>
+        <w:bidi w:val="0"/>
+        <w:spacing w:before="0" w:beforeAutospacing="off" w:after="200" w:afterAutospacing="off" w:line="276" w:lineRule="auto"/>
+        <w:ind w:left="0" w:right="0"/>
+        <w:jc w:val="left"/>
+        <w:rPr>
+          <w:color w:val="C0504D" w:themeColor="accent2" w:themeTint="FF" w:themeShade="FF"/>
+        </w:rPr>
+      </w:pPr>
+      <w:r>
+        <w:rPr>
+          <w:color w:val="C0504D" w:themeColor="accent2" w:themeTint="FF" w:themeShade="FF"/>
+        </w:rPr>
+        <w:t>Whitespace-Only input: Accept</w:t>
+      </w:r>
+    </w:p>
+    <w:p>
+      <w:pPr>
+        <w:pStyle w:val="Normal"/>
+        <w:suppressLineNumbers w:val="0"/>
+        <w:bidi w:val="0"/>
+        <w:spacing w:before="0" w:beforeAutospacing="off" w:after="200" w:afterAutospacing="off" w:line="276" w:lineRule="auto"/>
+        <w:ind w:left="0" w:right="0"/>
+        <w:jc w:val="left"/>
+        <w:rPr>
+          <w:color w:val="C0504D" w:themeColor="accent2" w:themeTint="FF" w:themeShade="FF"/>
+        </w:rPr>
+      </w:pPr>
+      <w:r>
+        <w:rPr>
+          <w:color w:val="C0504D" w:themeColor="accent2" w:themeTint="FF" w:themeShade="FF"/>
+        </w:rPr>
+        <w:t xml:space="preserve">Appointment time is just text: </w:t>
+      </w:r>
+      <w:r>
+        <w:rPr>
+          <w:color w:val="C0504D" w:themeColor="accent2" w:themeTint="FF" w:themeShade="FF"/>
+        </w:rPr>
+        <w:t>Accept</w:t>
+      </w:r>
+    </w:p>
+    <w:p>
+      <w:pPr>
+        <w:pStyle w:val="Normal"/>
+        <w:suppressLineNumbers w:val="0"/>
+        <w:bidi w:val="0"/>
+        <w:spacing w:before="0" w:beforeAutospacing="off" w:after="200" w:afterAutospacing="off" w:line="276" w:lineRule="auto"/>
+        <w:ind w:left="0" w:right="0"/>
+        <w:jc w:val="left"/>
+        <w:rPr>
+          <w:color w:val="C0504D" w:themeColor="accent2" w:themeTint="FF" w:themeShade="FF"/>
+        </w:rPr>
+      </w:pPr>
+      <w:r>
+        <w:rPr>
+          <w:color w:val="C0504D" w:themeColor="accent2" w:themeTint="FF" w:themeShade="FF"/>
+        </w:rPr>
+        <w:t>Program crashes on invalid input:</w:t>
+      </w:r>
+      <w:r>
+        <w:rPr>
+          <w:color w:val="C0504D" w:themeColor="accent2" w:themeTint="FF" w:themeShade="FF"/>
+        </w:rPr>
+        <w:t xml:space="preserve"> Accept</w:t>
+      </w:r>
+    </w:p>
+    <w:p>
+      <w:pPr>
+        <w:pStyle w:val="Normal"/>
+        <w:suppressLineNumbers w:val="0"/>
+        <w:bidi w:val="0"/>
+        <w:spacing w:before="0" w:beforeAutospacing="off" w:after="200" w:afterAutospacing="off" w:line="276" w:lineRule="auto"/>
+        <w:ind w:left="0" w:right="0"/>
+        <w:jc w:val="left"/>
+        <w:rPr>
+          <w:color w:val="C0504D" w:themeColor="accent2" w:themeTint="FF" w:themeShade="FF"/>
+        </w:rPr>
+      </w:pPr>
+      <w:r>
+        <w:rPr>
+          <w:color w:val="C0504D" w:themeColor="accent2" w:themeTint="FF" w:themeShade="FF"/>
+        </w:rPr>
+        <w:t>Duplicate Appointments:</w:t>
+      </w:r>
+      <w:r>
+        <w:rPr>
+          <w:color w:val="C0504D" w:themeColor="accent2" w:themeTint="FF" w:themeShade="FF"/>
+        </w:rPr>
+        <w:t xml:space="preserve"> Accept</w:t>
+      </w:r>
+    </w:p>
+    <w:p>
+      <w:pPr>
+        <w:pStyle w:val="Normal"/>
+        <w:suppressLineNumbers w:val="0"/>
+        <w:bidi w:val="0"/>
+        <w:spacing w:before="0" w:beforeAutospacing="off" w:after="200" w:afterAutospacing="off" w:line="276" w:lineRule="auto"/>
+        <w:ind w:left="0" w:right="0"/>
+        <w:jc w:val="left"/>
+        <w:rPr>
+          <w:color w:val="C0504D" w:themeColor="accent2" w:themeTint="FF" w:themeShade="FF"/>
+        </w:rPr>
+      </w:pPr>
+      <w:r>
+        <w:rPr>
+          <w:color w:val="C0504D" w:themeColor="accent2" w:themeTint="FF" w:themeShade="FF"/>
+        </w:rPr>
+        <w:t xml:space="preserve">Data only exists while the program is </w:t>
+      </w:r>
+      <w:r>
+        <w:rPr>
+          <w:color w:val="C0504D" w:themeColor="accent2" w:themeTint="FF" w:themeShade="FF"/>
+        </w:rPr>
+        <w:t>running:</w:t>
+      </w:r>
+      <w:r>
+        <w:rPr>
+          <w:color w:val="C0504D" w:themeColor="accent2" w:themeTint="FF" w:themeShade="FF"/>
+        </w:rPr>
+        <w:t xml:space="preserve"> </w:t>
+      </w:r>
+      <w:r>
+        <w:rPr>
+          <w:color w:val="C0504D" w:themeColor="accent2" w:themeTint="FF" w:themeShade="FF"/>
+        </w:rPr>
+        <w:t>Keep unverified</w:t>
       </w:r>
     </w:p>
     <w:p>
@@ -903,9 +1639,212 @@
     <w:p>
       <w:pPr>
         <w:pStyle w:val="ListBullet"/>
+        <w:rPr/>
       </w:pPr>
       <w:r>
+        <w:rPr/>
         <w:t>Check documentation</w:t>
+      </w:r>
+    </w:p>
+    <w:p>
+      <w:pPr>
+        <w:pStyle w:val="ListBullet"/>
+        <w:numPr>
+          <w:ilvl w:val="0"/>
+          <w:numId w:val="0"/>
+        </w:numPr>
+      </w:pPr>
+    </w:p>
+    <w:p>
+      <w:pPr>
+        <w:pStyle w:val="NoSpacing"/>
+        <w:rPr>
+          <w:rFonts w:ascii="Aptos" w:hAnsi="Aptos" w:eastAsia="Aptos" w:cs="Aptos"/>
+          <w:color w:val="C0504D" w:themeColor="accent2" w:themeTint="FF" w:themeShade="FF"/>
+        </w:rPr>
+      </w:pPr>
+      <w:r>
+        <w:rPr>
+          <w:rFonts w:ascii="Aptos" w:hAnsi="Aptos" w:eastAsia="Aptos" w:cs="Aptos"/>
+          <w:color w:val="C0504D" w:themeColor="accent2" w:themeTint="FF" w:themeShade="FF"/>
+        </w:rPr>
+        <w:t>Test 1: Create_appointment("James", "none", 06/09/2026 10:30 AM)</w:t>
+      </w:r>
+    </w:p>
+    <w:p>
+      <w:pPr>
+        <w:pStyle w:val="NoSpacing"/>
+        <w:rPr>
+          <w:rFonts w:ascii="Aptos" w:hAnsi="Aptos" w:eastAsia="Aptos" w:cs="Aptos"/>
+          <w:color w:val="C0504D" w:themeColor="accent2" w:themeTint="FF" w:themeShade="FF"/>
+        </w:rPr>
+      </w:pPr>
+      <w:r>
+        <w:rPr>
+          <w:rFonts w:ascii="Aptos" w:hAnsi="Aptos" w:eastAsia="Aptos" w:cs="Aptos"/>
+          <w:color w:val="C0504D" w:themeColor="accent2" w:themeTint="FF" w:themeShade="FF"/>
+        </w:rPr>
+        <w:t>Result: Crashed with ValueError: Practitioner name cannot be empty. Please try again.</w:t>
+      </w:r>
+    </w:p>
+    <w:p>
+      <w:pPr>
+        <w:pStyle w:val="NoSpacing"/>
+        <w:rPr>
+          <w:rFonts w:ascii="Aptos" w:hAnsi="Aptos" w:eastAsia="Aptos" w:cs="Aptos"/>
+          <w:color w:val="C0504D" w:themeColor="accent2" w:themeTint="FF" w:themeShade="FF"/>
+        </w:rPr>
+      </w:pPr>
+      <w:r>
+        <w:rPr>
+          <w:rFonts w:ascii="Aptos" w:hAnsi="Aptos" w:eastAsia="Aptos" w:cs="Aptos"/>
+          <w:color w:val="C0504D" w:themeColor="accent2" w:themeTint="FF" w:themeShade="FF"/>
+        </w:rPr>
+        <w:t xml:space="preserve">Limitation: The function does not handle empty practitioner names gracefully. It raises a ValueError, </w:t>
+      </w:r>
+    </w:p>
+    <w:p>
+      <w:pPr>
+        <w:pStyle w:val="NoSpacing"/>
+        <w:rPr>
+          <w:rFonts w:ascii="Aptos" w:hAnsi="Aptos" w:eastAsia="Aptos" w:cs="Aptos"/>
+          <w:color w:val="C0504D" w:themeColor="accent2" w:themeTint="FF" w:themeShade="FF"/>
+        </w:rPr>
+      </w:pPr>
+      <w:r>
+        <w:rPr>
+          <w:rFonts w:ascii="Aptos" w:hAnsi="Aptos" w:eastAsia="Aptos" w:cs="Aptos"/>
+          <w:color w:val="C0504D" w:themeColor="accent2" w:themeTint="FF" w:themeShade="FF"/>
+        </w:rPr>
+        <w:t>which is appropriate, but the user experience could be improved by allowing the user to re-enter the practitioner name without crashing the program.</w:t>
+      </w:r>
+    </w:p>
+    <w:p>
+      <w:pPr>
+        <w:pStyle w:val="NoSpacing"/>
+        <w:rPr>
+          <w:rFonts w:ascii="Aptos" w:hAnsi="Aptos" w:eastAsia="Aptos" w:cs="Aptos"/>
+          <w:color w:val="C0504D" w:themeColor="accent2" w:themeTint="FF" w:themeShade="FF"/>
+        </w:rPr>
+      </w:pPr>
+      <w:r>
+        <w:rPr>
+          <w:rFonts w:ascii="Aptos" w:hAnsi="Aptos" w:eastAsia="Aptos" w:cs="Aptos"/>
+          <w:color w:val="C0504D" w:themeColor="accent2" w:themeTint="FF" w:themeShade="FF"/>
+        </w:rPr>
+        <w:t xml:space="preserve"> </w:t>
+      </w:r>
+    </w:p>
+    <w:p>
+      <w:pPr>
+        <w:pStyle w:val="NoSpacing"/>
+        <w:rPr>
+          <w:rFonts w:ascii="Aptos" w:hAnsi="Aptos" w:eastAsia="Aptos" w:cs="Aptos"/>
+          <w:color w:val="C0504D" w:themeColor="accent2" w:themeTint="FF" w:themeShade="FF"/>
+        </w:rPr>
+      </w:pPr>
+      <w:r>
+        <w:rPr>
+          <w:rFonts w:ascii="Aptos" w:hAnsi="Aptos" w:eastAsia="Aptos" w:cs="Aptos"/>
+          <w:color w:val="C0504D" w:themeColor="accent2" w:themeTint="FF" w:themeShade="FF"/>
+        </w:rPr>
+        <w:t>Test 2: Create_appointment("John Doe", "Dr Phil", "06/09/2026 10:30 AM")</w:t>
+      </w:r>
+    </w:p>
+    <w:p>
+      <w:pPr>
+        <w:pStyle w:val="NoSpacing"/>
+        <w:rPr>
+          <w:rFonts w:ascii="Aptos" w:hAnsi="Aptos" w:eastAsia="Aptos" w:cs="Aptos"/>
+          <w:color w:val="C0504D" w:themeColor="accent2" w:themeTint="FF" w:themeShade="FF"/>
+        </w:rPr>
+      </w:pPr>
+      <w:r>
+        <w:rPr>
+          <w:rFonts w:ascii="Aptos" w:hAnsi="Aptos" w:eastAsia="Aptos" w:cs="Aptos"/>
+          <w:color w:val="C0504D" w:themeColor="accent2" w:themeTint="FF" w:themeShade="FF"/>
+        </w:rPr>
+        <w:t>Result: Successfully created the appointment and added it to the appointments list.</w:t>
+      </w:r>
+    </w:p>
+    <w:p>
+      <w:pPr>
+        <w:pStyle w:val="NoSpacing"/>
+        <w:rPr>
+          <w:rFonts w:ascii="Aptos" w:hAnsi="Aptos" w:eastAsia="Aptos" w:cs="Aptos"/>
+          <w:color w:val="C0504D" w:themeColor="accent2" w:themeTint="FF" w:themeShade="FF"/>
+        </w:rPr>
+      </w:pPr>
+      <w:r>
+        <w:rPr>
+          <w:rFonts w:ascii="Aptos" w:hAnsi="Aptos" w:eastAsia="Aptos" w:cs="Aptos"/>
+          <w:color w:val="C0504D" w:themeColor="accent2" w:themeTint="FF" w:themeShade="FF"/>
+        </w:rPr>
+        <w:t>Limitation: The function does not check for duplicate appointments. If the same appointment is created again, it will be added to the list without any warning or error.</w:t>
+      </w:r>
+    </w:p>
+    <w:p>
+      <w:pPr>
+        <w:pStyle w:val="NoSpacing"/>
+        <w:rPr>
+          <w:rFonts w:ascii="Aptos" w:hAnsi="Aptos" w:eastAsia="Aptos" w:cs="Aptos"/>
+          <w:color w:val="C0504D" w:themeColor="accent2" w:themeTint="FF" w:themeShade="FF"/>
+        </w:rPr>
+      </w:pPr>
+      <w:r>
+        <w:rPr>
+          <w:rFonts w:ascii="Aptos" w:hAnsi="Aptos" w:eastAsia="Aptos" w:cs="Aptos"/>
+          <w:color w:val="C0504D" w:themeColor="accent2" w:themeTint="FF" w:themeShade="FF"/>
+        </w:rPr>
+        <w:t xml:space="preserve"> </w:t>
+      </w:r>
+    </w:p>
+    <w:p>
+      <w:pPr>
+        <w:pStyle w:val="NoSpacing"/>
+        <w:rPr>
+          <w:rFonts w:ascii="Aptos" w:hAnsi="Aptos" w:eastAsia="Aptos" w:cs="Aptos"/>
+          <w:color w:val="C0504D" w:themeColor="accent2" w:themeTint="FF" w:themeShade="FF"/>
+        </w:rPr>
+      </w:pPr>
+      <w:r>
+        <w:rPr>
+          <w:rFonts w:ascii="Aptos" w:hAnsi="Aptos" w:eastAsia="Aptos" w:cs="Aptos"/>
+          <w:color w:val="C0504D" w:themeColor="accent2" w:themeTint="FF" w:themeShade="FF"/>
+        </w:rPr>
+        <w:t>Test 3: Create_appointment("none", "none", "none")</w:t>
+      </w:r>
+    </w:p>
+    <w:p>
+      <w:pPr>
+        <w:pStyle w:val="NoSpacing"/>
+        <w:rPr>
+          <w:rFonts w:ascii="Aptos" w:hAnsi="Aptos" w:eastAsia="Aptos" w:cs="Aptos"/>
+          <w:color w:val="C0504D" w:themeColor="accent2" w:themeTint="FF" w:themeShade="FF"/>
+        </w:rPr>
+      </w:pPr>
+      <w:r>
+        <w:rPr>
+          <w:rFonts w:ascii="Aptos" w:hAnsi="Aptos" w:eastAsia="Aptos" w:cs="Aptos"/>
+          <w:color w:val="C0504D" w:themeColor="accent2" w:themeTint="FF" w:themeShade="FF"/>
+        </w:rPr>
+        <w:t>Result: Crashed with ValueError: Patient name cannot be empty. Please try again.</w:t>
+      </w:r>
+    </w:p>
+    <w:p>
+      <w:pPr>
+        <w:pStyle w:val="NoSpacing"/>
+        <w:rPr>
+          <w:rFonts w:ascii="Aptos" w:hAnsi="Aptos" w:eastAsia="Aptos" w:cs="Aptos"/>
+          <w:color w:val="C0504D" w:themeColor="accent2" w:themeTint="FF" w:themeShade="FF"/>
+        </w:rPr>
+      </w:pPr>
+      <w:r>
+        <w:rPr>
+          <w:rFonts w:ascii="Aptos" w:hAnsi="Aptos" w:eastAsia="Aptos" w:cs="Aptos"/>
+          <w:color w:val="C0504D" w:themeColor="accent2" w:themeTint="FF" w:themeShade="FF"/>
+        </w:rPr>
+        <w:t>Limitation: The function does not check for duplicate appointments. If the same appointment is created</w:t>
       </w:r>
     </w:p>
     <w:p>
@@ -918,11 +1857,54 @@
     </w:p>
     <w:p>
       <w:r>
+        <w:rPr/>
         <w:t>Can I explain the final code without reading the AI response? What do I still need to understand?</w:t>
       </w:r>
     </w:p>
+    <w:p>
+      <w:pPr>
+        <w:pStyle w:val="NoSpacing"/>
+        <w:suppressLineNumbers w:val="0"/>
+        <w:bidi w:val="0"/>
+        <w:spacing w:before="0" w:beforeAutospacing="off" w:after="0" w:afterAutospacing="off" w:line="240" w:lineRule="auto"/>
+        <w:ind w:left="0" w:right="0"/>
+        <w:jc w:val="left"/>
+        <w:rPr>
+          <w:rFonts w:ascii="Aptos" w:hAnsi="Aptos" w:eastAsia="Aptos" w:cs="Aptos"/>
+          <w:color w:val="C0504D" w:themeColor="accent2" w:themeTint="FF" w:themeShade="FF"/>
+        </w:rPr>
+      </w:pPr>
+      <w:r>
+        <w:rPr>
+          <w:rFonts w:ascii="Aptos" w:hAnsi="Aptos" w:eastAsia="Aptos" w:cs="Aptos"/>
+          <w:color w:val="C0504D" w:themeColor="accent2" w:themeTint="FF" w:themeShade="FF"/>
+        </w:rPr>
+        <w:t>Yes,</w:t>
+      </w:r>
+      <w:r>
+        <w:rPr>
+          <w:rFonts w:ascii="Aptos" w:hAnsi="Aptos" w:eastAsia="Aptos" w:cs="Aptos"/>
+          <w:color w:val="C0504D" w:themeColor="accent2" w:themeTint="FF" w:themeShade="FF"/>
+        </w:rPr>
+        <w:t xml:space="preserve"> </w:t>
+      </w:r>
+      <w:r>
+        <w:rPr>
+          <w:rFonts w:ascii="Aptos" w:hAnsi="Aptos" w:eastAsia="Aptos" w:cs="Aptos"/>
+          <w:color w:val="C0504D" w:themeColor="accent2" w:themeTint="FF" w:themeShade="FF"/>
+        </w:rPr>
+        <w:t>I’m</w:t>
+      </w:r>
+      <w:r>
+        <w:rPr>
+          <w:rFonts w:ascii="Aptos" w:hAnsi="Aptos" w:eastAsia="Aptos" w:cs="Aptos"/>
+          <w:color w:val="C0504D" w:themeColor="accent2" w:themeTint="FF" w:themeShade="FF"/>
+        </w:rPr>
+        <w:t xml:space="preserve"> able to understand the code. I manually commented the code so I could understand it when I implemented it into the script</w:t>
+      </w:r>
+    </w:p>
     <w:sectPr>
-      <w:pgSz w:w="12240" w:h="15840"/>
+      <w:pgSz w:w="12240" w:h="15840" w:orient="portrait"/>
       <w:pgMar w:top="936" w:right="1080" w:bottom="936" w:left="1080" w:header="720" w:footer="720" w:gutter="0"/>
       <w:cols w:space="720"/>
       <w:docGrid w:linePitch="360"/>
@@ -1019,7 +2001,7 @@
         <w:ind w:left="1440" w:hanging="360"/>
       </w:pPr>
       <w:rPr>
-        <w:rFonts w:ascii="Symbol" w:hAnsi="Symbol" w:hint="default"/>
+        <w:rFonts w:hint="default" w:ascii="Symbol" w:hAnsi="Symbol"/>
       </w:rPr>
     </w:lvl>
   </w:abstractNum>
@@ -1040,7 +2022,7 @@
         <w:ind w:left="1080" w:hanging="360"/>
       </w:pPr>
       <w:rPr>
-        <w:rFonts w:ascii="Symbol" w:hAnsi="Symbol" w:hint="default"/>
+        <w:rFonts w:hint="default" w:ascii="Symbol" w:hAnsi="Symbol"/>
       </w:rPr>
     </w:lvl>
   </w:abstractNum>
@@ -1061,7 +2043,7 @@
         <w:ind w:left="720" w:hanging="360"/>
       </w:pPr>
       <w:rPr>
-        <w:rFonts w:ascii="Symbol" w:hAnsi="Symbol" w:hint="default"/>
+        <w:rFonts w:hint="default" w:ascii="Symbol" w:hAnsi="Symbol"/>
       </w:rPr>
     </w:lvl>
   </w:abstractNum>
@@ -1100,7 +2082,7 @@
         <w:ind w:left="360" w:hanging="360"/>
       </w:pPr>
       <w:rPr>
-        <w:rFonts w:ascii="Symbol" w:hAnsi="Symbol" w:hint="default"/>
+        <w:rFonts w:hint="default" w:ascii="Symbol" w:hAnsi="Symbol"/>
       </w:rPr>
     </w:lvl>
   </w:abstractNum>
@@ -1139,7 +2121,7 @@
   <w:docDefaults>
     <w:rPrDefault>
       <w:rPr>
-        <w:rFonts w:asciiTheme="minorHAnsi" w:eastAsiaTheme="minorEastAsia" w:hAnsiTheme="minorHAnsi" w:cstheme="minorBidi"/>
+        <w:rFonts w:asciiTheme="minorHAnsi" w:hAnsiTheme="minorHAnsi" w:eastAsiaTheme="minorEastAsia" w:cstheme="minorBidi"/>
         <w:sz w:val="22"/>
         <w:szCs w:val="22"/>
         <w:lang w:val="en-US" w:eastAsia="en-US" w:bidi="ar-SA"/>
@@ -1154,14 +2136,14 @@
   <w:latentStyles w:defLockedState="0" w:defUIPriority="99" w:defSemiHidden="0" w:defUnhideWhenUsed="0" w:defQFormat="0" w:count="376">
     <w:lsdException w:name="Normal" w:uiPriority="0" w:qFormat="1"/>
     <w:lsdException w:name="heading 1" w:uiPriority="9" w:qFormat="1"/>
-    <w:lsdException w:name="heading 2" w:semiHidden="1" w:uiPriority="9" w:unhideWhenUsed="1" w:qFormat="1"/>
-    <w:lsdException w:name="heading 3" w:semiHidden="1" w:uiPriority="9" w:unhideWhenUsed="1" w:qFormat="1"/>
-    <w:lsdException w:name="heading 4" w:semiHidden="1" w:uiPriority="9" w:unhideWhenUsed="1" w:qFormat="1"/>
-    <w:lsdException w:name="heading 5" w:semiHidden="1" w:uiPriority="9" w:unhideWhenUsed="1" w:qFormat="1"/>
-    <w:lsdException w:name="heading 6" w:semiHidden="1" w:uiPriority="9" w:unhideWhenUsed="1" w:qFormat="1"/>
-    <w:lsdException w:name="heading 7" w:semiHidden="1" w:uiPriority="9" w:unhideWhenUsed="1" w:qFormat="1"/>
-    <w:lsdException w:name="heading 8" w:semiHidden="1" w:uiPriority="9" w:unhideWhenUsed="1" w:qFormat="1"/>
-    <w:lsdException w:name="heading 9" w:semiHidden="1" w:uiPriority="9" w:unhideWhenUsed="1" w:qFormat="1"/>
+    <w:lsdException w:name="heading 2" w:uiPriority="9" w:semiHidden="1" w:unhideWhenUsed="1" w:qFormat="1"/>
+    <w:lsdException w:name="heading 3" w:uiPriority="9" w:semiHidden="1" w:unhideWhenUsed="1" w:qFormat="1"/>
+    <w:lsdException w:name="heading 4" w:uiPriority="9" w:semiHidden="1" w:unhideWhenUsed="1" w:qFormat="1"/>
+    <w:lsdException w:name="heading 5" w:uiPriority="9" w:semiHidden="1" w:unhideWhenUsed="1" w:qFormat="1"/>
+    <w:lsdException w:name="heading 6" w:uiPriority="9" w:semiHidden="1" w:unhideWhenUsed="1" w:qFormat="1"/>
+    <w:lsdException w:name="heading 7" w:uiPriority="9" w:semiHidden="1" w:unhideWhenUsed="1" w:qFormat="1"/>
+    <w:lsdException w:name="heading 8" w:uiPriority="9" w:semiHidden="1" w:unhideWhenUsed="1" w:qFormat="1"/>
+    <w:lsdException w:name="heading 9" w:uiPriority="9" w:semiHidden="1" w:unhideWhenUsed="1" w:qFormat="1"/>
     <w:lsdException w:name="index 1" w:semiHidden="1" w:unhideWhenUsed="1"/>
     <w:lsdException w:name="index 2" w:semiHidden="1" w:unhideWhenUsed="1"/>
     <w:lsdException w:name="index 3" w:semiHidden="1" w:unhideWhenUsed="1"/>
@@ -1171,22 +2153,22 @@
     <w:lsdException w:name="index 7" w:semiHidden="1" w:unhideWhenUsed="1"/>
     <w:lsdException w:name="index 8" w:semiHidden="1" w:unhideWhenUsed="1"/>
     <w:lsdException w:name="index 9" w:semiHidden="1" w:unhideWhenUsed="1"/>
-    <w:lsdException w:name="toc 1" w:semiHidden="1" w:uiPriority="39" w:unhideWhenUsed="1"/>
-    <w:lsdException w:name="toc 2" w:semiHidden="1" w:uiPriority="39" w:unhideWhenUsed="1"/>
-    <w:lsdException w:name="toc 3" w:semiHidden="1" w:uiPriority="39" w:unhideWhenUsed="1"/>
-    <w:lsdException w:name="toc 4" w:semiHidden="1" w:uiPriority="39" w:unhideWhenUsed="1"/>
-    <w:lsdException w:name="toc 5" w:semiHidden="1" w:uiPriority="39" w:unhideWhenUsed="1"/>
-    <w:lsdException w:name="toc 6" w:semiHidden="1" w:uiPriority="39" w:unhideWhenUsed="1"/>
-    <w:lsdException w:name="toc 7" w:semiHidden="1" w:uiPriority="39" w:unhideWhenUsed="1"/>
-    <w:lsdException w:name="toc 8" w:semiHidden="1" w:uiPriority="39" w:unhideWhenUsed="1"/>
-    <w:lsdException w:name="toc 9" w:semiHidden="1" w:uiPriority="39" w:unhideWhenUsed="1"/>
+    <w:lsdException w:name="toc 1" w:uiPriority="39" w:semiHidden="1" w:unhideWhenUsed="1"/>
+    <w:lsdException w:name="toc 2" w:uiPriority="39" w:semiHidden="1" w:unhideWhenUsed="1"/>
+    <w:lsdException w:name="toc 3" w:uiPriority="39" w:semiHidden="1" w:unhideWhenUsed="1"/>
+    <w:lsdException w:name="toc 4" w:uiPriority="39" w:semiHidden="1" w:unhideWhenUsed="1"/>
+    <w:lsdException w:name="toc 5" w:uiPriority="39" w:semiHidden="1" w:unhideWhenUsed="1"/>
+    <w:lsdException w:name="toc 6" w:uiPriority="39" w:semiHidden="1" w:unhideWhenUsed="1"/>
+    <w:lsdException w:name="toc 7" w:uiPriority="39" w:semiHidden="1" w:unhideWhenUsed="1"/>
+    <w:lsdException w:name="toc 8" w:uiPriority="39" w:semiHidden="1" w:unhideWhenUsed="1"/>
+    <w:lsdException w:name="toc 9" w:uiPriority="39" w:semiHidden="1" w:unhideWhenUsed="1"/>
     <w:lsdException w:name="Normal Indent" w:semiHidden="1" w:unhideWhenUsed="1"/>
     <w:lsdException w:name="footnote text" w:semiHidden="1" w:unhideWhenUsed="1"/>
     <w:lsdException w:name="annotation text" w:semiHidden="1" w:unhideWhenUsed="1"/>
     <w:lsdException w:name="header" w:semiHidden="1" w:unhideWhenUsed="1"/>
     <w:lsdException w:name="footer" w:semiHidden="1" w:unhideWhenUsed="1"/>
     <w:lsdException w:name="index heading" w:semiHidden="1" w:unhideWhenUsed="1"/>
-    <w:lsdException w:name="caption" w:semiHidden="1" w:uiPriority="35" w:unhideWhenUsed="1" w:qFormat="1"/>
+    <w:lsdException w:name="caption" w:uiPriority="35" w:semiHidden="1" w:unhideWhenUsed="1" w:qFormat="1"/>
     <w:lsdException w:name="table of figures" w:semiHidden="1" w:unhideWhenUsed="1"/>
     <w:lsdException w:name="envelope address" w:semiHidden="1" w:unhideWhenUsed="1"/>
     <w:lsdException w:name="envelope return" w:semiHidden="1" w:unhideWhenUsed="1"/>
@@ -1217,7 +2199,7 @@
     <w:lsdException w:name="Title" w:uiPriority="10" w:qFormat="1"/>
     <w:lsdException w:name="Closing" w:semiHidden="1" w:unhideWhenUsed="1"/>
     <w:lsdException w:name="Signature" w:semiHidden="1" w:unhideWhenUsed="1"/>
-    <w:lsdException w:name="Default Paragraph Font" w:semiHidden="1" w:uiPriority="1" w:unhideWhenUsed="1"/>
+    <w:lsdException w:name="Default Paragraph Font" w:uiPriority="1" w:semiHidden="1" w:unhideWhenUsed="1"/>
     <w:lsdException w:name="Body Text" w:semiHidden="1" w:unhideWhenUsed="1"/>
     <w:lsdException w:name="Body Text Indent" w:semiHidden="1" w:unhideWhenUsed="1"/>
     <w:lsdException w:name="List Continue" w:semiHidden="1" w:unhideWhenUsed="1"/>
@@ -1417,8 +2399,8 @@
     <w:lsdException w:name="Subtle Reference" w:uiPriority="31" w:qFormat="1"/>
     <w:lsdException w:name="Intense Reference" w:uiPriority="32" w:qFormat="1"/>
     <w:lsdException w:name="Book Title" w:uiPriority="33" w:qFormat="1"/>
-    <w:lsdException w:name="Bibliography" w:semiHidden="1" w:uiPriority="37" w:unhideWhenUsed="1"/>
-    <w:lsdException w:name="TOC Heading" w:semiHidden="1" w:uiPriority="39" w:unhideWhenUsed="1" w:qFormat="1"/>
+    <w:lsdException w:name="Bibliography" w:uiPriority="37" w:semiHidden="1" w:unhideWhenUsed="1"/>
+    <w:lsdException w:name="TOC Heading" w:uiPriority="39" w:semiHidden="1" w:unhideWhenUsed="1" w:qFormat="1"/>
     <w:lsdException w:name="Grid Table 4" w:uiPriority="49"/>
     <w:lsdException w:name="Grid Table 5 Dark" w:uiPriority="50"/>
     <w:lsdException w:name="Grid Table 6 Colorful" w:uiPriority="51"/>
@@ -1520,7 +2502,7 @@
     <w:lsdException w:name="Unresolved Mention" w:semiHidden="1" w:unhideWhenUsed="1"/>
     <w:lsdException w:name="Smart Link" w:semiHidden="1" w:unhideWhenUsed="1"/>
   </w:latentStyles>
-  <w:style w:type="paragraph" w:default="1" w:styleId="Normal">
+  <w:style w:type="paragraph" w:styleId="Normal" w:default="1">
     <w:name w:val="Normal"/>
     <w:qFormat/>
     <w:rsid w:val="6C1D1003"/>
@@ -1546,7 +2528,7 @@
       <w:outlineLvl w:val="0"/>
     </w:pPr>
     <w:rPr>
-      <w:rFonts w:asciiTheme="majorHAnsi" w:eastAsiaTheme="majorEastAsia" w:hAnsiTheme="majorHAnsi" w:cstheme="majorBidi"/>
+      <w:rFonts w:asciiTheme="majorHAnsi" w:hAnsiTheme="majorHAnsi" w:eastAsiaTheme="majorEastAsia" w:cstheme="majorBidi"/>
       <w:b/>
       <w:bCs/>
       <w:color w:val="365F91" w:themeColor="accent1" w:themeShade="BF"/>
@@ -1570,7 +2552,7 @@
       <w:outlineLvl w:val="1"/>
     </w:pPr>
     <w:rPr>
-      <w:rFonts w:asciiTheme="majorHAnsi" w:eastAsiaTheme="majorEastAsia" w:hAnsiTheme="majorHAnsi" w:cstheme="majorBidi"/>
+      <w:rFonts w:asciiTheme="majorHAnsi" w:hAnsiTheme="majorHAnsi" w:eastAsiaTheme="majorEastAsia" w:cstheme="majorBidi"/>
       <w:b/>
       <w:bCs/>
       <w:color w:val="4F81BD" w:themeColor="accent1"/>
@@ -1594,7 +2576,7 @@
       <w:outlineLvl w:val="2"/>
     </w:pPr>
     <w:rPr>
-      <w:rFonts w:asciiTheme="majorHAnsi" w:eastAsiaTheme="majorEastAsia" w:hAnsiTheme="majorHAnsi" w:cstheme="majorBidi"/>
+      <w:rFonts w:asciiTheme="majorHAnsi" w:hAnsiTheme="majorHAnsi" w:eastAsiaTheme="majorEastAsia" w:cstheme="majorBidi"/>
       <w:b/>
       <w:bCs/>
       <w:color w:val="4F81BD" w:themeColor="accent1"/>
@@ -1617,7 +2599,7 @@
       <w:outlineLvl w:val="3"/>
     </w:pPr>
     <w:rPr>
-      <w:rFonts w:asciiTheme="majorHAnsi" w:eastAsiaTheme="majorEastAsia" w:hAnsiTheme="majorHAnsi" w:cstheme="majorBidi"/>
+      <w:rFonts w:asciiTheme="majorHAnsi" w:hAnsiTheme="majorHAnsi" w:eastAsiaTheme="majorEastAsia" w:cstheme="majorBidi"/>
       <w:b/>
       <w:bCs/>
       <w:i/>
@@ -1642,7 +2624,7 @@
       <w:outlineLvl w:val="4"/>
     </w:pPr>
     <w:rPr>
-      <w:rFonts w:asciiTheme="majorHAnsi" w:eastAsiaTheme="majorEastAsia" w:hAnsiTheme="majorHAnsi" w:cstheme="majorBidi"/>
+      <w:rFonts w:asciiTheme="majorHAnsi" w:hAnsiTheme="majorHAnsi" w:eastAsiaTheme="majorEastAsia" w:cstheme="majorBidi"/>
       <w:color w:val="243F60"/>
     </w:rPr>
   </w:style>
@@ -1663,7 +2645,7 @@
       <w:outlineLvl w:val="5"/>
     </w:pPr>
     <w:rPr>
-      <w:rFonts w:asciiTheme="majorHAnsi" w:eastAsiaTheme="majorEastAsia" w:hAnsiTheme="majorHAnsi" w:cstheme="majorBidi"/>
+      <w:rFonts w:asciiTheme="majorHAnsi" w:hAnsiTheme="majorHAnsi" w:eastAsiaTheme="majorEastAsia" w:cstheme="majorBidi"/>
       <w:i/>
       <w:iCs/>
       <w:color w:val="243F60"/>
@@ -1686,7 +2668,7 @@
       <w:outlineLvl w:val="6"/>
     </w:pPr>
     <w:rPr>
-      <w:rFonts w:asciiTheme="majorHAnsi" w:eastAsiaTheme="majorEastAsia" w:hAnsiTheme="majorHAnsi" w:cstheme="majorBidi"/>
+      <w:rFonts w:asciiTheme="majorHAnsi" w:hAnsiTheme="majorHAnsi" w:eastAsiaTheme="majorEastAsia" w:cstheme="majorBidi"/>
       <w:i/>
       <w:iCs/>
       <w:color w:val="404040" w:themeColor="text1" w:themeTint="BF"/>
@@ -1709,7 +2691,7 @@
       <w:outlineLvl w:val="7"/>
     </w:pPr>
     <w:rPr>
-      <w:rFonts w:asciiTheme="majorHAnsi" w:eastAsiaTheme="majorEastAsia" w:hAnsiTheme="majorHAnsi" w:cstheme="majorBidi"/>
+      <w:rFonts w:asciiTheme="majorHAnsi" w:hAnsiTheme="majorHAnsi" w:eastAsiaTheme="majorEastAsia" w:cstheme="majorBidi"/>
       <w:color w:val="4F81BD" w:themeColor="accent1"/>
       <w:sz w:val="20"/>
       <w:szCs w:val="20"/>
@@ -1732,7 +2714,7 @@
       <w:outlineLvl w:val="8"/>
     </w:pPr>
     <w:rPr>
-      <w:rFonts w:asciiTheme="majorHAnsi" w:eastAsiaTheme="majorEastAsia" w:hAnsiTheme="majorHAnsi" w:cstheme="majorBidi"/>
+      <w:rFonts w:asciiTheme="majorHAnsi" w:hAnsiTheme="majorHAnsi" w:eastAsiaTheme="majorEastAsia" w:cstheme="majorBidi"/>
       <w:i/>
       <w:iCs/>
       <w:color w:val="404040" w:themeColor="text1" w:themeTint="BF"/>
@@ -1740,13 +2722,13 @@
       <w:szCs w:val="20"/>
     </w:rPr>
   </w:style>
-  <w:style w:type="character" w:default="1" w:styleId="DefaultParagraphFont">
+  <w:style w:type="character" w:styleId="DefaultParagraphFont" w:default="1">
     <w:name w:val="Default Paragraph Font"/>
     <w:uiPriority w:val="1"/>
     <w:semiHidden/>
     <w:unhideWhenUsed/>
   </w:style>
-  <w:style w:type="table" w:default="1" w:styleId="TableNormal">
+  <w:style w:type="table" w:styleId="TableNormal" w:default="1">
     <w:name w:val="Normal Table"/>
     <w:uiPriority w:val="99"/>
     <w:semiHidden/>
@@ -1761,7 +2743,7 @@
       </w:tblCellMar>
     </w:tblPr>
   </w:style>
-  <w:style w:type="numbering" w:default="1" w:styleId="NoList">
+  <w:style w:type="numbering" w:styleId="NoList" w:default="1">
     <w:name w:val="No List"/>
     <w:uiPriority w:val="99"/>
     <w:semiHidden/>
@@ -1782,7 +2764,7 @@
       <w:spacing w:after="0" w:line="240" w:lineRule="auto"/>
     </w:pPr>
   </w:style>
-  <w:style w:type="character" w:customStyle="1" w:styleId="HeaderChar">
+  <w:style w:type="character" w:styleId="HeaderChar" w:customStyle="1">
     <w:name w:val="Header Char"/>
     <w:basedOn w:val="DefaultParagraphFont"/>
     <w:link w:val="Header"/>
@@ -1804,7 +2786,7 @@
       <w:spacing w:after="0" w:line="240" w:lineRule="auto"/>
     </w:pPr>
   </w:style>
-  <w:style w:type="character" w:customStyle="1" w:styleId="FooterChar">
+  <w:style w:type="character" w:styleId="FooterChar" w:customStyle="1">
     <w:name w:val="Footer Char"/>
     <w:basedOn w:val="DefaultParagraphFont"/>
     <w:link w:val="Footer"/>
@@ -1820,14 +2802,14 @@
       <w:spacing w:after="0" w:line="240" w:lineRule="auto"/>
     </w:pPr>
   </w:style>
-  <w:style w:type="character" w:customStyle="1" w:styleId="Heading1Char">
+  <w:style w:type="character" w:styleId="Heading1Char" w:customStyle="1">
     <w:name w:val="Heading 1 Char"/>
     <w:basedOn w:val="DefaultParagraphFont"/>
     <w:link w:val="Heading1"/>
     <w:uiPriority w:val="9"/>
     <w:rsid w:val="00FC693F"/>
     <w:rPr>
-      <w:rFonts w:asciiTheme="majorHAnsi" w:eastAsiaTheme="majorEastAsia" w:hAnsiTheme="majorHAnsi" w:cstheme="majorBidi"/>
+      <w:rFonts w:asciiTheme="majorHAnsi" w:hAnsiTheme="majorHAnsi" w:eastAsiaTheme="majorEastAsia" w:cstheme="majorBidi"/>
       <w:b/>
       <w:bCs/>
       <w:color w:val="365F91" w:themeColor="accent1" w:themeShade="BF"/>
@@ -1836,14 +2818,14 @@
       <w:lang w:val="en-AU"/>
     </w:rPr>
   </w:style>
-  <w:style w:type="character" w:customStyle="1" w:styleId="Heading2Char">
+  <w:style w:type="character" w:styleId="Heading2Char" w:customStyle="1">
     <w:name w:val="Heading 2 Char"/>
     <w:basedOn w:val="DefaultParagraphFont"/>
     <w:link w:val="Heading2"/>
     <w:uiPriority w:val="9"/>
     <w:rsid w:val="00FC693F"/>
     <w:rPr>
-      <w:rFonts w:asciiTheme="majorHAnsi" w:eastAsiaTheme="majorEastAsia" w:hAnsiTheme="majorHAnsi" w:cstheme="majorBidi"/>
+      <w:rFonts w:asciiTheme="majorHAnsi" w:hAnsiTheme="majorHAnsi" w:eastAsiaTheme="majorEastAsia" w:cstheme="majorBidi"/>
       <w:b/>
       <w:bCs/>
       <w:color w:val="4F81BD" w:themeColor="accent1"/>
@@ -1851,14 +2833,14 @@
       <w:szCs w:val="26"/>
     </w:rPr>
   </w:style>
-  <w:style w:type="character" w:customStyle="1" w:styleId="Heading3Char">
+  <w:style w:type="character" w:styleId="Heading3Char" w:customStyle="1">
     <w:name w:val="Heading 3 Char"/>
     <w:basedOn w:val="DefaultParagraphFont"/>
     <w:link w:val="Heading3"/>
     <w:uiPriority w:val="9"/>
     <w:rsid w:val="00FC693F"/>
     <w:rPr>
-      <w:rFonts w:asciiTheme="majorHAnsi" w:eastAsiaTheme="majorEastAsia" w:hAnsiTheme="majorHAnsi" w:cstheme="majorBidi"/>
+      <w:rFonts w:asciiTheme="majorHAnsi" w:hAnsiTheme="majorHAnsi" w:eastAsiaTheme="majorEastAsia" w:cstheme="majorBidi"/>
       <w:b/>
       <w:bCs/>
       <w:color w:val="4F81BD" w:themeColor="accent1"/>
@@ -1874,26 +2856,26 @@
     <w:rsid w:val="6C1D1003"/>
     <w:pPr>
       <w:pBdr>
-        <w:bottom w:val="single" w:sz="8" w:space="4" w:color="4F81BD" w:themeColor="accent1"/>
+        <w:bottom w:val="single" w:color="4F81BD" w:themeColor="accent1" w:sz="8" w:space="4"/>
       </w:pBdr>
       <w:spacing w:after="300" w:line="240" w:lineRule="auto"/>
       <w:contextualSpacing/>
     </w:pPr>
     <w:rPr>
-      <w:rFonts w:asciiTheme="majorHAnsi" w:eastAsiaTheme="majorEastAsia" w:hAnsiTheme="majorHAnsi" w:cstheme="majorBidi"/>
+      <w:rFonts w:asciiTheme="majorHAnsi" w:hAnsiTheme="majorHAnsi" w:eastAsiaTheme="majorEastAsia" w:cstheme="majorBidi"/>
       <w:color w:val="17365D" w:themeColor="text2" w:themeShade="BF"/>
       <w:sz w:val="48"/>
       <w:szCs w:val="48"/>
     </w:rPr>
   </w:style>
-  <w:style w:type="character" w:customStyle="1" w:styleId="TitleChar">
+  <w:style w:type="character" w:styleId="TitleChar" w:customStyle="1">
     <w:name w:val="Title Char"/>
     <w:basedOn w:val="DefaultParagraphFont"/>
     <w:link w:val="Title"/>
     <w:uiPriority w:val="10"/>
     <w:rsid w:val="00FC693F"/>
     <w:rPr>
-      <w:rFonts w:asciiTheme="majorHAnsi" w:eastAsiaTheme="majorEastAsia" w:hAnsiTheme="majorHAnsi" w:cstheme="majorBidi"/>
+      <w:rFonts w:asciiTheme="majorHAnsi" w:hAnsiTheme="majorHAnsi" w:eastAsiaTheme="majorEastAsia" w:cstheme="majorBidi"/>
       <w:color w:val="17365D" w:themeColor="text2" w:themeShade="BF"/>
       <w:sz w:val="48"/>
       <w:szCs w:val="48"/>
@@ -1909,7 +2891,7 @@
     <w:qFormat/>
     <w:rsid w:val="6C1D1003"/>
     <w:rPr>
-      <w:rFonts w:asciiTheme="majorHAnsi" w:eastAsiaTheme="majorEastAsia" w:hAnsiTheme="majorHAnsi" w:cstheme="majorBidi"/>
+      <w:rFonts w:asciiTheme="majorHAnsi" w:hAnsiTheme="majorHAnsi" w:eastAsiaTheme="majorEastAsia" w:cstheme="majorBidi"/>
       <w:i/>
       <w:iCs/>
       <w:color w:val="4F81BD" w:themeColor="accent1"/>
@@ -1917,14 +2899,14 @@
       <w:szCs w:val="24"/>
     </w:rPr>
   </w:style>
-  <w:style w:type="character" w:customStyle="1" w:styleId="SubtitleChar">
+  <w:style w:type="character" w:styleId="SubtitleChar" w:customStyle="1">
     <w:name w:val="Subtitle Char"/>
     <w:basedOn w:val="DefaultParagraphFont"/>
     <w:link w:val="Subtitle"/>
     <w:uiPriority w:val="11"/>
     <w:rsid w:val="00FC693F"/>
     <w:rPr>
-      <w:rFonts w:asciiTheme="majorHAnsi" w:eastAsiaTheme="majorEastAsia" w:hAnsiTheme="majorHAnsi" w:cstheme="majorBidi"/>
+      <w:rFonts w:asciiTheme="majorHAnsi" w:hAnsiTheme="majorHAnsi" w:eastAsiaTheme="majorEastAsia" w:cstheme="majorBidi"/>
       <w:i/>
       <w:iCs/>
       <w:color w:val="4F81BD" w:themeColor="accent1"/>
@@ -1955,7 +2937,7 @@
       <w:spacing w:after="120"/>
     </w:pPr>
   </w:style>
-  <w:style w:type="character" w:customStyle="1" w:styleId="BodyTextChar">
+  <w:style w:type="character" w:styleId="BodyTextChar" w:customStyle="1">
     <w:name w:val="Body Text Char"/>
     <w:basedOn w:val="DefaultParagraphFont"/>
     <w:link w:val="BodyText"/>
@@ -1973,7 +2955,7 @@
       <w:spacing w:after="120" w:line="480" w:lineRule="auto"/>
     </w:pPr>
   </w:style>
-  <w:style w:type="character" w:customStyle="1" w:styleId="BodyText2Char">
+  <w:style w:type="character" w:styleId="BodyText2Char" w:customStyle="1">
     <w:name w:val="Body Text 2 Char"/>
     <w:basedOn w:val="DefaultParagraphFont"/>
     <w:link w:val="BodyText2"/>
@@ -1995,7 +2977,7 @@
       <w:szCs w:val="16"/>
     </w:rPr>
   </w:style>
-  <w:style w:type="character" w:customStyle="1" w:styleId="BodyText3Char">
+  <w:style w:type="character" w:styleId="BodyText3Char" w:customStyle="1">
     <w:name w:val="Body Text 3 Char"/>
     <w:basedOn w:val="DefaultParagraphFont"/>
     <w:link w:val="BodyText3"/>
@@ -2176,7 +3158,7 @@
       <w:szCs w:val="20"/>
     </w:rPr>
   </w:style>
-  <w:style w:type="character" w:customStyle="1" w:styleId="MacroTextChar">
+  <w:style w:type="character" w:styleId="MacroTextChar" w:customStyle="1">
     <w:name w:val="Macro Text Char"/>
     <w:basedOn w:val="DefaultParagraphFont"/>
     <w:link w:val="MacroText"/>
@@ -2202,7 +3184,7 @@
       <w:color w:val="000000" w:themeColor="text1"/>
     </w:rPr>
   </w:style>
-  <w:style w:type="character" w:customStyle="1" w:styleId="QuoteChar">
+  <w:style w:type="character" w:styleId="QuoteChar" w:customStyle="1">
     <w:name w:val="Quote Char"/>
     <w:basedOn w:val="DefaultParagraphFont"/>
     <w:link w:val="Quote"/>
@@ -2214,7 +3196,7 @@
       <w:color w:val="000000" w:themeColor="text1"/>
     </w:rPr>
   </w:style>
-  <w:style w:type="character" w:customStyle="1" w:styleId="Heading4Char">
+  <w:style w:type="character" w:styleId="Heading4Char" w:customStyle="1">
     <w:name w:val="Heading 4 Char"/>
     <w:basedOn w:val="DefaultParagraphFont"/>
     <w:link w:val="Heading4"/>
@@ -2222,7 +3204,7 @@
     <w:semiHidden/>
     <w:rsid w:val="00FC693F"/>
     <w:rPr>
-      <w:rFonts w:asciiTheme="majorHAnsi" w:eastAsiaTheme="majorEastAsia" w:hAnsiTheme="majorHAnsi" w:cstheme="majorBidi"/>
+      <w:rFonts w:asciiTheme="majorHAnsi" w:hAnsiTheme="majorHAnsi" w:eastAsiaTheme="majorEastAsia" w:cstheme="majorBidi"/>
       <w:b/>
       <w:bCs/>
       <w:i/>
@@ -2230,7 +3212,7 @@
       <w:color w:val="4F81BD" w:themeColor="accent1"/>
     </w:rPr>
   </w:style>
-  <w:style w:type="character" w:customStyle="1" w:styleId="Heading5Char">
+  <w:style w:type="character" w:styleId="Heading5Char" w:customStyle="1">
     <w:name w:val="Heading 5 Char"/>
     <w:basedOn w:val="DefaultParagraphFont"/>
     <w:link w:val="Heading5"/>
@@ -2238,14 +3220,14 @@
     <w:semiHidden/>
     <w:rsid w:val="00FC693F"/>
     <w:rPr>
-      <w:rFonts w:asciiTheme="majorHAnsi" w:eastAsiaTheme="majorEastAsia" w:hAnsiTheme="majorHAnsi" w:cstheme="majorBidi"/>
+      <w:rFonts w:asciiTheme="majorHAnsi" w:hAnsiTheme="majorHAnsi" w:eastAsiaTheme="majorEastAsia" w:cstheme="majorBidi"/>
       <w:color w:val="243F60"/>
       <w:sz w:val="21"/>
       <w:szCs w:val="21"/>
       <w:lang w:val="en-AU"/>
     </w:rPr>
   </w:style>
-  <w:style w:type="character" w:customStyle="1" w:styleId="Heading6Char">
+  <w:style w:type="character" w:styleId="Heading6Char" w:customStyle="1">
     <w:name w:val="Heading 6 Char"/>
     <w:basedOn w:val="DefaultParagraphFont"/>
     <w:link w:val="Heading6"/>
@@ -2253,7 +3235,7 @@
     <w:semiHidden/>
     <w:rsid w:val="00FC693F"/>
     <w:rPr>
-      <w:rFonts w:asciiTheme="majorHAnsi" w:eastAsiaTheme="majorEastAsia" w:hAnsiTheme="majorHAnsi" w:cstheme="majorBidi"/>
+      <w:rFonts w:asciiTheme="majorHAnsi" w:hAnsiTheme="majorHAnsi" w:eastAsiaTheme="majorEastAsia" w:cstheme="majorBidi"/>
       <w:i/>
       <w:iCs/>
       <w:color w:val="243F60"/>
@@ -2262,7 +3244,7 @@
       <w:lang w:val="en-AU"/>
     </w:rPr>
   </w:style>
-  <w:style w:type="character" w:customStyle="1" w:styleId="Heading7Char">
+  <w:style w:type="character" w:styleId="Heading7Char" w:customStyle="1">
     <w:name w:val="Heading 7 Char"/>
     <w:basedOn w:val="DefaultParagraphFont"/>
     <w:link w:val="Heading7"/>
@@ -2270,13 +3252,13 @@
     <w:semiHidden/>
     <w:rsid w:val="00FC693F"/>
     <w:rPr>
-      <w:rFonts w:asciiTheme="majorHAnsi" w:eastAsiaTheme="majorEastAsia" w:hAnsiTheme="majorHAnsi" w:cstheme="majorBidi"/>
+      <w:rFonts w:asciiTheme="majorHAnsi" w:hAnsiTheme="majorHAnsi" w:eastAsiaTheme="majorEastAsia" w:cstheme="majorBidi"/>
       <w:i/>
       <w:iCs/>
       <w:color w:val="404040" w:themeColor="text1" w:themeTint="BF"/>
     </w:rPr>
   </w:style>
-  <w:style w:type="character" w:customStyle="1" w:styleId="Heading8Char">
+  <w:style w:type="character" w:styleId="Heading8Char" w:customStyle="1">
     <w:name w:val="Heading 8 Char"/>
     <w:basedOn w:val="DefaultParagraphFont"/>
     <w:link w:val="Heading8"/>
@@ -2284,13 +3266,13 @@
     <w:semiHidden/>
     <w:rsid w:val="00FC693F"/>
     <w:rPr>
-      <w:rFonts w:asciiTheme="majorHAnsi" w:eastAsiaTheme="majorEastAsia" w:hAnsiTheme="majorHAnsi" w:cstheme="majorBidi"/>
+      <w:rFonts w:asciiTheme="majorHAnsi" w:hAnsiTheme="majorHAnsi" w:eastAsiaTheme="majorEastAsia" w:cstheme="majorBidi"/>
       <w:color w:val="4F81BD" w:themeColor="accent1"/>
       <w:sz w:val="20"/>
       <w:szCs w:val="20"/>
     </w:rPr>
   </w:style>
-  <w:style w:type="character" w:customStyle="1" w:styleId="Heading9Char">
+  <w:style w:type="character" w:styleId="Heading9Char" w:customStyle="1">
     <w:name w:val="Heading 9 Char"/>
     <w:basedOn w:val="DefaultParagraphFont"/>
     <w:link w:val="Heading9"/>
@@ -2298,7 +3280,7 @@
     <w:semiHidden/>
     <w:rsid w:val="00FC693F"/>
     <w:rPr>
-      <w:rFonts w:asciiTheme="majorHAnsi" w:eastAsiaTheme="majorEastAsia" w:hAnsiTheme="majorHAnsi" w:cstheme="majorBidi"/>
+      <w:rFonts w:asciiTheme="majorHAnsi" w:hAnsiTheme="majorHAnsi" w:eastAsiaTheme="majorEastAsia" w:cstheme="majorBidi"/>
       <w:i/>
       <w:iCs/>
       <w:color w:val="404040" w:themeColor="text1" w:themeTint="BF"/>
@@ -2358,7 +3340,7 @@
     <w:rsid w:val="00FC693F"/>
     <w:pPr>
       <w:pBdr>
-        <w:bottom w:val="single" w:sz="4" w:space="4" w:color="4F81BD" w:themeColor="accent1"/>
+        <w:bottom w:val="single" w:color="4F81BD" w:themeColor="accent1" w:sz="4" w:space="4"/>
       </w:pBdr>
       <w:spacing w:before="200" w:after="280"/>
       <w:ind w:left="936" w:right="936"/>
@@ -2371,7 +3353,7 @@
       <w:color w:val="4F81BD" w:themeColor="accent1"/>
     </w:rPr>
   </w:style>
-  <w:style w:type="character" w:customStyle="1" w:styleId="IntenseQuoteChar">
+  <w:style w:type="character" w:styleId="IntenseQuoteChar" w:customStyle="1">
     <w:name w:val="Intense Quote Char"/>
     <w:basedOn w:val="DefaultParagraphFont"/>
     <w:link w:val="IntenseQuote"/>
@@ -2474,12 +3456,12 @@
     </w:pPr>
     <w:tblPr>
       <w:tblBorders>
-        <w:top w:val="single" w:sz="4" w:space="0" w:color="auto"/>
-        <w:left w:val="single" w:sz="4" w:space="0" w:color="auto"/>
-        <w:bottom w:val="single" w:sz="4" w:space="0" w:color="auto"/>
-        <w:right w:val="single" w:sz="4" w:space="0" w:color="auto"/>
-        <w:insideH w:val="single" w:sz="4" w:space="0" w:color="auto"/>
-        <w:insideV w:val="single" w:sz="4" w:space="0" w:color="auto"/>
+        <w:top w:val="single" w:color="auto" w:sz="4" w:space="0"/>
+        <w:left w:val="single" w:color="auto" w:sz="4" w:space="0"/>
+        <w:bottom w:val="single" w:color="auto" w:sz="4" w:space="0"/>
+        <w:right w:val="single" w:color="auto" w:sz="4" w:space="0"/>
+        <w:insideH w:val="single" w:color="auto" w:sz="4" w:space="0"/>
+        <w:insideV w:val="single" w:color="auto" w:sz="4" w:space="0"/>
       </w:tblBorders>
     </w:tblPr>
   </w:style>
@@ -2498,8 +3480,8 @@
       <w:tblStyleRowBandSize w:val="1"/>
       <w:tblStyleColBandSize w:val="1"/>
       <w:tblBorders>
-        <w:top w:val="single" w:sz="8" w:space="0" w:color="000000" w:themeColor="text1"/>
-        <w:bottom w:val="single" w:sz="8" w:space="0" w:color="000000" w:themeColor="text1"/>
+        <w:top w:val="single" w:color="000000" w:themeColor="text1" w:sz="8" w:space="0"/>
+        <w:bottom w:val="single" w:color="000000" w:themeColor="text1" w:sz="8" w:space="0"/>
       </w:tblBorders>
     </w:tblPr>
     <w:tblStylePr w:type="firstRow">
@@ -2513,9 +3495,9 @@
       <w:tblPr/>
       <w:tcPr>
         <w:tcBorders>
-          <w:top w:val="single" w:sz="8" w:space="0" w:color="000000" w:themeColor="text1"/>
-          <w:left w:val="nil"/>
-          <w:bottom w:val="single" w:sz="8" w:space="0" w:color="000000" w:themeColor="text1"/>
+          <w:top w:val="single" w:color="000000" w:themeColor="text1" w:sz="8" w:space="0"/>
+          <w:left w:val="nil"/>
+          <w:bottom w:val="single" w:color="000000" w:themeColor="text1" w:sz="8" w:space="0"/>
           <w:right w:val="nil"/>
           <w:insideH w:val="nil"/>
           <w:insideV w:val="nil"/>
@@ -2533,9 +3515,9 @@
       <w:tblPr/>
       <w:tcPr>
         <w:tcBorders>
-          <w:top w:val="single" w:sz="8" w:space="0" w:color="000000" w:themeColor="text1"/>
-          <w:left w:val="nil"/>
-          <w:bottom w:val="single" w:sz="8" w:space="0" w:color="000000" w:themeColor="text1"/>
+          <w:top w:val="single" w:color="000000" w:themeColor="text1" w:sz="8" w:space="0"/>
+          <w:left w:val="nil"/>
+          <w:bottom w:val="single" w:color="000000" w:themeColor="text1" w:sz="8" w:space="0"/>
           <w:right w:val="nil"/>
           <w:insideH w:val="nil"/>
           <w:insideV w:val="nil"/>
@@ -2594,8 +3576,8 @@
       <w:tblStyleRowBandSize w:val="1"/>
       <w:tblStyleColBandSize w:val="1"/>
       <w:tblBorders>
-        <w:top w:val="single" w:sz="8" w:space="0" w:color="4F81BD" w:themeColor="accent1"/>
-        <w:bottom w:val="single" w:sz="8" w:space="0" w:color="4F81BD" w:themeColor="accent1"/>
+        <w:top w:val="single" w:color="4F81BD" w:themeColor="accent1" w:sz="8" w:space="0"/>
+        <w:bottom w:val="single" w:color="4F81BD" w:themeColor="accent1" w:sz="8" w:space="0"/>
       </w:tblBorders>
     </w:tblPr>
     <w:tblStylePr w:type="firstRow">
@@ -2609,9 +3591,9 @@
       <w:tblPr/>
       <w:tcPr>
         <w:tcBorders>
-          <w:top w:val="single" w:sz="8" w:space="0" w:color="4F81BD" w:themeColor="accent1"/>
-          <w:left w:val="nil"/>
-          <w:bottom w:val="single" w:sz="8" w:space="0" w:color="4F81BD" w:themeColor="accent1"/>
+          <w:top w:val="single" w:color="4F81BD" w:themeColor="accent1" w:sz="8" w:space="0"/>
+          <w:left w:val="nil"/>
+          <w:bottom w:val="single" w:color="4F81BD" w:themeColor="accent1" w:sz="8" w:space="0"/>
           <w:right w:val="nil"/>
           <w:insideH w:val="nil"/>
           <w:insideV w:val="nil"/>
@@ -2629,9 +3611,9 @@
       <w:tblPr/>
       <w:tcPr>
         <w:tcBorders>
-          <w:top w:val="single" w:sz="8" w:space="0" w:color="4F81BD" w:themeColor="accent1"/>
-          <w:left w:val="nil"/>
-          <w:bottom w:val="single" w:sz="8" w:space="0" w:color="4F81BD" w:themeColor="accent1"/>
+          <w:top w:val="single" w:color="4F81BD" w:themeColor="accent1" w:sz="8" w:space="0"/>
+          <w:left w:val="nil"/>
+          <w:bottom w:val="single" w:color="4F81BD" w:themeColor="accent1" w:sz="8" w:space="0"/>
           <w:right w:val="nil"/>
           <w:insideH w:val="nil"/>
           <w:insideV w:val="nil"/>
@@ -2690,8 +3672,8 @@
       <w:tblStyleRowBandSize w:val="1"/>
       <w:tblStyleColBandSize w:val="1"/>
       <w:tblBorders>
-        <w:top w:val="single" w:sz="8" w:space="0" w:color="C0504D" w:themeColor="accent2"/>
-        <w:bottom w:val="single" w:sz="8" w:space="0" w:color="C0504D" w:themeColor="accent2"/>
+        <w:top w:val="single" w:color="C0504D" w:themeColor="accent2" w:sz="8" w:space="0"/>
+        <w:bottom w:val="single" w:color="C0504D" w:themeColor="accent2" w:sz="8" w:space="0"/>
       </w:tblBorders>
     </w:tblPr>
     <w:tblStylePr w:type="firstRow">
@@ -2705,9 +3687,9 @@
       <w:tblPr/>
       <w:tcPr>
         <w:tcBorders>
-          <w:top w:val="single" w:sz="8" w:space="0" w:color="C0504D" w:themeColor="accent2"/>
-          <w:left w:val="nil"/>
-          <w:bottom w:val="single" w:sz="8" w:space="0" w:color="C0504D" w:themeColor="accent2"/>
+          <w:top w:val="single" w:color="C0504D" w:themeColor="accent2" w:sz="8" w:space="0"/>
+          <w:left w:val="nil"/>
+          <w:bottom w:val="single" w:color="C0504D" w:themeColor="accent2" w:sz="8" w:space="0"/>
           <w:right w:val="nil"/>
           <w:insideH w:val="nil"/>
           <w:insideV w:val="nil"/>
@@ -2725,9 +3707,9 @@
       <w:tblPr/>
       <w:tcPr>
         <w:tcBorders>
-          <w:top w:val="single" w:sz="8" w:space="0" w:color="C0504D" w:themeColor="accent2"/>
-          <w:left w:val="nil"/>
-          <w:bottom w:val="single" w:sz="8" w:space="0" w:color="C0504D" w:themeColor="accent2"/>
+          <w:top w:val="single" w:color="C0504D" w:themeColor="accent2" w:sz="8" w:space="0"/>
+          <w:left w:val="nil"/>
+          <w:bottom w:val="single" w:color="C0504D" w:themeColor="accent2" w:sz="8" w:space="0"/>
           <w:right w:val="nil"/>
           <w:insideH w:val="nil"/>
           <w:insideV w:val="nil"/>
@@ -2786,8 +3768,8 @@
       <w:tblStyleRowBandSize w:val="1"/>
       <w:tblStyleColBandSize w:val="1"/>
       <w:tblBorders>
-        <w:top w:val="single" w:sz="8" w:space="0" w:color="9BBB59" w:themeColor="accent3"/>
-        <w:bottom w:val="single" w:sz="8" w:space="0" w:color="9BBB59" w:themeColor="accent3"/>
+        <w:top w:val="single" w:color="9BBB59" w:themeColor="accent3" w:sz="8" w:space="0"/>
+        <w:bottom w:val="single" w:color="9BBB59" w:themeColor="accent3" w:sz="8" w:space="0"/>
       </w:tblBorders>
     </w:tblPr>
     <w:tblStylePr w:type="firstRow">
@@ -2801,9 +3783,9 @@
       <w:tblPr/>
       <w:tcPr>
         <w:tcBorders>
-          <w:top w:val="single" w:sz="8" w:space="0" w:color="9BBB59" w:themeColor="accent3"/>
-          <w:left w:val="nil"/>
-          <w:bottom w:val="single" w:sz="8" w:space="0" w:color="9BBB59" w:themeColor="accent3"/>
+          <w:top w:val="single" w:color="9BBB59" w:themeColor="accent3" w:sz="8" w:space="0"/>
+          <w:left w:val="nil"/>
+          <w:bottom w:val="single" w:color="9BBB59" w:themeColor="accent3" w:sz="8" w:space="0"/>
           <w:right w:val="nil"/>
           <w:insideH w:val="nil"/>
           <w:insideV w:val="nil"/>
@@ -2821,9 +3803,9 @@
       <w:tblPr/>
       <w:tcPr>
         <w:tcBorders>
-          <w:top w:val="single" w:sz="8" w:space="0" w:color="9BBB59" w:themeColor="accent3"/>
-          <w:left w:val="nil"/>
-          <w:bottom w:val="single" w:sz="8" w:space="0" w:color="9BBB59" w:themeColor="accent3"/>
+          <w:top w:val="single" w:color="9BBB59" w:themeColor="accent3" w:sz="8" w:space="0"/>
+          <w:left w:val="nil"/>
+          <w:bottom w:val="single" w:color="9BBB59" w:themeColor="accent3" w:sz="8" w:space="0"/>
           <w:right w:val="nil"/>
           <w:insideH w:val="nil"/>
           <w:insideV w:val="nil"/>
@@ -2882,8 +3864,8 @@
       <w:tblStyleRowBandSize w:val="1"/>
       <w:tblStyleColBandSize w:val="1"/>
       <w:tblBorders>
-        <w:top w:val="single" w:sz="8" w:space="0" w:color="8064A2" w:themeColor="accent4"/>
-        <w:bottom w:val="single" w:sz="8" w:space="0" w:color="8064A2" w:themeColor="accent4"/>
+        <w:top w:val="single" w:color="8064A2" w:themeColor="accent4" w:sz="8" w:space="0"/>
+        <w:bottom w:val="single" w:color="8064A2" w:themeColor="accent4" w:sz="8" w:space="0"/>
       </w:tblBorders>
     </w:tblPr>
     <w:tblStylePr w:type="firstRow">
@@ -2897,9 +3879,9 @@
       <w:tblPr/>
       <w:tcPr>
         <w:tcBorders>
-          <w:top w:val="single" w:sz="8" w:space="0" w:color="8064A2" w:themeColor="accent4"/>
-          <w:left w:val="nil"/>
-          <w:bottom w:val="single" w:sz="8" w:space="0" w:color="8064A2" w:themeColor="accent4"/>
+          <w:top w:val="single" w:color="8064A2" w:themeColor="accent4" w:sz="8" w:space="0"/>
+          <w:left w:val="nil"/>
+          <w:bottom w:val="single" w:color="8064A2" w:themeColor="accent4" w:sz="8" w:space="0"/>
           <w:right w:val="nil"/>
           <w:insideH w:val="nil"/>
           <w:insideV w:val="nil"/>
@@ -2917,9 +3899,9 @@
       <w:tblPr/>
       <w:tcPr>
         <w:tcBorders>
-          <w:top w:val="single" w:sz="8" w:space="0" w:color="8064A2" w:themeColor="accent4"/>
-          <w:left w:val="nil"/>
-          <w:bottom w:val="single" w:sz="8" w:space="0" w:color="8064A2" w:themeColor="accent4"/>
+          <w:top w:val="single" w:color="8064A2" w:themeColor="accent4" w:sz="8" w:space="0"/>
+          <w:left w:val="nil"/>
+          <w:bottom w:val="single" w:color="8064A2" w:themeColor="accent4" w:sz="8" w:space="0"/>
           <w:right w:val="nil"/>
           <w:insideH w:val="nil"/>
           <w:insideV w:val="nil"/>
@@ -2978,8 +3960,8 @@
       <w:tblStyleRowBandSize w:val="1"/>
       <w:tblStyleColBandSize w:val="1"/>
       <w:tblBorders>
-        <w:top w:val="single" w:sz="8" w:space="0" w:color="4BACC6" w:themeColor="accent5"/>
-        <w:bottom w:val="single" w:sz="8" w:space="0" w:color="4BACC6" w:themeColor="accent5"/>
+        <w:top w:val="single" w:color="4BACC6" w:themeColor="accent5" w:sz="8" w:space="0"/>
+        <w:bottom w:val="single" w:color="4BACC6" w:themeColor="accent5" w:sz="8" w:space="0"/>
       </w:tblBorders>
     </w:tblPr>
     <w:tblStylePr w:type="firstRow">
@@ -2993,9 +3975,9 @@
       <w:tblPr/>
       <w:tcPr>
         <w:tcBorders>
-          <w:top w:val="single" w:sz="8" w:space="0" w:color="4BACC6" w:themeColor="accent5"/>
-          <w:left w:val="nil"/>
-          <w:bottom w:val="single" w:sz="8" w:space="0" w:color="4BACC6" w:themeColor="accent5"/>
+          <w:top w:val="single" w:color="4BACC6" w:themeColor="accent5" w:sz="8" w:space="0"/>
+          <w:left w:val="nil"/>
+          <w:bottom w:val="single" w:color="4BACC6" w:themeColor="accent5" w:sz="8" w:space="0"/>
           <w:right w:val="nil"/>
           <w:insideH w:val="nil"/>
           <w:insideV w:val="nil"/>
@@ -3013,9 +3995,9 @@
       <w:tblPr/>
       <w:tcPr>
         <w:tcBorders>
-          <w:top w:val="single" w:sz="8" w:space="0" w:color="4BACC6" w:themeColor="accent5"/>
-          <w:left w:val="nil"/>
-          <w:bottom w:val="single" w:sz="8" w:space="0" w:color="4BACC6" w:themeColor="accent5"/>
+          <w:top w:val="single" w:color="4BACC6" w:themeColor="accent5" w:sz="8" w:space="0"/>
+          <w:left w:val="nil"/>
+          <w:bottom w:val="single" w:color="4BACC6" w:themeColor="accent5" w:sz="8" w:space="0"/>
           <w:right w:val="nil"/>
           <w:insideH w:val="nil"/>
           <w:insideV w:val="nil"/>
@@ -3074,8 +4056,8 @@
       <w:tblStyleRowBandSize w:val="1"/>
       <w:tblStyleColBandSize w:val="1"/>
       <w:tblBorders>
-        <w:top w:val="single" w:sz="8" w:space="0" w:color="F79646" w:themeColor="accent6"/>
-        <w:bottom w:val="single" w:sz="8" w:space="0" w:color="F79646" w:themeColor="accent6"/>
+        <w:top w:val="single" w:color="F79646" w:themeColor="accent6" w:sz="8" w:space="0"/>
+        <w:bottom w:val="single" w:color="F79646" w:themeColor="accent6" w:sz="8" w:space="0"/>
       </w:tblBorders>
     </w:tblPr>
     <w:tblStylePr w:type="firstRow">
@@ -3089,9 +4071,9 @@
       <w:tblPr/>
       <w:tcPr>
         <w:tcBorders>
-          <w:top w:val="single" w:sz="8" w:space="0" w:color="F79646" w:themeColor="accent6"/>
-          <w:left w:val="nil"/>
-          <w:bottom w:val="single" w:sz="8" w:space="0" w:color="F79646" w:themeColor="accent6"/>
+          <w:top w:val="single" w:color="F79646" w:themeColor="accent6" w:sz="8" w:space="0"/>
+          <w:left w:val="nil"/>
+          <w:bottom w:val="single" w:color="F79646" w:themeColor="accent6" w:sz="8" w:space="0"/>
           <w:right w:val="nil"/>
           <w:insideH w:val="nil"/>
           <w:insideV w:val="nil"/>
@@ -3109,9 +4091,9 @@
       <w:tblPr/>
       <w:tcPr>
         <w:tcBorders>
-          <w:top w:val="single" w:sz="8" w:space="0" w:color="F79646" w:themeColor="accent6"/>
-          <w:left w:val="nil"/>
-          <w:bottom w:val="single" w:sz="8" w:space="0" w:color="F79646" w:themeColor="accent6"/>
+          <w:top w:val="single" w:color="F79646" w:themeColor="accent6" w:sz="8" w:space="0"/>
+          <w:left w:val="nil"/>
+          <w:bottom w:val="single" w:color="F79646" w:themeColor="accent6" w:sz="8" w:space="0"/>
           <w:right w:val="nil"/>
           <w:insideH w:val="nil"/>
           <w:insideV w:val="nil"/>
@@ -3167,10 +4149,10 @@
       <w:tblStyleRowBandSize w:val="1"/>
       <w:tblStyleColBandSize w:val="1"/>
       <w:tblBorders>
-        <w:top w:val="single" w:sz="8" w:space="0" w:color="000000" w:themeColor="text1"/>
-        <w:left w:val="single" w:sz="8" w:space="0" w:color="000000" w:themeColor="text1"/>
-        <w:bottom w:val="single" w:sz="8" w:space="0" w:color="000000" w:themeColor="text1"/>
-        <w:right w:val="single" w:sz="8" w:space="0" w:color="000000" w:themeColor="text1"/>
+        <w:top w:val="single" w:color="000000" w:themeColor="text1" w:sz="8" w:space="0"/>
+        <w:left w:val="single" w:color="000000" w:themeColor="text1" w:sz="8" w:space="0"/>
+        <w:bottom w:val="single" w:color="000000" w:themeColor="text1" w:sz="8" w:space="0"/>
+        <w:right w:val="single" w:color="000000" w:themeColor="text1" w:sz="8" w:space="0"/>
       </w:tblBorders>
     </w:tblPr>
     <w:tblStylePr w:type="firstRow">
@@ -3198,10 +4180,10 @@
       <w:tblPr/>
       <w:tcPr>
         <w:tcBorders>
-          <w:top w:val="double" w:sz="6" w:space="0" w:color="000000" w:themeColor="text1"/>
-          <w:left w:val="single" w:sz="8" w:space="0" w:color="000000" w:themeColor="text1"/>
-          <w:bottom w:val="single" w:sz="8" w:space="0" w:color="000000" w:themeColor="text1"/>
-          <w:right w:val="single" w:sz="8" w:space="0" w:color="000000" w:themeColor="text1"/>
+          <w:top w:val="double" w:color="000000" w:themeColor="text1" w:sz="6" w:space="0"/>
+          <w:left w:val="single" w:color="000000" w:themeColor="text1" w:sz="8" w:space="0"/>
+          <w:bottom w:val="single" w:color="000000" w:themeColor="text1" w:sz="8" w:space="0"/>
+          <w:right w:val="single" w:color="000000" w:themeColor="text1" w:sz="8" w:space="0"/>
         </w:tcBorders>
       </w:tcPr>
     </w:tblStylePr>
@@ -3221,10 +4203,10 @@
       <w:tblPr/>
       <w:tcPr>
         <w:tcBorders>
-          <w:top w:val="single" w:sz="8" w:space="0" w:color="000000" w:themeColor="text1"/>
-          <w:left w:val="single" w:sz="8" w:space="0" w:color="000000" w:themeColor="text1"/>
-          <w:bottom w:val="single" w:sz="8" w:space="0" w:color="000000" w:themeColor="text1"/>
-          <w:right w:val="single" w:sz="8" w:space="0" w:color="000000" w:themeColor="text1"/>
+          <w:top w:val="single" w:color="000000" w:themeColor="text1" w:sz="8" w:space="0"/>
+          <w:left w:val="single" w:color="000000" w:themeColor="text1" w:sz="8" w:space="0"/>
+          <w:bottom w:val="single" w:color="000000" w:themeColor="text1" w:sz="8" w:space="0"/>
+          <w:right w:val="single" w:color="000000" w:themeColor="text1" w:sz="8" w:space="0"/>
         </w:tcBorders>
       </w:tcPr>
     </w:tblStylePr>
@@ -3232,10 +4214,10 @@
       <w:tblPr/>
       <w:tcPr>
         <w:tcBorders>
-          <w:top w:val="single" w:sz="8" w:space="0" w:color="000000" w:themeColor="text1"/>
-          <w:left w:val="single" w:sz="8" w:space="0" w:color="000000" w:themeColor="text1"/>
-          <w:bottom w:val="single" w:sz="8" w:space="0" w:color="000000" w:themeColor="text1"/>
-          <w:right w:val="single" w:sz="8" w:space="0" w:color="000000" w:themeColor="text1"/>
+          <w:top w:val="single" w:color="000000" w:themeColor="text1" w:sz="8" w:space="0"/>
+          <w:left w:val="single" w:color="000000" w:themeColor="text1" w:sz="8" w:space="0"/>
+          <w:bottom w:val="single" w:color="000000" w:themeColor="text1" w:sz="8" w:space="0"/>
+          <w:right w:val="single" w:color="000000" w:themeColor="text1" w:sz="8" w:space="0"/>
         </w:tcBorders>
       </w:tcPr>
     </w:tblStylePr>
@@ -3252,10 +4234,10 @@
       <w:tblStyleRowBandSize w:val="1"/>
       <w:tblStyleColBandSize w:val="1"/>
       <w:tblBorders>
-        <w:top w:val="single" w:sz="8" w:space="0" w:color="4F81BD" w:themeColor="accent1"/>
-        <w:left w:val="single" w:sz="8" w:space="0" w:color="4F81BD" w:themeColor="accent1"/>
-        <w:bottom w:val="single" w:sz="8" w:space="0" w:color="4F81BD" w:themeColor="accent1"/>
-        <w:right w:val="single" w:sz="8" w:space="0" w:color="4F81BD" w:themeColor="accent1"/>
+        <w:top w:val="single" w:color="4F81BD" w:themeColor="accent1" w:sz="8" w:space="0"/>
+        <w:left w:val="single" w:color="4F81BD" w:themeColor="accent1" w:sz="8" w:space="0"/>
+        <w:bottom w:val="single" w:color="4F81BD" w:themeColor="accent1" w:sz="8" w:space="0"/>
+        <w:right w:val="single" w:color="4F81BD" w:themeColor="accent1" w:sz="8" w:space="0"/>
       </w:tblBorders>
     </w:tblPr>
     <w:tblStylePr w:type="firstRow">
@@ -3283,10 +4265,10 @@
       <w:tblPr/>
       <w:tcPr>
         <w:tcBorders>
-          <w:top w:val="double" w:sz="6" w:space="0" w:color="4F81BD" w:themeColor="accent1"/>
-          <w:left w:val="single" w:sz="8" w:space="0" w:color="4F81BD" w:themeColor="accent1"/>
-          <w:bottom w:val="single" w:sz="8" w:space="0" w:color="4F81BD" w:themeColor="accent1"/>
-          <w:right w:val="single" w:sz="8" w:space="0" w:color="4F81BD" w:themeColor="accent1"/>
+          <w:top w:val="double" w:color="4F81BD" w:themeColor="accent1" w:sz="6" w:space="0"/>
+          <w:left w:val="single" w:color="4F81BD" w:themeColor="accent1" w:sz="8" w:space="0"/>
+          <w:bottom w:val="single" w:color="4F81BD" w:themeColor="accent1" w:sz="8" w:space="0"/>
+          <w:right w:val="single" w:color="4F81BD" w:themeColor="accent1" w:sz="8" w:space="0"/>
         </w:tcBorders>
       </w:tcPr>
     </w:tblStylePr>
@@ -3306,10 +4288,10 @@
       <w:tblPr/>
       <w:tcPr>
         <w:tcBorders>
-          <w:top w:val="single" w:sz="8" w:space="0" w:color="4F81BD" w:themeColor="accent1"/>
-          <w:left w:val="single" w:sz="8" w:space="0" w:color="4F81BD" w:themeColor="accent1"/>
-          <w:bottom w:val="single" w:sz="8" w:space="0" w:color="4F81BD" w:themeColor="accent1"/>
-          <w:right w:val="single" w:sz="8" w:space="0" w:color="4F81BD" w:themeColor="accent1"/>
+          <w:top w:val="single" w:color="4F81BD" w:themeColor="accent1" w:sz="8" w:space="0"/>
+          <w:left w:val="single" w:color="4F81BD" w:themeColor="accent1" w:sz="8" w:space="0"/>
+          <w:bottom w:val="single" w:color="4F81BD" w:themeColor="accent1" w:sz="8" w:space="0"/>
+          <w:right w:val="single" w:color="4F81BD" w:themeColor="accent1" w:sz="8" w:space="0"/>
         </w:tcBorders>
       </w:tcPr>
     </w:tblStylePr>
@@ -3317,10 +4299,10 @@
       <w:tblPr/>
       <w:tcPr>
         <w:tcBorders>
-          <w:top w:val="single" w:sz="8" w:space="0" w:color="4F81BD" w:themeColor="accent1"/>
-          <w:left w:val="single" w:sz="8" w:space="0" w:color="4F81BD" w:themeColor="accent1"/>
-          <w:bottom w:val="single" w:sz="8" w:space="0" w:color="4F81BD" w:themeColor="accent1"/>
-          <w:right w:val="single" w:sz="8" w:space="0" w:color="4F81BD" w:themeColor="accent1"/>
+          <w:top w:val="single" w:color="4F81BD" w:themeColor="accent1" w:sz="8" w:space="0"/>
+          <w:left w:val="single" w:color="4F81BD" w:themeColor="accent1" w:sz="8" w:space="0"/>
+          <w:bottom w:val="single" w:color="4F81BD" w:themeColor="accent1" w:sz="8" w:space="0"/>
+          <w:right w:val="single" w:color="4F81BD" w:themeColor="accent1" w:sz="8" w:space="0"/>
         </w:tcBorders>
       </w:tcPr>
     </w:tblStylePr>
@@ -3337,10 +4319,10 @@
       <w:tblStyleRowBandSize w:val="1"/>
       <w:tblStyleColBandSize w:val="1"/>
       <w:tblBorders>
-        <w:top w:val="single" w:sz="8" w:space="0" w:color="C0504D" w:themeColor="accent2"/>
-        <w:left w:val="single" w:sz="8" w:space="0" w:color="C0504D" w:themeColor="accent2"/>
-        <w:bottom w:val="single" w:sz="8" w:space="0" w:color="C0504D" w:themeColor="accent2"/>
-        <w:right w:val="single" w:sz="8" w:space="0" w:color="C0504D" w:themeColor="accent2"/>
+        <w:top w:val="single" w:color="C0504D" w:themeColor="accent2" w:sz="8" w:space="0"/>
+        <w:left w:val="single" w:color="C0504D" w:themeColor="accent2" w:sz="8" w:space="0"/>
+        <w:bottom w:val="single" w:color="C0504D" w:themeColor="accent2" w:sz="8" w:space="0"/>
+        <w:right w:val="single" w:color="C0504D" w:themeColor="accent2" w:sz="8" w:space="0"/>
       </w:tblBorders>
     </w:tblPr>
     <w:tblStylePr w:type="firstRow">
@@ -3368,10 +4350,10 @@
       <w:tblPr/>
       <w:tcPr>
         <w:tcBorders>
-          <w:top w:val="double" w:sz="6" w:space="0" w:color="C0504D" w:themeColor="accent2"/>
-          <w:left w:val="single" w:sz="8" w:space="0" w:color="C0504D" w:themeColor="accent2"/>
-          <w:bottom w:val="single" w:sz="8" w:space="0" w:color="C0504D" w:themeColor="accent2"/>
-          <w:right w:val="single" w:sz="8" w:space="0" w:color="C0504D" w:themeColor="accent2"/>
+          <w:top w:val="double" w:color="C0504D" w:themeColor="accent2" w:sz="6" w:space="0"/>
+          <w:left w:val="single" w:color="C0504D" w:themeColor="accent2" w:sz="8" w:space="0"/>
+          <w:bottom w:val="single" w:color="C0504D" w:themeColor="accent2" w:sz="8" w:space="0"/>
+          <w:right w:val="single" w:color="C0504D" w:themeColor="accent2" w:sz="8" w:space="0"/>
         </w:tcBorders>
       </w:tcPr>
     </w:tblStylePr>
@@ -3391,10 +4373,10 @@
       <w:tblPr/>
       <w:tcPr>
         <w:tcBorders>
-          <w:top w:val="single" w:sz="8" w:space="0" w:color="C0504D" w:themeColor="accent2"/>
-          <w:left w:val="single" w:sz="8" w:space="0" w:color="C0504D" w:themeColor="accent2"/>
-          <w:bottom w:val="single" w:sz="8" w:space="0" w:color="C0504D" w:themeColor="accent2"/>
-          <w:right w:val="single" w:sz="8" w:space="0" w:color="C0504D" w:themeColor="accent2"/>
+          <w:top w:val="single" w:color="C0504D" w:themeColor="accent2" w:sz="8" w:space="0"/>
+          <w:left w:val="single" w:color="C0504D" w:themeColor="accent2" w:sz="8" w:space="0"/>
+          <w:bottom w:val="single" w:color="C0504D" w:themeColor="accent2" w:sz="8" w:space="0"/>
+          <w:right w:val="single" w:color="C0504D" w:themeColor="accent2" w:sz="8" w:space="0"/>
         </w:tcBorders>
       </w:tcPr>
     </w:tblStylePr>
@@ -3402,10 +4384,10 @@
       <w:tblPr/>
       <w:tcPr>
         <w:tcBorders>
-          <w:top w:val="single" w:sz="8" w:space="0" w:color="C0504D" w:themeColor="accent2"/>
-          <w:left w:val="single" w:sz="8" w:space="0" w:color="C0504D" w:themeColor="accent2"/>
-          <w:bottom w:val="single" w:sz="8" w:space="0" w:color="C0504D" w:themeColor="accent2"/>
-          <w:right w:val="single" w:sz="8" w:space="0" w:color="C0504D" w:themeColor="accent2"/>
+          <w:top w:val="single" w:color="C0504D" w:themeColor="accent2" w:sz="8" w:space="0"/>
+          <w:left w:val="single" w:color="C0504D" w:themeColor="accent2" w:sz="8" w:space="0"/>
+          <w:bottom w:val="single" w:color="C0504D" w:themeColor="accent2" w:sz="8" w:space="0"/>
+          <w:right w:val="single" w:color="C0504D" w:themeColor="accent2" w:sz="8" w:space="0"/>
         </w:tcBorders>
       </w:tcPr>
     </w:tblStylePr>
@@ -3422,10 +4404,10 @@
       <w:tblStyleRowBandSize w:val="1"/>
       <w:tblStyleColBandSize w:val="1"/>
       <w:tblBorders>
-        <w:top w:val="single" w:sz="8" w:space="0" w:color="9BBB59" w:themeColor="accent3"/>
-        <w:left w:val="single" w:sz="8" w:space="0" w:color="9BBB59" w:themeColor="accent3"/>
-        <w:bottom w:val="single" w:sz="8" w:space="0" w:color="9BBB59" w:themeColor="accent3"/>
-        <w:right w:val="single" w:sz="8" w:space="0" w:color="9BBB59" w:themeColor="accent3"/>
+        <w:top w:val="single" w:color="9BBB59" w:themeColor="accent3" w:sz="8" w:space="0"/>
+        <w:left w:val="single" w:color="9BBB59" w:themeColor="accent3" w:sz="8" w:space="0"/>
+        <w:bottom w:val="single" w:color="9BBB59" w:themeColor="accent3" w:sz="8" w:space="0"/>
+        <w:right w:val="single" w:color="9BBB59" w:themeColor="accent3" w:sz="8" w:space="0"/>
       </w:tblBorders>
     </w:tblPr>
     <w:tblStylePr w:type="firstRow">
@@ -3453,10 +4435,10 @@
       <w:tblPr/>
       <w:tcPr>
         <w:tcBorders>
-          <w:top w:val="double" w:sz="6" w:space="0" w:color="9BBB59" w:themeColor="accent3"/>
-          <w:left w:val="single" w:sz="8" w:space="0" w:color="9BBB59" w:themeColor="accent3"/>
-          <w:bottom w:val="single" w:sz="8" w:space="0" w:color="9BBB59" w:themeColor="accent3"/>
-          <w:right w:val="single" w:sz="8" w:space="0" w:color="9BBB59" w:themeColor="accent3"/>
+          <w:top w:val="double" w:color="9BBB59" w:themeColor="accent3" w:sz="6" w:space="0"/>
+          <w:left w:val="single" w:color="9BBB59" w:themeColor="accent3" w:sz="8" w:space="0"/>
+          <w:bottom w:val="single" w:color="9BBB59" w:themeColor="accent3" w:sz="8" w:space="0"/>
+          <w:right w:val="single" w:color="9BBB59" w:themeColor="accent3" w:sz="8" w:space="0"/>
         </w:tcBorders>
       </w:tcPr>
     </w:tblStylePr>
@@ -3476,10 +4458,10 @@
       <w:tblPr/>
       <w:tcPr>
         <w:tcBorders>
-          <w:top w:val="single" w:sz="8" w:space="0" w:color="9BBB59" w:themeColor="accent3"/>
-          <w:left w:val="single" w:sz="8" w:space="0" w:color="9BBB59" w:themeColor="accent3"/>
-          <w:bottom w:val="single" w:sz="8" w:space="0" w:color="9BBB59" w:themeColor="accent3"/>
-          <w:right w:val="single" w:sz="8" w:space="0" w:color="9BBB59" w:themeColor="accent3"/>
+          <w:top w:val="single" w:color="9BBB59" w:themeColor="accent3" w:sz="8" w:space="0"/>
+          <w:left w:val="single" w:color="9BBB59" w:themeColor="accent3" w:sz="8" w:space="0"/>
+          <w:bottom w:val="single" w:color="9BBB59" w:themeColor="accent3" w:sz="8" w:space="0"/>
+          <w:right w:val="single" w:color="9BBB59" w:themeColor="accent3" w:sz="8" w:space="0"/>
         </w:tcBorders>
       </w:tcPr>
     </w:tblStylePr>
@@ -3487,10 +4469,10 @@
       <w:tblPr/>
       <w:tcPr>
         <w:tcBorders>
-          <w:top w:val="single" w:sz="8" w:space="0" w:color="9BBB59" w:themeColor="accent3"/>
-          <w:left w:val="single" w:sz="8" w:space="0" w:color="9BBB59" w:themeColor="accent3"/>
-          <w:bottom w:val="single" w:sz="8" w:space="0" w:color="9BBB59" w:themeColor="accent3"/>
-          <w:right w:val="single" w:sz="8" w:space="0" w:color="9BBB59" w:themeColor="accent3"/>
+          <w:top w:val="single" w:color="9BBB59" w:themeColor="accent3" w:sz="8" w:space="0"/>
+          <w:left w:val="single" w:color="9BBB59" w:themeColor="accent3" w:sz="8" w:space="0"/>
+          <w:bottom w:val="single" w:color="9BBB59" w:themeColor="accent3" w:sz="8" w:space="0"/>
+          <w:right w:val="single" w:color="9BBB59" w:themeColor="accent3" w:sz="8" w:space="0"/>
         </w:tcBorders>
       </w:tcPr>
     </w:tblStylePr>
@@ -3507,10 +4489,10 @@
       <w:tblStyleRowBandSize w:val="1"/>
       <w:tblStyleColBandSize w:val="1"/>
       <w:tblBorders>
-        <w:top w:val="single" w:sz="8" w:space="0" w:color="8064A2" w:themeColor="accent4"/>
-        <w:left w:val="single" w:sz="8" w:space="0" w:color="8064A2" w:themeColor="accent4"/>
-        <w:bottom w:val="single" w:sz="8" w:space="0" w:color="8064A2" w:themeColor="accent4"/>
-        <w:right w:val="single" w:sz="8" w:space="0" w:color="8064A2" w:themeColor="accent4"/>
+        <w:top w:val="single" w:color="8064A2" w:themeColor="accent4" w:sz="8" w:space="0"/>
+        <w:left w:val="single" w:color="8064A2" w:themeColor="accent4" w:sz="8" w:space="0"/>
+        <w:bottom w:val="single" w:color="8064A2" w:themeColor="accent4" w:sz="8" w:space="0"/>
+        <w:right w:val="single" w:color="8064A2" w:themeColor="accent4" w:sz="8" w:space="0"/>
       </w:tblBorders>
     </w:tblPr>
     <w:tblStylePr w:type="firstRow">
@@ -3538,10 +4520,10 @@
       <w:tblPr/>
       <w:tcPr>
         <w:tcBorders>
-          <w:top w:val="double" w:sz="6" w:space="0" w:color="8064A2" w:themeColor="accent4"/>
-          <w:left w:val="single" w:sz="8" w:space="0" w:color="8064A2" w:themeColor="accent4"/>
-          <w:bottom w:val="single" w:sz="8" w:space="0" w:color="8064A2" w:themeColor="accent4"/>
-          <w:right w:val="single" w:sz="8" w:space="0" w:color="8064A2" w:themeColor="accent4"/>
+          <w:top w:val="double" w:color="8064A2" w:themeColor="accent4" w:sz="6" w:space="0"/>
+          <w:left w:val="single" w:color="8064A2" w:themeColor="accent4" w:sz="8" w:space="0"/>
+          <w:bottom w:val="single" w:color="8064A2" w:themeColor="accent4" w:sz="8" w:space="0"/>
+          <w:right w:val="single" w:color="8064A2" w:themeColor="accent4" w:sz="8" w:space="0"/>
         </w:tcBorders>
       </w:tcPr>
     </w:tblStylePr>
@@ -3561,10 +4543,10 @@
       <w:tblPr/>
       <w:tcPr>
         <w:tcBorders>
-          <w:top w:val="single" w:sz="8" w:space="0" w:color="8064A2" w:themeColor="accent4"/>
-          <w:left w:val="single" w:sz="8" w:space="0" w:color="8064A2" w:themeColor="accent4"/>
-          <w:bottom w:val="single" w:sz="8" w:space="0" w:color="8064A2" w:themeColor="accent4"/>
-          <w:right w:val="single" w:sz="8" w:space="0" w:color="8064A2" w:themeColor="accent4"/>
+          <w:top w:val="single" w:color="8064A2" w:themeColor="accent4" w:sz="8" w:space="0"/>
+          <w:left w:val="single" w:color="8064A2" w:themeColor="accent4" w:sz="8" w:space="0"/>
+          <w:bottom w:val="single" w:color="8064A2" w:themeColor="accent4" w:sz="8" w:space="0"/>
+          <w:right w:val="single" w:color="8064A2" w:themeColor="accent4" w:sz="8" w:space="0"/>
         </w:tcBorders>
       </w:tcPr>
     </w:tblStylePr>
@@ -3572,10 +4554,10 @@
       <w:tblPr/>
       <w:tcPr>
         <w:tcBorders>
-          <w:top w:val="single" w:sz="8" w:space="0" w:color="8064A2" w:themeColor="accent4"/>
-          <w:left w:val="single" w:sz="8" w:space="0" w:color="8064A2" w:themeColor="accent4"/>
-          <w:bottom w:val="single" w:sz="8" w:space="0" w:color="8064A2" w:themeColor="accent4"/>
-          <w:right w:val="single" w:sz="8" w:space="0" w:color="8064A2" w:themeColor="accent4"/>
+          <w:top w:val="single" w:color="8064A2" w:themeColor="accent4" w:sz="8" w:space="0"/>
+          <w:left w:val="single" w:color="8064A2" w:themeColor="accent4" w:sz="8" w:space="0"/>
+          <w:bottom w:val="single" w:color="8064A2" w:themeColor="accent4" w:sz="8" w:space="0"/>
+          <w:right w:val="single" w:color="8064A2" w:themeColor="accent4" w:sz="8" w:space="0"/>
         </w:tcBorders>
       </w:tcPr>
     </w:tblStylePr>
@@ -3592,10 +4574,10 @@
       <w:tblStyleRowBandSize w:val="1"/>
       <w:tblStyleColBandSize w:val="1"/>
       <w:tblBorders>
-        <w:top w:val="single" w:sz="8" w:space="0" w:color="4BACC6" w:themeColor="accent5"/>
-        <w:left w:val="single" w:sz="8" w:space="0" w:color="4BACC6" w:themeColor="accent5"/>
-        <w:bottom w:val="single" w:sz="8" w:space="0" w:color="4BACC6" w:themeColor="accent5"/>
-        <w:right w:val="single" w:sz="8" w:space="0" w:color="4BACC6" w:themeColor="accent5"/>
+        <w:top w:val="single" w:color="4BACC6" w:themeColor="accent5" w:sz="8" w:space="0"/>
+        <w:left w:val="single" w:color="4BACC6" w:themeColor="accent5" w:sz="8" w:space="0"/>
+        <w:bottom w:val="single" w:color="4BACC6" w:themeColor="accent5" w:sz="8" w:space="0"/>
+        <w:right w:val="single" w:color="4BACC6" w:themeColor="accent5" w:sz="8" w:space="0"/>
       </w:tblBorders>
     </w:tblPr>
     <w:tblStylePr w:type="firstRow">
@@ -3623,10 +4605,10 @@
       <w:tblPr/>
       <w:tcPr>
         <w:tcBorders>
-          <w:top w:val="double" w:sz="6" w:space="0" w:color="4BACC6" w:themeColor="accent5"/>
-          <w:left w:val="single" w:sz="8" w:space="0" w:color="4BACC6" w:themeColor="accent5"/>
-          <w:bottom w:val="single" w:sz="8" w:space="0" w:color="4BACC6" w:themeColor="accent5"/>
-          <w:right w:val="single" w:sz="8" w:space="0" w:color="4BACC6" w:themeColor="accent5"/>
+          <w:top w:val="double" w:color="4BACC6" w:themeColor="accent5" w:sz="6" w:space="0"/>
+          <w:left w:val="single" w:color="4BACC6" w:themeColor="accent5" w:sz="8" w:space="0"/>
+          <w:bottom w:val="single" w:color="4BACC6" w:themeColor="accent5" w:sz="8" w:space="0"/>
+          <w:right w:val="single" w:color="4BACC6" w:themeColor="accent5" w:sz="8" w:space="0"/>
         </w:tcBorders>
       </w:tcPr>
     </w:tblStylePr>
@@ -3646,10 +4628,10 @@
       <w:tblPr/>
       <w:tcPr>
         <w:tcBorders>
-          <w:top w:val="single" w:sz="8" w:space="0" w:color="4BACC6" w:themeColor="accent5"/>
-          <w:left w:val="single" w:sz="8" w:space="0" w:color="4BACC6" w:themeColor="accent5"/>
-          <w:bottom w:val="single" w:sz="8" w:space="0" w:color="4BACC6" w:themeColor="accent5"/>
-          <w:right w:val="single" w:sz="8" w:space="0" w:color="4BACC6" w:themeColor="accent5"/>
+          <w:top w:val="single" w:color="4BACC6" w:themeColor="accent5" w:sz="8" w:space="0"/>
+          <w:left w:val="single" w:color="4BACC6" w:themeColor="accent5" w:sz="8" w:space="0"/>
+          <w:bottom w:val="single" w:color="4BACC6" w:themeColor="accent5" w:sz="8" w:space="0"/>
+          <w:right w:val="single" w:color="4BACC6" w:themeColor="accent5" w:sz="8" w:space="0"/>
         </w:tcBorders>
       </w:tcPr>
     </w:tblStylePr>
@@ -3657,10 +4639,10 @@
       <w:tblPr/>
       <w:tcPr>
         <w:tcBorders>
-          <w:top w:val="single" w:sz="8" w:space="0" w:color="4BACC6" w:themeColor="accent5"/>
-          <w:left w:val="single" w:sz="8" w:space="0" w:color="4BACC6" w:themeColor="accent5"/>
-          <w:bottom w:val="single" w:sz="8" w:space="0" w:color="4BACC6" w:themeColor="accent5"/>
-          <w:right w:val="single" w:sz="8" w:space="0" w:color="4BACC6" w:themeColor="accent5"/>
+          <w:top w:val="single" w:color="4BACC6" w:themeColor="accent5" w:sz="8" w:space="0"/>
+          <w:left w:val="single" w:color="4BACC6" w:themeColor="accent5" w:sz="8" w:space="0"/>
+          <w:bottom w:val="single" w:color="4BACC6" w:themeColor="accent5" w:sz="8" w:space="0"/>
+          <w:right w:val="single" w:color="4BACC6" w:themeColor="accent5" w:sz="8" w:space="0"/>
         </w:tcBorders>
       </w:tcPr>
     </w:tblStylePr>
@@ -3677,10 +4659,10 @@
       <w:tblStyleRowBandSize w:val="1"/>
       <w:tblStyleColBandSize w:val="1"/>
       <w:tblBorders>
-        <w:top w:val="single" w:sz="8" w:space="0" w:color="F79646" w:themeColor="accent6"/>
-        <w:left w:val="single" w:sz="8" w:space="0" w:color="F79646" w:themeColor="accent6"/>
-        <w:bottom w:val="single" w:sz="8" w:space="0" w:color="F79646" w:themeColor="accent6"/>
-        <w:right w:val="single" w:sz="8" w:space="0" w:color="F79646" w:themeColor="accent6"/>
+        <w:top w:val="single" w:color="F79646" w:themeColor="accent6" w:sz="8" w:space="0"/>
+        <w:left w:val="single" w:color="F79646" w:themeColor="accent6" w:sz="8" w:space="0"/>
+        <w:bottom w:val="single" w:color="F79646" w:themeColor="accent6" w:sz="8" w:space="0"/>
+        <w:right w:val="single" w:color="F79646" w:themeColor="accent6" w:sz="8" w:space="0"/>
       </w:tblBorders>
     </w:tblPr>
     <w:tblStylePr w:type="firstRow">
@@ -3708,10 +4690,10 @@
       <w:tblPr/>
       <w:tcPr>
         <w:tcBorders>
-          <w:top w:val="double" w:sz="6" w:space="0" w:color="F79646" w:themeColor="accent6"/>
-          <w:left w:val="single" w:sz="8" w:space="0" w:color="F79646" w:themeColor="accent6"/>
-          <w:bottom w:val="single" w:sz="8" w:space="0" w:color="F79646" w:themeColor="accent6"/>
-          <w:right w:val="single" w:sz="8" w:space="0" w:color="F79646" w:themeColor="accent6"/>
+          <w:top w:val="double" w:color="F79646" w:themeColor="accent6" w:sz="6" w:space="0"/>
+          <w:left w:val="single" w:color="F79646" w:themeColor="accent6" w:sz="8" w:space="0"/>
+          <w:bottom w:val="single" w:color="F79646" w:themeColor="accent6" w:sz="8" w:space="0"/>
+          <w:right w:val="single" w:color="F79646" w:themeColor="accent6" w:sz="8" w:space="0"/>
         </w:tcBorders>
       </w:tcPr>
     </w:tblStylePr>
@@ -3731,10 +4713,10 @@
       <w:tblPr/>
       <w:tcPr>
         <w:tcBorders>
-          <w:top w:val="single" w:sz="8" w:space="0" w:color="F79646" w:themeColor="accent6"/>
-          <w:left w:val="single" w:sz="8" w:space="0" w:color="F79646" w:themeColor="accent6"/>
-          <w:bottom w:val="single" w:sz="8" w:space="0" w:color="F79646" w:themeColor="accent6"/>
-          <w:right w:val="single" w:sz="8" w:space="0" w:color="F79646" w:themeColor="accent6"/>
+          <w:top w:val="single" w:color="F79646" w:themeColor="accent6" w:sz="8" w:space="0"/>
+          <w:left w:val="single" w:color="F79646" w:themeColor="accent6" w:sz="8" w:space="0"/>
+          <w:bottom w:val="single" w:color="F79646" w:themeColor="accent6" w:sz="8" w:space="0"/>
+          <w:right w:val="single" w:color="F79646" w:themeColor="accent6" w:sz="8" w:space="0"/>
         </w:tcBorders>
       </w:tcPr>
     </w:tblStylePr>
@@ -3742,10 +4724,10 @@
       <w:tblPr/>
       <w:tcPr>
         <w:tcBorders>
-          <w:top w:val="single" w:sz="8" w:space="0" w:color="F79646" w:themeColor="accent6"/>
-          <w:left w:val="single" w:sz="8" w:space="0" w:color="F79646" w:themeColor="accent6"/>
-          <w:bottom w:val="single" w:sz="8" w:space="0" w:color="F79646" w:themeColor="accent6"/>
-          <w:right w:val="single" w:sz="8" w:space="0" w:color="F79646" w:themeColor="accent6"/>
+          <w:top w:val="single" w:color="F79646" w:themeColor="accent6" w:sz="8" w:space="0"/>
+          <w:left w:val="single" w:color="F79646" w:themeColor="accent6" w:sz="8" w:space="0"/>
+          <w:bottom w:val="single" w:color="F79646" w:themeColor="accent6" w:sz="8" w:space="0"/>
+          <w:right w:val="single" w:color="F79646" w:themeColor="accent6" w:sz="8" w:space="0"/>
         </w:tcBorders>
       </w:tcPr>
     </w:tblStylePr>
@@ -3762,12 +4744,12 @@
       <w:tblStyleRowBandSize w:val="1"/>
       <w:tblStyleColBandSize w:val="1"/>
       <w:tblBorders>
-        <w:top w:val="single" w:sz="8" w:space="0" w:color="000000" w:themeColor="text1"/>
-        <w:left w:val="single" w:sz="8" w:space="0" w:color="000000" w:themeColor="text1"/>
-        <w:bottom w:val="single" w:sz="8" w:space="0" w:color="000000" w:themeColor="text1"/>
-        <w:right w:val="single" w:sz="8" w:space="0" w:color="000000" w:themeColor="text1"/>
-        <w:insideH w:val="single" w:sz="8" w:space="0" w:color="000000" w:themeColor="text1"/>
-        <w:insideV w:val="single" w:sz="8" w:space="0" w:color="000000" w:themeColor="text1"/>
+        <w:top w:val="single" w:color="000000" w:themeColor="text1" w:sz="8" w:space="0"/>
+        <w:left w:val="single" w:color="000000" w:themeColor="text1" w:sz="8" w:space="0"/>
+        <w:bottom w:val="single" w:color="000000" w:themeColor="text1" w:sz="8" w:space="0"/>
+        <w:right w:val="single" w:color="000000" w:themeColor="text1" w:sz="8" w:space="0"/>
+        <w:insideH w:val="single" w:color="000000" w:themeColor="text1" w:sz="8" w:space="0"/>
+        <w:insideV w:val="single" w:color="000000" w:themeColor="text1" w:sz="8" w:space="0"/>
       </w:tblBorders>
     </w:tblPr>
     <w:tblStylePr w:type="firstRow">
@@ -3775,19 +4757,19 @@
         <w:spacing w:before="0" w:after="0" w:line="240" w:lineRule="auto"/>
       </w:pPr>
       <w:rPr>
-        <w:rFonts w:asciiTheme="majorHAnsi" w:eastAsiaTheme="majorEastAsia" w:hAnsiTheme="majorHAnsi" w:cstheme="majorBidi"/>
-        <w:b/>
-        <w:bCs/>
-      </w:rPr>
-      <w:tblPr/>
-      <w:tcPr>
-        <w:tcBorders>
-          <w:top w:val="single" w:sz="8" w:space="0" w:color="000000" w:themeColor="text1"/>
-          <w:left w:val="single" w:sz="8" w:space="0" w:color="000000" w:themeColor="text1"/>
-          <w:bottom w:val="single" w:sz="18" w:space="0" w:color="000000" w:themeColor="text1"/>
-          <w:right w:val="single" w:sz="8" w:space="0" w:color="000000" w:themeColor="text1"/>
-          <w:insideH w:val="nil"/>
-          <w:insideV w:val="single" w:sz="8" w:space="0" w:color="000000" w:themeColor="text1"/>
+        <w:rFonts w:asciiTheme="majorHAnsi" w:hAnsiTheme="majorHAnsi" w:eastAsiaTheme="majorEastAsia" w:cstheme="majorBidi"/>
+        <w:b/>
+        <w:bCs/>
+      </w:rPr>
+      <w:tblPr/>
+      <w:tcPr>
+        <w:tcBorders>
+          <w:top w:val="single" w:color="000000" w:themeColor="text1" w:sz="8" w:space="0"/>
+          <w:left w:val="single" w:color="000000" w:themeColor="text1" w:sz="8" w:space="0"/>
+          <w:bottom w:val="single" w:color="000000" w:themeColor="text1" w:sz="18" w:space="0"/>
+          <w:right w:val="single" w:color="000000" w:themeColor="text1" w:sz="8" w:space="0"/>
+          <w:insideH w:val="nil"/>
+          <w:insideV w:val="single" w:color="000000" w:themeColor="text1" w:sz="8" w:space="0"/>
         </w:tcBorders>
       </w:tcPr>
     </w:tblStylePr>
@@ -3796,42 +4778,42 @@
         <w:spacing w:before="0" w:after="0" w:line="240" w:lineRule="auto"/>
       </w:pPr>
       <w:rPr>
-        <w:rFonts w:asciiTheme="majorHAnsi" w:eastAsiaTheme="majorEastAsia" w:hAnsiTheme="majorHAnsi" w:cstheme="majorBidi"/>
-        <w:b/>
-        <w:bCs/>
-      </w:rPr>
-      <w:tblPr/>
-      <w:tcPr>
-        <w:tcBorders>
-          <w:top w:val="double" w:sz="6" w:space="0" w:color="000000" w:themeColor="text1"/>
-          <w:left w:val="single" w:sz="8" w:space="0" w:color="000000" w:themeColor="text1"/>
-          <w:bottom w:val="single" w:sz="8" w:space="0" w:color="000000" w:themeColor="text1"/>
-          <w:right w:val="single" w:sz="8" w:space="0" w:color="000000" w:themeColor="text1"/>
-          <w:insideH w:val="nil"/>
-          <w:insideV w:val="single" w:sz="8" w:space="0" w:color="000000" w:themeColor="text1"/>
+        <w:rFonts w:asciiTheme="majorHAnsi" w:hAnsiTheme="majorHAnsi" w:eastAsiaTheme="majorEastAsia" w:cstheme="majorBidi"/>
+        <w:b/>
+        <w:bCs/>
+      </w:rPr>
+      <w:tblPr/>
+      <w:tcPr>
+        <w:tcBorders>
+          <w:top w:val="double" w:color="000000" w:themeColor="text1" w:sz="6" w:space="0"/>
+          <w:left w:val="single" w:color="000000" w:themeColor="text1" w:sz="8" w:space="0"/>
+          <w:bottom w:val="single" w:color="000000" w:themeColor="text1" w:sz="8" w:space="0"/>
+          <w:right w:val="single" w:color="000000" w:themeColor="text1" w:sz="8" w:space="0"/>
+          <w:insideH w:val="nil"/>
+          <w:insideV w:val="single" w:color="000000" w:themeColor="text1" w:sz="8" w:space="0"/>
         </w:tcBorders>
       </w:tcPr>
     </w:tblStylePr>
     <w:tblStylePr w:type="firstCol">
       <w:rPr>
-        <w:rFonts w:asciiTheme="majorHAnsi" w:eastAsiaTheme="majorEastAsia" w:hAnsiTheme="majorHAnsi" w:cstheme="majorBidi"/>
+        <w:rFonts w:asciiTheme="majorHAnsi" w:hAnsiTheme="majorHAnsi" w:eastAsiaTheme="majorEastAsia" w:cstheme="majorBidi"/>
         <w:b/>
         <w:bCs/>
       </w:rPr>
     </w:tblStylePr>
     <w:tblStylePr w:type="lastCol">
       <w:rPr>
-        <w:rFonts w:asciiTheme="majorHAnsi" w:eastAsiaTheme="majorEastAsia" w:hAnsiTheme="majorHAnsi" w:cstheme="majorBidi"/>
-        <w:b/>
-        <w:bCs/>
-      </w:rPr>
-      <w:tblPr/>
-      <w:tcPr>
-        <w:tcBorders>
-          <w:top w:val="single" w:sz="8" w:space="0" w:color="000000" w:themeColor="text1"/>
-          <w:left w:val="single" w:sz="8" w:space="0" w:color="000000" w:themeColor="text1"/>
-          <w:bottom w:val="single" w:sz="8" w:space="0" w:color="000000" w:themeColor="text1"/>
-          <w:right w:val="single" w:sz="8" w:space="0" w:color="000000" w:themeColor="text1"/>
+        <w:rFonts w:asciiTheme="majorHAnsi" w:hAnsiTheme="majorHAnsi" w:eastAsiaTheme="majorEastAsia" w:cstheme="majorBidi"/>
+        <w:b/>
+        <w:bCs/>
+      </w:rPr>
+      <w:tblPr/>
+      <w:tcPr>
+        <w:tcBorders>
+          <w:top w:val="single" w:color="000000" w:themeColor="text1" w:sz="8" w:space="0"/>
+          <w:left w:val="single" w:color="000000" w:themeColor="text1" w:sz="8" w:space="0"/>
+          <w:bottom w:val="single" w:color="000000" w:themeColor="text1" w:sz="8" w:space="0"/>
+          <w:right w:val="single" w:color="000000" w:themeColor="text1" w:sz="8" w:space="0"/>
         </w:tcBorders>
       </w:tcPr>
     </w:tblStylePr>
@@ -3839,10 +4821,10 @@
       <w:tblPr/>
       <w:tcPr>
         <w:tcBorders>
-          <w:top w:val="single" w:sz="8" w:space="0" w:color="000000" w:themeColor="text1"/>
-          <w:left w:val="single" w:sz="8" w:space="0" w:color="000000" w:themeColor="text1"/>
-          <w:bottom w:val="single" w:sz="8" w:space="0" w:color="000000" w:themeColor="text1"/>
-          <w:right w:val="single" w:sz="8" w:space="0" w:color="000000" w:themeColor="text1"/>
+          <w:top w:val="single" w:color="000000" w:themeColor="text1" w:sz="8" w:space="0"/>
+          <w:left w:val="single" w:color="000000" w:themeColor="text1" w:sz="8" w:space="0"/>
+          <w:bottom w:val="single" w:color="000000" w:themeColor="text1" w:sz="8" w:space="0"/>
+          <w:right w:val="single" w:color="000000" w:themeColor="text1" w:sz="8" w:space="0"/>
         </w:tcBorders>
         <w:shd w:val="clear" w:color="auto" w:fill="C0C0C0" w:themeFill="text1" w:themeFillTint="3F"/>
       </w:tcPr>
@@ -3851,11 +4833,11 @@
       <w:tblPr/>
       <w:tcPr>
         <w:tcBorders>
-          <w:top w:val="single" w:sz="8" w:space="0" w:color="000000" w:themeColor="text1"/>
-          <w:left w:val="single" w:sz="8" w:space="0" w:color="000000" w:themeColor="text1"/>
-          <w:bottom w:val="single" w:sz="8" w:space="0" w:color="000000" w:themeColor="text1"/>
-          <w:right w:val="single" w:sz="8" w:space="0" w:color="000000" w:themeColor="text1"/>
-          <w:insideV w:val="single" w:sz="8" w:space="0" w:color="000000" w:themeColor="text1"/>
+          <w:top w:val="single" w:color="000000" w:themeColor="text1" w:sz="8" w:space="0"/>
+          <w:left w:val="single" w:color="000000" w:themeColor="text1" w:sz="8" w:space="0"/>
+          <w:bottom w:val="single" w:color="000000" w:themeColor="text1" w:sz="8" w:space="0"/>
+          <w:right w:val="single" w:color="000000" w:themeColor="text1" w:sz="8" w:space="0"/>
+          <w:insideV w:val="single" w:color="000000" w:themeColor="text1" w:sz="8" w:space="0"/>
         </w:tcBorders>
         <w:shd w:val="clear" w:color="auto" w:fill="C0C0C0" w:themeFill="text1" w:themeFillTint="3F"/>
       </w:tcPr>
@@ -3864,11 +4846,11 @@
       <w:tblPr/>
       <w:tcPr>
         <w:tcBorders>
-          <w:top w:val="single" w:sz="8" w:space="0" w:color="000000" w:themeColor="text1"/>
-          <w:left w:val="single" w:sz="8" w:space="0" w:color="000000" w:themeColor="text1"/>
-          <w:bottom w:val="single" w:sz="8" w:space="0" w:color="000000" w:themeColor="text1"/>
-          <w:right w:val="single" w:sz="8" w:space="0" w:color="000000" w:themeColor="text1"/>
-          <w:insideV w:val="single" w:sz="8" w:space="0" w:color="000000" w:themeColor="text1"/>
+          <w:top w:val="single" w:color="000000" w:themeColor="text1" w:sz="8" w:space="0"/>
+          <w:left w:val="single" w:color="000000" w:themeColor="text1" w:sz="8" w:space="0"/>
+          <w:bottom w:val="single" w:color="000000" w:themeColor="text1" w:sz="8" w:space="0"/>
+          <w:right w:val="single" w:color="000000" w:themeColor="text1" w:sz="8" w:space="0"/>
+          <w:insideV w:val="single" w:color="000000" w:themeColor="text1" w:sz="8" w:space="0"/>
         </w:tcBorders>
       </w:tcPr>
     </w:tblStylePr>
@@ -3885,12 +4867,12 @@
       <w:tblStyleRowBandSize w:val="1"/>
       <w:tblStyleColBandSize w:val="1"/>
       <w:tblBorders>
-        <w:top w:val="single" w:sz="8" w:space="0" w:color="4F81BD" w:themeColor="accent1"/>
-        <w:left w:val="single" w:sz="8" w:space="0" w:color="4F81BD" w:themeColor="accent1"/>
-        <w:bottom w:val="single" w:sz="8" w:space="0" w:color="4F81BD" w:themeColor="accent1"/>
-        <w:right w:val="single" w:sz="8" w:space="0" w:color="4F81BD" w:themeColor="accent1"/>
-        <w:insideH w:val="single" w:sz="8" w:space="0" w:color="4F81BD" w:themeColor="accent1"/>
-        <w:insideV w:val="single" w:sz="8" w:space="0" w:color="4F81BD" w:themeColor="accent1"/>
+        <w:top w:val="single" w:color="4F81BD" w:themeColor="accent1" w:sz="8" w:space="0"/>
+        <w:left w:val="single" w:color="4F81BD" w:themeColor="accent1" w:sz="8" w:space="0"/>
+        <w:bottom w:val="single" w:color="4F81BD" w:themeColor="accent1" w:sz="8" w:space="0"/>
+        <w:right w:val="single" w:color="4F81BD" w:themeColor="accent1" w:sz="8" w:space="0"/>
+        <w:insideH w:val="single" w:color="4F81BD" w:themeColor="accent1" w:sz="8" w:space="0"/>
+        <w:insideV w:val="single" w:color="4F81BD" w:themeColor="accent1" w:sz="8" w:space="0"/>
       </w:tblBorders>
     </w:tblPr>
     <w:tblStylePr w:type="firstRow">
@@ -3898,19 +4880,19 @@
         <w:spacing w:before="0" w:after="0" w:line="240" w:lineRule="auto"/>
       </w:pPr>
       <w:rPr>
-        <w:rFonts w:asciiTheme="majorHAnsi" w:eastAsiaTheme="majorEastAsia" w:hAnsiTheme="majorHAnsi" w:cstheme="majorBidi"/>
-        <w:b/>
-        <w:bCs/>
-      </w:rPr>
-      <w:tblPr/>
-      <w:tcPr>
-        <w:tcBorders>
-          <w:top w:val="single" w:sz="8" w:space="0" w:color="4F81BD" w:themeColor="accent1"/>
-          <w:left w:val="single" w:sz="8" w:space="0" w:color="4F81BD" w:themeColor="accent1"/>
-          <w:bottom w:val="single" w:sz="18" w:space="0" w:color="4F81BD" w:themeColor="accent1"/>
-          <w:right w:val="single" w:sz="8" w:space="0" w:color="4F81BD" w:themeColor="accent1"/>
-          <w:insideH w:val="nil"/>
-          <w:insideV w:val="single" w:sz="8" w:space="0" w:color="4F81BD" w:themeColor="accent1"/>
+        <w:rFonts w:asciiTheme="majorHAnsi" w:hAnsiTheme="majorHAnsi" w:eastAsiaTheme="majorEastAsia" w:cstheme="majorBidi"/>
+        <w:b/>
+        <w:bCs/>
+      </w:rPr>
+      <w:tblPr/>
+      <w:tcPr>
+        <w:tcBorders>
+          <w:top w:val="single" w:color="4F81BD" w:themeColor="accent1" w:sz="8" w:space="0"/>
+          <w:left w:val="single" w:color="4F81BD" w:themeColor="accent1" w:sz="8" w:space="0"/>
+          <w:bottom w:val="single" w:color="4F81BD" w:themeColor="accent1" w:sz="18" w:space="0"/>
+          <w:right w:val="single" w:color="4F81BD" w:themeColor="accent1" w:sz="8" w:space="0"/>
+          <w:insideH w:val="nil"/>
+          <w:insideV w:val="single" w:color="4F81BD" w:themeColor="accent1" w:sz="8" w:space="0"/>
         </w:tcBorders>
       </w:tcPr>
     </w:tblStylePr>
@@ -3919,42 +4901,42 @@
         <w:spacing w:before="0" w:after="0" w:line="240" w:lineRule="auto"/>
       </w:pPr>
       <w:rPr>
-        <w:rFonts w:asciiTheme="majorHAnsi" w:eastAsiaTheme="majorEastAsia" w:hAnsiTheme="majorHAnsi" w:cstheme="majorBidi"/>
-        <w:b/>
-        <w:bCs/>
-      </w:rPr>
-      <w:tblPr/>
-      <w:tcPr>
-        <w:tcBorders>
-          <w:top w:val="double" w:sz="6" w:space="0" w:color="4F81BD" w:themeColor="accent1"/>
-          <w:left w:val="single" w:sz="8" w:space="0" w:color="4F81BD" w:themeColor="accent1"/>
-          <w:bottom w:val="single" w:sz="8" w:space="0" w:color="4F81BD" w:themeColor="accent1"/>
-          <w:right w:val="single" w:sz="8" w:space="0" w:color="4F81BD" w:themeColor="accent1"/>
-          <w:insideH w:val="nil"/>
-          <w:insideV w:val="single" w:sz="8" w:space="0" w:color="4F81BD" w:themeColor="accent1"/>
+        <w:rFonts w:asciiTheme="majorHAnsi" w:hAnsiTheme="majorHAnsi" w:eastAsiaTheme="majorEastAsia" w:cstheme="majorBidi"/>
+        <w:b/>
+        <w:bCs/>
+      </w:rPr>
+      <w:tblPr/>
+      <w:tcPr>
+        <w:tcBorders>
+          <w:top w:val="double" w:color="4F81BD" w:themeColor="accent1" w:sz="6" w:space="0"/>
+          <w:left w:val="single" w:color="4F81BD" w:themeColor="accent1" w:sz="8" w:space="0"/>
+          <w:bottom w:val="single" w:color="4F81BD" w:themeColor="accent1" w:sz="8" w:space="0"/>
+          <w:right w:val="single" w:color="4F81BD" w:themeColor="accent1" w:sz="8" w:space="0"/>
+          <w:insideH w:val="nil"/>
+          <w:insideV w:val="single" w:color="4F81BD" w:themeColor="accent1" w:sz="8" w:space="0"/>
         </w:tcBorders>
       </w:tcPr>
     </w:tblStylePr>
     <w:tblStylePr w:type="firstCol">
       <w:rPr>
-        <w:rFonts w:asciiTheme="majorHAnsi" w:eastAsiaTheme="majorEastAsia" w:hAnsiTheme="majorHAnsi" w:cstheme="majorBidi"/>
+        <w:rFonts w:asciiTheme="majorHAnsi" w:hAnsiTheme="majorHAnsi" w:eastAsiaTheme="majorEastAsia" w:cstheme="majorBidi"/>
         <w:b/>
         <w:bCs/>
       </w:rPr>
     </w:tblStylePr>
     <w:tblStylePr w:type="lastCol">
       <w:rPr>
-        <w:rFonts w:asciiTheme="majorHAnsi" w:eastAsiaTheme="majorEastAsia" w:hAnsiTheme="majorHAnsi" w:cstheme="majorBidi"/>
-        <w:b/>
-        <w:bCs/>
-      </w:rPr>
-      <w:tblPr/>
-      <w:tcPr>
-        <w:tcBorders>
-          <w:top w:val="single" w:sz="8" w:space="0" w:color="4F81BD" w:themeColor="accent1"/>
-          <w:left w:val="single" w:sz="8" w:space="0" w:color="4F81BD" w:themeColor="accent1"/>
-          <w:bottom w:val="single" w:sz="8" w:space="0" w:color="4F81BD" w:themeColor="accent1"/>
-          <w:right w:val="single" w:sz="8" w:space="0" w:color="4F81BD" w:themeColor="accent1"/>
+        <w:rFonts w:asciiTheme="majorHAnsi" w:hAnsiTheme="majorHAnsi" w:eastAsiaTheme="majorEastAsia" w:cstheme="majorBidi"/>
+        <w:b/>
+        <w:bCs/>
+      </w:rPr>
+      <w:tblPr/>
+      <w:tcPr>
+        <w:tcBorders>
+          <w:top w:val="single" w:color="4F81BD" w:themeColor="accent1" w:sz="8" w:space="0"/>
+          <w:left w:val="single" w:color="4F81BD" w:themeColor="accent1" w:sz="8" w:space="0"/>
+          <w:bottom w:val="single" w:color="4F81BD" w:themeColor="accent1" w:sz="8" w:space="0"/>
+          <w:right w:val="single" w:color="4F81BD" w:themeColor="accent1" w:sz="8" w:space="0"/>
         </w:tcBorders>
       </w:tcPr>
     </w:tblStylePr>
@@ -3962,10 +4944,10 @@
       <w:tblPr/>
       <w:tcPr>
         <w:tcBorders>
-          <w:top w:val="single" w:sz="8" w:space="0" w:color="4F81BD" w:themeColor="accent1"/>
-          <w:left w:val="single" w:sz="8" w:space="0" w:color="4F81BD" w:themeColor="accent1"/>
-          <w:bottom w:val="single" w:sz="8" w:space="0" w:color="4F81BD" w:themeColor="accent1"/>
-          <w:right w:val="single" w:sz="8" w:space="0" w:color="4F81BD" w:themeColor="accent1"/>
+          <w:top w:val="single" w:color="4F81BD" w:themeColor="accent1" w:sz="8" w:space="0"/>
+          <w:left w:val="single" w:color="4F81BD" w:themeColor="accent1" w:sz="8" w:space="0"/>
+          <w:bottom w:val="single" w:color="4F81BD" w:themeColor="accent1" w:sz="8" w:space="0"/>
+          <w:right w:val="single" w:color="4F81BD" w:themeColor="accent1" w:sz="8" w:space="0"/>
         </w:tcBorders>
         <w:shd w:val="clear" w:color="auto" w:fill="D3DFEE" w:themeFill="accent1" w:themeFillTint="3F"/>
       </w:tcPr>
@@ -3974,11 +4956,11 @@
       <w:tblPr/>
       <w:tcPr>
         <w:tcBorders>
-          <w:top w:val="single" w:sz="8" w:space="0" w:color="4F81BD" w:themeColor="accent1"/>
-          <w:left w:val="single" w:sz="8" w:space="0" w:color="4F81BD" w:themeColor="accent1"/>
-          <w:bottom w:val="single" w:sz="8" w:space="0" w:color="4F81BD" w:themeColor="accent1"/>
-          <w:right w:val="single" w:sz="8" w:space="0" w:color="4F81BD" w:themeColor="accent1"/>
-          <w:insideV w:val="single" w:sz="8" w:space="0" w:color="4F81BD" w:themeColor="accent1"/>
+          <w:top w:val="single" w:color="4F81BD" w:themeColor="accent1" w:sz="8" w:space="0"/>
+          <w:left w:val="single" w:color="4F81BD" w:themeColor="accent1" w:sz="8" w:space="0"/>
+          <w:bottom w:val="single" w:color="4F81BD" w:themeColor="accent1" w:sz="8" w:space="0"/>
+          <w:right w:val="single" w:color="4F81BD" w:themeColor="accent1" w:sz="8" w:space="0"/>
+          <w:insideV w:val="single" w:color="4F81BD" w:themeColor="accent1" w:sz="8" w:space="0"/>
         </w:tcBorders>
         <w:shd w:val="clear" w:color="auto" w:fill="D3DFEE" w:themeFill="accent1" w:themeFillTint="3F"/>
       </w:tcPr>
@@ -3987,11 +4969,11 @@
       <w:tblPr/>
       <w:tcPr>
         <w:tcBorders>
-          <w:top w:val="single" w:sz="8" w:space="0" w:color="4F81BD" w:themeColor="accent1"/>
-          <w:left w:val="single" w:sz="8" w:space="0" w:color="4F81BD" w:themeColor="accent1"/>
-          <w:bottom w:val="single" w:sz="8" w:space="0" w:color="4F81BD" w:themeColor="accent1"/>
-          <w:right w:val="single" w:sz="8" w:space="0" w:color="4F81BD" w:themeColor="accent1"/>
-          <w:insideV w:val="single" w:sz="8" w:space="0" w:color="4F81BD" w:themeColor="accent1"/>
+          <w:top w:val="single" w:color="4F81BD" w:themeColor="accent1" w:sz="8" w:space="0"/>
+          <w:left w:val="single" w:color="4F81BD" w:themeColor="accent1" w:sz="8" w:space="0"/>
+          <w:bottom w:val="single" w:color="4F81BD" w:themeColor="accent1" w:sz="8" w:space="0"/>
+          <w:right w:val="single" w:color="4F81BD" w:themeColor="accent1" w:sz="8" w:space="0"/>
+          <w:insideV w:val="single" w:color="4F81BD" w:themeColor="accent1" w:sz="8" w:space="0"/>
         </w:tcBorders>
       </w:tcPr>
     </w:tblStylePr>
@@ -4008,12 +4990,12 @@
       <w:tblStyleRowBandSize w:val="1"/>
       <w:tblStyleColBandSize w:val="1"/>
       <w:tblBorders>
-        <w:top w:val="single" w:sz="8" w:space="0" w:color="C0504D" w:themeColor="accent2"/>
-        <w:left w:val="single" w:sz="8" w:space="0" w:color="C0504D" w:themeColor="accent2"/>
-        <w:bottom w:val="single" w:sz="8" w:space="0" w:color="C0504D" w:themeColor="accent2"/>
-        <w:right w:val="single" w:sz="8" w:space="0" w:color="C0504D" w:themeColor="accent2"/>
-        <w:insideH w:val="single" w:sz="8" w:space="0" w:color="C0504D" w:themeColor="accent2"/>
-        <w:insideV w:val="single" w:sz="8" w:space="0" w:color="C0504D" w:themeColor="accent2"/>
+        <w:top w:val="single" w:color="C0504D" w:themeColor="accent2" w:sz="8" w:space="0"/>
+        <w:left w:val="single" w:color="C0504D" w:themeColor="accent2" w:sz="8" w:space="0"/>
+        <w:bottom w:val="single" w:color="C0504D" w:themeColor="accent2" w:sz="8" w:space="0"/>
+        <w:right w:val="single" w:color="C0504D" w:themeColor="accent2" w:sz="8" w:space="0"/>
+        <w:insideH w:val="single" w:color="C0504D" w:themeColor="accent2" w:sz="8" w:space="0"/>
+        <w:insideV w:val="single" w:color="C0504D" w:themeColor="accent2" w:sz="8" w:space="0"/>
       </w:tblBorders>
     </w:tblPr>
     <w:tblStylePr w:type="firstRow">
@@ -4021,19 +5003,19 @@
         <w:spacing w:before="0" w:after="0" w:line="240" w:lineRule="auto"/>
       </w:pPr>
       <w:rPr>
-        <w:rFonts w:asciiTheme="majorHAnsi" w:eastAsiaTheme="majorEastAsia" w:hAnsiTheme="majorHAnsi" w:cstheme="majorBidi"/>
-        <w:b/>
-        <w:bCs/>
-      </w:rPr>
-      <w:tblPr/>
-      <w:tcPr>
-        <w:tcBorders>
-          <w:top w:val="single" w:sz="8" w:space="0" w:color="C0504D" w:themeColor="accent2"/>
-          <w:left w:val="single" w:sz="8" w:space="0" w:color="C0504D" w:themeColor="accent2"/>
-          <w:bottom w:val="single" w:sz="18" w:space="0" w:color="C0504D" w:themeColor="accent2"/>
-          <w:right w:val="single" w:sz="8" w:space="0" w:color="C0504D" w:themeColor="accent2"/>
-          <w:insideH w:val="nil"/>
-          <w:insideV w:val="single" w:sz="8" w:space="0" w:color="C0504D" w:themeColor="accent2"/>
+        <w:rFonts w:asciiTheme="majorHAnsi" w:hAnsiTheme="majorHAnsi" w:eastAsiaTheme="majorEastAsia" w:cstheme="majorBidi"/>
+        <w:b/>
+        <w:bCs/>
+      </w:rPr>
+      <w:tblPr/>
+      <w:tcPr>
+        <w:tcBorders>
+          <w:top w:val="single" w:color="C0504D" w:themeColor="accent2" w:sz="8" w:space="0"/>
+          <w:left w:val="single" w:color="C0504D" w:themeColor="accent2" w:sz="8" w:space="0"/>
+          <w:bottom w:val="single" w:color="C0504D" w:themeColor="accent2" w:sz="18" w:space="0"/>
+          <w:right w:val="single" w:color="C0504D" w:themeColor="accent2" w:sz="8" w:space="0"/>
+          <w:insideH w:val="nil"/>
+          <w:insideV w:val="single" w:color="C0504D" w:themeColor="accent2" w:sz="8" w:space="0"/>
         </w:tcBorders>
       </w:tcPr>
     </w:tblStylePr>
@@ -4042,42 +5024,42 @@
         <w:spacing w:before="0" w:after="0" w:line="240" w:lineRule="auto"/>
       </w:pPr>
       <w:rPr>
-        <w:rFonts w:asciiTheme="majorHAnsi" w:eastAsiaTheme="majorEastAsia" w:hAnsiTheme="majorHAnsi" w:cstheme="majorBidi"/>
-        <w:b/>
-        <w:bCs/>
-      </w:rPr>
-      <w:tblPr/>
-      <w:tcPr>
-        <w:tcBorders>
-          <w:top w:val="double" w:sz="6" w:space="0" w:color="C0504D" w:themeColor="accent2"/>
-          <w:left w:val="single" w:sz="8" w:space="0" w:color="C0504D" w:themeColor="accent2"/>
-          <w:bottom w:val="single" w:sz="8" w:space="0" w:color="C0504D" w:themeColor="accent2"/>
-          <w:right w:val="single" w:sz="8" w:space="0" w:color="C0504D" w:themeColor="accent2"/>
-          <w:insideH w:val="nil"/>
-          <w:insideV w:val="single" w:sz="8" w:space="0" w:color="C0504D" w:themeColor="accent2"/>
+        <w:rFonts w:asciiTheme="majorHAnsi" w:hAnsiTheme="majorHAnsi" w:eastAsiaTheme="majorEastAsia" w:cstheme="majorBidi"/>
+        <w:b/>
+        <w:bCs/>
+      </w:rPr>
+      <w:tblPr/>
+      <w:tcPr>
+        <w:tcBorders>
+          <w:top w:val="double" w:color="C0504D" w:themeColor="accent2" w:sz="6" w:space="0"/>
+          <w:left w:val="single" w:color="C0504D" w:themeColor="accent2" w:sz="8" w:space="0"/>
+          <w:bottom w:val="single" w:color="C0504D" w:themeColor="accent2" w:sz="8" w:space="0"/>
+          <w:right w:val="single" w:color="C0504D" w:themeColor="accent2" w:sz="8" w:space="0"/>
+          <w:insideH w:val="nil"/>
+          <w:insideV w:val="single" w:color="C0504D" w:themeColor="accent2" w:sz="8" w:space="0"/>
         </w:tcBorders>
       </w:tcPr>
     </w:tblStylePr>
     <w:tblStylePr w:type="firstCol">
       <w:rPr>
-        <w:rFonts w:asciiTheme="majorHAnsi" w:eastAsiaTheme="majorEastAsia" w:hAnsiTheme="majorHAnsi" w:cstheme="majorBidi"/>
+        <w:rFonts w:asciiTheme="majorHAnsi" w:hAnsiTheme="majorHAnsi" w:eastAsiaTheme="majorEastAsia" w:cstheme="majorBidi"/>
         <w:b/>
         <w:bCs/>
       </w:rPr>
     </w:tblStylePr>
     <w:tblStylePr w:type="lastCol">
       <w:rPr>
-        <w:rFonts w:asciiTheme="majorHAnsi" w:eastAsiaTheme="majorEastAsia" w:hAnsiTheme="majorHAnsi" w:cstheme="majorBidi"/>
-        <w:b/>
-        <w:bCs/>
-      </w:rPr>
-      <w:tblPr/>
-      <w:tcPr>
-        <w:tcBorders>
-          <w:top w:val="single" w:sz="8" w:space="0" w:color="C0504D" w:themeColor="accent2"/>
-          <w:left w:val="single" w:sz="8" w:space="0" w:color="C0504D" w:themeColor="accent2"/>
-          <w:bottom w:val="single" w:sz="8" w:space="0" w:color="C0504D" w:themeColor="accent2"/>
-          <w:right w:val="single" w:sz="8" w:space="0" w:color="C0504D" w:themeColor="accent2"/>
+        <w:rFonts w:asciiTheme="majorHAnsi" w:hAnsiTheme="majorHAnsi" w:eastAsiaTheme="majorEastAsia" w:cstheme="majorBidi"/>
+        <w:b/>
+        <w:bCs/>
+      </w:rPr>
+      <w:tblPr/>
+      <w:tcPr>
+        <w:tcBorders>
+          <w:top w:val="single" w:color="C0504D" w:themeColor="accent2" w:sz="8" w:space="0"/>
+          <w:left w:val="single" w:color="C0504D" w:themeColor="accent2" w:sz="8" w:space="0"/>
+          <w:bottom w:val="single" w:color="C0504D" w:themeColor="accent2" w:sz="8" w:space="0"/>
+          <w:right w:val="single" w:color="C0504D" w:themeColor="accent2" w:sz="8" w:space="0"/>
         </w:tcBorders>
       </w:tcPr>
     </w:tblStylePr>
@@ -4085,10 +5067,10 @@
       <w:tblPr/>
       <w:tcPr>
         <w:tcBorders>
-          <w:top w:val="single" w:sz="8" w:space="0" w:color="C0504D" w:themeColor="accent2"/>
-          <w:left w:val="single" w:sz="8" w:space="0" w:color="C0504D" w:themeColor="accent2"/>
-          <w:bottom w:val="single" w:sz="8" w:space="0" w:color="C0504D" w:themeColor="accent2"/>
-          <w:right w:val="single" w:sz="8" w:space="0" w:color="C0504D" w:themeColor="accent2"/>
+          <w:top w:val="single" w:color="C0504D" w:themeColor="accent2" w:sz="8" w:space="0"/>
+          <w:left w:val="single" w:color="C0504D" w:themeColor="accent2" w:sz="8" w:space="0"/>
+          <w:bottom w:val="single" w:color="C0504D" w:themeColor="accent2" w:sz="8" w:space="0"/>
+          <w:right w:val="single" w:color="C0504D" w:themeColor="accent2" w:sz="8" w:space="0"/>
         </w:tcBorders>
         <w:shd w:val="clear" w:color="auto" w:fill="EFD3D2" w:themeFill="accent2" w:themeFillTint="3F"/>
       </w:tcPr>
@@ -4097,11 +5079,11 @@
       <w:tblPr/>
       <w:tcPr>
         <w:tcBorders>
-          <w:top w:val="single" w:sz="8" w:space="0" w:color="C0504D" w:themeColor="accent2"/>
-          <w:left w:val="single" w:sz="8" w:space="0" w:color="C0504D" w:themeColor="accent2"/>
-          <w:bottom w:val="single" w:sz="8" w:space="0" w:color="C0504D" w:themeColor="accent2"/>
-          <w:right w:val="single" w:sz="8" w:space="0" w:color="C0504D" w:themeColor="accent2"/>
-          <w:insideV w:val="single" w:sz="8" w:space="0" w:color="C0504D" w:themeColor="accent2"/>
+          <w:top w:val="single" w:color="C0504D" w:themeColor="accent2" w:sz="8" w:space="0"/>
+          <w:left w:val="single" w:color="C0504D" w:themeColor="accent2" w:sz="8" w:space="0"/>
+          <w:bottom w:val="single" w:color="C0504D" w:themeColor="accent2" w:sz="8" w:space="0"/>
+          <w:right w:val="single" w:color="C0504D" w:themeColor="accent2" w:sz="8" w:space="0"/>
+          <w:insideV w:val="single" w:color="C0504D" w:themeColor="accent2" w:sz="8" w:space="0"/>
         </w:tcBorders>
         <w:shd w:val="clear" w:color="auto" w:fill="EFD3D2" w:themeFill="accent2" w:themeFillTint="3F"/>
       </w:tcPr>
@@ -4110,11 +5092,11 @@
       <w:tblPr/>
       <w:tcPr>
         <w:tcBorders>
-          <w:top w:val="single" w:sz="8" w:space="0" w:color="C0504D" w:themeColor="accent2"/>
-          <w:left w:val="single" w:sz="8" w:space="0" w:color="C0504D" w:themeColor="accent2"/>
-          <w:bottom w:val="single" w:sz="8" w:space="0" w:color="C0504D" w:themeColor="accent2"/>
-          <w:right w:val="single" w:sz="8" w:space="0" w:color="C0504D" w:themeColor="accent2"/>
-          <w:insideV w:val="single" w:sz="8" w:space="0" w:color="C0504D" w:themeColor="accent2"/>
+          <w:top w:val="single" w:color="C0504D" w:themeColor="accent2" w:sz="8" w:space="0"/>
+          <w:left w:val="single" w:color="C0504D" w:themeColor="accent2" w:sz="8" w:space="0"/>
+          <w:bottom w:val="single" w:color="C0504D" w:themeColor="accent2" w:sz="8" w:space="0"/>
+          <w:right w:val="single" w:color="C0504D" w:themeColor="accent2" w:sz="8" w:space="0"/>
+          <w:insideV w:val="single" w:color="C0504D" w:themeColor="accent2" w:sz="8" w:space="0"/>
         </w:tcBorders>
       </w:tcPr>
     </w:tblStylePr>
@@ -4131,12 +5113,12 @@
       <w:tblStyleRowBandSize w:val="1"/>
       <w:tblStyleColBandSize w:val="1"/>
       <w:tblBorders>
-        <w:top w:val="single" w:sz="8" w:space="0" w:color="9BBB59" w:themeColor="accent3"/>
-        <w:left w:val="single" w:sz="8" w:space="0" w:color="9BBB59" w:themeColor="accent3"/>
-        <w:bottom w:val="single" w:sz="8" w:space="0" w:color="9BBB59" w:themeColor="accent3"/>
-        <w:right w:val="single" w:sz="8" w:space="0" w:color="9BBB59" w:themeColor="accent3"/>
-        <w:insideH w:val="single" w:sz="8" w:space="0" w:color="9BBB59" w:themeColor="accent3"/>
-        <w:insideV w:val="single" w:sz="8" w:space="0" w:color="9BBB59" w:themeColor="accent3"/>
+        <w:top w:val="single" w:color="9BBB59" w:themeColor="accent3" w:sz="8" w:space="0"/>
+        <w:left w:val="single" w:color="9BBB59" w:themeColor="accent3" w:sz="8" w:space="0"/>
+        <w:bottom w:val="single" w:color="9BBB59" w:themeColor="accent3" w:sz="8" w:space="0"/>
+        <w:right w:val="single" w:color="9BBB59" w:themeColor="accent3" w:sz="8" w:space="0"/>
+        <w:insideH w:val="single" w:color="9BBB59" w:themeColor="accent3" w:sz="8" w:space="0"/>
+        <w:insideV w:val="single" w:color="9BBB59" w:themeColor="accent3" w:sz="8" w:space="0"/>
       </w:tblBorders>
     </w:tblPr>
     <w:tblStylePr w:type="firstRow">
@@ -4144,19 +5126,19 @@
         <w:spacing w:before="0" w:after="0" w:line="240" w:lineRule="auto"/>
       </w:pPr>
       <w:rPr>
-        <w:rFonts w:asciiTheme="majorHAnsi" w:eastAsiaTheme="majorEastAsia" w:hAnsiTheme="majorHAnsi" w:cstheme="majorBidi"/>
-        <w:b/>
-        <w:bCs/>
-      </w:rPr>
-      <w:tblPr/>
-      <w:tcPr>
-        <w:tcBorders>
-          <w:top w:val="single" w:sz="8" w:space="0" w:color="9BBB59" w:themeColor="accent3"/>
-          <w:left w:val="single" w:sz="8" w:space="0" w:color="9BBB59" w:themeColor="accent3"/>
-          <w:bottom w:val="single" w:sz="18" w:space="0" w:color="9BBB59" w:themeColor="accent3"/>
-          <w:right w:val="single" w:sz="8" w:space="0" w:color="9BBB59" w:themeColor="accent3"/>
-          <w:insideH w:val="nil"/>
-          <w:insideV w:val="single" w:sz="8" w:space="0" w:color="9BBB59" w:themeColor="accent3"/>
+        <w:rFonts w:asciiTheme="majorHAnsi" w:hAnsiTheme="majorHAnsi" w:eastAsiaTheme="majorEastAsia" w:cstheme="majorBidi"/>
+        <w:b/>
+        <w:bCs/>
+      </w:rPr>
+      <w:tblPr/>
+      <w:tcPr>
+        <w:tcBorders>
+          <w:top w:val="single" w:color="9BBB59" w:themeColor="accent3" w:sz="8" w:space="0"/>
+          <w:left w:val="single" w:color="9BBB59" w:themeColor="accent3" w:sz="8" w:space="0"/>
+          <w:bottom w:val="single" w:color="9BBB59" w:themeColor="accent3" w:sz="18" w:space="0"/>
+          <w:right w:val="single" w:color="9BBB59" w:themeColor="accent3" w:sz="8" w:space="0"/>
+          <w:insideH w:val="nil"/>
+          <w:insideV w:val="single" w:color="9BBB59" w:themeColor="accent3" w:sz="8" w:space="0"/>
         </w:tcBorders>
       </w:tcPr>
     </w:tblStylePr>
@@ -4165,42 +5147,42 @@
         <w:spacing w:before="0" w:after="0" w:line="240" w:lineRule="auto"/>
       </w:pPr>
       <w:rPr>
-        <w:rFonts w:asciiTheme="majorHAnsi" w:eastAsiaTheme="majorEastAsia" w:hAnsiTheme="majorHAnsi" w:cstheme="majorBidi"/>
-        <w:b/>
-        <w:bCs/>
-      </w:rPr>
-      <w:tblPr/>
-      <w:tcPr>
-        <w:tcBorders>
-          <w:top w:val="double" w:sz="6" w:space="0" w:color="9BBB59" w:themeColor="accent3"/>
-          <w:left w:val="single" w:sz="8" w:space="0" w:color="9BBB59" w:themeColor="accent3"/>
-          <w:bottom w:val="single" w:sz="8" w:space="0" w:color="9BBB59" w:themeColor="accent3"/>
-          <w:right w:val="single" w:sz="8" w:space="0" w:color="9BBB59" w:themeColor="accent3"/>
-          <w:insideH w:val="nil"/>
-          <w:insideV w:val="single" w:sz="8" w:space="0" w:color="9BBB59" w:themeColor="accent3"/>
+        <w:rFonts w:asciiTheme="majorHAnsi" w:hAnsiTheme="majorHAnsi" w:eastAsiaTheme="majorEastAsia" w:cstheme="majorBidi"/>
+        <w:b/>
+        <w:bCs/>
+      </w:rPr>
+      <w:tblPr/>
+      <w:tcPr>
+        <w:tcBorders>
+          <w:top w:val="double" w:color="9BBB59" w:themeColor="accent3" w:sz="6" w:space="0"/>
+          <w:left w:val="single" w:color="9BBB59" w:themeColor="accent3" w:sz="8" w:space="0"/>
+          <w:bottom w:val="single" w:color="9BBB59" w:themeColor="accent3" w:sz="8" w:space="0"/>
+          <w:right w:val="single" w:color="9BBB59" w:themeColor="accent3" w:sz="8" w:space="0"/>
+          <w:insideH w:val="nil"/>
+          <w:insideV w:val="single" w:color="9BBB59" w:themeColor="accent3" w:sz="8" w:space="0"/>
         </w:tcBorders>
       </w:tcPr>
     </w:tblStylePr>
     <w:tblStylePr w:type="firstCol">
       <w:rPr>
-        <w:rFonts w:asciiTheme="majorHAnsi" w:eastAsiaTheme="majorEastAsia" w:hAnsiTheme="majorHAnsi" w:cstheme="majorBidi"/>
+        <w:rFonts w:asciiTheme="majorHAnsi" w:hAnsiTheme="majorHAnsi" w:eastAsiaTheme="majorEastAsia" w:cstheme="majorBidi"/>
         <w:b/>
         <w:bCs/>
       </w:rPr>
     </w:tblStylePr>
     <w:tblStylePr w:type="lastCol">
       <w:rPr>
-        <w:rFonts w:asciiTheme="majorHAnsi" w:eastAsiaTheme="majorEastAsia" w:hAnsiTheme="majorHAnsi" w:cstheme="majorBidi"/>
-        <w:b/>
-        <w:bCs/>
-      </w:rPr>
-      <w:tblPr/>
-      <w:tcPr>
-        <w:tcBorders>
-          <w:top w:val="single" w:sz="8" w:space="0" w:color="9BBB59" w:themeColor="accent3"/>
-          <w:left w:val="single" w:sz="8" w:space="0" w:color="9BBB59" w:themeColor="accent3"/>
-          <w:bottom w:val="single" w:sz="8" w:space="0" w:color="9BBB59" w:themeColor="accent3"/>
-          <w:right w:val="single" w:sz="8" w:space="0" w:color="9BBB59" w:themeColor="accent3"/>
+        <w:rFonts w:asciiTheme="majorHAnsi" w:hAnsiTheme="majorHAnsi" w:eastAsiaTheme="majorEastAsia" w:cstheme="majorBidi"/>
+        <w:b/>
+        <w:bCs/>
+      </w:rPr>
+      <w:tblPr/>
+      <w:tcPr>
+        <w:tcBorders>
+          <w:top w:val="single" w:color="9BBB59" w:themeColor="accent3" w:sz="8" w:space="0"/>
+          <w:left w:val="single" w:color="9BBB59" w:themeColor="accent3" w:sz="8" w:space="0"/>
+          <w:bottom w:val="single" w:color="9BBB59" w:themeColor="accent3" w:sz="8" w:space="0"/>
+          <w:right w:val="single" w:color="9BBB59" w:themeColor="accent3" w:sz="8" w:space="0"/>
         </w:tcBorders>
       </w:tcPr>
     </w:tblStylePr>
@@ -4208,10 +5190,10 @@
       <w:tblPr/>
       <w:tcPr>
         <w:tcBorders>
-          <w:top w:val="single" w:sz="8" w:space="0" w:color="9BBB59" w:themeColor="accent3"/>
-          <w:left w:val="single" w:sz="8" w:space="0" w:color="9BBB59" w:themeColor="accent3"/>
-          <w:bottom w:val="single" w:sz="8" w:space="0" w:color="9BBB59" w:themeColor="accent3"/>
-          <w:right w:val="single" w:sz="8" w:space="0" w:color="9BBB59" w:themeColor="accent3"/>
+          <w:top w:val="single" w:color="9BBB59" w:themeColor="accent3" w:sz="8" w:space="0"/>
+          <w:left w:val="single" w:color="9BBB59" w:themeColor="accent3" w:sz="8" w:space="0"/>
+          <w:bottom w:val="single" w:color="9BBB59" w:themeColor="accent3" w:sz="8" w:space="0"/>
+          <w:right w:val="single" w:color="9BBB59" w:themeColor="accent3" w:sz="8" w:space="0"/>
         </w:tcBorders>
         <w:shd w:val="clear" w:color="auto" w:fill="E6EED5" w:themeFill="accent3" w:themeFillTint="3F"/>
       </w:tcPr>
@@ -4220,11 +5202,11 @@
       <w:tblPr/>
       <w:tcPr>
         <w:tcBorders>
-          <w:top w:val="single" w:sz="8" w:space="0" w:color="9BBB59" w:themeColor="accent3"/>
-          <w:left w:val="single" w:sz="8" w:space="0" w:color="9BBB59" w:themeColor="accent3"/>
-          <w:bottom w:val="single" w:sz="8" w:space="0" w:color="9BBB59" w:themeColor="accent3"/>
-          <w:right w:val="single" w:sz="8" w:space="0" w:color="9BBB59" w:themeColor="accent3"/>
-          <w:insideV w:val="single" w:sz="8" w:space="0" w:color="9BBB59" w:themeColor="accent3"/>
+          <w:top w:val="single" w:color="9BBB59" w:themeColor="accent3" w:sz="8" w:space="0"/>
+          <w:left w:val="single" w:color="9BBB59" w:themeColor="accent3" w:sz="8" w:space="0"/>
+          <w:bottom w:val="single" w:color="9BBB59" w:themeColor="accent3" w:sz="8" w:space="0"/>
+          <w:right w:val="single" w:color="9BBB59" w:themeColor="accent3" w:sz="8" w:space="0"/>
+          <w:insideV w:val="single" w:color="9BBB59" w:themeColor="accent3" w:sz="8" w:space="0"/>
         </w:tcBorders>
         <w:shd w:val="clear" w:color="auto" w:fill="E6EED5" w:themeFill="accent3" w:themeFillTint="3F"/>
       </w:tcPr>
@@ -4233,11 +5215,11 @@
       <w:tblPr/>
       <w:tcPr>
         <w:tcBorders>
-          <w:top w:val="single" w:sz="8" w:space="0" w:color="9BBB59" w:themeColor="accent3"/>
-          <w:left w:val="single" w:sz="8" w:space="0" w:color="9BBB59" w:themeColor="accent3"/>
-          <w:bottom w:val="single" w:sz="8" w:space="0" w:color="9BBB59" w:themeColor="accent3"/>
-          <w:right w:val="single" w:sz="8" w:space="0" w:color="9BBB59" w:themeColor="accent3"/>
-          <w:insideV w:val="single" w:sz="8" w:space="0" w:color="9BBB59" w:themeColor="accent3"/>
+          <w:top w:val="single" w:color="9BBB59" w:themeColor="accent3" w:sz="8" w:space="0"/>
+          <w:left w:val="single" w:color="9BBB59" w:themeColor="accent3" w:sz="8" w:space="0"/>
+          <w:bottom w:val="single" w:color="9BBB59" w:themeColor="accent3" w:sz="8" w:space="0"/>
+          <w:right w:val="single" w:color="9BBB59" w:themeColor="accent3" w:sz="8" w:space="0"/>
+          <w:insideV w:val="single" w:color="9BBB59" w:themeColor="accent3" w:sz="8" w:space="0"/>
         </w:tcBorders>
       </w:tcPr>
     </w:tblStylePr>
@@ -4254,12 +5236,12 @@
       <w:tblStyleRowBandSize w:val="1"/>
       <w:tblStyleColBandSize w:val="1"/>
       <w:tblBorders>
-        <w:top w:val="single" w:sz="8" w:space="0" w:color="8064A2" w:themeColor="accent4"/>
-        <w:left w:val="single" w:sz="8" w:space="0" w:color="8064A2" w:themeColor="accent4"/>
-        <w:bottom w:val="single" w:sz="8" w:space="0" w:color="8064A2" w:themeColor="accent4"/>
-        <w:right w:val="single" w:sz="8" w:space="0" w:color="8064A2" w:themeColor="accent4"/>
-        <w:insideH w:val="single" w:sz="8" w:space="0" w:color="8064A2" w:themeColor="accent4"/>
-        <w:insideV w:val="single" w:sz="8" w:space="0" w:color="8064A2" w:themeColor="accent4"/>
+        <w:top w:val="single" w:color="8064A2" w:themeColor="accent4" w:sz="8" w:space="0"/>
+        <w:left w:val="single" w:color="8064A2" w:themeColor="accent4" w:sz="8" w:space="0"/>
+        <w:bottom w:val="single" w:color="8064A2" w:themeColor="accent4" w:sz="8" w:space="0"/>
+        <w:right w:val="single" w:color="8064A2" w:themeColor="accent4" w:sz="8" w:space="0"/>
+        <w:insideH w:val="single" w:color="8064A2" w:themeColor="accent4" w:sz="8" w:space="0"/>
+        <w:insideV w:val="single" w:color="8064A2" w:themeColor="accent4" w:sz="8" w:space="0"/>
       </w:tblBorders>
     </w:tblPr>
     <w:tblStylePr w:type="firstRow">
@@ -4267,19 +5249,19 @@
         <w:spacing w:before="0" w:after="0" w:line="240" w:lineRule="auto"/>
       </w:pPr>
       <w:rPr>
-        <w:rFonts w:asciiTheme="majorHAnsi" w:eastAsiaTheme="majorEastAsia" w:hAnsiTheme="majorHAnsi" w:cstheme="majorBidi"/>
-        <w:b/>
-        <w:bCs/>
-      </w:rPr>
-      <w:tblPr/>
-      <w:tcPr>
-        <w:tcBorders>
-          <w:top w:val="single" w:sz="8" w:space="0" w:color="8064A2" w:themeColor="accent4"/>
-          <w:left w:val="single" w:sz="8" w:space="0" w:color="8064A2" w:themeColor="accent4"/>
-          <w:bottom w:val="single" w:sz="18" w:space="0" w:color="8064A2" w:themeColor="accent4"/>
-          <w:right w:val="single" w:sz="8" w:space="0" w:color="8064A2" w:themeColor="accent4"/>
-          <w:insideH w:val="nil"/>
-          <w:insideV w:val="single" w:sz="8" w:space="0" w:color="8064A2" w:themeColor="accent4"/>
+        <w:rFonts w:asciiTheme="majorHAnsi" w:hAnsiTheme="majorHAnsi" w:eastAsiaTheme="majorEastAsia" w:cstheme="majorBidi"/>
+        <w:b/>
+        <w:bCs/>
+      </w:rPr>
+      <w:tblPr/>
+      <w:tcPr>
+        <w:tcBorders>
+          <w:top w:val="single" w:color="8064A2" w:themeColor="accent4" w:sz="8" w:space="0"/>
+          <w:left w:val="single" w:color="8064A2" w:themeColor="accent4" w:sz="8" w:space="0"/>
+          <w:bottom w:val="single" w:color="8064A2" w:themeColor="accent4" w:sz="18" w:space="0"/>
+          <w:right w:val="single" w:color="8064A2" w:themeColor="accent4" w:sz="8" w:space="0"/>
+          <w:insideH w:val="nil"/>
+          <w:insideV w:val="single" w:color="8064A2" w:themeColor="accent4" w:sz="8" w:space="0"/>
         </w:tcBorders>
       </w:tcPr>
     </w:tblStylePr>
@@ -4288,42 +5270,42 @@
         <w:spacing w:before="0" w:after="0" w:line="240" w:lineRule="auto"/>
       </w:pPr>
       <w:rPr>
-        <w:rFonts w:asciiTheme="majorHAnsi" w:eastAsiaTheme="majorEastAsia" w:hAnsiTheme="majorHAnsi" w:cstheme="majorBidi"/>
-        <w:b/>
-        <w:bCs/>
-      </w:rPr>
-      <w:tblPr/>
-      <w:tcPr>
-        <w:tcBorders>
-          <w:top w:val="double" w:sz="6" w:space="0" w:color="8064A2" w:themeColor="accent4"/>
-          <w:left w:val="single" w:sz="8" w:space="0" w:color="8064A2" w:themeColor="accent4"/>
-          <w:bottom w:val="single" w:sz="8" w:space="0" w:color="8064A2" w:themeColor="accent4"/>
-          <w:right w:val="single" w:sz="8" w:space="0" w:color="8064A2" w:themeColor="accent4"/>
-          <w:insideH w:val="nil"/>
-          <w:insideV w:val="single" w:sz="8" w:space="0" w:color="8064A2" w:themeColor="accent4"/>
+        <w:rFonts w:asciiTheme="majorHAnsi" w:hAnsiTheme="majorHAnsi" w:eastAsiaTheme="majorEastAsia" w:cstheme="majorBidi"/>
+        <w:b/>
+        <w:bCs/>
+      </w:rPr>
+      <w:tblPr/>
+      <w:tcPr>
+        <w:tcBorders>
+          <w:top w:val="double" w:color="8064A2" w:themeColor="accent4" w:sz="6" w:space="0"/>
+          <w:left w:val="single" w:color="8064A2" w:themeColor="accent4" w:sz="8" w:space="0"/>
+          <w:bottom w:val="single" w:color="8064A2" w:themeColor="accent4" w:sz="8" w:space="0"/>
+          <w:right w:val="single" w:color="8064A2" w:themeColor="accent4" w:sz="8" w:space="0"/>
+          <w:insideH w:val="nil"/>
+          <w:insideV w:val="single" w:color="8064A2" w:themeColor="accent4" w:sz="8" w:space="0"/>
         </w:tcBorders>
       </w:tcPr>
     </w:tblStylePr>
     <w:tblStylePr w:type="firstCol">
       <w:rPr>
-        <w:rFonts w:asciiTheme="majorHAnsi" w:eastAsiaTheme="majorEastAsia" w:hAnsiTheme="majorHAnsi" w:cstheme="majorBidi"/>
+        <w:rFonts w:asciiTheme="majorHAnsi" w:hAnsiTheme="majorHAnsi" w:eastAsiaTheme="majorEastAsia" w:cstheme="majorBidi"/>
         <w:b/>
         <w:bCs/>
       </w:rPr>
     </w:tblStylePr>
     <w:tblStylePr w:type="lastCol">
       <w:rPr>
-        <w:rFonts w:asciiTheme="majorHAnsi" w:eastAsiaTheme="majorEastAsia" w:hAnsiTheme="majorHAnsi" w:cstheme="majorBidi"/>
-        <w:b/>
-        <w:bCs/>
-      </w:rPr>
-      <w:tblPr/>
-      <w:tcPr>
-        <w:tcBorders>
-          <w:top w:val="single" w:sz="8" w:space="0" w:color="8064A2" w:themeColor="accent4"/>
-          <w:left w:val="single" w:sz="8" w:space="0" w:color="8064A2" w:themeColor="accent4"/>
-          <w:bottom w:val="single" w:sz="8" w:space="0" w:color="8064A2" w:themeColor="accent4"/>
-          <w:right w:val="single" w:sz="8" w:space="0" w:color="8064A2" w:themeColor="accent4"/>
+        <w:rFonts w:asciiTheme="majorHAnsi" w:hAnsiTheme="majorHAnsi" w:eastAsiaTheme="majorEastAsia" w:cstheme="majorBidi"/>
+        <w:b/>
+        <w:bCs/>
+      </w:rPr>
+      <w:tblPr/>
+      <w:tcPr>
+        <w:tcBorders>
+          <w:top w:val="single" w:color="8064A2" w:themeColor="accent4" w:sz="8" w:space="0"/>
+          <w:left w:val="single" w:color="8064A2" w:themeColor="accent4" w:sz="8" w:space="0"/>
+          <w:bottom w:val="single" w:color="8064A2" w:themeColor="accent4" w:sz="8" w:space="0"/>
+          <w:right w:val="single" w:color="8064A2" w:themeColor="accent4" w:sz="8" w:space="0"/>
         </w:tcBorders>
       </w:tcPr>
     </w:tblStylePr>
@@ -4331,10 +5313,10 @@
       <w:tblPr/>
       <w:tcPr>
         <w:tcBorders>
-          <w:top w:val="single" w:sz="8" w:space="0" w:color="8064A2" w:themeColor="accent4"/>
-          <w:left w:val="single" w:sz="8" w:space="0" w:color="8064A2" w:themeColor="accent4"/>
-          <w:bottom w:val="single" w:sz="8" w:space="0" w:color="8064A2" w:themeColor="accent4"/>
-          <w:right w:val="single" w:sz="8" w:space="0" w:color="8064A2" w:themeColor="accent4"/>
+          <w:top w:val="single" w:color="8064A2" w:themeColor="accent4" w:sz="8" w:space="0"/>
+          <w:left w:val="single" w:color="8064A2" w:themeColor="accent4" w:sz="8" w:space="0"/>
+          <w:bottom w:val="single" w:color="8064A2" w:themeColor="accent4" w:sz="8" w:space="0"/>
+          <w:right w:val="single" w:color="8064A2" w:themeColor="accent4" w:sz="8" w:space="0"/>
         </w:tcBorders>
         <w:shd w:val="clear" w:color="auto" w:fill="DFD8E8" w:themeFill="accent4" w:themeFillTint="3F"/>
       </w:tcPr>
@@ -4343,11 +5325,11 @@
       <w:tblPr/>
       <w:tcPr>
         <w:tcBorders>
-          <w:top w:val="single" w:sz="8" w:space="0" w:color="8064A2" w:themeColor="accent4"/>
-          <w:left w:val="single" w:sz="8" w:space="0" w:color="8064A2" w:themeColor="accent4"/>
-          <w:bottom w:val="single" w:sz="8" w:space="0" w:color="8064A2" w:themeColor="accent4"/>
-          <w:right w:val="single" w:sz="8" w:space="0" w:color="8064A2" w:themeColor="accent4"/>
-          <w:insideV w:val="single" w:sz="8" w:space="0" w:color="8064A2" w:themeColor="accent4"/>
+          <w:top w:val="single" w:color="8064A2" w:themeColor="accent4" w:sz="8" w:space="0"/>
+          <w:left w:val="single" w:color="8064A2" w:themeColor="accent4" w:sz="8" w:space="0"/>
+          <w:bottom w:val="single" w:color="8064A2" w:themeColor="accent4" w:sz="8" w:space="0"/>
+          <w:right w:val="single" w:color="8064A2" w:themeColor="accent4" w:sz="8" w:space="0"/>
+          <w:insideV w:val="single" w:color="8064A2" w:themeColor="accent4" w:sz="8" w:space="0"/>
         </w:tcBorders>
         <w:shd w:val="clear" w:color="auto" w:fill="DFD8E8" w:themeFill="accent4" w:themeFillTint="3F"/>
       </w:tcPr>
@@ -4356,11 +5338,11 @@
       <w:tblPr/>
       <w:tcPr>
         <w:tcBorders>
-          <w:top w:val="single" w:sz="8" w:space="0" w:color="8064A2" w:themeColor="accent4"/>
-          <w:left w:val="single" w:sz="8" w:space="0" w:color="8064A2" w:themeColor="accent4"/>
-          <w:bottom w:val="single" w:sz="8" w:space="0" w:color="8064A2" w:themeColor="accent4"/>
-          <w:right w:val="single" w:sz="8" w:space="0" w:color="8064A2" w:themeColor="accent4"/>
-          <w:insideV w:val="single" w:sz="8" w:space="0" w:color="8064A2" w:themeColor="accent4"/>
+          <w:top w:val="single" w:color="8064A2" w:themeColor="accent4" w:sz="8" w:space="0"/>
+          <w:left w:val="single" w:color="8064A2" w:themeColor="accent4" w:sz="8" w:space="0"/>
+          <w:bottom w:val="single" w:color="8064A2" w:themeColor="accent4" w:sz="8" w:space="0"/>
+          <w:right w:val="single" w:color="8064A2" w:themeColor="accent4" w:sz="8" w:space="0"/>
+          <w:insideV w:val="single" w:color="8064A2" w:themeColor="accent4" w:sz="8" w:space="0"/>
         </w:tcBorders>
       </w:tcPr>
     </w:tblStylePr>
@@ -4377,12 +5359,12 @@
       <w:tblStyleRowBandSize w:val="1"/>
       <w:tblStyleColBandSize w:val="1"/>
       <w:tblBorders>
-        <w:top w:val="single" w:sz="8" w:space="0" w:color="4BACC6" w:themeColor="accent5"/>
-        <w:left w:val="single" w:sz="8" w:space="0" w:color="4BACC6" w:themeColor="accent5"/>
-        <w:bottom w:val="single" w:sz="8" w:space="0" w:color="4BACC6" w:themeColor="accent5"/>
-        <w:right w:val="single" w:sz="8" w:space="0" w:color="4BACC6" w:themeColor="accent5"/>
-        <w:insideH w:val="single" w:sz="8" w:space="0" w:color="4BACC6" w:themeColor="accent5"/>
-        <w:insideV w:val="single" w:sz="8" w:space="0" w:color="4BACC6" w:themeColor="accent5"/>
+        <w:top w:val="single" w:color="4BACC6" w:themeColor="accent5" w:sz="8" w:space="0"/>
+        <w:left w:val="single" w:color="4BACC6" w:themeColor="accent5" w:sz="8" w:space="0"/>
+        <w:bottom w:val="single" w:color="4BACC6" w:themeColor="accent5" w:sz="8" w:space="0"/>
+        <w:right w:val="single" w:color="4BACC6" w:themeColor="accent5" w:sz="8" w:space="0"/>
+        <w:insideH w:val="single" w:color="4BACC6" w:themeColor="accent5" w:sz="8" w:space="0"/>
+        <w:insideV w:val="single" w:color="4BACC6" w:themeColor="accent5" w:sz="8" w:space="0"/>
       </w:tblBorders>
     </w:tblPr>
     <w:tblStylePr w:type="firstRow">
@@ -4390,19 +5372,19 @@
         <w:spacing w:before="0" w:after="0" w:line="240" w:lineRule="auto"/>
       </w:pPr>
       <w:rPr>
-        <w:rFonts w:asciiTheme="majorHAnsi" w:eastAsiaTheme="majorEastAsia" w:hAnsiTheme="majorHAnsi" w:cstheme="majorBidi"/>
-        <w:b/>
-        <w:bCs/>
-      </w:rPr>
-      <w:tblPr/>
-      <w:tcPr>
-        <w:tcBorders>
-          <w:top w:val="single" w:sz="8" w:space="0" w:color="4BACC6" w:themeColor="accent5"/>
-          <w:left w:val="single" w:sz="8" w:space="0" w:color="4BACC6" w:themeColor="accent5"/>
-          <w:bottom w:val="single" w:sz="18" w:space="0" w:color="4BACC6" w:themeColor="accent5"/>
-          <w:right w:val="single" w:sz="8" w:space="0" w:color="4BACC6" w:themeColor="accent5"/>
-          <w:insideH w:val="nil"/>
-          <w:insideV w:val="single" w:sz="8" w:space="0" w:color="4BACC6" w:themeColor="accent5"/>
+        <w:rFonts w:asciiTheme="majorHAnsi" w:hAnsiTheme="majorHAnsi" w:eastAsiaTheme="majorEastAsia" w:cstheme="majorBidi"/>
+        <w:b/>
+        <w:bCs/>
+      </w:rPr>
+      <w:tblPr/>
+      <w:tcPr>
+        <w:tcBorders>
+          <w:top w:val="single" w:color="4BACC6" w:themeColor="accent5" w:sz="8" w:space="0"/>
+          <w:left w:val="single" w:color="4BACC6" w:themeColor="accent5" w:sz="8" w:space="0"/>
+          <w:bottom w:val="single" w:color="4BACC6" w:themeColor="accent5" w:sz="18" w:space="0"/>
+          <w:right w:val="single" w:color="4BACC6" w:themeColor="accent5" w:sz="8" w:space="0"/>
+          <w:insideH w:val="nil"/>
+          <w:insideV w:val="single" w:color="4BACC6" w:themeColor="accent5" w:sz="8" w:space="0"/>
         </w:tcBorders>
       </w:tcPr>
     </w:tblStylePr>
@@ -4411,42 +5393,42 @@
         <w:spacing w:before="0" w:after="0" w:line="240" w:lineRule="auto"/>
       </w:pPr>
       <w:rPr>
-        <w:rFonts w:asciiTheme="majorHAnsi" w:eastAsiaTheme="majorEastAsia" w:hAnsiTheme="majorHAnsi" w:cstheme="majorBidi"/>
-        <w:b/>
-        <w:bCs/>
-      </w:rPr>
-      <w:tblPr/>
-      <w:tcPr>
-        <w:tcBorders>
-          <w:top w:val="double" w:sz="6" w:space="0" w:color="4BACC6" w:themeColor="accent5"/>
-          <w:left w:val="single" w:sz="8" w:space="0" w:color="4BACC6" w:themeColor="accent5"/>
-          <w:bottom w:val="single" w:sz="8" w:space="0" w:color="4BACC6" w:themeColor="accent5"/>
-          <w:right w:val="single" w:sz="8" w:space="0" w:color="4BACC6" w:themeColor="accent5"/>
-          <w:insideH w:val="nil"/>
-          <w:insideV w:val="single" w:sz="8" w:space="0" w:color="4BACC6" w:themeColor="accent5"/>
+        <w:rFonts w:asciiTheme="majorHAnsi" w:hAnsiTheme="majorHAnsi" w:eastAsiaTheme="majorEastAsia" w:cstheme="majorBidi"/>
+        <w:b/>
+        <w:bCs/>
+      </w:rPr>
+      <w:tblPr/>
+      <w:tcPr>
+        <w:tcBorders>
+          <w:top w:val="double" w:color="4BACC6" w:themeColor="accent5" w:sz="6" w:space="0"/>
+          <w:left w:val="single" w:color="4BACC6" w:themeColor="accent5" w:sz="8" w:space="0"/>
+          <w:bottom w:val="single" w:color="4BACC6" w:themeColor="accent5" w:sz="8" w:space="0"/>
+          <w:right w:val="single" w:color="4BACC6" w:themeColor="accent5" w:sz="8" w:space="0"/>
+          <w:insideH w:val="nil"/>
+          <w:insideV w:val="single" w:color="4BACC6" w:themeColor="accent5" w:sz="8" w:space="0"/>
         </w:tcBorders>
       </w:tcPr>
     </w:tblStylePr>
     <w:tblStylePr w:type="firstCol">
       <w:rPr>
-        <w:rFonts w:asciiTheme="majorHAnsi" w:eastAsiaTheme="majorEastAsia" w:hAnsiTheme="majorHAnsi" w:cstheme="majorBidi"/>
+        <w:rFonts w:asciiTheme="majorHAnsi" w:hAnsiTheme="majorHAnsi" w:eastAsiaTheme="majorEastAsia" w:cstheme="majorBidi"/>
         <w:b/>
         <w:bCs/>
       </w:rPr>
     </w:tblStylePr>
     <w:tblStylePr w:type="lastCol">
       <w:rPr>
-        <w:rFonts w:asciiTheme="majorHAnsi" w:eastAsiaTheme="majorEastAsia" w:hAnsiTheme="majorHAnsi" w:cstheme="majorBidi"/>
-        <w:b/>
-        <w:bCs/>
-      </w:rPr>
-      <w:tblPr/>
-      <w:tcPr>
-        <w:tcBorders>
-          <w:top w:val="single" w:sz="8" w:space="0" w:color="4BACC6" w:themeColor="accent5"/>
-          <w:left w:val="single" w:sz="8" w:space="0" w:color="4BACC6" w:themeColor="accent5"/>
-          <w:bottom w:val="single" w:sz="8" w:space="0" w:color="4BACC6" w:themeColor="accent5"/>
-          <w:right w:val="single" w:sz="8" w:space="0" w:color="4BACC6" w:themeColor="accent5"/>
+        <w:rFonts w:asciiTheme="majorHAnsi" w:hAnsiTheme="majorHAnsi" w:eastAsiaTheme="majorEastAsia" w:cstheme="majorBidi"/>
+        <w:b/>
+        <w:bCs/>
+      </w:rPr>
+      <w:tblPr/>
+      <w:tcPr>
+        <w:tcBorders>
+          <w:top w:val="single" w:color="4BACC6" w:themeColor="accent5" w:sz="8" w:space="0"/>
+          <w:left w:val="single" w:color="4BACC6" w:themeColor="accent5" w:sz="8" w:space="0"/>
+          <w:bottom w:val="single" w:color="4BACC6" w:themeColor="accent5" w:sz="8" w:space="0"/>
+          <w:right w:val="single" w:color="4BACC6" w:themeColor="accent5" w:sz="8" w:space="0"/>
         </w:tcBorders>
       </w:tcPr>
     </w:tblStylePr>
@@ -4454,10 +5436,10 @@
       <w:tblPr/>
       <w:tcPr>
         <w:tcBorders>
-          <w:top w:val="single" w:sz="8" w:space="0" w:color="4BACC6" w:themeColor="accent5"/>
-          <w:left w:val="single" w:sz="8" w:space="0" w:color="4BACC6" w:themeColor="accent5"/>
-          <w:bottom w:val="single" w:sz="8" w:space="0" w:color="4BACC6" w:themeColor="accent5"/>
-          <w:right w:val="single" w:sz="8" w:space="0" w:color="4BACC6" w:themeColor="accent5"/>
+          <w:top w:val="single" w:color="4BACC6" w:themeColor="accent5" w:sz="8" w:space="0"/>
+          <w:left w:val="single" w:color="4BACC6" w:themeColor="accent5" w:sz="8" w:space="0"/>
+          <w:bottom w:val="single" w:color="4BACC6" w:themeColor="accent5" w:sz="8" w:space="0"/>
+          <w:right w:val="single" w:color="4BACC6" w:themeColor="accent5" w:sz="8" w:space="0"/>
         </w:tcBorders>
         <w:shd w:val="clear" w:color="auto" w:fill="D2EAF1" w:themeFill="accent5" w:themeFillTint="3F"/>
       </w:tcPr>
@@ -4466,11 +5448,11 @@
       <w:tblPr/>
       <w:tcPr>
         <w:tcBorders>
-          <w:top w:val="single" w:sz="8" w:space="0" w:color="4BACC6" w:themeColor="accent5"/>
-          <w:left w:val="single" w:sz="8" w:space="0" w:color="4BACC6" w:themeColor="accent5"/>
-          <w:bottom w:val="single" w:sz="8" w:space="0" w:color="4BACC6" w:themeColor="accent5"/>
-          <w:right w:val="single" w:sz="8" w:space="0" w:color="4BACC6" w:themeColor="accent5"/>
-          <w:insideV w:val="single" w:sz="8" w:space="0" w:color="4BACC6" w:themeColor="accent5"/>
+          <w:top w:val="single" w:color="4BACC6" w:themeColor="accent5" w:sz="8" w:space="0"/>
+          <w:left w:val="single" w:color="4BACC6" w:themeColor="accent5" w:sz="8" w:space="0"/>
+          <w:bottom w:val="single" w:color="4BACC6" w:themeColor="accent5" w:sz="8" w:space="0"/>
+          <w:right w:val="single" w:color="4BACC6" w:themeColor="accent5" w:sz="8" w:space="0"/>
+          <w:insideV w:val="single" w:color="4BACC6" w:themeColor="accent5" w:sz="8" w:space="0"/>
         </w:tcBorders>
         <w:shd w:val="clear" w:color="auto" w:fill="D2EAF1" w:themeFill="accent5" w:themeFillTint="3F"/>
       </w:tcPr>
@@ -4479,11 +5461,11 @@
       <w:tblPr/>
       <w:tcPr>
         <w:tcBorders>
-          <w:top w:val="single" w:sz="8" w:space="0" w:color="4BACC6" w:themeColor="accent5"/>
-          <w:left w:val="single" w:sz="8" w:space="0" w:color="4BACC6" w:themeColor="accent5"/>
-          <w:bottom w:val="single" w:sz="8" w:space="0" w:color="4BACC6" w:themeColor="accent5"/>
-          <w:right w:val="single" w:sz="8" w:space="0" w:color="4BACC6" w:themeColor="accent5"/>
-          <w:insideV w:val="single" w:sz="8" w:space="0" w:color="4BACC6" w:themeColor="accent5"/>
+          <w:top w:val="single" w:color="4BACC6" w:themeColor="accent5" w:sz="8" w:space="0"/>
+          <w:left w:val="single" w:color="4BACC6" w:themeColor="accent5" w:sz="8" w:space="0"/>
+          <w:bottom w:val="single" w:color="4BACC6" w:themeColor="accent5" w:sz="8" w:space="0"/>
+          <w:right w:val="single" w:color="4BACC6" w:themeColor="accent5" w:sz="8" w:space="0"/>
+          <w:insideV w:val="single" w:color="4BACC6" w:themeColor="accent5" w:sz="8" w:space="0"/>
         </w:tcBorders>
       </w:tcPr>
     </w:tblStylePr>
@@ -4500,12 +5482,12 @@
       <w:tblStyleRowBandSize w:val="1"/>
       <w:tblStyleColBandSize w:val="1"/>
       <w:tblBorders>
-        <w:top w:val="single" w:sz="8" w:space="0" w:color="F79646" w:themeColor="accent6"/>
-        <w:left w:val="single" w:sz="8" w:space="0" w:color="F79646" w:themeColor="accent6"/>
-        <w:bottom w:val="single" w:sz="8" w:space="0" w:color="F79646" w:themeColor="accent6"/>
-        <w:right w:val="single" w:sz="8" w:space="0" w:color="F79646" w:themeColor="accent6"/>
-        <w:insideH w:val="single" w:sz="8" w:space="0" w:color="F79646" w:themeColor="accent6"/>
-        <w:insideV w:val="single" w:sz="8" w:space="0" w:color="F79646" w:themeColor="accent6"/>
+        <w:top w:val="single" w:color="F79646" w:themeColor="accent6" w:sz="8" w:space="0"/>
+        <w:left w:val="single" w:color="F79646" w:themeColor="accent6" w:sz="8" w:space="0"/>
+        <w:bottom w:val="single" w:color="F79646" w:themeColor="accent6" w:sz="8" w:space="0"/>
+        <w:right w:val="single" w:color="F79646" w:themeColor="accent6" w:sz="8" w:space="0"/>
+        <w:insideH w:val="single" w:color="F79646" w:themeColor="accent6" w:sz="8" w:space="0"/>
+        <w:insideV w:val="single" w:color="F79646" w:themeColor="accent6" w:sz="8" w:space="0"/>
       </w:tblBorders>
     </w:tblPr>
     <w:tblStylePr w:type="firstRow">
@@ -4513,19 +5495,19 @@
         <w:spacing w:before="0" w:after="0" w:line="240" w:lineRule="auto"/>
       </w:pPr>
       <w:rPr>
-        <w:rFonts w:asciiTheme="majorHAnsi" w:eastAsiaTheme="majorEastAsia" w:hAnsiTheme="majorHAnsi" w:cstheme="majorBidi"/>
-        <w:b/>
-        <w:bCs/>
-      </w:rPr>
-      <w:tblPr/>
-      <w:tcPr>
-        <w:tcBorders>
-          <w:top w:val="single" w:sz="8" w:space="0" w:color="F79646" w:themeColor="accent6"/>
-          <w:left w:val="single" w:sz="8" w:space="0" w:color="F79646" w:themeColor="accent6"/>
-          <w:bottom w:val="single" w:sz="18" w:space="0" w:color="F79646" w:themeColor="accent6"/>
-          <w:right w:val="single" w:sz="8" w:space="0" w:color="F79646" w:themeColor="accent6"/>
-          <w:insideH w:val="nil"/>
-          <w:insideV w:val="single" w:sz="8" w:space="0" w:color="F79646" w:themeColor="accent6"/>
+        <w:rFonts w:asciiTheme="majorHAnsi" w:hAnsiTheme="majorHAnsi" w:eastAsiaTheme="majorEastAsia" w:cstheme="majorBidi"/>
+        <w:b/>
+        <w:bCs/>
+      </w:rPr>
+      <w:tblPr/>
+      <w:tcPr>
+        <w:tcBorders>
+          <w:top w:val="single" w:color="F79646" w:themeColor="accent6" w:sz="8" w:space="0"/>
+          <w:left w:val="single" w:color="F79646" w:themeColor="accent6" w:sz="8" w:space="0"/>
+          <w:bottom w:val="single" w:color="F79646" w:themeColor="accent6" w:sz="18" w:space="0"/>
+          <w:right w:val="single" w:color="F79646" w:themeColor="accent6" w:sz="8" w:space="0"/>
+          <w:insideH w:val="nil"/>
+          <w:insideV w:val="single" w:color="F79646" w:themeColor="accent6" w:sz="8" w:space="0"/>
         </w:tcBorders>
       </w:tcPr>
     </w:tblStylePr>
@@ -4534,42 +5516,42 @@
         <w:spacing w:before="0" w:after="0" w:line="240" w:lineRule="auto"/>
       </w:pPr>
       <w:rPr>
-        <w:rFonts w:asciiTheme="majorHAnsi" w:eastAsiaTheme="majorEastAsia" w:hAnsiTheme="majorHAnsi" w:cstheme="majorBidi"/>
-        <w:b/>
-        <w:bCs/>
-      </w:rPr>
-      <w:tblPr/>
-      <w:tcPr>
-        <w:tcBorders>
-          <w:top w:val="double" w:sz="6" w:space="0" w:color="F79646" w:themeColor="accent6"/>
-          <w:left w:val="single" w:sz="8" w:space="0" w:color="F79646" w:themeColor="accent6"/>
-          <w:bottom w:val="single" w:sz="8" w:space="0" w:color="F79646" w:themeColor="accent6"/>
-          <w:right w:val="single" w:sz="8" w:space="0" w:color="F79646" w:themeColor="accent6"/>
-          <w:insideH w:val="nil"/>
-          <w:insideV w:val="single" w:sz="8" w:space="0" w:color="F79646" w:themeColor="accent6"/>
+        <w:rFonts w:asciiTheme="majorHAnsi" w:hAnsiTheme="majorHAnsi" w:eastAsiaTheme="majorEastAsia" w:cstheme="majorBidi"/>
+        <w:b/>
+        <w:bCs/>
+      </w:rPr>
+      <w:tblPr/>
+      <w:tcPr>
+        <w:tcBorders>
+          <w:top w:val="double" w:color="F79646" w:themeColor="accent6" w:sz="6" w:space="0"/>
+          <w:left w:val="single" w:color="F79646" w:themeColor="accent6" w:sz="8" w:space="0"/>
+          <w:bottom w:val="single" w:color="F79646" w:themeColor="accent6" w:sz="8" w:space="0"/>
+          <w:right w:val="single" w:color="F79646" w:themeColor="accent6" w:sz="8" w:space="0"/>
+          <w:insideH w:val="nil"/>
+          <w:insideV w:val="single" w:color="F79646" w:themeColor="accent6" w:sz="8" w:space="0"/>
         </w:tcBorders>
       </w:tcPr>
     </w:tblStylePr>
     <w:tblStylePr w:type="firstCol">
       <w:rPr>
-        <w:rFonts w:asciiTheme="majorHAnsi" w:eastAsiaTheme="majorEastAsia" w:hAnsiTheme="majorHAnsi" w:cstheme="majorBidi"/>
+        <w:rFonts w:asciiTheme="majorHAnsi" w:hAnsiTheme="majorHAnsi" w:eastAsiaTheme="majorEastAsia" w:cstheme="majorBidi"/>
         <w:b/>
         <w:bCs/>
       </w:rPr>
     </w:tblStylePr>
     <w:tblStylePr w:type="lastCol">
       <w:rPr>
-        <w:rFonts w:asciiTheme="majorHAnsi" w:eastAsiaTheme="majorEastAsia" w:hAnsiTheme="majorHAnsi" w:cstheme="majorBidi"/>
-        <w:b/>
-        <w:bCs/>
-      </w:rPr>
-      <w:tblPr/>
-      <w:tcPr>
-        <w:tcBorders>
-          <w:top w:val="single" w:sz="8" w:space="0" w:color="F79646" w:themeColor="accent6"/>
-          <w:left w:val="single" w:sz="8" w:space="0" w:color="F79646" w:themeColor="accent6"/>
-          <w:bottom w:val="single" w:sz="8" w:space="0" w:color="F79646" w:themeColor="accent6"/>
-          <w:right w:val="single" w:sz="8" w:space="0" w:color="F79646" w:themeColor="accent6"/>
+        <w:rFonts w:asciiTheme="majorHAnsi" w:hAnsiTheme="majorHAnsi" w:eastAsiaTheme="majorEastAsia" w:cstheme="majorBidi"/>
+        <w:b/>
+        <w:bCs/>
+      </w:rPr>
+      <w:tblPr/>
+      <w:tcPr>
+        <w:tcBorders>
+          <w:top w:val="single" w:color="F79646" w:themeColor="accent6" w:sz="8" w:space="0"/>
+          <w:left w:val="single" w:color="F79646" w:themeColor="accent6" w:sz="8" w:space="0"/>
+          <w:bottom w:val="single" w:color="F79646" w:themeColor="accent6" w:sz="8" w:space="0"/>
+          <w:right w:val="single" w:color="F79646" w:themeColor="accent6" w:sz="8" w:space="0"/>
         </w:tcBorders>
       </w:tcPr>
     </w:tblStylePr>
@@ -4577,10 +5559,10 @@
       <w:tblPr/>
       <w:tcPr>
         <w:tcBorders>
-          <w:top w:val="single" w:sz="8" w:space="0" w:color="F79646" w:themeColor="accent6"/>
-          <w:left w:val="single" w:sz="8" w:space="0" w:color="F79646" w:themeColor="accent6"/>
-          <w:bottom w:val="single" w:sz="8" w:space="0" w:color="F79646" w:themeColor="accent6"/>
-          <w:right w:val="single" w:sz="8" w:space="0" w:color="F79646" w:themeColor="accent6"/>
+          <w:top w:val="single" w:color="F79646" w:themeColor="accent6" w:sz="8" w:space="0"/>
+          <w:left w:val="single" w:color="F79646" w:themeColor="accent6" w:sz="8" w:space="0"/>
+          <w:bottom w:val="single" w:color="F79646" w:themeColor="accent6" w:sz="8" w:space="0"/>
+          <w:right w:val="single" w:color="F79646" w:themeColor="accent6" w:sz="8" w:space="0"/>
         </w:tcBorders>
         <w:shd w:val="clear" w:color="auto" w:fill="FDE4D0" w:themeFill="accent6" w:themeFillTint="3F"/>
       </w:tcPr>
@@ -4589,11 +5571,11 @@
       <w:tblPr/>
       <w:tcPr>
         <w:tcBorders>
-          <w:top w:val="single" w:sz="8" w:space="0" w:color="F79646" w:themeColor="accent6"/>
-          <w:left w:val="single" w:sz="8" w:space="0" w:color="F79646" w:themeColor="accent6"/>
-          <w:bottom w:val="single" w:sz="8" w:space="0" w:color="F79646" w:themeColor="accent6"/>
-          <w:right w:val="single" w:sz="8" w:space="0" w:color="F79646" w:themeColor="accent6"/>
-          <w:insideV w:val="single" w:sz="8" w:space="0" w:color="F79646" w:themeColor="accent6"/>
+          <w:top w:val="single" w:color="F79646" w:themeColor="accent6" w:sz="8" w:space="0"/>
+          <w:left w:val="single" w:color="F79646" w:themeColor="accent6" w:sz="8" w:space="0"/>
+          <w:bottom w:val="single" w:color="F79646" w:themeColor="accent6" w:sz="8" w:space="0"/>
+          <w:right w:val="single" w:color="F79646" w:themeColor="accent6" w:sz="8" w:space="0"/>
+          <w:insideV w:val="single" w:color="F79646" w:themeColor="accent6" w:sz="8" w:space="0"/>
         </w:tcBorders>
         <w:shd w:val="clear" w:color="auto" w:fill="FDE4D0" w:themeFill="accent6" w:themeFillTint="3F"/>
       </w:tcPr>
@@ -4602,11 +5584,11 @@
       <w:tblPr/>
       <w:tcPr>
         <w:tcBorders>
-          <w:top w:val="single" w:sz="8" w:space="0" w:color="F79646" w:themeColor="accent6"/>
-          <w:left w:val="single" w:sz="8" w:space="0" w:color="F79646" w:themeColor="accent6"/>
-          <w:bottom w:val="single" w:sz="8" w:space="0" w:color="F79646" w:themeColor="accent6"/>
-          <w:right w:val="single" w:sz="8" w:space="0" w:color="F79646" w:themeColor="accent6"/>
-          <w:insideV w:val="single" w:sz="8" w:space="0" w:color="F79646" w:themeColor="accent6"/>
+          <w:top w:val="single" w:color="F79646" w:themeColor="accent6" w:sz="8" w:space="0"/>
+          <w:left w:val="single" w:color="F79646" w:themeColor="accent6" w:sz="8" w:space="0"/>
+          <w:bottom w:val="single" w:color="F79646" w:themeColor="accent6" w:sz="8" w:space="0"/>
+          <w:right w:val="single" w:color="F79646" w:themeColor="accent6" w:sz="8" w:space="0"/>
+          <w:insideV w:val="single" w:color="F79646" w:themeColor="accent6" w:sz="8" w:space="0"/>
         </w:tcBorders>
       </w:tcPr>
     </w:tblStylePr>
@@ -4623,11 +5605,11 @@
       <w:tblStyleRowBandSize w:val="1"/>
       <w:tblStyleColBandSize w:val="1"/>
       <w:tblBorders>
-        <w:top w:val="single" w:sz="8" w:space="0" w:color="404040" w:themeColor="text1" w:themeTint="BF"/>
-        <w:left w:val="single" w:sz="8" w:space="0" w:color="404040" w:themeColor="text1" w:themeTint="BF"/>
-        <w:bottom w:val="single" w:sz="8" w:space="0" w:color="404040" w:themeColor="text1" w:themeTint="BF"/>
-        <w:right w:val="single" w:sz="8" w:space="0" w:color="404040" w:themeColor="text1" w:themeTint="BF"/>
-        <w:insideH w:val="single" w:sz="8" w:space="0" w:color="404040" w:themeColor="text1" w:themeTint="BF"/>
+        <w:top w:val="single" w:color="404040" w:themeColor="text1" w:themeTint="BF" w:sz="8" w:space="0"/>
+        <w:left w:val="single" w:color="404040" w:themeColor="text1" w:themeTint="BF" w:sz="8" w:space="0"/>
+        <w:bottom w:val="single" w:color="404040" w:themeColor="text1" w:themeTint="BF" w:sz="8" w:space="0"/>
+        <w:right w:val="single" w:color="404040" w:themeColor="text1" w:themeTint="BF" w:sz="8" w:space="0"/>
+        <w:insideH w:val="single" w:color="404040" w:themeColor="text1" w:themeTint="BF" w:sz="8" w:space="0"/>
       </w:tblBorders>
     </w:tblPr>
     <w:tblStylePr w:type="firstRow">
@@ -4642,10 +5624,10 @@
       <w:tblPr/>
       <w:tcPr>
         <w:tcBorders>
-          <w:top w:val="single" w:sz="8" w:space="0" w:color="404040" w:themeColor="text1" w:themeTint="BF"/>
-          <w:left w:val="single" w:sz="8" w:space="0" w:color="404040" w:themeColor="text1" w:themeTint="BF"/>
-          <w:bottom w:val="single" w:sz="8" w:space="0" w:color="404040" w:themeColor="text1" w:themeTint="BF"/>
-          <w:right w:val="single" w:sz="8" w:space="0" w:color="404040" w:themeColor="text1" w:themeTint="BF"/>
+          <w:top w:val="single" w:color="404040" w:themeColor="text1" w:themeTint="BF" w:sz="8" w:space="0"/>
+          <w:left w:val="single" w:color="404040" w:themeColor="text1" w:themeTint="BF" w:sz="8" w:space="0"/>
+          <w:bottom w:val="single" w:color="404040" w:themeColor="text1" w:themeTint="BF" w:sz="8" w:space="0"/>
+          <w:right w:val="single" w:color="404040" w:themeColor="text1" w:themeTint="BF" w:sz="8" w:space="0"/>
           <w:insideH w:val="nil"/>
           <w:insideV w:val="nil"/>
         </w:tcBorders>
@@ -4663,10 +5645,10 @@
       <w:tblPr/>
       <w:tcPr>
         <w:tcBorders>
-          <w:top w:val="double" w:sz="6" w:space="0" w:color="404040" w:themeColor="text1" w:themeTint="BF"/>
-          <w:left w:val="single" w:sz="8" w:space="0" w:color="404040" w:themeColor="text1" w:themeTint="BF"/>
-          <w:bottom w:val="single" w:sz="8" w:space="0" w:color="404040" w:themeColor="text1" w:themeTint="BF"/>
-          <w:right w:val="single" w:sz="8" w:space="0" w:color="404040" w:themeColor="text1" w:themeTint="BF"/>
+          <w:top w:val="double" w:color="404040" w:themeColor="text1" w:themeTint="BF" w:sz="6" w:space="0"/>
+          <w:left w:val="single" w:color="404040" w:themeColor="text1" w:themeTint="BF" w:sz="8" w:space="0"/>
+          <w:bottom w:val="single" w:color="404040" w:themeColor="text1" w:themeTint="BF" w:sz="8" w:space="0"/>
+          <w:right w:val="single" w:color="404040" w:themeColor="text1" w:themeTint="BF" w:sz="8" w:space="0"/>
           <w:insideH w:val="nil"/>
           <w:insideV w:val="nil"/>
         </w:tcBorders>
@@ -4722,11 +5704,11 @@
       <w:tblStyleRowBandSize w:val="1"/>
       <w:tblStyleColBandSize w:val="1"/>
       <w:tblBorders>
-        <w:top w:val="single" w:sz="8" w:space="0" w:color="7BA0CD" w:themeColor="accent1" w:themeTint="BF"/>
-        <w:left w:val="single" w:sz="8" w:space="0" w:color="7BA0CD" w:themeColor="accent1" w:themeTint="BF"/>
-        <w:bottom w:val="single" w:sz="8" w:space="0" w:color="7BA0CD" w:themeColor="accent1" w:themeTint="BF"/>
-        <w:right w:val="single" w:sz="8" w:space="0" w:color="7BA0CD" w:themeColor="accent1" w:themeTint="BF"/>
-        <w:insideH w:val="single" w:sz="8" w:space="0" w:color="7BA0CD" w:themeColor="accent1" w:themeTint="BF"/>
+        <w:top w:val="single" w:color="7BA0CD" w:themeColor="accent1" w:themeTint="BF" w:sz="8" w:space="0"/>
+        <w:left w:val="single" w:color="7BA0CD" w:themeColor="accent1" w:themeTint="BF" w:sz="8" w:space="0"/>
+        <w:bottom w:val="single" w:color="7BA0CD" w:themeColor="accent1" w:themeTint="BF" w:sz="8" w:space="0"/>
+        <w:right w:val="single" w:color="7BA0CD" w:themeColor="accent1" w:themeTint="BF" w:sz="8" w:space="0"/>
+        <w:insideH w:val="single" w:color="7BA0CD" w:themeColor="accent1" w:themeTint="BF" w:sz="8" w:space="0"/>
       </w:tblBorders>
     </w:tblPr>
     <w:tblStylePr w:type="firstRow">
@@ -4741,10 +5723,10 @@
       <w:tblPr/>
       <w:tcPr>
         <w:tcBorders>
-          <w:top w:val="single" w:sz="8" w:space="0" w:color="7BA0CD" w:themeColor="accent1" w:themeTint="BF"/>
-          <w:left w:val="single" w:sz="8" w:space="0" w:color="7BA0CD" w:themeColor="accent1" w:themeTint="BF"/>
-          <w:bottom w:val="single" w:sz="8" w:space="0" w:color="7BA0CD" w:themeColor="accent1" w:themeTint="BF"/>
-          <w:right w:val="single" w:sz="8" w:space="0" w:color="7BA0CD" w:themeColor="accent1" w:themeTint="BF"/>
+          <w:top w:val="single" w:color="7BA0CD" w:themeColor="accent1" w:themeTint="BF" w:sz="8" w:space="0"/>
+          <w:left w:val="single" w:color="7BA0CD" w:themeColor="accent1" w:themeTint="BF" w:sz="8" w:space="0"/>
+          <w:bottom w:val="single" w:color="7BA0CD" w:themeColor="accent1" w:themeTint="BF" w:sz="8" w:space="0"/>
+          <w:right w:val="single" w:color="7BA0CD" w:themeColor="accent1" w:themeTint="BF" w:sz="8" w:space="0"/>
           <w:insideH w:val="nil"/>
           <w:insideV w:val="nil"/>
         </w:tcBorders>
@@ -4762,10 +5744,10 @@
       <w:tblPr/>
       <w:tcPr>
         <w:tcBorders>
-          <w:top w:val="double" w:sz="6" w:space="0" w:color="7BA0CD" w:themeColor="accent1" w:themeTint="BF"/>
-          <w:left w:val="single" w:sz="8" w:space="0" w:color="7BA0CD" w:themeColor="accent1" w:themeTint="BF"/>
-          <w:bottom w:val="single" w:sz="8" w:space="0" w:color="7BA0CD" w:themeColor="accent1" w:themeTint="BF"/>
-          <w:right w:val="single" w:sz="8" w:space="0" w:color="7BA0CD" w:themeColor="accent1" w:themeTint="BF"/>
+          <w:top w:val="double" w:color="7BA0CD" w:themeColor="accent1" w:themeTint="BF" w:sz="6" w:space="0"/>
+          <w:left w:val="single" w:color="7BA0CD" w:themeColor="accent1" w:themeTint="BF" w:sz="8" w:space="0"/>
+          <w:bottom w:val="single" w:color="7BA0CD" w:themeColor="accent1" w:themeTint="BF" w:sz="8" w:space="0"/>
+          <w:right w:val="single" w:color="7BA0CD" w:themeColor="accent1" w:themeTint="BF" w:sz="8" w:space="0"/>
           <w:insideH w:val="nil"/>
           <w:insideV w:val="nil"/>
         </w:tcBorders>
@@ -4821,11 +5803,11 @@
       <w:tblStyleRowBandSize w:val="1"/>
       <w:tblStyleColBandSize w:val="1"/>
       <w:tblBorders>
-        <w:top w:val="single" w:sz="8" w:space="0" w:color="CF7B79" w:themeColor="accent2" w:themeTint="BF"/>
-        <w:left w:val="single" w:sz="8" w:space="0" w:color="CF7B79" w:themeColor="accent2" w:themeTint="BF"/>
-        <w:bottom w:val="single" w:sz="8" w:space="0" w:color="CF7B79" w:themeColor="accent2" w:themeTint="BF"/>
-        <w:right w:val="single" w:sz="8" w:space="0" w:color="CF7B79" w:themeColor="accent2" w:themeTint="BF"/>
-        <w:insideH w:val="single" w:sz="8" w:space="0" w:color="CF7B79" w:themeColor="accent2" w:themeTint="BF"/>
+        <w:top w:val="single" w:color="CF7B79" w:themeColor="accent2" w:themeTint="BF" w:sz="8" w:space="0"/>
+        <w:left w:val="single" w:color="CF7B79" w:themeColor="accent2" w:themeTint="BF" w:sz="8" w:space="0"/>
+        <w:bottom w:val="single" w:color="CF7B79" w:themeColor="accent2" w:themeTint="BF" w:sz="8" w:space="0"/>
+        <w:right w:val="single" w:color="CF7B79" w:themeColor="accent2" w:themeTint="BF" w:sz="8" w:space="0"/>
+        <w:insideH w:val="single" w:color="CF7B79" w:themeColor="accent2" w:themeTint="BF" w:sz="8" w:space="0"/>
       </w:tblBorders>
     </w:tblPr>
     <w:tblStylePr w:type="firstRow">
@@ -4840,10 +5822,10 @@
       <w:tblPr/>
       <w:tcPr>
         <w:tcBorders>
-          <w:top w:val="single" w:sz="8" w:space="0" w:color="CF7B79" w:themeColor="accent2" w:themeTint="BF"/>
-          <w:left w:val="single" w:sz="8" w:space="0" w:color="CF7B79" w:themeColor="accent2" w:themeTint="BF"/>
-          <w:bottom w:val="single" w:sz="8" w:space="0" w:color="CF7B79" w:themeColor="accent2" w:themeTint="BF"/>
-          <w:right w:val="single" w:sz="8" w:space="0" w:color="CF7B79" w:themeColor="accent2" w:themeTint="BF"/>
+          <w:top w:val="single" w:color="CF7B79" w:themeColor="accent2" w:themeTint="BF" w:sz="8" w:space="0"/>
+          <w:left w:val="single" w:color="CF7B79" w:themeColor="accent2" w:themeTint="BF" w:sz="8" w:space="0"/>
+          <w:bottom w:val="single" w:color="CF7B79" w:themeColor="accent2" w:themeTint="BF" w:sz="8" w:space="0"/>
+          <w:right w:val="single" w:color="CF7B79" w:themeColor="accent2" w:themeTint="BF" w:sz="8" w:space="0"/>
           <w:insideH w:val="nil"/>
           <w:insideV w:val="nil"/>
         </w:tcBorders>
@@ -4861,10 +5843,10 @@
       <w:tblPr/>
       <w:tcPr>
         <w:tcBorders>
-          <w:top w:val="double" w:sz="6" w:space="0" w:color="CF7B79" w:themeColor="accent2" w:themeTint="BF"/>
-          <w:left w:val="single" w:sz="8" w:space="0" w:color="CF7B79" w:themeColor="accent2" w:themeTint="BF"/>
-          <w:bottom w:val="single" w:sz="8" w:space="0" w:color="CF7B79" w:themeColor="accent2" w:themeTint="BF"/>
-          <w:right w:val="single" w:sz="8" w:space="0" w:color="CF7B79" w:themeColor="accent2" w:themeTint="BF"/>
+          <w:top w:val="double" w:color="CF7B79" w:themeColor="accent2" w:themeTint="BF" w:sz="6" w:space="0"/>
+          <w:left w:val="single" w:color="CF7B79" w:themeColor="accent2" w:themeTint="BF" w:sz="8" w:space="0"/>
+          <w:bottom w:val="single" w:color="CF7B79" w:themeColor="accent2" w:themeTint="BF" w:sz="8" w:space="0"/>
+          <w:right w:val="single" w:color="CF7B79" w:themeColor="accent2" w:themeTint="BF" w:sz="8" w:space="0"/>
           <w:insideH w:val="nil"/>
           <w:insideV w:val="nil"/>
         </w:tcBorders>
@@ -4920,11 +5902,11 @@
       <w:tblStyleRowBandSize w:val="1"/>
       <w:tblStyleColBandSize w:val="1"/>
       <w:tblBorders>
-        <w:top w:val="single" w:sz="8" w:space="0" w:color="B3CC82" w:themeColor="accent3" w:themeTint="BF"/>
-        <w:left w:val="single" w:sz="8" w:space="0" w:color="B3CC82" w:themeColor="accent3" w:themeTint="BF"/>
-        <w:bottom w:val="single" w:sz="8" w:space="0" w:color="B3CC82" w:themeColor="accent3" w:themeTint="BF"/>
-        <w:right w:val="single" w:sz="8" w:space="0" w:color="B3CC82" w:themeColor="accent3" w:themeTint="BF"/>
-        <w:insideH w:val="single" w:sz="8" w:space="0" w:color="B3CC82" w:themeColor="accent3" w:themeTint="BF"/>
+        <w:top w:val="single" w:color="B3CC82" w:themeColor="accent3" w:themeTint="BF" w:sz="8" w:space="0"/>
+        <w:left w:val="single" w:color="B3CC82" w:themeColor="accent3" w:themeTint="BF" w:sz="8" w:space="0"/>
+        <w:bottom w:val="single" w:color="B3CC82" w:themeColor="accent3" w:themeTint="BF" w:sz="8" w:space="0"/>
+        <w:right w:val="single" w:color="B3CC82" w:themeColor="accent3" w:themeTint="BF" w:sz="8" w:space="0"/>
+        <w:insideH w:val="single" w:color="B3CC82" w:themeColor="accent3" w:themeTint="BF" w:sz="8" w:space="0"/>
       </w:tblBorders>
     </w:tblPr>
     <w:tblStylePr w:type="firstRow">
@@ -4939,10 +5921,10 @@
       <w:tblPr/>
       <w:tcPr>
         <w:tcBorders>
-          <w:top w:val="single" w:sz="8" w:space="0" w:color="B3CC82" w:themeColor="accent3" w:themeTint="BF"/>
-          <w:left w:val="single" w:sz="8" w:space="0" w:color="B3CC82" w:themeColor="accent3" w:themeTint="BF"/>
-          <w:bottom w:val="single" w:sz="8" w:space="0" w:color="B3CC82" w:themeColor="accent3" w:themeTint="BF"/>
-          <w:right w:val="single" w:sz="8" w:space="0" w:color="B3CC82" w:themeColor="accent3" w:themeTint="BF"/>
+          <w:top w:val="single" w:color="B3CC82" w:themeColor="accent3" w:themeTint="BF" w:sz="8" w:space="0"/>
+          <w:left w:val="single" w:color="B3CC82" w:themeColor="accent3" w:themeTint="BF" w:sz="8" w:space="0"/>
+          <w:bottom w:val="single" w:color="B3CC82" w:themeColor="accent3" w:themeTint="BF" w:sz="8" w:space="0"/>
+          <w:right w:val="single" w:color="B3CC82" w:themeColor="accent3" w:themeTint="BF" w:sz="8" w:space="0"/>
           <w:insideH w:val="nil"/>
           <w:insideV w:val="nil"/>
         </w:tcBorders>
@@ -4960,10 +5942,10 @@
       <w:tblPr/>
       <w:tcPr>
         <w:tcBorders>
-          <w:top w:val="double" w:sz="6" w:space="0" w:color="B3CC82" w:themeColor="accent3" w:themeTint="BF"/>
-          <w:left w:val="single" w:sz="8" w:space="0" w:color="B3CC82" w:themeColor="accent3" w:themeTint="BF"/>
-          <w:bottom w:val="single" w:sz="8" w:space="0" w:color="B3CC82" w:themeColor="accent3" w:themeTint="BF"/>
-          <w:right w:val="single" w:sz="8" w:space="0" w:color="B3CC82" w:themeColor="accent3" w:themeTint="BF"/>
+          <w:top w:val="double" w:color="B3CC82" w:themeColor="accent3" w:themeTint="BF" w:sz="6" w:space="0"/>
+          <w:left w:val="single" w:color="B3CC82" w:themeColor="accent3" w:themeTint="BF" w:sz="8" w:space="0"/>
+          <w:bottom w:val="single" w:color="B3CC82" w:themeColor="accent3" w:themeTint="BF" w:sz="8" w:space="0"/>
+          <w:right w:val="single" w:color="B3CC82" w:themeColor="accent3" w:themeTint="BF" w:sz="8" w:space="0"/>
           <w:insideH w:val="nil"/>
           <w:insideV w:val="nil"/>
         </w:tcBorders>
@@ -5019,11 +6001,11 @@
       <w:tblStyleRowBandSize w:val="1"/>
       <w:tblStyleColBandSize w:val="1"/>
       <w:tblBorders>
-        <w:top w:val="single" w:sz="8" w:space="0" w:color="9F8AB9" w:themeColor="accent4" w:themeTint="BF"/>
-        <w:left w:val="single" w:sz="8" w:space="0" w:color="9F8AB9" w:themeColor="accent4" w:themeTint="BF"/>
-        <w:bottom w:val="single" w:sz="8" w:space="0" w:color="9F8AB9" w:themeColor="accent4" w:themeTint="BF"/>
-        <w:right w:val="single" w:sz="8" w:space="0" w:color="9F8AB9" w:themeColor="accent4" w:themeTint="BF"/>
-        <w:insideH w:val="single" w:sz="8" w:space="0" w:color="9F8AB9" w:themeColor="accent4" w:themeTint="BF"/>
+        <w:top w:val="single" w:color="9F8AB9" w:themeColor="accent4" w:themeTint="BF" w:sz="8" w:space="0"/>
+        <w:left w:val="single" w:color="9F8AB9" w:themeColor="accent4" w:themeTint="BF" w:sz="8" w:space="0"/>
+        <w:bottom w:val="single" w:color="9F8AB9" w:themeColor="accent4" w:themeTint="BF" w:sz="8" w:space="0"/>
+        <w:right w:val="single" w:color="9F8AB9" w:themeColor="accent4" w:themeTint="BF" w:sz="8" w:space="0"/>
+        <w:insideH w:val="single" w:color="9F8AB9" w:themeColor="accent4" w:themeTint="BF" w:sz="8" w:space="0"/>
       </w:tblBorders>
     </w:tblPr>
     <w:tblStylePr w:type="firstRow">
@@ -5038,10 +6020,10 @@
       <w:tblPr/>
       <w:tcPr>
         <w:tcBorders>
-          <w:top w:val="single" w:sz="8" w:space="0" w:color="9F8AB9" w:themeColor="accent4" w:themeTint="BF"/>
-          <w:left w:val="single" w:sz="8" w:space="0" w:color="9F8AB9" w:themeColor="accent4" w:themeTint="BF"/>
-          <w:bottom w:val="single" w:sz="8" w:space="0" w:color="9F8AB9" w:themeColor="accent4" w:themeTint="BF"/>
-          <w:right w:val="single" w:sz="8" w:space="0" w:color="9F8AB9" w:themeColor="accent4" w:themeTint="BF"/>
+          <w:top w:val="single" w:color="9F8AB9" w:themeColor="accent4" w:themeTint="BF" w:sz="8" w:space="0"/>
+          <w:left w:val="single" w:color="9F8AB9" w:themeColor="accent4" w:themeTint="BF" w:sz="8" w:space="0"/>
+          <w:bottom w:val="single" w:color="9F8AB9" w:themeColor="accent4" w:themeTint="BF" w:sz="8" w:space="0"/>
+          <w:right w:val="single" w:color="9F8AB9" w:themeColor="accent4" w:themeTint="BF" w:sz="8" w:space="0"/>
           <w:insideH w:val="nil"/>
           <w:insideV w:val="nil"/>
         </w:tcBorders>
@@ -5059,10 +6041,10 @@
       <w:tblPr/>
       <w:tcPr>
         <w:tcBorders>
-          <w:top w:val="double" w:sz="6" w:space="0" w:color="9F8AB9" w:themeColor="accent4" w:themeTint="BF"/>
-          <w:left w:val="single" w:sz="8" w:space="0" w:color="9F8AB9" w:themeColor="accent4" w:themeTint="BF"/>
-          <w:bottom w:val="single" w:sz="8" w:space="0" w:color="9F8AB9" w:themeColor="accent4" w:themeTint="BF"/>
-          <w:right w:val="single" w:sz="8" w:space="0" w:color="9F8AB9" w:themeColor="accent4" w:themeTint="BF"/>
+          <w:top w:val="double" w:color="9F8AB9" w:themeColor="accent4" w:themeTint="BF" w:sz="6" w:space="0"/>
+          <w:left w:val="single" w:color="9F8AB9" w:themeColor="accent4" w:themeTint="BF" w:sz="8" w:space="0"/>
+          <w:bottom w:val="single" w:color="9F8AB9" w:themeColor="accent4" w:themeTint="BF" w:sz="8" w:space="0"/>
+          <w:right w:val="single" w:color="9F8AB9" w:themeColor="accent4" w:themeTint="BF" w:sz="8" w:space="0"/>
           <w:insideH w:val="nil"/>
           <w:insideV w:val="nil"/>
         </w:tcBorders>
@@ -5118,11 +6100,11 @@
       <w:tblStyleRowBandSize w:val="1"/>
       <w:tblStyleColBandSize w:val="1"/>
       <w:tblBorders>
-        <w:top w:val="single" w:sz="8" w:space="0" w:color="78C0D4" w:themeColor="accent5" w:themeTint="BF"/>
-        <w:left w:val="single" w:sz="8" w:space="0" w:color="78C0D4" w:themeColor="accent5" w:themeTint="BF"/>
-        <w:bottom w:val="single" w:sz="8" w:space="0" w:color="78C0D4" w:themeColor="accent5" w:themeTint="BF"/>
-        <w:right w:val="single" w:sz="8" w:space="0" w:color="78C0D4" w:themeColor="accent5" w:themeTint="BF"/>
-        <w:insideH w:val="single" w:sz="8" w:space="0" w:color="78C0D4" w:themeColor="accent5" w:themeTint="BF"/>
+        <w:top w:val="single" w:color="78C0D4" w:themeColor="accent5" w:themeTint="BF" w:sz="8" w:space="0"/>
+        <w:left w:val="single" w:color="78C0D4" w:themeColor="accent5" w:themeTint="BF" w:sz="8" w:space="0"/>
+        <w:bottom w:val="single" w:color="78C0D4" w:themeColor="accent5" w:themeTint="BF" w:sz="8" w:space="0"/>
+        <w:right w:val="single" w:color="78C0D4" w:themeColor="accent5" w:themeTint="BF" w:sz="8" w:space="0"/>
+        <w:insideH w:val="single" w:color="78C0D4" w:themeColor="accent5" w:themeTint="BF" w:sz="8" w:space="0"/>
       </w:tblBorders>
     </w:tblPr>
     <w:tblStylePr w:type="firstRow">
@@ -5137,10 +6119,10 @@
       <w:tblPr/>
       <w:tcPr>
         <w:tcBorders>
-          <w:top w:val="single" w:sz="8" w:space="0" w:color="78C0D4" w:themeColor="accent5" w:themeTint="BF"/>
-          <w:left w:val="single" w:sz="8" w:space="0" w:color="78C0D4" w:themeColor="accent5" w:themeTint="BF"/>
-          <w:bottom w:val="single" w:sz="8" w:space="0" w:color="78C0D4" w:themeColor="accent5" w:themeTint="BF"/>
-          <w:right w:val="single" w:sz="8" w:space="0" w:color="78C0D4" w:themeColor="accent5" w:themeTint="BF"/>
+          <w:top w:val="single" w:color="78C0D4" w:themeColor="accent5" w:themeTint="BF" w:sz="8" w:space="0"/>
+          <w:left w:val="single" w:color="78C0D4" w:themeColor="accent5" w:themeTint="BF" w:sz="8" w:space="0"/>
+          <w:bottom w:val="single" w:color="78C0D4" w:themeColor="accent5" w:themeTint="BF" w:sz="8" w:space="0"/>
+          <w:right w:val="single" w:color="78C0D4" w:themeColor="accent5" w:themeTint="BF" w:sz="8" w:space="0"/>
           <w:insideH w:val="nil"/>
           <w:insideV w:val="nil"/>
         </w:tcBorders>
@@ -5158,10 +6140,10 @@
       <w:tblPr/>
       <w:tcPr>
         <w:tcBorders>
-          <w:top w:val="double" w:sz="6" w:space="0" w:color="78C0D4" w:themeColor="accent5" w:themeTint="BF"/>
-          <w:left w:val="single" w:sz="8" w:space="0" w:color="78C0D4" w:themeColor="accent5" w:themeTint="BF"/>
-          <w:bottom w:val="single" w:sz="8" w:space="0" w:color="78C0D4" w:themeColor="accent5" w:themeTint="BF"/>
-          <w:right w:val="single" w:sz="8" w:space="0" w:color="78C0D4" w:themeColor="accent5" w:themeTint="BF"/>
+          <w:top w:val="double" w:color="78C0D4" w:themeColor="accent5" w:themeTint="BF" w:sz="6" w:space="0"/>
+          <w:left w:val="single" w:color="78C0D4" w:themeColor="accent5" w:themeTint="BF" w:sz="8" w:space="0"/>
+          <w:bottom w:val="single" w:color="78C0D4" w:themeColor="accent5" w:themeTint="BF" w:sz="8" w:space="0"/>
+          <w:right w:val="single" w:color="78C0D4" w:themeColor="accent5" w:themeTint="BF" w:sz="8" w:space="0"/>
           <w:insideH w:val="nil"/>
           <w:insideV w:val="nil"/>
         </w:tcBorders>
@@ -5217,11 +6199,11 @@
       <w:tblStyleRowBandSize w:val="1"/>
       <w:tblStyleColBandSize w:val="1"/>
       <w:tblBorders>
-        <w:top w:val="single" w:sz="8" w:space="0" w:color="F9B074" w:themeColor="accent6" w:themeTint="BF"/>
-        <w:left w:val="single" w:sz="8" w:space="0" w:color="F9B074" w:themeColor="accent6" w:themeTint="BF"/>
-        <w:bottom w:val="single" w:sz="8" w:space="0" w:color="F9B074" w:themeColor="accent6" w:themeTint="BF"/>
-        <w:right w:val="single" w:sz="8" w:space="0" w:color="F9B074" w:themeColor="accent6" w:themeTint="BF"/>
-        <w:insideH w:val="single" w:sz="8" w:space="0" w:color="F9B074" w:themeColor="accent6" w:themeTint="BF"/>
+        <w:top w:val="single" w:color="F9B074" w:themeColor="accent6" w:themeTint="BF" w:sz="8" w:space="0"/>
+        <w:left w:val="single" w:color="F9B074" w:themeColor="accent6" w:themeTint="BF" w:sz="8" w:space="0"/>
+        <w:bottom w:val="single" w:color="F9B074" w:themeColor="accent6" w:themeTint="BF" w:sz="8" w:space="0"/>
+        <w:right w:val="single" w:color="F9B074" w:themeColor="accent6" w:themeTint="BF" w:sz="8" w:space="0"/>
+        <w:insideH w:val="single" w:color="F9B074" w:themeColor="accent6" w:themeTint="BF" w:sz="8" w:space="0"/>
       </w:tblBorders>
     </w:tblPr>
     <w:tblStylePr w:type="firstRow">
@@ -5236,10 +6218,10 @@
       <w:tblPr/>
       <w:tcPr>
         <w:tcBorders>
-          <w:top w:val="single" w:sz="8" w:space="0" w:color="F9B074" w:themeColor="accent6" w:themeTint="BF"/>
-          <w:left w:val="single" w:sz="8" w:space="0" w:color="F9B074" w:themeColor="accent6" w:themeTint="BF"/>
-          <w:bottom w:val="single" w:sz="8" w:space="0" w:color="F9B074" w:themeColor="accent6" w:themeTint="BF"/>
-          <w:right w:val="single" w:sz="8" w:space="0" w:color="F9B074" w:themeColor="accent6" w:themeTint="BF"/>
+          <w:top w:val="single" w:color="F9B074" w:themeColor="accent6" w:themeTint="BF" w:sz="8" w:space="0"/>
+          <w:left w:val="single" w:color="F9B074" w:themeColor="accent6" w:themeTint="BF" w:sz="8" w:space="0"/>
+          <w:bottom w:val="single" w:color="F9B074" w:themeColor="accent6" w:themeTint="BF" w:sz="8" w:space="0"/>
+          <w:right w:val="single" w:color="F9B074" w:themeColor="accent6" w:themeTint="BF" w:sz="8" w:space="0"/>
           <w:insideH w:val="nil"/>
           <w:insideV w:val="nil"/>
         </w:tcBorders>
@@ -5257,10 +6239,10 @@
       <w:tblPr/>
       <w:tcPr>
         <w:tcBorders>
-          <w:top w:val="double" w:sz="6" w:space="0" w:color="F9B074" w:themeColor="accent6" w:themeTint="BF"/>
-          <w:left w:val="single" w:sz="8" w:space="0" w:color="F9B074" w:themeColor="accent6" w:themeTint="BF"/>
-          <w:bottom w:val="single" w:sz="8" w:space="0" w:color="F9B074" w:themeColor="accent6" w:themeTint="BF"/>
-          <w:right w:val="single" w:sz="8" w:space="0" w:color="F9B074" w:themeColor="accent6" w:themeTint="BF"/>
+          <w:top w:val="double" w:color="F9B074" w:themeColor="accent6" w:themeTint="BF" w:sz="6" w:space="0"/>
+          <w:left w:val="single" w:color="F9B074" w:themeColor="accent6" w:themeTint="BF" w:sz="8" w:space="0"/>
+          <w:bottom w:val="single" w:color="F9B074" w:themeColor="accent6" w:themeTint="BF" w:sz="8" w:space="0"/>
+          <w:right w:val="single" w:color="F9B074" w:themeColor="accent6" w:themeTint="BF" w:sz="8" w:space="0"/>
           <w:insideH w:val="nil"/>
           <w:insideV w:val="nil"/>
         </w:tcBorders>
@@ -5316,8 +6298,8 @@
       <w:tblStyleRowBandSize w:val="1"/>
       <w:tblStyleColBandSize w:val="1"/>
       <w:tblBorders>
-        <w:top w:val="single" w:sz="18" w:space="0" w:color="auto"/>
-        <w:bottom w:val="single" w:sz="18" w:space="0" w:color="auto"/>
+        <w:top w:val="single" w:color="auto" w:sz="18" w:space="0"/>
+        <w:bottom w:val="single" w:color="auto" w:sz="18" w:space="0"/>
       </w:tblBorders>
     </w:tblPr>
     <w:tblStylePr w:type="firstRow">
@@ -5332,9 +6314,9 @@
       <w:tblPr/>
       <w:tcPr>
         <w:tcBorders>
-          <w:top w:val="single" w:sz="18" w:space="0" w:color="auto"/>
-          <w:left w:val="nil"/>
-          <w:bottom w:val="single" w:sz="18" w:space="0" w:color="auto"/>
+          <w:top w:val="single" w:color="auto" w:sz="18" w:space="0"/>
+          <w:left w:val="nil"/>
+          <w:bottom w:val="single" w:color="auto" w:sz="18" w:space="0"/>
           <w:right w:val="nil"/>
           <w:insideH w:val="nil"/>
           <w:insideV w:val="nil"/>
@@ -5352,9 +6334,9 @@
       <w:tblPr/>
       <w:tcPr>
         <w:tcBorders>
-          <w:top w:val="double" w:sz="6" w:space="0" w:color="auto"/>
-          <w:left w:val="nil"/>
-          <w:bottom w:val="single" w:sz="18" w:space="0" w:color="auto"/>
+          <w:top w:val="double" w:color="auto" w:sz="6" w:space="0"/>
+          <w:left w:val="nil"/>
+          <w:bottom w:val="single" w:color="auto" w:sz="18" w:space="0"/>
           <w:right w:val="nil"/>
           <w:insideH w:val="nil"/>
           <w:insideV w:val="nil"/>
@@ -5373,7 +6355,7 @@
         <w:tcBorders>
           <w:top w:val="nil"/>
           <w:left w:val="nil"/>
-          <w:bottom w:val="single" w:sz="18" w:space="0" w:color="auto"/>
+          <w:bottom w:val="single" w:color="auto" w:sz="18" w:space="0"/>
           <w:right w:val="nil"/>
           <w:insideH w:val="nil"/>
           <w:insideV w:val="nil"/>
@@ -5420,9 +6402,9 @@
       <w:tblPr/>
       <w:tcPr>
         <w:tcBorders>
-          <w:top w:val="single" w:sz="18" w:space="0" w:color="auto"/>
-          <w:left w:val="nil"/>
-          <w:bottom w:val="single" w:sz="18" w:space="0" w:color="auto"/>
+          <w:top w:val="single" w:color="auto" w:sz="18" w:space="0"/>
+          <w:left w:val="nil"/>
+          <w:bottom w:val="single" w:color="auto" w:sz="18" w:space="0"/>
           <w:right w:val="nil"/>
           <w:insideH w:val="nil"/>
           <w:insideV w:val="nil"/>
@@ -5436,9 +6418,9 @@
       <w:tblPr/>
       <w:tcPr>
         <w:tcBorders>
-          <w:top w:val="single" w:sz="18" w:space="0" w:color="auto"/>
-          <w:left w:val="nil"/>
-          <w:bottom w:val="single" w:sz="18" w:space="0" w:color="auto"/>
+          <w:top w:val="single" w:color="auto" w:sz="18" w:space="0"/>
+          <w:left w:val="nil"/>
+          <w:bottom w:val="single" w:color="auto" w:sz="18" w:space="0"/>
           <w:right w:val="nil"/>
           <w:insideH w:val="nil"/>
           <w:insideV w:val="nil"/>
@@ -5458,8 +6440,8 @@
       <w:tblStyleRowBandSize w:val="1"/>
       <w:tblStyleColBandSize w:val="1"/>
       <w:tblBorders>
-        <w:top w:val="single" w:sz="18" w:space="0" w:color="auto"/>
-        <w:bottom w:val="single" w:sz="18" w:space="0" w:color="auto"/>
+        <w:top w:val="single" w:color="auto" w:sz="18" w:space="0"/>
+        <w:bottom w:val="single" w:color="auto" w:sz="18" w:space="0"/>
       </w:tblBorders>
     </w:tblPr>
     <w:tblStylePr w:type="firstRow">
@@ -5474,9 +6456,9 @@
       <w:tblPr/>
       <w:tcPr>
         <w:tcBorders>
-          <w:top w:val="single" w:sz="18" w:space="0" w:color="auto"/>
-          <w:left w:val="nil"/>
-          <w:bottom w:val="single" w:sz="18" w:space="0" w:color="auto"/>
+          <w:top w:val="single" w:color="auto" w:sz="18" w:space="0"/>
+          <w:left w:val="nil"/>
+          <w:bottom w:val="single" w:color="auto" w:sz="18" w:space="0"/>
           <w:right w:val="nil"/>
           <w:insideH w:val="nil"/>
           <w:insideV w:val="nil"/>
@@ -5494,9 +6476,9 @@
       <w:tblPr/>
       <w:tcPr>
         <w:tcBorders>
-          <w:top w:val="double" w:sz="6" w:space="0" w:color="auto"/>
-          <w:left w:val="nil"/>
-          <w:bottom w:val="single" w:sz="18" w:space="0" w:color="auto"/>
+          <w:top w:val="double" w:color="auto" w:sz="6" w:space="0"/>
+          <w:left w:val="nil"/>
+          <w:bottom w:val="single" w:color="auto" w:sz="18" w:space="0"/>
           <w:right w:val="nil"/>
           <w:insideH w:val="nil"/>
           <w:insideV w:val="nil"/>
@@ -5515,7 +6497,7 @@
         <w:tcBorders>
           <w:top w:val="nil"/>
           <w:left w:val="nil"/>
-          <w:bottom w:val="single" w:sz="18" w:space="0" w:color="auto"/>
+          <w:bottom w:val="single" w:color="auto" w:sz="18" w:space="0"/>
           <w:right w:val="nil"/>
           <w:insideH w:val="nil"/>
           <w:insideV w:val="nil"/>
@@ -5562,9 +6544,9 @@
       <w:tblPr/>
       <w:tcPr>
         <w:tcBorders>
-          <w:top w:val="single" w:sz="18" w:space="0" w:color="auto"/>
-          <w:left w:val="nil"/>
-          <w:bottom w:val="single" w:sz="18" w:space="0" w:color="auto"/>
+          <w:top w:val="single" w:color="auto" w:sz="18" w:space="0"/>
+          <w:left w:val="nil"/>
+          <w:bottom w:val="single" w:color="auto" w:sz="18" w:space="0"/>
           <w:right w:val="nil"/>
           <w:insideH w:val="nil"/>
           <w:insideV w:val="nil"/>
@@ -5578,9 +6560,9 @@
       <w:tblPr/>
       <w:tcPr>
         <w:tcBorders>
-          <w:top w:val="single" w:sz="18" w:space="0" w:color="auto"/>
-          <w:left w:val="nil"/>
-          <w:bottom w:val="single" w:sz="18" w:space="0" w:color="auto"/>
+          <w:top w:val="single" w:color="auto" w:sz="18" w:space="0"/>
+          <w:left w:val="nil"/>
+          <w:bottom w:val="single" w:color="auto" w:sz="18" w:space="0"/>
           <w:right w:val="nil"/>
           <w:insideH w:val="nil"/>
           <w:insideV w:val="nil"/>
@@ -5600,8 +6582,8 @@
       <w:tblStyleRowBandSize w:val="1"/>
       <w:tblStyleColBandSize w:val="1"/>
       <w:tblBorders>
-        <w:top w:val="single" w:sz="18" w:space="0" w:color="auto"/>
-        <w:bottom w:val="single" w:sz="18" w:space="0" w:color="auto"/>
+        <w:top w:val="single" w:color="auto" w:sz="18" w:space="0"/>
+        <w:bottom w:val="single" w:color="auto" w:sz="18" w:space="0"/>
       </w:tblBorders>
     </w:tblPr>
     <w:tblStylePr w:type="firstRow">
@@ -5616,9 +6598,9 @@
       <w:tblPr/>
       <w:tcPr>
         <w:tcBorders>
-          <w:top w:val="single" w:sz="18" w:space="0" w:color="auto"/>
-          <w:left w:val="nil"/>
-          <w:bottom w:val="single" w:sz="18" w:space="0" w:color="auto"/>
+          <w:top w:val="single" w:color="auto" w:sz="18" w:space="0"/>
+          <w:left w:val="nil"/>
+          <w:bottom w:val="single" w:color="auto" w:sz="18" w:space="0"/>
           <w:right w:val="nil"/>
           <w:insideH w:val="nil"/>
           <w:insideV w:val="nil"/>
@@ -5636,9 +6618,9 @@
       <w:tblPr/>
       <w:tcPr>
         <w:tcBorders>
-          <w:top w:val="double" w:sz="6" w:space="0" w:color="auto"/>
-          <w:left w:val="nil"/>
-          <w:bottom w:val="single" w:sz="18" w:space="0" w:color="auto"/>
+          <w:top w:val="double" w:color="auto" w:sz="6" w:space="0"/>
+          <w:left w:val="nil"/>
+          <w:bottom w:val="single" w:color="auto" w:sz="18" w:space="0"/>
           <w:right w:val="nil"/>
           <w:insideH w:val="nil"/>
           <w:insideV w:val="nil"/>
@@ -5657,7 +6639,7 @@
         <w:tcBorders>
           <w:top w:val="nil"/>
           <w:left w:val="nil"/>
-          <w:bottom w:val="single" w:sz="18" w:space="0" w:color="auto"/>
+          <w:bottom w:val="single" w:color="auto" w:sz="18" w:space="0"/>
           <w:right w:val="nil"/>
           <w:insideH w:val="nil"/>
           <w:insideV w:val="nil"/>
@@ -5704,9 +6686,9 @@
       <w:tblPr/>
       <w:tcPr>
         <w:tcBorders>
-          <w:top w:val="single" w:sz="18" w:space="0" w:color="auto"/>
-          <w:left w:val="nil"/>
-          <w:bottom w:val="single" w:sz="18" w:space="0" w:color="auto"/>
+          <w:top w:val="single" w:color="auto" w:sz="18" w:space="0"/>
+          <w:left w:val="nil"/>
+          <w:bottom w:val="single" w:color="auto" w:sz="18" w:space="0"/>
           <w:right w:val="nil"/>
           <w:insideH w:val="nil"/>
           <w:insideV w:val="nil"/>
@@ -5720,9 +6702,9 @@
       <w:tblPr/>
       <w:tcPr>
         <w:tcBorders>
-          <w:top w:val="single" w:sz="18" w:space="0" w:color="auto"/>
-          <w:left w:val="nil"/>
-          <w:bottom w:val="single" w:sz="18" w:space="0" w:color="auto"/>
+          <w:top w:val="single" w:color="auto" w:sz="18" w:space="0"/>
+          <w:left w:val="nil"/>
+          <w:bottom w:val="single" w:color="auto" w:sz="18" w:space="0"/>
           <w:right w:val="nil"/>
           <w:insideH w:val="nil"/>
           <w:insideV w:val="nil"/>
@@ -5742,8 +6724,8 @@
       <w:tblStyleRowBandSize w:val="1"/>
       <w:tblStyleColBandSize w:val="1"/>
       <w:tblBorders>
-        <w:top w:val="single" w:sz="18" w:space="0" w:color="auto"/>
-        <w:bottom w:val="single" w:sz="18" w:space="0" w:color="auto"/>
+        <w:top w:val="single" w:color="auto" w:sz="18" w:space="0"/>
+        <w:bottom w:val="single" w:color="auto" w:sz="18" w:space="0"/>
       </w:tblBorders>
     </w:tblPr>
     <w:tblStylePr w:type="firstRow">
@@ -5758,9 +6740,9 @@
       <w:tblPr/>
       <w:tcPr>
         <w:tcBorders>
-          <w:top w:val="single" w:sz="18" w:space="0" w:color="auto"/>
-          <w:left w:val="nil"/>
-          <w:bottom w:val="single" w:sz="18" w:space="0" w:color="auto"/>
+          <w:top w:val="single" w:color="auto" w:sz="18" w:space="0"/>
+          <w:left w:val="nil"/>
+          <w:bottom w:val="single" w:color="auto" w:sz="18" w:space="0"/>
           <w:right w:val="nil"/>
           <w:insideH w:val="nil"/>
           <w:insideV w:val="nil"/>
@@ -5778,9 +6760,9 @@
       <w:tblPr/>
       <w:tcPr>
         <w:tcBorders>
-          <w:top w:val="double" w:sz="6" w:space="0" w:color="auto"/>
-          <w:left w:val="nil"/>
-          <w:bottom w:val="single" w:sz="18" w:space="0" w:color="auto"/>
+          <w:top w:val="double" w:color="auto" w:sz="6" w:space="0"/>
+          <w:left w:val="nil"/>
+          <w:bottom w:val="single" w:color="auto" w:sz="18" w:space="0"/>
           <w:right w:val="nil"/>
           <w:insideH w:val="nil"/>
           <w:insideV w:val="nil"/>
@@ -5799,7 +6781,7 @@
         <w:tcBorders>
           <w:top w:val="nil"/>
           <w:left w:val="nil"/>
-          <w:bottom w:val="single" w:sz="18" w:space="0" w:color="auto"/>
+          <w:bottom w:val="single" w:color="auto" w:sz="18" w:space="0"/>
           <w:right w:val="nil"/>
           <w:insideH w:val="nil"/>
           <w:insideV w:val="nil"/>
@@ -5846,9 +6828,9 @@
       <w:tblPr/>
       <w:tcPr>
         <w:tcBorders>
-          <w:top w:val="single" w:sz="18" w:space="0" w:color="auto"/>
-          <w:left w:val="nil"/>
-          <w:bottom w:val="single" w:sz="18" w:space="0" w:color="auto"/>
+          <w:top w:val="single" w:color="auto" w:sz="18" w:space="0"/>
+          <w:left w:val="nil"/>
+          <w:bottom w:val="single" w:color="auto" w:sz="18" w:space="0"/>
           <w:right w:val="nil"/>
           <w:insideH w:val="nil"/>
           <w:insideV w:val="nil"/>
@@ -5862,9 +6844,9 @@
       <w:tblPr/>
       <w:tcPr>
         <w:tcBorders>
-          <w:top w:val="single" w:sz="18" w:space="0" w:color="auto"/>
-          <w:left w:val="nil"/>
-          <w:bottom w:val="single" w:sz="18" w:space="0" w:color="auto"/>
+          <w:top w:val="single" w:color="auto" w:sz="18" w:space="0"/>
+          <w:left w:val="nil"/>
+          <w:bottom w:val="single" w:color="auto" w:sz="18" w:space="0"/>
           <w:right w:val="nil"/>
           <w:insideH w:val="nil"/>
           <w:insideV w:val="nil"/>
@@ -5884,8 +6866,8 @@
       <w:tblStyleRowBandSize w:val="1"/>
       <w:tblStyleColBandSize w:val="1"/>
       <w:tblBorders>
-        <w:top w:val="single" w:sz="18" w:space="0" w:color="auto"/>
-        <w:bottom w:val="single" w:sz="18" w:space="0" w:color="auto"/>
+        <w:top w:val="single" w:color="auto" w:sz="18" w:space="0"/>
+        <w:bottom w:val="single" w:color="auto" w:sz="18" w:space="0"/>
       </w:tblBorders>
     </w:tblPr>
     <w:tblStylePr w:type="firstRow">
@@ -5900,9 +6882,9 @@
       <w:tblPr/>
       <w:tcPr>
         <w:tcBorders>
-          <w:top w:val="single" w:sz="18" w:space="0" w:color="auto"/>
-          <w:left w:val="nil"/>
-          <w:bottom w:val="single" w:sz="18" w:space="0" w:color="auto"/>
+          <w:top w:val="single" w:color="auto" w:sz="18" w:space="0"/>
+          <w:left w:val="nil"/>
+          <w:bottom w:val="single" w:color="auto" w:sz="18" w:space="0"/>
           <w:right w:val="nil"/>
           <w:insideH w:val="nil"/>
           <w:insideV w:val="nil"/>
@@ -5920,9 +6902,9 @@
       <w:tblPr/>
       <w:tcPr>
         <w:tcBorders>
-          <w:top w:val="double" w:sz="6" w:space="0" w:color="auto"/>
-          <w:left w:val="nil"/>
-          <w:bottom w:val="single" w:sz="18" w:space="0" w:color="auto"/>
+          <w:top w:val="double" w:color="auto" w:sz="6" w:space="0"/>
+          <w:left w:val="nil"/>
+          <w:bottom w:val="single" w:color="auto" w:sz="18" w:space="0"/>
           <w:right w:val="nil"/>
           <w:insideH w:val="nil"/>
           <w:insideV w:val="nil"/>
@@ -5941,7 +6923,7 @@
         <w:tcBorders>
           <w:top w:val="nil"/>
           <w:left w:val="nil"/>
-          <w:bottom w:val="single" w:sz="18" w:space="0" w:color="auto"/>
+          <w:bottom w:val="single" w:color="auto" w:sz="18" w:space="0"/>
           <w:right w:val="nil"/>
           <w:insideH w:val="nil"/>
           <w:insideV w:val="nil"/>
@@ -5988,9 +6970,9 @@
       <w:tblPr/>
       <w:tcPr>
         <w:tcBorders>
-          <w:top w:val="single" w:sz="18" w:space="0" w:color="auto"/>
-          <w:left w:val="nil"/>
-          <w:bottom w:val="single" w:sz="18" w:space="0" w:color="auto"/>
+          <w:top w:val="single" w:color="auto" w:sz="18" w:space="0"/>
+          <w:left w:val="nil"/>
+          <w:bottom w:val="single" w:color="auto" w:sz="18" w:space="0"/>
           <w:right w:val="nil"/>
           <w:insideH w:val="nil"/>
           <w:insideV w:val="nil"/>
@@ -6004,9 +6986,9 @@
       <w:tblPr/>
       <w:tcPr>
         <w:tcBorders>
-          <w:top w:val="single" w:sz="18" w:space="0" w:color="auto"/>
-          <w:left w:val="nil"/>
-          <w:bottom w:val="single" w:sz="18" w:space="0" w:color="auto"/>
+          <w:top w:val="single" w:color="auto" w:sz="18" w:space="0"/>
+          <w:left w:val="nil"/>
+          <w:bottom w:val="single" w:color="auto" w:sz="18" w:space="0"/>
           <w:right w:val="nil"/>
           <w:insideH w:val="nil"/>
           <w:insideV w:val="nil"/>
@@ -6026,8 +7008,8 @@
       <w:tblStyleRowBandSize w:val="1"/>
       <w:tblStyleColBandSize w:val="1"/>
       <w:tblBorders>
-        <w:top w:val="single" w:sz="18" w:space="0" w:color="auto"/>
-        <w:bottom w:val="single" w:sz="18" w:space="0" w:color="auto"/>
+        <w:top w:val="single" w:color="auto" w:sz="18" w:space="0"/>
+        <w:bottom w:val="single" w:color="auto" w:sz="18" w:space="0"/>
       </w:tblBorders>
     </w:tblPr>
     <w:tblStylePr w:type="firstRow">
@@ -6042,9 +7024,9 @@
       <w:tblPr/>
       <w:tcPr>
         <w:tcBorders>
-          <w:top w:val="single" w:sz="18" w:space="0" w:color="auto"/>
-          <w:left w:val="nil"/>
-          <w:bottom w:val="single" w:sz="18" w:space="0" w:color="auto"/>
+          <w:top w:val="single" w:color="auto" w:sz="18" w:space="0"/>
+          <w:left w:val="nil"/>
+          <w:bottom w:val="single" w:color="auto" w:sz="18" w:space="0"/>
           <w:right w:val="nil"/>
           <w:insideH w:val="nil"/>
           <w:insideV w:val="nil"/>
@@ -6062,9 +7044,9 @@
       <w:tblPr/>
       <w:tcPr>
         <w:tcBorders>
-          <w:top w:val="double" w:sz="6" w:space="0" w:color="auto"/>
-          <w:left w:val="nil"/>
-          <w:bottom w:val="single" w:sz="18" w:space="0" w:color="auto"/>
+          <w:top w:val="double" w:color="auto" w:sz="6" w:space="0"/>
+          <w:left w:val="nil"/>
+          <w:bottom w:val="single" w:color="auto" w:sz="18" w:space="0"/>
           <w:right w:val="nil"/>
           <w:insideH w:val="nil"/>
           <w:insideV w:val="nil"/>
@@ -6083,7 +7065,7 @@
         <w:tcBorders>
           <w:top w:val="nil"/>
           <w:left w:val="nil"/>
-          <w:bottom w:val="single" w:sz="18" w:space="0" w:color="auto"/>
+          <w:bottom w:val="single" w:color="auto" w:sz="18" w:space="0"/>
           <w:right w:val="nil"/>
           <w:insideH w:val="nil"/>
           <w:insideV w:val="nil"/>
@@ -6130,9 +7112,9 @@
       <w:tblPr/>
       <w:tcPr>
         <w:tcBorders>
-          <w:top w:val="single" w:sz="18" w:space="0" w:color="auto"/>
-          <w:left w:val="nil"/>
-          <w:bottom w:val="single" w:sz="18" w:space="0" w:color="auto"/>
+          <w:top w:val="single" w:color="auto" w:sz="18" w:space="0"/>
+          <w:left w:val="nil"/>
+          <w:bottom w:val="single" w:color="auto" w:sz="18" w:space="0"/>
           <w:right w:val="nil"/>
           <w:insideH w:val="nil"/>
           <w:insideV w:val="nil"/>
@@ -6146,9 +7128,9 @@
       <w:tblPr/>
       <w:tcPr>
         <w:tcBorders>
-          <w:top w:val="single" w:sz="18" w:space="0" w:color="auto"/>
-          <w:left w:val="nil"/>
-          <w:bottom w:val="single" w:sz="18" w:space="0" w:color="auto"/>
+          <w:top w:val="single" w:color="auto" w:sz="18" w:space="0"/>
+          <w:left w:val="nil"/>
+          <w:bottom w:val="single" w:color="auto" w:sz="18" w:space="0"/>
           <w:right w:val="nil"/>
           <w:insideH w:val="nil"/>
           <w:insideV w:val="nil"/>
@@ -6168,8 +7150,8 @@
       <w:tblStyleRowBandSize w:val="1"/>
       <w:tblStyleColBandSize w:val="1"/>
       <w:tblBorders>
-        <w:top w:val="single" w:sz="18" w:space="0" w:color="auto"/>
-        <w:bottom w:val="single" w:sz="18" w:space="0" w:color="auto"/>
+        <w:top w:val="single" w:color="auto" w:sz="18" w:space="0"/>
+        <w:bottom w:val="single" w:color="auto" w:sz="18" w:space="0"/>
       </w:tblBorders>
     </w:tblPr>
     <w:tblStylePr w:type="firstRow">
@@ -6184,9 +7166,9 @@
       <w:tblPr/>
       <w:tcPr>
         <w:tcBorders>
-          <w:top w:val="single" w:sz="18" w:space="0" w:color="auto"/>
-          <w:left w:val="nil"/>
-          <w:bottom w:val="single" w:sz="18" w:space="0" w:color="auto"/>
+          <w:top w:val="single" w:color="auto" w:sz="18" w:space="0"/>
+          <w:left w:val="nil"/>
+          <w:bottom w:val="single" w:color="auto" w:sz="18" w:space="0"/>
           <w:right w:val="nil"/>
           <w:insideH w:val="nil"/>
           <w:insideV w:val="nil"/>
@@ -6204,9 +7186,9 @@
       <w:tblPr/>
       <w:tcPr>
         <w:tcBorders>
-          <w:top w:val="double" w:sz="6" w:space="0" w:color="auto"/>
-          <w:left w:val="nil"/>
-          <w:bottom w:val="single" w:sz="18" w:space="0" w:color="auto"/>
+          <w:top w:val="double" w:color="auto" w:sz="6" w:space="0"/>
+          <w:left w:val="nil"/>
+          <w:bottom w:val="single" w:color="auto" w:sz="18" w:space="0"/>
           <w:right w:val="nil"/>
           <w:insideH w:val="nil"/>
           <w:insideV w:val="nil"/>
@@ -6225,7 +7207,7 @@
         <w:tcBorders>
           <w:top w:val="nil"/>
           <w:left w:val="nil"/>
-          <w:bottom w:val="single" w:sz="18" w:space="0" w:color="auto"/>
+          <w:bottom w:val="single" w:color="auto" w:sz="18" w:space="0"/>
           <w:right w:val="nil"/>
           <w:insideH w:val="nil"/>
           <w:insideV w:val="nil"/>
@@ -6272,9 +7254,9 @@
       <w:tblPr/>
       <w:tcPr>
         <w:tcBorders>
-          <w:top w:val="single" w:sz="18" w:space="0" w:color="auto"/>
-          <w:left w:val="nil"/>
-          <w:bottom w:val="single" w:sz="18" w:space="0" w:color="auto"/>
+          <w:top w:val="single" w:color="auto" w:sz="18" w:space="0"/>
+          <w:left w:val="nil"/>
+          <w:bottom w:val="single" w:color="auto" w:sz="18" w:space="0"/>
           <w:right w:val="nil"/>
           <w:insideH w:val="nil"/>
           <w:insideV w:val="nil"/>
@@ -6288,9 +7270,9 @@
       <w:tblPr/>
       <w:tcPr>
         <w:tcBorders>
-          <w:top w:val="single" w:sz="18" w:space="0" w:color="auto"/>
-          <w:left w:val="nil"/>
-          <w:bottom w:val="single" w:sz="18" w:space="0" w:color="auto"/>
+          <w:top w:val="single" w:color="auto" w:sz="18" w:space="0"/>
+          <w:left w:val="nil"/>
+          <w:bottom w:val="single" w:color="auto" w:sz="18" w:space="0"/>
           <w:right w:val="nil"/>
           <w:insideH w:val="nil"/>
           <w:insideV w:val="nil"/>
@@ -6313,19 +7295,19 @@
       <w:tblStyleRowBandSize w:val="1"/>
       <w:tblStyleColBandSize w:val="1"/>
       <w:tblBorders>
-        <w:top w:val="single" w:sz="8" w:space="0" w:color="000000" w:themeColor="text1"/>
-        <w:bottom w:val="single" w:sz="8" w:space="0" w:color="000000" w:themeColor="text1"/>
+        <w:top w:val="single" w:color="000000" w:themeColor="text1" w:sz="8" w:space="0"/>
+        <w:bottom w:val="single" w:color="000000" w:themeColor="text1" w:sz="8" w:space="0"/>
       </w:tblBorders>
     </w:tblPr>
     <w:tblStylePr w:type="firstRow">
       <w:rPr>
-        <w:rFonts w:asciiTheme="majorHAnsi" w:eastAsiaTheme="majorEastAsia" w:hAnsiTheme="majorHAnsi" w:cstheme="majorBidi"/>
+        <w:rFonts w:asciiTheme="majorHAnsi" w:hAnsiTheme="majorHAnsi" w:eastAsiaTheme="majorEastAsia" w:cstheme="majorBidi"/>
       </w:rPr>
       <w:tblPr/>
       <w:tcPr>
         <w:tcBorders>
           <w:top w:val="nil"/>
-          <w:bottom w:val="single" w:sz="8" w:space="0" w:color="000000" w:themeColor="text1"/>
+          <w:bottom w:val="single" w:color="000000" w:themeColor="text1" w:sz="8" w:space="0"/>
         </w:tcBorders>
       </w:tcPr>
     </w:tblStylePr>
@@ -6338,8 +7320,8 @@
       <w:tblPr/>
       <w:tcPr>
         <w:tcBorders>
-          <w:top w:val="single" w:sz="8" w:space="0" w:color="000000" w:themeColor="text1"/>
-          <w:bottom w:val="single" w:sz="8" w:space="0" w:color="000000" w:themeColor="text1"/>
+          <w:top w:val="single" w:color="000000" w:themeColor="text1" w:sz="8" w:space="0"/>
+          <w:bottom w:val="single" w:color="000000" w:themeColor="text1" w:sz="8" w:space="0"/>
         </w:tcBorders>
       </w:tcPr>
     </w:tblStylePr>
@@ -6357,8 +7339,8 @@
       <w:tblPr/>
       <w:tcPr>
         <w:tcBorders>
-          <w:top w:val="single" w:sz="8" w:space="0" w:color="000000" w:themeColor="text1"/>
-          <w:bottom w:val="single" w:sz="8" w:space="0" w:color="000000" w:themeColor="text1"/>
+          <w:top w:val="single" w:color="000000" w:themeColor="text1" w:sz="8" w:space="0"/>
+          <w:bottom w:val="single" w:color="000000" w:themeColor="text1" w:sz="8" w:space="0"/>
         </w:tcBorders>
       </w:tcPr>
     </w:tblStylePr>
@@ -6390,19 +7372,19 @@
       <w:tblStyleRowBandSize w:val="1"/>
       <w:tblStyleColBandSize w:val="1"/>
       <w:tblBorders>
-        <w:top w:val="single" w:sz="8" w:space="0" w:color="4F81BD" w:themeColor="accent1"/>
-        <w:bottom w:val="single" w:sz="8" w:space="0" w:color="4F81BD" w:themeColor="accent1"/>
+        <w:top w:val="single" w:color="4F81BD" w:themeColor="accent1" w:sz="8" w:space="0"/>
+        <w:bottom w:val="single" w:color="4F81BD" w:themeColor="accent1" w:sz="8" w:space="0"/>
       </w:tblBorders>
     </w:tblPr>
     <w:tblStylePr w:type="firstRow">
       <w:rPr>
-        <w:rFonts w:asciiTheme="majorHAnsi" w:eastAsiaTheme="majorEastAsia" w:hAnsiTheme="majorHAnsi" w:cstheme="majorBidi"/>
+        <w:rFonts w:asciiTheme="majorHAnsi" w:hAnsiTheme="majorHAnsi" w:eastAsiaTheme="majorEastAsia" w:cstheme="majorBidi"/>
       </w:rPr>
       <w:tblPr/>
       <w:tcPr>
         <w:tcBorders>
           <w:top w:val="nil"/>
-          <w:bottom w:val="single" w:sz="8" w:space="0" w:color="4F81BD" w:themeColor="accent1"/>
+          <w:bottom w:val="single" w:color="4F81BD" w:themeColor="accent1" w:sz="8" w:space="0"/>
         </w:tcBorders>
       </w:tcPr>
     </w:tblStylePr>
@@ -6415,8 +7397,8 @@
       <w:tblPr/>
       <w:tcPr>
         <w:tcBorders>
-          <w:top w:val="single" w:sz="8" w:space="0" w:color="4F81BD" w:themeColor="accent1"/>
-          <w:bottom w:val="single" w:sz="8" w:space="0" w:color="4F81BD" w:themeColor="accent1"/>
+          <w:top w:val="single" w:color="4F81BD" w:themeColor="accent1" w:sz="8" w:space="0"/>
+          <w:bottom w:val="single" w:color="4F81BD" w:themeColor="accent1" w:sz="8" w:space="0"/>
         </w:tcBorders>
       </w:tcPr>
     </w:tblStylePr>
@@ -6434,8 +7416,8 @@
       <w:tblPr/>
       <w:tcPr>
         <w:tcBorders>
-          <w:top w:val="single" w:sz="8" w:space="0" w:color="4F81BD" w:themeColor="accent1"/>
-          <w:bottom w:val="single" w:sz="8" w:space="0" w:color="4F81BD" w:themeColor="accent1"/>
+          <w:top w:val="single" w:color="4F81BD" w:themeColor="accent1" w:sz="8" w:space="0"/>
+          <w:bottom w:val="single" w:color="4F81BD" w:themeColor="accent1" w:sz="8" w:space="0"/>
         </w:tcBorders>
       </w:tcPr>
     </w:tblStylePr>
@@ -6467,19 +7449,19 @@
       <w:tblStyleRowBandSize w:val="1"/>
       <w:tblStyleColBandSize w:val="1"/>
       <w:tblBorders>
-        <w:top w:val="single" w:sz="8" w:space="0" w:color="C0504D" w:themeColor="accent2"/>
-        <w:bottom w:val="single" w:sz="8" w:space="0" w:color="C0504D" w:themeColor="accent2"/>
+        <w:top w:val="single" w:color="C0504D" w:themeColor="accent2" w:sz="8" w:space="0"/>
+        <w:bottom w:val="single" w:color="C0504D" w:themeColor="accent2" w:sz="8" w:space="0"/>
       </w:tblBorders>
     </w:tblPr>
     <w:tblStylePr w:type="firstRow">
       <w:rPr>
-        <w:rFonts w:asciiTheme="majorHAnsi" w:eastAsiaTheme="majorEastAsia" w:hAnsiTheme="majorHAnsi" w:cstheme="majorBidi"/>
+        <w:rFonts w:asciiTheme="majorHAnsi" w:hAnsiTheme="majorHAnsi" w:eastAsiaTheme="majorEastAsia" w:cstheme="majorBidi"/>
       </w:rPr>
       <w:tblPr/>
       <w:tcPr>
         <w:tcBorders>
           <w:top w:val="nil"/>
-          <w:bottom w:val="single" w:sz="8" w:space="0" w:color="C0504D" w:themeColor="accent2"/>
+          <w:bottom w:val="single" w:color="C0504D" w:themeColor="accent2" w:sz="8" w:space="0"/>
         </w:tcBorders>
       </w:tcPr>
     </w:tblStylePr>
@@ -6492,8 +7474,8 @@
       <w:tblPr/>
       <w:tcPr>
         <w:tcBorders>
-          <w:top w:val="single" w:sz="8" w:space="0" w:color="C0504D" w:themeColor="accent2"/>
-          <w:bottom w:val="single" w:sz="8" w:space="0" w:color="C0504D" w:themeColor="accent2"/>
+          <w:top w:val="single" w:color="C0504D" w:themeColor="accent2" w:sz="8" w:space="0"/>
+          <w:bottom w:val="single" w:color="C0504D" w:themeColor="accent2" w:sz="8" w:space="0"/>
         </w:tcBorders>
       </w:tcPr>
     </w:tblStylePr>
@@ -6511,8 +7493,8 @@
       <w:tblPr/>
       <w:tcPr>
         <w:tcBorders>
-          <w:top w:val="single" w:sz="8" w:space="0" w:color="C0504D" w:themeColor="accent2"/>
-          <w:bottom w:val="single" w:sz="8" w:space="0" w:color="C0504D" w:themeColor="accent2"/>
+          <w:top w:val="single" w:color="C0504D" w:themeColor="accent2" w:sz="8" w:space="0"/>
+          <w:bottom w:val="single" w:color="C0504D" w:themeColor="accent2" w:sz="8" w:space="0"/>
         </w:tcBorders>
       </w:tcPr>
     </w:tblStylePr>
@@ -6544,19 +7526,19 @@
       <w:tblStyleRowBandSize w:val="1"/>
       <w:tblStyleColBandSize w:val="1"/>
       <w:tblBorders>
-        <w:top w:val="single" w:sz="8" w:space="0" w:color="9BBB59" w:themeColor="accent3"/>
-        <w:bottom w:val="single" w:sz="8" w:space="0" w:color="9BBB59" w:themeColor="accent3"/>
+        <w:top w:val="single" w:color="9BBB59" w:themeColor="accent3" w:sz="8" w:space="0"/>
+        <w:bottom w:val="single" w:color="9BBB59" w:themeColor="accent3" w:sz="8" w:space="0"/>
       </w:tblBorders>
     </w:tblPr>
     <w:tblStylePr w:type="firstRow">
       <w:rPr>
-        <w:rFonts w:asciiTheme="majorHAnsi" w:eastAsiaTheme="majorEastAsia" w:hAnsiTheme="majorHAnsi" w:cstheme="majorBidi"/>
+        <w:rFonts w:asciiTheme="majorHAnsi" w:hAnsiTheme="majorHAnsi" w:eastAsiaTheme="majorEastAsia" w:cstheme="majorBidi"/>
       </w:rPr>
       <w:tblPr/>
       <w:tcPr>
         <w:tcBorders>
           <w:top w:val="nil"/>
-          <w:bottom w:val="single" w:sz="8" w:space="0" w:color="9BBB59" w:themeColor="accent3"/>
+          <w:bottom w:val="single" w:color="9BBB59" w:themeColor="accent3" w:sz="8" w:space="0"/>
         </w:tcBorders>
       </w:tcPr>
     </w:tblStylePr>
@@ -6569,8 +7551,8 @@
       <w:tblPr/>
       <w:tcPr>
         <w:tcBorders>
-          <w:top w:val="single" w:sz="8" w:space="0" w:color="9BBB59" w:themeColor="accent3"/>
-          <w:bottom w:val="single" w:sz="8" w:space="0" w:color="9BBB59" w:themeColor="accent3"/>
+          <w:top w:val="single" w:color="9BBB59" w:themeColor="accent3" w:sz="8" w:space="0"/>
+          <w:bottom w:val="single" w:color="9BBB59" w:themeColor="accent3" w:sz="8" w:space="0"/>
         </w:tcBorders>
       </w:tcPr>
     </w:tblStylePr>
@@ -6588,8 +7570,8 @@
       <w:tblPr/>
       <w:tcPr>
         <w:tcBorders>
-          <w:top w:val="single" w:sz="8" w:space="0" w:color="9BBB59" w:themeColor="accent3"/>
-          <w:bottom w:val="single" w:sz="8" w:space="0" w:color="9BBB59" w:themeColor="accent3"/>
+          <w:top w:val="single" w:color="9BBB59" w:themeColor="accent3" w:sz="8" w:space="0"/>
+          <w:bottom w:val="single" w:color="9BBB59" w:themeColor="accent3" w:sz="8" w:space="0"/>
         </w:tcBorders>
       </w:tcPr>
     </w:tblStylePr>
@@ -6621,19 +7603,19 @@
       <w:tblStyleRowBandSize w:val="1"/>
       <w:tblStyleColBandSize w:val="1"/>
       <w:tblBorders>
-        <w:top w:val="single" w:sz="8" w:space="0" w:color="8064A2" w:themeColor="accent4"/>
-        <w:bottom w:val="single" w:sz="8" w:space="0" w:color="8064A2" w:themeColor="accent4"/>
+        <w:top w:val="single" w:color="8064A2" w:themeColor="accent4" w:sz="8" w:space="0"/>
+        <w:bottom w:val="single" w:color="8064A2" w:themeColor="accent4" w:sz="8" w:space="0"/>
       </w:tblBorders>
     </w:tblPr>
     <w:tblStylePr w:type="firstRow">
       <w:rPr>
-        <w:rFonts w:asciiTheme="majorHAnsi" w:eastAsiaTheme="majorEastAsia" w:hAnsiTheme="majorHAnsi" w:cstheme="majorBidi"/>
+        <w:rFonts w:asciiTheme="majorHAnsi" w:hAnsiTheme="majorHAnsi" w:eastAsiaTheme="majorEastAsia" w:cstheme="majorBidi"/>
       </w:rPr>
       <w:tblPr/>
       <w:tcPr>
         <w:tcBorders>
           <w:top w:val="nil"/>
-          <w:bottom w:val="single" w:sz="8" w:space="0" w:color="8064A2" w:themeColor="accent4"/>
+          <w:bottom w:val="single" w:color="8064A2" w:themeColor="accent4" w:sz="8" w:space="0"/>
         </w:tcBorders>
       </w:tcPr>
     </w:tblStylePr>
@@ -6646,8 +7628,8 @@
       <w:tblPr/>
       <w:tcPr>
         <w:tcBorders>
-          <w:top w:val="single" w:sz="8" w:space="0" w:color="8064A2" w:themeColor="accent4"/>
-          <w:bottom w:val="single" w:sz="8" w:space="0" w:color="8064A2" w:themeColor="accent4"/>
+          <w:top w:val="single" w:color="8064A2" w:themeColor="accent4" w:sz="8" w:space="0"/>
+          <w:bottom w:val="single" w:color="8064A2" w:themeColor="accent4" w:sz="8" w:space="0"/>
         </w:tcBorders>
       </w:tcPr>
     </w:tblStylePr>
@@ -6665,8 +7647,8 @@
       <w:tblPr/>
       <w:tcPr>
         <w:tcBorders>
-          <w:top w:val="single" w:sz="8" w:space="0" w:color="8064A2" w:themeColor="accent4"/>
-          <w:bottom w:val="single" w:sz="8" w:space="0" w:color="8064A2" w:themeColor="accent4"/>
+          <w:top w:val="single" w:color="8064A2" w:themeColor="accent4" w:sz="8" w:space="0"/>
+          <w:bottom w:val="single" w:color="8064A2" w:themeColor="accent4" w:sz="8" w:space="0"/>
         </w:tcBorders>
       </w:tcPr>
     </w:tblStylePr>
@@ -6698,19 +7680,19 @@
       <w:tblStyleRowBandSize w:val="1"/>
       <w:tblStyleColBandSize w:val="1"/>
       <w:tblBorders>
-        <w:top w:val="single" w:sz="8" w:space="0" w:color="4BACC6" w:themeColor="accent5"/>
-        <w:bottom w:val="single" w:sz="8" w:space="0" w:color="4BACC6" w:themeColor="accent5"/>
+        <w:top w:val="single" w:color="4BACC6" w:themeColor="accent5" w:sz="8" w:space="0"/>
+        <w:bottom w:val="single" w:color="4BACC6" w:themeColor="accent5" w:sz="8" w:space="0"/>
       </w:tblBorders>
     </w:tblPr>
     <w:tblStylePr w:type="firstRow">
       <w:rPr>
-        <w:rFonts w:asciiTheme="majorHAnsi" w:eastAsiaTheme="majorEastAsia" w:hAnsiTheme="majorHAnsi" w:cstheme="majorBidi"/>
+        <w:rFonts w:asciiTheme="majorHAnsi" w:hAnsiTheme="majorHAnsi" w:eastAsiaTheme="majorEastAsia" w:cstheme="majorBidi"/>
       </w:rPr>
       <w:tblPr/>
       <w:tcPr>
         <w:tcBorders>
           <w:top w:val="nil"/>
-          <w:bottom w:val="single" w:sz="8" w:space="0" w:color="4BACC6" w:themeColor="accent5"/>
+          <w:bottom w:val="single" w:color="4BACC6" w:themeColor="accent5" w:sz="8" w:space="0"/>
         </w:tcBorders>
       </w:tcPr>
     </w:tblStylePr>
@@ -6723,8 +7705,8 @@
       <w:tblPr/>
       <w:tcPr>
         <w:tcBorders>
-          <w:top w:val="single" w:sz="8" w:space="0" w:color="4BACC6" w:themeColor="accent5"/>
-          <w:bottom w:val="single" w:sz="8" w:space="0" w:color="4BACC6" w:themeColor="accent5"/>
+          <w:top w:val="single" w:color="4BACC6" w:themeColor="accent5" w:sz="8" w:space="0"/>
+          <w:bottom w:val="single" w:color="4BACC6" w:themeColor="accent5" w:sz="8" w:space="0"/>
         </w:tcBorders>
       </w:tcPr>
     </w:tblStylePr>
@@ -6742,8 +7724,8 @@
       <w:tblPr/>
       <w:tcPr>
         <w:tcBorders>
-          <w:top w:val="single" w:sz="8" w:space="0" w:color="4BACC6" w:themeColor="accent5"/>
-          <w:bottom w:val="single" w:sz="8" w:space="0" w:color="4BACC6" w:themeColor="accent5"/>
+          <w:top w:val="single" w:color="4BACC6" w:themeColor="accent5" w:sz="8" w:space="0"/>
+          <w:bottom w:val="single" w:color="4BACC6" w:themeColor="accent5" w:sz="8" w:space="0"/>
         </w:tcBorders>
       </w:tcPr>
     </w:tblStylePr>
@@ -6775,19 +7757,19 @@
       <w:tblStyleRowBandSize w:val="1"/>
       <w:tblStyleColBandSize w:val="1"/>
       <w:tblBorders>
-        <w:top w:val="single" w:sz="8" w:space="0" w:color="F79646" w:themeColor="accent6"/>
-        <w:bottom w:val="single" w:sz="8" w:space="0" w:color="F79646" w:themeColor="accent6"/>
+        <w:top w:val="single" w:color="F79646" w:themeColor="accent6" w:sz="8" w:space="0"/>
+        <w:bottom w:val="single" w:color="F79646" w:themeColor="accent6" w:sz="8" w:space="0"/>
       </w:tblBorders>
     </w:tblPr>
     <w:tblStylePr w:type="firstRow">
       <w:rPr>
-        <w:rFonts w:asciiTheme="majorHAnsi" w:eastAsiaTheme="majorEastAsia" w:hAnsiTheme="majorHAnsi" w:cstheme="majorBidi"/>
+        <w:rFonts w:asciiTheme="majorHAnsi" w:hAnsiTheme="majorHAnsi" w:eastAsiaTheme="majorEastAsia" w:cstheme="majorBidi"/>
       </w:rPr>
       <w:tblPr/>
       <w:tcPr>
         <w:tcBorders>
           <w:top w:val="nil"/>
-          <w:bottom w:val="single" w:sz="8" w:space="0" w:color="F79646" w:themeColor="accent6"/>
+          <w:bottom w:val="single" w:color="F79646" w:themeColor="accent6" w:sz="8" w:space="0"/>
         </w:tcBorders>
       </w:tcPr>
     </w:tblStylePr>
@@ -6800,8 +7782,8 @@
       <w:tblPr/>
       <w:tcPr>
         <w:tcBorders>
-          <w:top w:val="single" w:sz="8" w:space="0" w:color="F79646" w:themeColor="accent6"/>
-          <w:bottom w:val="single" w:sz="8" w:space="0" w:color="F79646" w:themeColor="accent6"/>
+          <w:top w:val="single" w:color="F79646" w:themeColor="accent6" w:sz="8" w:space="0"/>
+          <w:bottom w:val="single" w:color="F79646" w:themeColor="accent6" w:sz="8" w:space="0"/>
         </w:tcBorders>
       </w:tcPr>
     </w:tblStylePr>
@@ -6819,8 +7801,8 @@
       <w:tblPr/>
       <w:tcPr>
         <w:tcBorders>
-          <w:top w:val="single" w:sz="8" w:space="0" w:color="F79646" w:themeColor="accent6"/>
-          <w:bottom w:val="single" w:sz="8" w:space="0" w:color="F79646" w:themeColor="accent6"/>
+          <w:top w:val="single" w:color="F79646" w:themeColor="accent6" w:sz="8" w:space="0"/>
+          <w:bottom w:val="single" w:color="F79646" w:themeColor="accent6" w:sz="8" w:space="0"/>
         </w:tcBorders>
       </w:tcPr>
     </w:tblStylePr>
@@ -6846,17 +7828,17 @@
       <w:spacing w:after="0" w:line="240" w:lineRule="auto"/>
     </w:pPr>
     <w:rPr>
-      <w:rFonts w:asciiTheme="majorHAnsi" w:eastAsiaTheme="majorEastAsia" w:hAnsiTheme="majorHAnsi" w:cstheme="majorBidi"/>
+      <w:rFonts w:asciiTheme="majorHAnsi" w:hAnsiTheme="majorHAnsi" w:eastAsiaTheme="majorEastAsia" w:cstheme="majorBidi"/>
       <w:color w:val="000000" w:themeColor="text1"/>
     </w:rPr>
     <w:tblPr>
       <w:tblStyleRowBandSize w:val="1"/>
       <w:tblStyleColBandSize w:val="1"/>
       <w:tblBorders>
-        <w:top w:val="single" w:sz="8" w:space="0" w:color="000000" w:themeColor="text1"/>
-        <w:left w:val="single" w:sz="8" w:space="0" w:color="000000" w:themeColor="text1"/>
-        <w:bottom w:val="single" w:sz="8" w:space="0" w:color="000000" w:themeColor="text1"/>
-        <w:right w:val="single" w:sz="8" w:space="0" w:color="000000" w:themeColor="text1"/>
+        <w:top w:val="single" w:color="000000" w:themeColor="text1" w:sz="8" w:space="0"/>
+        <w:left w:val="single" w:color="000000" w:themeColor="text1" w:sz="8" w:space="0"/>
+        <w:bottom w:val="single" w:color="000000" w:themeColor="text1" w:sz="8" w:space="0"/>
+        <w:right w:val="single" w:color="000000" w:themeColor="text1" w:sz="8" w:space="0"/>
       </w:tblBorders>
     </w:tblPr>
     <w:tblStylePr w:type="firstRow">
@@ -6869,7 +7851,7 @@
         <w:tcBorders>
           <w:top w:val="nil"/>
           <w:left w:val="nil"/>
-          <w:bottom w:val="single" w:sz="24" w:space="0" w:color="000000" w:themeColor="text1"/>
+          <w:bottom w:val="single" w:color="000000" w:themeColor="text1" w:sz="24" w:space="0"/>
           <w:right w:val="nil"/>
           <w:insideH w:val="nil"/>
           <w:insideV w:val="nil"/>
@@ -6881,7 +7863,7 @@
       <w:tblPr/>
       <w:tcPr>
         <w:tcBorders>
-          <w:top w:val="single" w:sz="8" w:space="0" w:color="000000" w:themeColor="text1"/>
+          <w:top w:val="single" w:color="000000" w:themeColor="text1" w:sz="8" w:space="0"/>
           <w:left w:val="nil"/>
           <w:bottom w:val="nil"/>
           <w:right w:val="nil"/>
@@ -6898,7 +7880,7 @@
           <w:top w:val="nil"/>
           <w:left w:val="nil"/>
           <w:bottom w:val="nil"/>
-          <w:right w:val="single" w:sz="8" w:space="0" w:color="000000" w:themeColor="text1"/>
+          <w:right w:val="single" w:color="000000" w:themeColor="text1" w:sz="8" w:space="0"/>
           <w:insideH w:val="nil"/>
           <w:insideV w:val="nil"/>
         </w:tcBorders>
@@ -6910,7 +7892,7 @@
       <w:tcPr>
         <w:tcBorders>
           <w:top w:val="nil"/>
-          <w:left w:val="single" w:sz="8" w:space="0" w:color="000000" w:themeColor="text1"/>
+          <w:left w:val="single" w:color="000000" w:themeColor="text1" w:sz="8" w:space="0"/>
           <w:bottom w:val="nil"/>
           <w:right w:val="nil"/>
           <w:insideH w:val="nil"/>
@@ -6967,17 +7949,17 @@
       <w:spacing w:after="0" w:line="240" w:lineRule="auto"/>
     </w:pPr>
     <w:rPr>
-      <w:rFonts w:asciiTheme="majorHAnsi" w:eastAsiaTheme="majorEastAsia" w:hAnsiTheme="majorHAnsi" w:cstheme="majorBidi"/>
+      <w:rFonts w:asciiTheme="majorHAnsi" w:hAnsiTheme="majorHAnsi" w:eastAsiaTheme="majorEastAsia" w:cstheme="majorBidi"/>
       <w:color w:val="000000" w:themeColor="text1"/>
     </w:rPr>
     <w:tblPr>
       <w:tblStyleRowBandSize w:val="1"/>
       <w:tblStyleColBandSize w:val="1"/>
       <w:tblBorders>
-        <w:top w:val="single" w:sz="8" w:space="0" w:color="4F81BD" w:themeColor="accent1"/>
-        <w:left w:val="single" w:sz="8" w:space="0" w:color="4F81BD" w:themeColor="accent1"/>
-        <w:bottom w:val="single" w:sz="8" w:space="0" w:color="4F81BD" w:themeColor="accent1"/>
-        <w:right w:val="single" w:sz="8" w:space="0" w:color="4F81BD" w:themeColor="accent1"/>
+        <w:top w:val="single" w:color="4F81BD" w:themeColor="accent1" w:sz="8" w:space="0"/>
+        <w:left w:val="single" w:color="4F81BD" w:themeColor="accent1" w:sz="8" w:space="0"/>
+        <w:bottom w:val="single" w:color="4F81BD" w:themeColor="accent1" w:sz="8" w:space="0"/>
+        <w:right w:val="single" w:color="4F81BD" w:themeColor="accent1" w:sz="8" w:space="0"/>
       </w:tblBorders>
     </w:tblPr>
     <w:tblStylePr w:type="firstRow">
@@ -6990,7 +7972,7 @@
         <w:tcBorders>
           <w:top w:val="nil"/>
           <w:left w:val="nil"/>
-          <w:bottom w:val="single" w:sz="24" w:space="0" w:color="4F81BD" w:themeColor="accent1"/>
+          <w:bottom w:val="single" w:color="4F81BD" w:themeColor="accent1" w:sz="24" w:space="0"/>
           <w:right w:val="nil"/>
           <w:insideH w:val="nil"/>
           <w:insideV w:val="nil"/>
@@ -7002,7 +7984,7 @@
       <w:tblPr/>
       <w:tcPr>
         <w:tcBorders>
-          <w:top w:val="single" w:sz="8" w:space="0" w:color="4F81BD" w:themeColor="accent1"/>
+          <w:top w:val="single" w:color="4F81BD" w:themeColor="accent1" w:sz="8" w:space="0"/>
           <w:left w:val="nil"/>
           <w:bottom w:val="nil"/>
           <w:right w:val="nil"/>
@@ -7019,7 +8001,7 @@
           <w:top w:val="nil"/>
           <w:left w:val="nil"/>
           <w:bottom w:val="nil"/>
-          <w:right w:val="single" w:sz="8" w:space="0" w:color="4F81BD" w:themeColor="accent1"/>
+          <w:right w:val="single" w:color="4F81BD" w:themeColor="accent1" w:sz="8" w:space="0"/>
           <w:insideH w:val="nil"/>
           <w:insideV w:val="nil"/>
         </w:tcBorders>
@@ -7031,7 +8013,7 @@
       <w:tcPr>
         <w:tcBorders>
           <w:top w:val="nil"/>
-          <w:left w:val="single" w:sz="8" w:space="0" w:color="4F81BD" w:themeColor="accent1"/>
+          <w:left w:val="single" w:color="4F81BD" w:themeColor="accent1" w:sz="8" w:space="0"/>
           <w:bottom w:val="nil"/>
           <w:right w:val="nil"/>
           <w:insideH w:val="nil"/>
@@ -7088,17 +8070,17 @@
       <w:spacing w:after="0" w:line="240" w:lineRule="auto"/>
     </w:pPr>
     <w:rPr>
-      <w:rFonts w:asciiTheme="majorHAnsi" w:eastAsiaTheme="majorEastAsia" w:hAnsiTheme="majorHAnsi" w:cstheme="majorBidi"/>
+      <w:rFonts w:asciiTheme="majorHAnsi" w:hAnsiTheme="majorHAnsi" w:eastAsiaTheme="majorEastAsia" w:cstheme="majorBidi"/>
       <w:color w:val="000000" w:themeColor="text1"/>
     </w:rPr>
     <w:tblPr>
       <w:tblStyleRowBandSize w:val="1"/>
       <w:tblStyleColBandSize w:val="1"/>
       <w:tblBorders>
-        <w:top w:val="single" w:sz="8" w:space="0" w:color="C0504D" w:themeColor="accent2"/>
-        <w:left w:val="single" w:sz="8" w:space="0" w:color="C0504D" w:themeColor="accent2"/>
-        <w:bottom w:val="single" w:sz="8" w:space="0" w:color="C0504D" w:themeColor="accent2"/>
-        <w:right w:val="single" w:sz="8" w:space="0" w:color="C0504D" w:themeColor="accent2"/>
+        <w:top w:val="single" w:color="C0504D" w:themeColor="accent2" w:sz="8" w:space="0"/>
+        <w:left w:val="single" w:color="C0504D" w:themeColor="accent2" w:sz="8" w:space="0"/>
+        <w:bottom w:val="single" w:color="C0504D" w:themeColor="accent2" w:sz="8" w:space="0"/>
+        <w:right w:val="single" w:color="C0504D" w:themeColor="accent2" w:sz="8" w:space="0"/>
       </w:tblBorders>
     </w:tblPr>
     <w:tblStylePr w:type="firstRow">
@@ -7111,7 +8093,7 @@
         <w:tcBorders>
           <w:top w:val="nil"/>
           <w:left w:val="nil"/>
-          <w:bottom w:val="single" w:sz="24" w:space="0" w:color="C0504D" w:themeColor="accent2"/>
+          <w:bottom w:val="single" w:color="C0504D" w:themeColor="accent2" w:sz="24" w:space="0"/>
           <w:right w:val="nil"/>
           <w:insideH w:val="nil"/>
           <w:insideV w:val="nil"/>
@@ -7123,7 +8105,7 @@
       <w:tblPr/>
       <w:tcPr>
         <w:tcBorders>
-          <w:top w:val="single" w:sz="8" w:space="0" w:color="C0504D" w:themeColor="accent2"/>
+          <w:top w:val="single" w:color="C0504D" w:themeColor="accent2" w:sz="8" w:space="0"/>
           <w:left w:val="nil"/>
           <w:bottom w:val="nil"/>
           <w:right w:val="nil"/>
@@ -7140,7 +8122,7 @@
           <w:top w:val="nil"/>
           <w:left w:val="nil"/>
           <w:bottom w:val="nil"/>
-          <w:right w:val="single" w:sz="8" w:space="0" w:color="C0504D" w:themeColor="accent2"/>
+          <w:right w:val="single" w:color="C0504D" w:themeColor="accent2" w:sz="8" w:space="0"/>
           <w:insideH w:val="nil"/>
           <w:insideV w:val="nil"/>
         </w:tcBorders>
@@ -7152,7 +8134,7 @@
       <w:tcPr>
         <w:tcBorders>
           <w:top w:val="nil"/>
-          <w:left w:val="single" w:sz="8" w:space="0" w:color="C0504D" w:themeColor="accent2"/>
+          <w:left w:val="single" w:color="C0504D" w:themeColor="accent2" w:sz="8" w:space="0"/>
           <w:bottom w:val="nil"/>
           <w:right w:val="nil"/>
           <w:insideH w:val="nil"/>
@@ -7209,17 +8191,17 @@
       <w:spacing w:after="0" w:line="240" w:lineRule="auto"/>
     </w:pPr>
     <w:rPr>
-      <w:rFonts w:asciiTheme="majorHAnsi" w:eastAsiaTheme="majorEastAsia" w:hAnsiTheme="majorHAnsi" w:cstheme="majorBidi"/>
+      <w:rFonts w:asciiTheme="majorHAnsi" w:hAnsiTheme="majorHAnsi" w:eastAsiaTheme="majorEastAsia" w:cstheme="majorBidi"/>
       <w:color w:val="000000" w:themeColor="text1"/>
     </w:rPr>
     <w:tblPr>
       <w:tblStyleRowBandSize w:val="1"/>
       <w:tblStyleColBandSize w:val="1"/>
       <w:tblBorders>
-        <w:top w:val="single" w:sz="8" w:space="0" w:color="9BBB59" w:themeColor="accent3"/>
-        <w:left w:val="single" w:sz="8" w:space="0" w:color="9BBB59" w:themeColor="accent3"/>
-        <w:bottom w:val="single" w:sz="8" w:space="0" w:color="9BBB59" w:themeColor="accent3"/>
-        <w:right w:val="single" w:sz="8" w:space="0" w:color="9BBB59" w:themeColor="accent3"/>
+        <w:top w:val="single" w:color="9BBB59" w:themeColor="accent3" w:sz="8" w:space="0"/>
+        <w:left w:val="single" w:color="9BBB59" w:themeColor="accent3" w:sz="8" w:space="0"/>
+        <w:bottom w:val="single" w:color="9BBB59" w:themeColor="accent3" w:sz="8" w:space="0"/>
+        <w:right w:val="single" w:color="9BBB59" w:themeColor="accent3" w:sz="8" w:space="0"/>
       </w:tblBorders>
     </w:tblPr>
     <w:tblStylePr w:type="firstRow">
@@ -7232,7 +8214,7 @@
         <w:tcBorders>
           <w:top w:val="nil"/>
           <w:left w:val="nil"/>
-          <w:bottom w:val="single" w:sz="24" w:space="0" w:color="9BBB59" w:themeColor="accent3"/>
+          <w:bottom w:val="single" w:color="9BBB59" w:themeColor="accent3" w:sz="24" w:space="0"/>
           <w:right w:val="nil"/>
           <w:insideH w:val="nil"/>
           <w:insideV w:val="nil"/>
@@ -7244,7 +8226,7 @@
       <w:tblPr/>
       <w:tcPr>
         <w:tcBorders>
-          <w:top w:val="single" w:sz="8" w:space="0" w:color="9BBB59" w:themeColor="accent3"/>
+          <w:top w:val="single" w:color="9BBB59" w:themeColor="accent3" w:sz="8" w:space="0"/>
           <w:left w:val="nil"/>
           <w:bottom w:val="nil"/>
           <w:right w:val="nil"/>
@@ -7261,7 +8243,7 @@
           <w:top w:val="nil"/>
           <w:left w:val="nil"/>
           <w:bottom w:val="nil"/>
-          <w:right w:val="single" w:sz="8" w:space="0" w:color="9BBB59" w:themeColor="accent3"/>
+          <w:right w:val="single" w:color="9BBB59" w:themeColor="accent3" w:sz="8" w:space="0"/>
           <w:insideH w:val="nil"/>
           <w:insideV w:val="nil"/>
         </w:tcBorders>
@@ -7273,7 +8255,7 @@
       <w:tcPr>
         <w:tcBorders>
           <w:top w:val="nil"/>
-          <w:left w:val="single" w:sz="8" w:space="0" w:color="9BBB59" w:themeColor="accent3"/>
+          <w:left w:val="single" w:color="9BBB59" w:themeColor="accent3" w:sz="8" w:space="0"/>
           <w:bottom w:val="nil"/>
           <w:right w:val="nil"/>
           <w:insideH w:val="nil"/>
@@ -7330,17 +8312,17 @@
       <w:spacing w:after="0" w:line="240" w:lineRule="auto"/>
     </w:pPr>
     <w:rPr>
-      <w:rFonts w:asciiTheme="majorHAnsi" w:eastAsiaTheme="majorEastAsia" w:hAnsiTheme="majorHAnsi" w:cstheme="majorBidi"/>
+      <w:rFonts w:asciiTheme="majorHAnsi" w:hAnsiTheme="majorHAnsi" w:eastAsiaTheme="majorEastAsia" w:cstheme="majorBidi"/>
       <w:color w:val="000000" w:themeColor="text1"/>
     </w:rPr>
     <w:tblPr>
       <w:tblStyleRowBandSize w:val="1"/>
       <w:tblStyleColBandSize w:val="1"/>
       <w:tblBorders>
-        <w:top w:val="single" w:sz="8" w:space="0" w:color="8064A2" w:themeColor="accent4"/>
-        <w:left w:val="single" w:sz="8" w:space="0" w:color="8064A2" w:themeColor="accent4"/>
-        <w:bottom w:val="single" w:sz="8" w:space="0" w:color="8064A2" w:themeColor="accent4"/>
-        <w:right w:val="single" w:sz="8" w:space="0" w:color="8064A2" w:themeColor="accent4"/>
+        <w:top w:val="single" w:color="8064A2" w:themeColor="accent4" w:sz="8" w:space="0"/>
+        <w:left w:val="single" w:color="8064A2" w:themeColor="accent4" w:sz="8" w:space="0"/>
+        <w:bottom w:val="single" w:color="8064A2" w:themeColor="accent4" w:sz="8" w:space="0"/>
+        <w:right w:val="single" w:color="8064A2" w:themeColor="accent4" w:sz="8" w:space="0"/>
       </w:tblBorders>
     </w:tblPr>
     <w:tblStylePr w:type="firstRow">
@@ -7353,7 +8335,7 @@
         <w:tcBorders>
           <w:top w:val="nil"/>
           <w:left w:val="nil"/>
-          <w:bottom w:val="single" w:sz="24" w:space="0" w:color="8064A2" w:themeColor="accent4"/>
+          <w:bottom w:val="single" w:color="8064A2" w:themeColor="accent4" w:sz="24" w:space="0"/>
           <w:right w:val="nil"/>
           <w:insideH w:val="nil"/>
           <w:insideV w:val="nil"/>
@@ -7365,7 +8347,7 @@
       <w:tblPr/>
       <w:tcPr>
         <w:tcBorders>
-          <w:top w:val="single" w:sz="8" w:space="0" w:color="8064A2" w:themeColor="accent4"/>
+          <w:top w:val="single" w:color="8064A2" w:themeColor="accent4" w:sz="8" w:space="0"/>
           <w:left w:val="nil"/>
           <w:bottom w:val="nil"/>
           <w:right w:val="nil"/>
@@ -7382,7 +8364,7 @@
           <w:top w:val="nil"/>
           <w:left w:val="nil"/>
           <w:bottom w:val="nil"/>
-          <w:right w:val="single" w:sz="8" w:space="0" w:color="8064A2" w:themeColor="accent4"/>
+          <w:right w:val="single" w:color="8064A2" w:themeColor="accent4" w:sz="8" w:space="0"/>
           <w:insideH w:val="nil"/>
           <w:insideV w:val="nil"/>
         </w:tcBorders>
@@ -7394,7 +8376,7 @@
       <w:tcPr>
         <w:tcBorders>
           <w:top w:val="nil"/>
-          <w:left w:val="single" w:sz="8" w:space="0" w:color="8064A2" w:themeColor="accent4"/>
+          <w:left w:val="single" w:color="8064A2" w:themeColor="accent4" w:sz="8" w:space="0"/>
           <w:bottom w:val="nil"/>
           <w:right w:val="nil"/>
           <w:insideH w:val="nil"/>
@@ -7451,17 +8433,17 @@
       <w:spacing w:after="0" w:line="240" w:lineRule="auto"/>
     </w:pPr>
     <w:rPr>
-      <w:rFonts w:asciiTheme="majorHAnsi" w:eastAsiaTheme="majorEastAsia" w:hAnsiTheme="majorHAnsi" w:cstheme="majorBidi"/>
+      <w:rFonts w:asciiTheme="majorHAnsi" w:hAnsiTheme="majorHAnsi" w:eastAsiaTheme="majorEastAsia" w:cstheme="majorBidi"/>
       <w:color w:val="000000" w:themeColor="text1"/>
     </w:rPr>
     <w:tblPr>
       <w:tblStyleRowBandSize w:val="1"/>
       <w:tblStyleColBandSize w:val="1"/>
       <w:tblBorders>
-        <w:top w:val="single" w:sz="8" w:space="0" w:color="4BACC6" w:themeColor="accent5"/>
-        <w:left w:val="single" w:sz="8" w:space="0" w:color="4BACC6" w:themeColor="accent5"/>
-        <w:bottom w:val="single" w:sz="8" w:space="0" w:color="4BACC6" w:themeColor="accent5"/>
-        <w:right w:val="single" w:sz="8" w:space="0" w:color="4BACC6" w:themeColor="accent5"/>
+        <w:top w:val="single" w:color="4BACC6" w:themeColor="accent5" w:sz="8" w:space="0"/>
+        <w:left w:val="single" w:color="4BACC6" w:themeColor="accent5" w:sz="8" w:space="0"/>
+        <w:bottom w:val="single" w:color="4BACC6" w:themeColor="accent5" w:sz="8" w:space="0"/>
+        <w:right w:val="single" w:color="4BACC6" w:themeColor="accent5" w:sz="8" w:space="0"/>
       </w:tblBorders>
     </w:tblPr>
     <w:tblStylePr w:type="firstRow">
@@ -7474,7 +8456,7 @@
         <w:tcBorders>
           <w:top w:val="nil"/>
           <w:left w:val="nil"/>
-          <w:bottom w:val="single" w:sz="24" w:space="0" w:color="4BACC6" w:themeColor="accent5"/>
+          <w:bottom w:val="single" w:color="4BACC6" w:themeColor="accent5" w:sz="24" w:space="0"/>
           <w:right w:val="nil"/>
           <w:insideH w:val="nil"/>
           <w:insideV w:val="nil"/>
@@ -7486,7 +8468,7 @@
       <w:tblPr/>
       <w:tcPr>
         <w:tcBorders>
-          <w:top w:val="single" w:sz="8" w:space="0" w:color="4BACC6" w:themeColor="accent5"/>
+          <w:top w:val="single" w:color="4BACC6" w:themeColor="accent5" w:sz="8" w:space="0"/>
           <w:left w:val="nil"/>
           <w:bottom w:val="nil"/>
           <w:right w:val="nil"/>
@@ -7503,7 +8485,7 @@
           <w:top w:val="nil"/>
           <w:left w:val="nil"/>
           <w:bottom w:val="nil"/>
-          <w:right w:val="single" w:sz="8" w:space="0" w:color="4BACC6" w:themeColor="accent5"/>
+          <w:right w:val="single" w:color="4BACC6" w:themeColor="accent5" w:sz="8" w:space="0"/>
           <w:insideH w:val="nil"/>
           <w:insideV w:val="nil"/>
         </w:tcBorders>
@@ -7515,7 +8497,7 @@
       <w:tcPr>
         <w:tcBorders>
           <w:top w:val="nil"/>
-          <w:left w:val="single" w:sz="8" w:space="0" w:color="4BACC6" w:themeColor="accent5"/>
+          <w:left w:val="single" w:color="4BACC6" w:themeColor="accent5" w:sz="8" w:space="0"/>
           <w:bottom w:val="nil"/>
           <w:right w:val="nil"/>
           <w:insideH w:val="nil"/>
@@ -7572,17 +8554,17 @@
       <w:spacing w:after="0" w:line="240" w:lineRule="auto"/>
     </w:pPr>
     <w:rPr>
-      <w:rFonts w:asciiTheme="majorHAnsi" w:eastAsiaTheme="majorEastAsia" w:hAnsiTheme="majorHAnsi" w:cstheme="majorBidi"/>
+      <w:rFonts w:asciiTheme="majorHAnsi" w:hAnsiTheme="majorHAnsi" w:eastAsiaTheme="majorEastAsia" w:cstheme="majorBidi"/>
       <w:color w:val="000000" w:themeColor="text1"/>
     </w:rPr>
     <w:tblPr>
       <w:tblStyleRowBandSize w:val="1"/>
       <w:tblStyleColBandSize w:val="1"/>
       <w:tblBorders>
-        <w:top w:val="single" w:sz="8" w:space="0" w:color="F79646" w:themeColor="accent6"/>
-        <w:left w:val="single" w:sz="8" w:space="0" w:color="F79646" w:themeColor="accent6"/>
-        <w:bottom w:val="single" w:sz="8" w:space="0" w:color="F79646" w:themeColor="accent6"/>
-        <w:right w:val="single" w:sz="8" w:space="0" w:color="F79646" w:themeColor="accent6"/>
+        <w:top w:val="single" w:color="F79646" w:themeColor="accent6" w:sz="8" w:space="0"/>
+        <w:left w:val="single" w:color="F79646" w:themeColor="accent6" w:sz="8" w:space="0"/>
+        <w:bottom w:val="single" w:color="F79646" w:themeColor="accent6" w:sz="8" w:space="0"/>
+        <w:right w:val="single" w:color="F79646" w:themeColor="accent6" w:sz="8" w:space="0"/>
       </w:tblBorders>
     </w:tblPr>
     <w:tblStylePr w:type="firstRow">
@@ -7595,7 +8577,7 @@
         <w:tcBorders>
           <w:top w:val="nil"/>
           <w:left w:val="nil"/>
-          <w:bottom w:val="single" w:sz="24" w:space="0" w:color="F79646" w:themeColor="accent6"/>
+          <w:bottom w:val="single" w:color="F79646" w:themeColor="accent6" w:sz="24" w:space="0"/>
           <w:right w:val="nil"/>
           <w:insideH w:val="nil"/>
           <w:insideV w:val="nil"/>
@@ -7607,7 +8589,7 @@
       <w:tblPr/>
       <w:tcPr>
         <w:tcBorders>
-          <w:top w:val="single" w:sz="8" w:space="0" w:color="F79646" w:themeColor="accent6"/>
+          <w:top w:val="single" w:color="F79646" w:themeColor="accent6" w:sz="8" w:space="0"/>
           <w:left w:val="nil"/>
           <w:bottom w:val="nil"/>
           <w:right w:val="nil"/>
@@ -7624,7 +8606,7 @@
           <w:top w:val="nil"/>
           <w:left w:val="nil"/>
           <w:bottom w:val="nil"/>
-          <w:right w:val="single" w:sz="8" w:space="0" w:color="F79646" w:themeColor="accent6"/>
+          <w:right w:val="single" w:color="F79646" w:themeColor="accent6" w:sz="8" w:space="0"/>
           <w:insideH w:val="nil"/>
           <w:insideV w:val="nil"/>
         </w:tcBorders>
@@ -7636,7 +8618,7 @@
       <w:tcPr>
         <w:tcBorders>
           <w:top w:val="nil"/>
-          <w:left w:val="single" w:sz="8" w:space="0" w:color="F79646" w:themeColor="accent6"/>
+          <w:left w:val="single" w:color="F79646" w:themeColor="accent6" w:sz="8" w:space="0"/>
           <w:bottom w:val="nil"/>
           <w:right w:val="nil"/>
           <w:insideH w:val="nil"/>
@@ -7696,12 +8678,12 @@
       <w:tblStyleRowBandSize w:val="1"/>
       <w:tblStyleColBandSize w:val="1"/>
       <w:tblBorders>
-        <w:top w:val="single" w:sz="8" w:space="0" w:color="404040" w:themeColor="text1" w:themeTint="BF"/>
-        <w:left w:val="single" w:sz="8" w:space="0" w:color="404040" w:themeColor="text1" w:themeTint="BF"/>
-        <w:bottom w:val="single" w:sz="8" w:space="0" w:color="404040" w:themeColor="text1" w:themeTint="BF"/>
-        <w:right w:val="single" w:sz="8" w:space="0" w:color="404040" w:themeColor="text1" w:themeTint="BF"/>
-        <w:insideH w:val="single" w:sz="8" w:space="0" w:color="404040" w:themeColor="text1" w:themeTint="BF"/>
-        <w:insideV w:val="single" w:sz="8" w:space="0" w:color="404040" w:themeColor="text1" w:themeTint="BF"/>
+        <w:top w:val="single" w:color="404040" w:themeColor="text1" w:themeTint="BF" w:sz="8" w:space="0"/>
+        <w:left w:val="single" w:color="404040" w:themeColor="text1" w:themeTint="BF" w:sz="8" w:space="0"/>
+        <w:bottom w:val="single" w:color="404040" w:themeColor="text1" w:themeTint="BF" w:sz="8" w:space="0"/>
+        <w:right w:val="single" w:color="404040" w:themeColor="text1" w:themeTint="BF" w:sz="8" w:space="0"/>
+        <w:insideH w:val="single" w:color="404040" w:themeColor="text1" w:themeTint="BF" w:sz="8" w:space="0"/>
+        <w:insideV w:val="single" w:color="404040" w:themeColor="text1" w:themeTint="BF" w:sz="8" w:space="0"/>
       </w:tblBorders>
     </w:tblPr>
     <w:tcPr>
@@ -7721,7 +8703,7 @@
       <w:tblPr/>
       <w:tcPr>
         <w:tcBorders>
-          <w:top w:val="single" w:sz="18" w:space="0" w:color="404040" w:themeColor="text1" w:themeTint="BF"/>
+          <w:top w:val="single" w:color="404040" w:themeColor="text1" w:themeTint="BF" w:sz="18" w:space="0"/>
         </w:tcBorders>
       </w:tcPr>
     </w:tblStylePr>
@@ -7762,12 +8744,12 @@
       <w:tblStyleRowBandSize w:val="1"/>
       <w:tblStyleColBandSize w:val="1"/>
       <w:tblBorders>
-        <w:top w:val="single" w:sz="8" w:space="0" w:color="7BA0CD" w:themeColor="accent1" w:themeTint="BF"/>
-        <w:left w:val="single" w:sz="8" w:space="0" w:color="7BA0CD" w:themeColor="accent1" w:themeTint="BF"/>
-        <w:bottom w:val="single" w:sz="8" w:space="0" w:color="7BA0CD" w:themeColor="accent1" w:themeTint="BF"/>
-        <w:right w:val="single" w:sz="8" w:space="0" w:color="7BA0CD" w:themeColor="accent1" w:themeTint="BF"/>
-        <w:insideH w:val="single" w:sz="8" w:space="0" w:color="7BA0CD" w:themeColor="accent1" w:themeTint="BF"/>
-        <w:insideV w:val="single" w:sz="8" w:space="0" w:color="7BA0CD" w:themeColor="accent1" w:themeTint="BF"/>
+        <w:top w:val="single" w:color="7BA0CD" w:themeColor="accent1" w:themeTint="BF" w:sz="8" w:space="0"/>
+        <w:left w:val="single" w:color="7BA0CD" w:themeColor="accent1" w:themeTint="BF" w:sz="8" w:space="0"/>
+        <w:bottom w:val="single" w:color="7BA0CD" w:themeColor="accent1" w:themeTint="BF" w:sz="8" w:space="0"/>
+        <w:right w:val="single" w:color="7BA0CD" w:themeColor="accent1" w:themeTint="BF" w:sz="8" w:space="0"/>
+        <w:insideH w:val="single" w:color="7BA0CD" w:themeColor="accent1" w:themeTint="BF" w:sz="8" w:space="0"/>
+        <w:insideV w:val="single" w:color="7BA0CD" w:themeColor="accent1" w:themeTint="BF" w:sz="8" w:space="0"/>
       </w:tblBorders>
     </w:tblPr>
     <w:tcPr>
@@ -7787,7 +8769,7 @@
       <w:tblPr/>
       <w:tcPr>
         <w:tcBorders>
-          <w:top w:val="single" w:sz="18" w:space="0" w:color="7BA0CD" w:themeColor="accent1" w:themeTint="BF"/>
+          <w:top w:val="single" w:color="7BA0CD" w:themeColor="accent1" w:themeTint="BF" w:sz="18" w:space="0"/>
         </w:tcBorders>
       </w:tcPr>
     </w:tblStylePr>
@@ -7828,12 +8810,12 @@
       <w:tblStyleRowBandSize w:val="1"/>
       <w:tblStyleColBandSize w:val="1"/>
       <w:tblBorders>
-        <w:top w:val="single" w:sz="8" w:space="0" w:color="CF7B79" w:themeColor="accent2" w:themeTint="BF"/>
-        <w:left w:val="single" w:sz="8" w:space="0" w:color="CF7B79" w:themeColor="accent2" w:themeTint="BF"/>
-        <w:bottom w:val="single" w:sz="8" w:space="0" w:color="CF7B79" w:themeColor="accent2" w:themeTint="BF"/>
-        <w:right w:val="single" w:sz="8" w:space="0" w:color="CF7B79" w:themeColor="accent2" w:themeTint="BF"/>
-        <w:insideH w:val="single" w:sz="8" w:space="0" w:color="CF7B79" w:themeColor="accent2" w:themeTint="BF"/>
-        <w:insideV w:val="single" w:sz="8" w:space="0" w:color="CF7B79" w:themeColor="accent2" w:themeTint="BF"/>
+        <w:top w:val="single" w:color="CF7B79" w:themeColor="accent2" w:themeTint="BF" w:sz="8" w:space="0"/>
+        <w:left w:val="single" w:color="CF7B79" w:themeColor="accent2" w:themeTint="BF" w:sz="8" w:space="0"/>
+        <w:bottom w:val="single" w:color="CF7B79" w:themeColor="accent2" w:themeTint="BF" w:sz="8" w:space="0"/>
+        <w:right w:val="single" w:color="CF7B79" w:themeColor="accent2" w:themeTint="BF" w:sz="8" w:space="0"/>
+        <w:insideH w:val="single" w:color="CF7B79" w:themeColor="accent2" w:themeTint="BF" w:sz="8" w:space="0"/>
+        <w:insideV w:val="single" w:color="CF7B79" w:themeColor="accent2" w:themeTint="BF" w:sz="8" w:space="0"/>
       </w:tblBorders>
     </w:tblPr>
     <w:tcPr>
@@ -7853,7 +8835,7 @@
       <w:tblPr/>
       <w:tcPr>
         <w:tcBorders>
-          <w:top w:val="single" w:sz="18" w:space="0" w:color="CF7B79" w:themeColor="accent2" w:themeTint="BF"/>
+          <w:top w:val="single" w:color="CF7B79" w:themeColor="accent2" w:themeTint="BF" w:sz="18" w:space="0"/>
         </w:tcBorders>
       </w:tcPr>
     </w:tblStylePr>
@@ -7894,12 +8876,12 @@
       <w:tblStyleRowBandSize w:val="1"/>
       <w:tblStyleColBandSize w:val="1"/>
       <w:tblBorders>
-        <w:top w:val="single" w:sz="8" w:space="0" w:color="B3CC82" w:themeColor="accent3" w:themeTint="BF"/>
-        <w:left w:val="single" w:sz="8" w:space="0" w:color="B3CC82" w:themeColor="accent3" w:themeTint="BF"/>
-        <w:bottom w:val="single" w:sz="8" w:space="0" w:color="B3CC82" w:themeColor="accent3" w:themeTint="BF"/>
-        <w:right w:val="single" w:sz="8" w:space="0" w:color="B3CC82" w:themeColor="accent3" w:themeTint="BF"/>
-        <w:insideH w:val="single" w:sz="8" w:space="0" w:color="B3CC82" w:themeColor="accent3" w:themeTint="BF"/>
-        <w:insideV w:val="single" w:sz="8" w:space="0" w:color="B3CC82" w:themeColor="accent3" w:themeTint="BF"/>
+        <w:top w:val="single" w:color="B3CC82" w:themeColor="accent3" w:themeTint="BF" w:sz="8" w:space="0"/>
+        <w:left w:val="single" w:color="B3CC82" w:themeColor="accent3" w:themeTint="BF" w:sz="8" w:space="0"/>
+        <w:bottom w:val="single" w:color="B3CC82" w:themeColor="accent3" w:themeTint="BF" w:sz="8" w:space="0"/>
+        <w:right w:val="single" w:color="B3CC82" w:themeColor="accent3" w:themeTint="BF" w:sz="8" w:space="0"/>
+        <w:insideH w:val="single" w:color="B3CC82" w:themeColor="accent3" w:themeTint="BF" w:sz="8" w:space="0"/>
+        <w:insideV w:val="single" w:color="B3CC82" w:themeColor="accent3" w:themeTint="BF" w:sz="8" w:space="0"/>
       </w:tblBorders>
     </w:tblPr>
     <w:tcPr>
@@ -7919,7 +8901,7 @@
       <w:tblPr/>
       <w:tcPr>
         <w:tcBorders>
-          <w:top w:val="single" w:sz="18" w:space="0" w:color="B3CC82" w:themeColor="accent3" w:themeTint="BF"/>
+          <w:top w:val="single" w:color="B3CC82" w:themeColor="accent3" w:themeTint="BF" w:sz="18" w:space="0"/>
         </w:tcBorders>
       </w:tcPr>
     </w:tblStylePr>
@@ -7960,12 +8942,12 @@
       <w:tblStyleRowBandSize w:val="1"/>
       <w:tblStyleColBandSize w:val="1"/>
       <w:tblBorders>
-        <w:top w:val="single" w:sz="8" w:space="0" w:color="9F8AB9" w:themeColor="accent4" w:themeTint="BF"/>
-        <w:left w:val="single" w:sz="8" w:space="0" w:color="9F8AB9" w:themeColor="accent4" w:themeTint="BF"/>
-        <w:bottom w:val="single" w:sz="8" w:space="0" w:color="9F8AB9" w:themeColor="accent4" w:themeTint="BF"/>
-        <w:right w:val="single" w:sz="8" w:space="0" w:color="9F8AB9" w:themeColor="accent4" w:themeTint="BF"/>
-        <w:insideH w:val="single" w:sz="8" w:space="0" w:color="9F8AB9" w:themeColor="accent4" w:themeTint="BF"/>
-        <w:insideV w:val="single" w:sz="8" w:space="0" w:color="9F8AB9" w:themeColor="accent4" w:themeTint="BF"/>
+        <w:top w:val="single" w:color="9F8AB9" w:themeColor="accent4" w:themeTint="BF" w:sz="8" w:space="0"/>
+        <w:left w:val="single" w:color="9F8AB9" w:themeColor="accent4" w:themeTint="BF" w:sz="8" w:space="0"/>
+        <w:bottom w:val="single" w:color="9F8AB9" w:themeColor="accent4" w:themeTint="BF" w:sz="8" w:space="0"/>
+        <w:right w:val="single" w:color="9F8AB9" w:themeColor="accent4" w:themeTint="BF" w:sz="8" w:space="0"/>
+        <w:insideH w:val="single" w:color="9F8AB9" w:themeColor="accent4" w:themeTint="BF" w:sz="8" w:space="0"/>
+        <w:insideV w:val="single" w:color="9F8AB9" w:themeColor="accent4" w:themeTint="BF" w:sz="8" w:space="0"/>
       </w:tblBorders>
     </w:tblPr>
     <w:tcPr>
@@ -7985,7 +8967,7 @@
       <w:tblPr/>
       <w:tcPr>
         <w:tcBorders>
-          <w:top w:val="single" w:sz="18" w:space="0" w:color="9F8AB9" w:themeColor="accent4" w:themeTint="BF"/>
+          <w:top w:val="single" w:color="9F8AB9" w:themeColor="accent4" w:themeTint="BF" w:sz="18" w:space="0"/>
         </w:tcBorders>
       </w:tcPr>
     </w:tblStylePr>
@@ -8026,12 +9008,12 @@
       <w:tblStyleRowBandSize w:val="1"/>
       <w:tblStyleColBandSize w:val="1"/>
       <w:tblBorders>
-        <w:top w:val="single" w:sz="8" w:space="0" w:color="78C0D4" w:themeColor="accent5" w:themeTint="BF"/>
-        <w:left w:val="single" w:sz="8" w:space="0" w:color="78C0D4" w:themeColor="accent5" w:themeTint="BF"/>
-        <w:bottom w:val="single" w:sz="8" w:space="0" w:color="78C0D4" w:themeColor="accent5" w:themeTint="BF"/>
-        <w:right w:val="single" w:sz="8" w:space="0" w:color="78C0D4" w:themeColor="accent5" w:themeTint="BF"/>
-        <w:insideH w:val="single" w:sz="8" w:space="0" w:color="78C0D4" w:themeColor="accent5" w:themeTint="BF"/>
-        <w:insideV w:val="single" w:sz="8" w:space="0" w:color="78C0D4" w:themeColor="accent5" w:themeTint="BF"/>
+        <w:top w:val="single" w:color="78C0D4" w:themeColor="accent5" w:themeTint="BF" w:sz="8" w:space="0"/>
+        <w:left w:val="single" w:color="78C0D4" w:themeColor="accent5" w:themeTint="BF" w:sz="8" w:space="0"/>
+        <w:bottom w:val="single" w:color="78C0D4" w:themeColor="accent5" w:themeTint="BF" w:sz="8" w:space="0"/>
+        <w:right w:val="single" w:color="78C0D4" w:themeColor="accent5" w:themeTint="BF" w:sz="8" w:space="0"/>
+        <w:insideH w:val="single" w:color="78C0D4" w:themeColor="accent5" w:themeTint="BF" w:sz="8" w:space="0"/>
+        <w:insideV w:val="single" w:color="78C0D4" w:themeColor="accent5" w:themeTint="BF" w:sz="8" w:space="0"/>
       </w:tblBorders>
     </w:tblPr>
     <w:tcPr>
@@ -8051,7 +9033,7 @@
       <w:tblPr/>
       <w:tcPr>
         <w:tcBorders>
-          <w:top w:val="single" w:sz="18" w:space="0" w:color="78C0D4" w:themeColor="accent5" w:themeTint="BF"/>
+          <w:top w:val="single" w:color="78C0D4" w:themeColor="accent5" w:themeTint="BF" w:sz="18" w:space="0"/>
         </w:tcBorders>
       </w:tcPr>
     </w:tblStylePr>
@@ -8092,12 +9074,12 @@
       <w:tblStyleRowBandSize w:val="1"/>
       <w:tblStyleColBandSize w:val="1"/>
       <w:tblBorders>
-        <w:top w:val="single" w:sz="8" w:space="0" w:color="F9B074" w:themeColor="accent6" w:themeTint="BF"/>
-        <w:left w:val="single" w:sz="8" w:space="0" w:color="F9B074" w:themeColor="accent6" w:themeTint="BF"/>
-        <w:bottom w:val="single" w:sz="8" w:space="0" w:color="F9B074" w:themeColor="accent6" w:themeTint="BF"/>
-        <w:right w:val="single" w:sz="8" w:space="0" w:color="F9B074" w:themeColor="accent6" w:themeTint="BF"/>
-        <w:insideH w:val="single" w:sz="8" w:space="0" w:color="F9B074" w:themeColor="accent6" w:themeTint="BF"/>
-        <w:insideV w:val="single" w:sz="8" w:space="0" w:color="F9B074" w:themeColor="accent6" w:themeTint="BF"/>
+        <w:top w:val="single" w:color="F9B074" w:themeColor="accent6" w:themeTint="BF" w:sz="8" w:space="0"/>
+        <w:left w:val="single" w:color="F9B074" w:themeColor="accent6" w:themeTint="BF" w:sz="8" w:space="0"/>
+        <w:bottom w:val="single" w:color="F9B074" w:themeColor="accent6" w:themeTint="BF" w:sz="8" w:space="0"/>
+        <w:right w:val="single" w:color="F9B074" w:themeColor="accent6" w:themeTint="BF" w:sz="8" w:space="0"/>
+        <w:insideH w:val="single" w:color="F9B074" w:themeColor="accent6" w:themeTint="BF" w:sz="8" w:space="0"/>
+        <w:insideV w:val="single" w:color="F9B074" w:themeColor="accent6" w:themeTint="BF" w:sz="8" w:space="0"/>
       </w:tblBorders>
     </w:tblPr>
     <w:tcPr>
@@ -8117,7 +9099,7 @@
       <w:tblPr/>
       <w:tcPr>
         <w:tcBorders>
-          <w:top w:val="single" w:sz="18" w:space="0" w:color="F9B074" w:themeColor="accent6" w:themeTint="BF"/>
+          <w:top w:val="single" w:color="F9B074" w:themeColor="accent6" w:themeTint="BF" w:sz="18" w:space="0"/>
         </w:tcBorders>
       </w:tcPr>
     </w:tblStylePr>
@@ -8155,19 +9137,19 @@
       <w:spacing w:after="0" w:line="240" w:lineRule="auto"/>
     </w:pPr>
     <w:rPr>
-      <w:rFonts w:asciiTheme="majorHAnsi" w:eastAsiaTheme="majorEastAsia" w:hAnsiTheme="majorHAnsi" w:cstheme="majorBidi"/>
+      <w:rFonts w:asciiTheme="majorHAnsi" w:hAnsiTheme="majorHAnsi" w:eastAsiaTheme="majorEastAsia" w:cstheme="majorBidi"/>
       <w:color w:val="000000" w:themeColor="text1"/>
     </w:rPr>
     <w:tblPr>
       <w:tblStyleRowBandSize w:val="1"/>
       <w:tblStyleColBandSize w:val="1"/>
       <w:tblBorders>
-        <w:top w:val="single" w:sz="8" w:space="0" w:color="000000" w:themeColor="text1"/>
-        <w:left w:val="single" w:sz="8" w:space="0" w:color="000000" w:themeColor="text1"/>
-        <w:bottom w:val="single" w:sz="8" w:space="0" w:color="000000" w:themeColor="text1"/>
-        <w:right w:val="single" w:sz="8" w:space="0" w:color="000000" w:themeColor="text1"/>
-        <w:insideH w:val="single" w:sz="8" w:space="0" w:color="000000" w:themeColor="text1"/>
-        <w:insideV w:val="single" w:sz="8" w:space="0" w:color="000000" w:themeColor="text1"/>
+        <w:top w:val="single" w:color="000000" w:themeColor="text1" w:sz="8" w:space="0"/>
+        <w:left w:val="single" w:color="000000" w:themeColor="text1" w:sz="8" w:space="0"/>
+        <w:bottom w:val="single" w:color="000000" w:themeColor="text1" w:sz="8" w:space="0"/>
+        <w:right w:val="single" w:color="000000" w:themeColor="text1" w:sz="8" w:space="0"/>
+        <w:insideH w:val="single" w:color="000000" w:themeColor="text1" w:sz="8" w:space="0"/>
+        <w:insideV w:val="single" w:color="000000" w:themeColor="text1" w:sz="8" w:space="0"/>
       </w:tblBorders>
     </w:tblPr>
     <w:tcPr>
@@ -8193,7 +9175,7 @@
       <w:tblPr/>
       <w:tcPr>
         <w:tcBorders>
-          <w:top w:val="single" w:sz="12" w:space="0" w:color="000000" w:themeColor="text1"/>
+          <w:top w:val="single" w:color="000000" w:themeColor="text1" w:sz="12" w:space="0"/>
           <w:left w:val="nil"/>
           <w:bottom w:val="nil"/>
           <w:right w:val="nil"/>
@@ -8251,8 +9233,8 @@
       <w:tblPr/>
       <w:tcPr>
         <w:tcBorders>
-          <w:insideH w:val="single" w:sz="6" w:space="0" w:color="000000" w:themeColor="text1"/>
-          <w:insideV w:val="single" w:sz="6" w:space="0" w:color="000000" w:themeColor="text1"/>
+          <w:insideH w:val="single" w:color="000000" w:themeColor="text1" w:sz="6" w:space="0"/>
+          <w:insideV w:val="single" w:color="000000" w:themeColor="text1" w:sz="6" w:space="0"/>
         </w:tcBorders>
         <w:shd w:val="clear" w:color="auto" w:fill="808080" w:themeFill="text1" w:themeFillTint="7F"/>
       </w:tcPr>
@@ -8273,19 +9255,19 @@
       <w:spacing w:after="0" w:line="240" w:lineRule="auto"/>
     </w:pPr>
     <w:rPr>
-      <w:rFonts w:asciiTheme="majorHAnsi" w:eastAsiaTheme="majorEastAsia" w:hAnsiTheme="majorHAnsi" w:cstheme="majorBidi"/>
+      <w:rFonts w:asciiTheme="majorHAnsi" w:hAnsiTheme="majorHAnsi" w:eastAsiaTheme="majorEastAsia" w:cstheme="majorBidi"/>
       <w:color w:val="000000" w:themeColor="text1"/>
     </w:rPr>
     <w:tblPr>
       <w:tblStyleRowBandSize w:val="1"/>
       <w:tblStyleColBandSize w:val="1"/>
       <w:tblBorders>
-        <w:top w:val="single" w:sz="8" w:space="0" w:color="4F81BD" w:themeColor="accent1"/>
-        <w:left w:val="single" w:sz="8" w:space="0" w:color="4F81BD" w:themeColor="accent1"/>
-        <w:bottom w:val="single" w:sz="8" w:space="0" w:color="4F81BD" w:themeColor="accent1"/>
-        <w:right w:val="single" w:sz="8" w:space="0" w:color="4F81BD" w:themeColor="accent1"/>
-        <w:insideH w:val="single" w:sz="8" w:space="0" w:color="4F81BD" w:themeColor="accent1"/>
-        <w:insideV w:val="single" w:sz="8" w:space="0" w:color="4F81BD" w:themeColor="accent1"/>
+        <w:top w:val="single" w:color="4F81BD" w:themeColor="accent1" w:sz="8" w:space="0"/>
+        <w:left w:val="single" w:color="4F81BD" w:themeColor="accent1" w:sz="8" w:space="0"/>
+        <w:bottom w:val="single" w:color="4F81BD" w:themeColor="accent1" w:sz="8" w:space="0"/>
+        <w:right w:val="single" w:color="4F81BD" w:themeColor="accent1" w:sz="8" w:space="0"/>
+        <w:insideH w:val="single" w:color="4F81BD" w:themeColor="accent1" w:sz="8" w:space="0"/>
+        <w:insideV w:val="single" w:color="4F81BD" w:themeColor="accent1" w:sz="8" w:space="0"/>
       </w:tblBorders>
     </w:tblPr>
     <w:tcPr>
@@ -8311,7 +9293,7 @@
       <w:tblPr/>
       <w:tcPr>
         <w:tcBorders>
-          <w:top w:val="single" w:sz="12" w:space="0" w:color="000000" w:themeColor="text1"/>
+          <w:top w:val="single" w:color="000000" w:themeColor="text1" w:sz="12" w:space="0"/>
           <w:left w:val="nil"/>
           <w:bottom w:val="nil"/>
           <w:right w:val="nil"/>
@@ -8369,8 +9351,8 @@
       <w:tblPr/>
       <w:tcPr>
         <w:tcBorders>
-          <w:insideH w:val="single" w:sz="6" w:space="0" w:color="4F81BD" w:themeColor="accent1"/>
-          <w:insideV w:val="single" w:sz="6" w:space="0" w:color="4F81BD" w:themeColor="accent1"/>
+          <w:insideH w:val="single" w:color="4F81BD" w:themeColor="accent1" w:sz="6" w:space="0"/>
+          <w:insideV w:val="single" w:color="4F81BD" w:themeColor="accent1" w:sz="6" w:space="0"/>
         </w:tcBorders>
         <w:shd w:val="clear" w:color="auto" w:fill="A7BFDE" w:themeFill="accent1" w:themeFillTint="7F"/>
       </w:tcPr>
@@ -8391,19 +9373,19 @@
       <w:spacing w:after="0" w:line="240" w:lineRule="auto"/>
     </w:pPr>
     <w:rPr>
-      <w:rFonts w:asciiTheme="majorHAnsi" w:eastAsiaTheme="majorEastAsia" w:hAnsiTheme="majorHAnsi" w:cstheme="majorBidi"/>
+      <w:rFonts w:asciiTheme="majorHAnsi" w:hAnsiTheme="majorHAnsi" w:eastAsiaTheme="majorEastAsia" w:cstheme="majorBidi"/>
       <w:color w:val="000000" w:themeColor="text1"/>
     </w:rPr>
     <w:tblPr>
       <w:tblStyleRowBandSize w:val="1"/>
       <w:tblStyleColBandSize w:val="1"/>
       <w:tblBorders>
-        <w:top w:val="single" w:sz="8" w:space="0" w:color="C0504D" w:themeColor="accent2"/>
-        <w:left w:val="single" w:sz="8" w:space="0" w:color="C0504D" w:themeColor="accent2"/>
-        <w:bottom w:val="single" w:sz="8" w:space="0" w:color="C0504D" w:themeColor="accent2"/>
-        <w:right w:val="single" w:sz="8" w:space="0" w:color="C0504D" w:themeColor="accent2"/>
-        <w:insideH w:val="single" w:sz="8" w:space="0" w:color="C0504D" w:themeColor="accent2"/>
-        <w:insideV w:val="single" w:sz="8" w:space="0" w:color="C0504D" w:themeColor="accent2"/>
+        <w:top w:val="single" w:color="C0504D" w:themeColor="accent2" w:sz="8" w:space="0"/>
+        <w:left w:val="single" w:color="C0504D" w:themeColor="accent2" w:sz="8" w:space="0"/>
+        <w:bottom w:val="single" w:color="C0504D" w:themeColor="accent2" w:sz="8" w:space="0"/>
+        <w:right w:val="single" w:color="C0504D" w:themeColor="accent2" w:sz="8" w:space="0"/>
+        <w:insideH w:val="single" w:color="C0504D" w:themeColor="accent2" w:sz="8" w:space="0"/>
+        <w:insideV w:val="single" w:color="C0504D" w:themeColor="accent2" w:sz="8" w:space="0"/>
       </w:tblBorders>
     </w:tblPr>
     <w:tcPr>
@@ -8429,7 +9411,7 @@
       <w:tblPr/>
       <w:tcPr>
         <w:tcBorders>
-          <w:top w:val="single" w:sz="12" w:space="0" w:color="000000" w:themeColor="text1"/>
+          <w:top w:val="single" w:color="000000" w:themeColor="text1" w:sz="12" w:space="0"/>
           <w:left w:val="nil"/>
           <w:bottom w:val="nil"/>
           <w:right w:val="nil"/>
@@ -8487,8 +9469,8 @@
       <w:tblPr/>
       <w:tcPr>
         <w:tcBorders>
-          <w:insideH w:val="single" w:sz="6" w:space="0" w:color="C0504D" w:themeColor="accent2"/>
-          <w:insideV w:val="single" w:sz="6" w:space="0" w:color="C0504D" w:themeColor="accent2"/>
+          <w:insideH w:val="single" w:color="C0504D" w:themeColor="accent2" w:sz="6" w:space="0"/>
+          <w:insideV w:val="single" w:color="C0504D" w:themeColor="accent2" w:sz="6" w:space="0"/>
         </w:tcBorders>
         <w:shd w:val="clear" w:color="auto" w:fill="DFA7A6" w:themeFill="accent2" w:themeFillTint="7F"/>
       </w:tcPr>
@@ -8509,19 +9491,19 @@
       <w:spacing w:after="0" w:line="240" w:lineRule="auto"/>
     </w:pPr>
     <w:rPr>
-      <w:rFonts w:asciiTheme="majorHAnsi" w:eastAsiaTheme="majorEastAsia" w:hAnsiTheme="majorHAnsi" w:cstheme="majorBidi"/>
+      <w:rFonts w:asciiTheme="majorHAnsi" w:hAnsiTheme="majorHAnsi" w:eastAsiaTheme="majorEastAsia" w:cstheme="majorBidi"/>
       <w:color w:val="000000" w:themeColor="text1"/>
     </w:rPr>
     <w:tblPr>
       <w:tblStyleRowBandSize w:val="1"/>
       <w:tblStyleColBandSize w:val="1"/>
       <w:tblBorders>
-        <w:top w:val="single" w:sz="8" w:space="0" w:color="9BBB59" w:themeColor="accent3"/>
-        <w:left w:val="single" w:sz="8" w:space="0" w:color="9BBB59" w:themeColor="accent3"/>
-        <w:bottom w:val="single" w:sz="8" w:space="0" w:color="9BBB59" w:themeColor="accent3"/>
-        <w:right w:val="single" w:sz="8" w:space="0" w:color="9BBB59" w:themeColor="accent3"/>
-        <w:insideH w:val="single" w:sz="8" w:space="0" w:color="9BBB59" w:themeColor="accent3"/>
-        <w:insideV w:val="single" w:sz="8" w:space="0" w:color="9BBB59" w:themeColor="accent3"/>
+        <w:top w:val="single" w:color="9BBB59" w:themeColor="accent3" w:sz="8" w:space="0"/>
+        <w:left w:val="single" w:color="9BBB59" w:themeColor="accent3" w:sz="8" w:space="0"/>
+        <w:bottom w:val="single" w:color="9BBB59" w:themeColor="accent3" w:sz="8" w:space="0"/>
+        <w:right w:val="single" w:color="9BBB59" w:themeColor="accent3" w:sz="8" w:space="0"/>
+        <w:insideH w:val="single" w:color="9BBB59" w:themeColor="accent3" w:sz="8" w:space="0"/>
+        <w:insideV w:val="single" w:color="9BBB59" w:themeColor="accent3" w:sz="8" w:space="0"/>
       </w:tblBorders>
     </w:tblPr>
     <w:tcPr>
@@ -8547,7 +9529,7 @@
       <w:tblPr/>
       <w:tcPr>
         <w:tcBorders>
-          <w:top w:val="single" w:sz="12" w:space="0" w:color="000000" w:themeColor="text1"/>
+          <w:top w:val="single" w:color="000000" w:themeColor="text1" w:sz="12" w:space="0"/>
           <w:left w:val="nil"/>
           <w:bottom w:val="nil"/>
           <w:right w:val="nil"/>
@@ -8605,8 +9587,8 @@
       <w:tblPr/>
       <w:tcPr>
         <w:tcBorders>
-          <w:insideH w:val="single" w:sz="6" w:space="0" w:color="9BBB59" w:themeColor="accent3"/>
-          <w:insideV w:val="single" w:sz="6" w:space="0" w:color="9BBB59" w:themeColor="accent3"/>
+          <w:insideH w:val="single" w:color="9BBB59" w:themeColor="accent3" w:sz="6" w:space="0"/>
+          <w:insideV w:val="single" w:color="9BBB59" w:themeColor="accent3" w:sz="6" w:space="0"/>
         </w:tcBorders>
         <w:shd w:val="clear" w:color="auto" w:fill="CDDDAC" w:themeFill="accent3" w:themeFillTint="7F"/>
       </w:tcPr>
@@ -8627,19 +9609,19 @@
       <w:spacing w:after="0" w:line="240" w:lineRule="auto"/>
     </w:pPr>
     <w:rPr>
-      <w:rFonts w:asciiTheme="majorHAnsi" w:eastAsiaTheme="majorEastAsia" w:hAnsiTheme="majorHAnsi" w:cstheme="majorBidi"/>
+      <w:rFonts w:asciiTheme="majorHAnsi" w:hAnsiTheme="majorHAnsi" w:eastAsiaTheme="majorEastAsia" w:cstheme="majorBidi"/>
       <w:color w:val="000000" w:themeColor="text1"/>
     </w:rPr>
     <w:tblPr>
       <w:tblStyleRowBandSize w:val="1"/>
       <w:tblStyleColBandSize w:val="1"/>
       <w:tblBorders>
-        <w:top w:val="single" w:sz="8" w:space="0" w:color="8064A2" w:themeColor="accent4"/>
-        <w:left w:val="single" w:sz="8" w:space="0" w:color="8064A2" w:themeColor="accent4"/>
-        <w:bottom w:val="single" w:sz="8" w:space="0" w:color="8064A2" w:themeColor="accent4"/>
-        <w:right w:val="single" w:sz="8" w:space="0" w:color="8064A2" w:themeColor="accent4"/>
-        <w:insideH w:val="single" w:sz="8" w:space="0" w:color="8064A2" w:themeColor="accent4"/>
-        <w:insideV w:val="single" w:sz="8" w:space="0" w:color="8064A2" w:themeColor="accent4"/>
+        <w:top w:val="single" w:color="8064A2" w:themeColor="accent4" w:sz="8" w:space="0"/>
+        <w:left w:val="single" w:color="8064A2" w:themeColor="accent4" w:sz="8" w:space="0"/>
+        <w:bottom w:val="single" w:color="8064A2" w:themeColor="accent4" w:sz="8" w:space="0"/>
+        <w:right w:val="single" w:color="8064A2" w:themeColor="accent4" w:sz="8" w:space="0"/>
+        <w:insideH w:val="single" w:color="8064A2" w:themeColor="accent4" w:sz="8" w:space="0"/>
+        <w:insideV w:val="single" w:color="8064A2" w:themeColor="accent4" w:sz="8" w:space="0"/>
       </w:tblBorders>
     </w:tblPr>
     <w:tcPr>
@@ -8665,7 +9647,7 @@
       <w:tblPr/>
       <w:tcPr>
         <w:tcBorders>
-          <w:top w:val="single" w:sz="12" w:space="0" w:color="000000" w:themeColor="text1"/>
+          <w:top w:val="single" w:color="000000" w:themeColor="text1" w:sz="12" w:space="0"/>
           <w:left w:val="nil"/>
           <w:bottom w:val="nil"/>
           <w:right w:val="nil"/>
@@ -8723,8 +9705,8 @@
       <w:tblPr/>
       <w:tcPr>
         <w:tcBorders>
-          <w:insideH w:val="single" w:sz="6" w:space="0" w:color="8064A2" w:themeColor="accent4"/>
-          <w:insideV w:val="single" w:sz="6" w:space="0" w:color="8064A2" w:themeColor="accent4"/>
+          <w:insideH w:val="single" w:color="8064A2" w:themeColor="accent4" w:sz="6" w:space="0"/>
+          <w:insideV w:val="single" w:color="8064A2" w:themeColor="accent4" w:sz="6" w:space="0"/>
         </w:tcBorders>
         <w:shd w:val="clear" w:color="auto" w:fill="BFB1D0" w:themeFill="accent4" w:themeFillTint="7F"/>
       </w:tcPr>
@@ -8745,19 +9727,19 @@
       <w:spacing w:after="0" w:line="240" w:lineRule="auto"/>
     </w:pPr>
     <w:rPr>
-      <w:rFonts w:asciiTheme="majorHAnsi" w:eastAsiaTheme="majorEastAsia" w:hAnsiTheme="majorHAnsi" w:cstheme="majorBidi"/>
+      <w:rFonts w:asciiTheme="majorHAnsi" w:hAnsiTheme="majorHAnsi" w:eastAsiaTheme="majorEastAsia" w:cstheme="majorBidi"/>
       <w:color w:val="000000" w:themeColor="text1"/>
     </w:rPr>
     <w:tblPr>
       <w:tblStyleRowBandSize w:val="1"/>
       <w:tblStyleColBandSize w:val="1"/>
       <w:tblBorders>
-        <w:top w:val="single" w:sz="8" w:space="0" w:color="4BACC6" w:themeColor="accent5"/>
-        <w:left w:val="single" w:sz="8" w:space="0" w:color="4BACC6" w:themeColor="accent5"/>
-        <w:bottom w:val="single" w:sz="8" w:space="0" w:color="4BACC6" w:themeColor="accent5"/>
-        <w:right w:val="single" w:sz="8" w:space="0" w:color="4BACC6" w:themeColor="accent5"/>
-        <w:insideH w:val="single" w:sz="8" w:space="0" w:color="4BACC6" w:themeColor="accent5"/>
-        <w:insideV w:val="single" w:sz="8" w:space="0" w:color="4BACC6" w:themeColor="accent5"/>
+        <w:top w:val="single" w:color="4BACC6" w:themeColor="accent5" w:sz="8" w:space="0"/>
+        <w:left w:val="single" w:color="4BACC6" w:themeColor="accent5" w:sz="8" w:space="0"/>
+        <w:bottom w:val="single" w:color="4BACC6" w:themeColor="accent5" w:sz="8" w:space="0"/>
+        <w:right w:val="single" w:color="4BACC6" w:themeColor="accent5" w:sz="8" w:space="0"/>
+        <w:insideH w:val="single" w:color="4BACC6" w:themeColor="accent5" w:sz="8" w:space="0"/>
+        <w:insideV w:val="single" w:color="4BACC6" w:themeColor="accent5" w:sz="8" w:space="0"/>
       </w:tblBorders>
     </w:tblPr>
     <w:tcPr>
@@ -8783,7 +9765,7 @@
       <w:tblPr/>
       <w:tcPr>
         <w:tcBorders>
-          <w:top w:val="single" w:sz="12" w:space="0" w:color="000000" w:themeColor="text1"/>
+          <w:top w:val="single" w:color="000000" w:themeColor="text1" w:sz="12" w:space="0"/>
           <w:left w:val="nil"/>
           <w:bottom w:val="nil"/>
           <w:right w:val="nil"/>
@@ -8841,8 +9823,8 @@
       <w:tblPr/>
       <w:tcPr>
         <w:tcBorders>
-          <w:insideH w:val="single" w:sz="6" w:space="0" w:color="4BACC6" w:themeColor="accent5"/>
-          <w:insideV w:val="single" w:sz="6" w:space="0" w:color="4BACC6" w:themeColor="accent5"/>
+          <w:insideH w:val="single" w:color="4BACC6" w:themeColor="accent5" w:sz="6" w:space="0"/>
+          <w:insideV w:val="single" w:color="4BACC6" w:themeColor="accent5" w:sz="6" w:space="0"/>
         </w:tcBorders>
         <w:shd w:val="clear" w:color="auto" w:fill="A5D5E2" w:themeFill="accent5" w:themeFillTint="7F"/>
       </w:tcPr>
@@ -8863,19 +9845,19 @@
       <w:spacing w:after="0" w:line="240" w:lineRule="auto"/>
     </w:pPr>
     <w:rPr>
-      <w:rFonts w:asciiTheme="majorHAnsi" w:eastAsiaTheme="majorEastAsia" w:hAnsiTheme="majorHAnsi" w:cstheme="majorBidi"/>
+      <w:rFonts w:asciiTheme="majorHAnsi" w:hAnsiTheme="majorHAnsi" w:eastAsiaTheme="majorEastAsia" w:cstheme="majorBidi"/>
       <w:color w:val="000000" w:themeColor="text1"/>
     </w:rPr>
     <w:tblPr>
       <w:tblStyleRowBandSize w:val="1"/>
       <w:tblStyleColBandSize w:val="1"/>
       <w:tblBorders>
-        <w:top w:val="single" w:sz="8" w:space="0" w:color="F79646" w:themeColor="accent6"/>
-        <w:left w:val="single" w:sz="8" w:space="0" w:color="F79646" w:themeColor="accent6"/>
-        <w:bottom w:val="single" w:sz="8" w:space="0" w:color="F79646" w:themeColor="accent6"/>
-        <w:right w:val="single" w:sz="8" w:space="0" w:color="F79646" w:themeColor="accent6"/>
-        <w:insideH w:val="single" w:sz="8" w:space="0" w:color="F79646" w:themeColor="accent6"/>
-        <w:insideV w:val="single" w:sz="8" w:space="0" w:color="F79646" w:themeColor="accent6"/>
+        <w:top w:val="single" w:color="F79646" w:themeColor="accent6" w:sz="8" w:space="0"/>
+        <w:left w:val="single" w:color="F79646" w:themeColor="accent6" w:sz="8" w:space="0"/>
+        <w:bottom w:val="single" w:color="F79646" w:themeColor="accent6" w:sz="8" w:space="0"/>
+        <w:right w:val="single" w:color="F79646" w:themeColor="accent6" w:sz="8" w:space="0"/>
+        <w:insideH w:val="single" w:color="F79646" w:themeColor="accent6" w:sz="8" w:space="0"/>
+        <w:insideV w:val="single" w:color="F79646" w:themeColor="accent6" w:sz="8" w:space="0"/>
       </w:tblBorders>
     </w:tblPr>
     <w:tcPr>
@@ -8901,7 +9883,7 @@
       <w:tblPr/>
       <w:tcPr>
         <w:tcBorders>
-          <w:top w:val="single" w:sz="12" w:space="0" w:color="000000" w:themeColor="text1"/>
+          <w:top w:val="single" w:color="000000" w:themeColor="text1" w:sz="12" w:space="0"/>
           <w:left w:val="nil"/>
           <w:bottom w:val="nil"/>
           <w:right w:val="nil"/>
@@ -8959,8 +9941,8 @@
       <w:tblPr/>
       <w:tcPr>
         <w:tcBorders>
-          <w:insideH w:val="single" w:sz="6" w:space="0" w:color="F79646" w:themeColor="accent6"/>
-          <w:insideV w:val="single" w:sz="6" w:space="0" w:color="F79646" w:themeColor="accent6"/>
+          <w:insideH w:val="single" w:color="F79646" w:themeColor="accent6" w:sz="6" w:space="0"/>
+          <w:insideV w:val="single" w:color="F79646" w:themeColor="accent6" w:sz="6" w:space="0"/>
         </w:tcBorders>
         <w:shd w:val="clear" w:color="auto" w:fill="FBCAA2" w:themeFill="accent6" w:themeFillTint="7F"/>
       </w:tcPr>
@@ -8984,12 +9966,12 @@
       <w:tblStyleRowBandSize w:val="1"/>
       <w:tblStyleColBandSize w:val="1"/>
       <w:tblBorders>
-        <w:top w:val="single" w:sz="8" w:space="0" w:color="FFFFFF" w:themeColor="background1"/>
-        <w:left w:val="single" w:sz="8" w:space="0" w:color="FFFFFF" w:themeColor="background1"/>
-        <w:bottom w:val="single" w:sz="8" w:space="0" w:color="FFFFFF" w:themeColor="background1"/>
-        <w:right w:val="single" w:sz="8" w:space="0" w:color="FFFFFF" w:themeColor="background1"/>
-        <w:insideH w:val="single" w:sz="6" w:space="0" w:color="FFFFFF" w:themeColor="background1"/>
-        <w:insideV w:val="single" w:sz="6" w:space="0" w:color="FFFFFF" w:themeColor="background1"/>
+        <w:top w:val="single" w:color="FFFFFF" w:themeColor="background1" w:sz="8" w:space="0"/>
+        <w:left w:val="single" w:color="FFFFFF" w:themeColor="background1" w:sz="8" w:space="0"/>
+        <w:bottom w:val="single" w:color="FFFFFF" w:themeColor="background1" w:sz="8" w:space="0"/>
+        <w:right w:val="single" w:color="FFFFFF" w:themeColor="background1" w:sz="8" w:space="0"/>
+        <w:insideH w:val="single" w:color="FFFFFF" w:themeColor="background1" w:sz="6" w:space="0"/>
+        <w:insideV w:val="single" w:color="FFFFFF" w:themeColor="background1" w:sz="6" w:space="0"/>
       </w:tblBorders>
     </w:tblPr>
     <w:tcPr>
@@ -9006,12 +9988,12 @@
       <w:tblPr/>
       <w:tcPr>
         <w:tcBorders>
-          <w:top w:val="single" w:sz="8" w:space="0" w:color="FFFFFF" w:themeColor="background1"/>
-          <w:left w:val="single" w:sz="8" w:space="0" w:color="FFFFFF" w:themeColor="background1"/>
-          <w:bottom w:val="single" w:sz="24" w:space="0" w:color="FFFFFF" w:themeColor="background1"/>
-          <w:right w:val="single" w:sz="8" w:space="0" w:color="FFFFFF" w:themeColor="background1"/>
-          <w:insideH w:val="nil"/>
-          <w:insideV w:val="single" w:sz="8" w:space="0" w:color="FFFFFF" w:themeColor="background1"/>
+          <w:top w:val="single" w:color="FFFFFF" w:themeColor="background1" w:sz="8" w:space="0"/>
+          <w:left w:val="single" w:color="FFFFFF" w:themeColor="background1" w:sz="8" w:space="0"/>
+          <w:bottom w:val="single" w:color="FFFFFF" w:themeColor="background1" w:sz="24" w:space="0"/>
+          <w:right w:val="single" w:color="FFFFFF" w:themeColor="background1" w:sz="8" w:space="0"/>
+          <w:insideH w:val="nil"/>
+          <w:insideV w:val="single" w:color="FFFFFF" w:themeColor="background1" w:sz="8" w:space="0"/>
         </w:tcBorders>
         <w:shd w:val="clear" w:color="auto" w:fill="000000" w:themeFill="text1"/>
       </w:tcPr>
@@ -9027,12 +10009,12 @@
       <w:tblPr/>
       <w:tcPr>
         <w:tcBorders>
-          <w:top w:val="single" w:sz="24" w:space="0" w:color="FFFFFF" w:themeColor="background1"/>
-          <w:left w:val="single" w:sz="8" w:space="0" w:color="FFFFFF" w:themeColor="background1"/>
-          <w:bottom w:val="single" w:sz="8" w:space="0" w:color="FFFFFF" w:themeColor="background1"/>
-          <w:right w:val="single" w:sz="8" w:space="0" w:color="FFFFFF" w:themeColor="background1"/>
-          <w:insideH w:val="nil"/>
-          <w:insideV w:val="single" w:sz="8" w:space="0" w:color="FFFFFF" w:themeColor="background1"/>
+          <w:top w:val="single" w:color="FFFFFF" w:themeColor="background1" w:sz="24" w:space="0"/>
+          <w:left w:val="single" w:color="FFFFFF" w:themeColor="background1" w:sz="8" w:space="0"/>
+          <w:bottom w:val="single" w:color="FFFFFF" w:themeColor="background1" w:sz="8" w:space="0"/>
+          <w:right w:val="single" w:color="FFFFFF" w:themeColor="background1" w:sz="8" w:space="0"/>
+          <w:insideH w:val="nil"/>
+          <w:insideV w:val="single" w:color="FFFFFF" w:themeColor="background1" w:sz="8" w:space="0"/>
         </w:tcBorders>
         <w:shd w:val="clear" w:color="auto" w:fill="000000" w:themeFill="text1"/>
       </w:tcPr>
@@ -9048,8 +10030,8 @@
       <w:tblPr/>
       <w:tcPr>
         <w:tcBorders>
-          <w:left w:val="single" w:sz="8" w:space="0" w:color="FFFFFF" w:themeColor="background1"/>
-          <w:right w:val="single" w:sz="24" w:space="0" w:color="FFFFFF" w:themeColor="background1"/>
+          <w:left w:val="single" w:color="FFFFFF" w:themeColor="background1" w:sz="8" w:space="0"/>
+          <w:right w:val="single" w:color="FFFFFF" w:themeColor="background1" w:sz="24" w:space="0"/>
           <w:insideH w:val="nil"/>
           <w:insideV w:val="nil"/>
         </w:tcBorders>
@@ -9068,7 +10050,7 @@
       <w:tcPr>
         <w:tcBorders>
           <w:top w:val="nil"/>
-          <w:left w:val="single" w:sz="24" w:space="0" w:color="FFFFFF" w:themeColor="background1"/>
+          <w:left w:val="single" w:color="FFFFFF" w:themeColor="background1" w:sz="24" w:space="0"/>
           <w:bottom w:val="nil"/>
           <w:right w:val="nil"/>
           <w:insideH w:val="nil"/>
@@ -9081,10 +10063,10 @@
       <w:tblPr/>
       <w:tcPr>
         <w:tcBorders>
-          <w:top w:val="single" w:sz="8" w:space="0" w:color="FFFFFF" w:themeColor="background1"/>
-          <w:left w:val="single" w:sz="8" w:space="0" w:color="FFFFFF" w:themeColor="background1"/>
-          <w:bottom w:val="single" w:sz="8" w:space="0" w:color="FFFFFF" w:themeColor="background1"/>
-          <w:right w:val="single" w:sz="8" w:space="0" w:color="FFFFFF" w:themeColor="background1"/>
+          <w:top w:val="single" w:color="FFFFFF" w:themeColor="background1" w:sz="8" w:space="0"/>
+          <w:left w:val="single" w:color="FFFFFF" w:themeColor="background1" w:sz="8" w:space="0"/>
+          <w:bottom w:val="single" w:color="FFFFFF" w:themeColor="background1" w:sz="8" w:space="0"/>
+          <w:right w:val="single" w:color="FFFFFF" w:themeColor="background1" w:sz="8" w:space="0"/>
           <w:insideH w:val="nil"/>
           <w:insideV w:val="nil"/>
         </w:tcBorders>
@@ -9095,12 +10077,12 @@
       <w:tblPr/>
       <w:tcPr>
         <w:tcBorders>
-          <w:top w:val="single" w:sz="8" w:space="0" w:color="FFFFFF" w:themeColor="background1"/>
-          <w:left w:val="single" w:sz="8" w:space="0" w:color="FFFFFF" w:themeColor="background1"/>
-          <w:bottom w:val="single" w:sz="8" w:space="0" w:color="FFFFFF" w:themeColor="background1"/>
-          <w:right w:val="single" w:sz="8" w:space="0" w:color="FFFFFF" w:themeColor="background1"/>
-          <w:insideH w:val="single" w:sz="8" w:space="0" w:color="FFFFFF" w:themeColor="background1"/>
-          <w:insideV w:val="single" w:sz="8" w:space="0" w:color="FFFFFF" w:themeColor="background1"/>
+          <w:top w:val="single" w:color="FFFFFF" w:themeColor="background1" w:sz="8" w:space="0"/>
+          <w:left w:val="single" w:color="FFFFFF" w:themeColor="background1" w:sz="8" w:space="0"/>
+          <w:bottom w:val="single" w:color="FFFFFF" w:themeColor="background1" w:sz="8" w:space="0"/>
+          <w:right w:val="single" w:color="FFFFFF" w:themeColor="background1" w:sz="8" w:space="0"/>
+          <w:insideH w:val="single" w:color="FFFFFF" w:themeColor="background1" w:sz="8" w:space="0"/>
+          <w:insideV w:val="single" w:color="FFFFFF" w:themeColor="background1" w:sz="8" w:space="0"/>
         </w:tcBorders>
         <w:shd w:val="clear" w:color="auto" w:fill="808080" w:themeFill="text1" w:themeFillTint="7F"/>
       </w:tcPr>
@@ -9118,12 +10100,12 @@
       <w:tblStyleRowBandSize w:val="1"/>
       <w:tblStyleColBandSize w:val="1"/>
       <w:tblBorders>
-        <w:top w:val="single" w:sz="8" w:space="0" w:color="FFFFFF" w:themeColor="background1"/>
-        <w:left w:val="single" w:sz="8" w:space="0" w:color="FFFFFF" w:themeColor="background1"/>
-        <w:bottom w:val="single" w:sz="8" w:space="0" w:color="FFFFFF" w:themeColor="background1"/>
-        <w:right w:val="single" w:sz="8" w:space="0" w:color="FFFFFF" w:themeColor="background1"/>
-        <w:insideH w:val="single" w:sz="6" w:space="0" w:color="FFFFFF" w:themeColor="background1"/>
-        <w:insideV w:val="single" w:sz="6" w:space="0" w:color="FFFFFF" w:themeColor="background1"/>
+        <w:top w:val="single" w:color="FFFFFF" w:themeColor="background1" w:sz="8" w:space="0"/>
+        <w:left w:val="single" w:color="FFFFFF" w:themeColor="background1" w:sz="8" w:space="0"/>
+        <w:bottom w:val="single" w:color="FFFFFF" w:themeColor="background1" w:sz="8" w:space="0"/>
+        <w:right w:val="single" w:color="FFFFFF" w:themeColor="background1" w:sz="8" w:space="0"/>
+        <w:insideH w:val="single" w:color="FFFFFF" w:themeColor="background1" w:sz="6" w:space="0"/>
+        <w:insideV w:val="single" w:color="FFFFFF" w:themeColor="background1" w:sz="6" w:space="0"/>
       </w:tblBorders>
     </w:tblPr>
     <w:tcPr>
@@ -9140,12 +10122,12 @@
       <w:tblPr/>
       <w:tcPr>
         <w:tcBorders>
-          <w:top w:val="single" w:sz="8" w:space="0" w:color="FFFFFF" w:themeColor="background1"/>
-          <w:left w:val="single" w:sz="8" w:space="0" w:color="FFFFFF" w:themeColor="background1"/>
-          <w:bottom w:val="single" w:sz="24" w:space="0" w:color="FFFFFF" w:themeColor="background1"/>
-          <w:right w:val="single" w:sz="8" w:space="0" w:color="FFFFFF" w:themeColor="background1"/>
-          <w:insideH w:val="nil"/>
-          <w:insideV w:val="single" w:sz="8" w:space="0" w:color="FFFFFF" w:themeColor="background1"/>
+          <w:top w:val="single" w:color="FFFFFF" w:themeColor="background1" w:sz="8" w:space="0"/>
+          <w:left w:val="single" w:color="FFFFFF" w:themeColor="background1" w:sz="8" w:space="0"/>
+          <w:bottom w:val="single" w:color="FFFFFF" w:themeColor="background1" w:sz="24" w:space="0"/>
+          <w:right w:val="single" w:color="FFFFFF" w:themeColor="background1" w:sz="8" w:space="0"/>
+          <w:insideH w:val="nil"/>
+          <w:insideV w:val="single" w:color="FFFFFF" w:themeColor="background1" w:sz="8" w:space="0"/>
         </w:tcBorders>
         <w:shd w:val="clear" w:color="auto" w:fill="4F81BD" w:themeFill="accent1"/>
       </w:tcPr>
@@ -9161,12 +10143,12 @@
       <w:tblPr/>
       <w:tcPr>
         <w:tcBorders>
-          <w:top w:val="single" w:sz="24" w:space="0" w:color="FFFFFF" w:themeColor="background1"/>
-          <w:left w:val="single" w:sz="8" w:space="0" w:color="FFFFFF" w:themeColor="background1"/>
-          <w:bottom w:val="single" w:sz="8" w:space="0" w:color="FFFFFF" w:themeColor="background1"/>
-          <w:right w:val="single" w:sz="8" w:space="0" w:color="FFFFFF" w:themeColor="background1"/>
-          <w:insideH w:val="nil"/>
-          <w:insideV w:val="single" w:sz="8" w:space="0" w:color="FFFFFF" w:themeColor="background1"/>
+          <w:top w:val="single" w:color="FFFFFF" w:themeColor="background1" w:sz="24" w:space="0"/>
+          <w:left w:val="single" w:color="FFFFFF" w:themeColor="background1" w:sz="8" w:space="0"/>
+          <w:bottom w:val="single" w:color="FFFFFF" w:themeColor="background1" w:sz="8" w:space="0"/>
+          <w:right w:val="single" w:color="FFFFFF" w:themeColor="background1" w:sz="8" w:space="0"/>
+          <w:insideH w:val="nil"/>
+          <w:insideV w:val="single" w:color="FFFFFF" w:themeColor="background1" w:sz="8" w:space="0"/>
         </w:tcBorders>
         <w:shd w:val="clear" w:color="auto" w:fill="4F81BD" w:themeFill="accent1"/>
       </w:tcPr>
@@ -9182,8 +10164,8 @@
       <w:tblPr/>
       <w:tcPr>
         <w:tcBorders>
-          <w:left w:val="single" w:sz="8" w:space="0" w:color="FFFFFF" w:themeColor="background1"/>
-          <w:right w:val="single" w:sz="24" w:space="0" w:color="FFFFFF" w:themeColor="background1"/>
+          <w:left w:val="single" w:color="FFFFFF" w:themeColor="background1" w:sz="8" w:space="0"/>
+          <w:right w:val="single" w:color="FFFFFF" w:themeColor="background1" w:sz="24" w:space="0"/>
           <w:insideH w:val="nil"/>
           <w:insideV w:val="nil"/>
         </w:tcBorders>
@@ -9202,7 +10184,7 @@
       <w:tcPr>
         <w:tcBorders>
           <w:top w:val="nil"/>
-          <w:left w:val="single" w:sz="24" w:space="0" w:color="FFFFFF" w:themeColor="background1"/>
+          <w:left w:val="single" w:color="FFFFFF" w:themeColor="background1" w:sz="24" w:space="0"/>
           <w:bottom w:val="nil"/>
           <w:right w:val="nil"/>
           <w:insideH w:val="nil"/>
@@ -9215,10 +10197,10 @@
       <w:tblPr/>
       <w:tcPr>
         <w:tcBorders>
-          <w:top w:val="single" w:sz="8" w:space="0" w:color="FFFFFF" w:themeColor="background1"/>
-          <w:left w:val="single" w:sz="8" w:space="0" w:color="FFFFFF" w:themeColor="background1"/>
-          <w:bottom w:val="single" w:sz="8" w:space="0" w:color="FFFFFF" w:themeColor="background1"/>
-          <w:right w:val="single" w:sz="8" w:space="0" w:color="FFFFFF" w:themeColor="background1"/>
+          <w:top w:val="single" w:color="FFFFFF" w:themeColor="background1" w:sz="8" w:space="0"/>
+          <w:left w:val="single" w:color="FFFFFF" w:themeColor="background1" w:sz="8" w:space="0"/>
+          <w:bottom w:val="single" w:color="FFFFFF" w:themeColor="background1" w:sz="8" w:space="0"/>
+          <w:right w:val="single" w:color="FFFFFF" w:themeColor="background1" w:sz="8" w:space="0"/>
           <w:insideH w:val="nil"/>
           <w:insideV w:val="nil"/>
         </w:tcBorders>
@@ -9229,12 +10211,12 @@
       <w:tblPr/>
       <w:tcPr>
         <w:tcBorders>
-          <w:top w:val="single" w:sz="8" w:space="0" w:color="FFFFFF" w:themeColor="background1"/>
-          <w:left w:val="single" w:sz="8" w:space="0" w:color="FFFFFF" w:themeColor="background1"/>
-          <w:bottom w:val="single" w:sz="8" w:space="0" w:color="FFFFFF" w:themeColor="background1"/>
-          <w:right w:val="single" w:sz="8" w:space="0" w:color="FFFFFF" w:themeColor="background1"/>
-          <w:insideH w:val="single" w:sz="8" w:space="0" w:color="FFFFFF" w:themeColor="background1"/>
-          <w:insideV w:val="single" w:sz="8" w:space="0" w:color="FFFFFF" w:themeColor="background1"/>
+          <w:top w:val="single" w:color="FFFFFF" w:themeColor="background1" w:sz="8" w:space="0"/>
+          <w:left w:val="single" w:color="FFFFFF" w:themeColor="background1" w:sz="8" w:space="0"/>
+          <w:bottom w:val="single" w:color="FFFFFF" w:themeColor="background1" w:sz="8" w:space="0"/>
+          <w:right w:val="single" w:color="FFFFFF" w:themeColor="background1" w:sz="8" w:space="0"/>
+          <w:insideH w:val="single" w:color="FFFFFF" w:themeColor="background1" w:sz="8" w:space="0"/>
+          <w:insideV w:val="single" w:color="FFFFFF" w:themeColor="background1" w:sz="8" w:space="0"/>
         </w:tcBorders>
         <w:shd w:val="clear" w:color="auto" w:fill="A7BFDE" w:themeFill="accent1" w:themeFillTint="7F"/>
       </w:tcPr>
@@ -9252,12 +10234,12 @@
       <w:tblStyleRowBandSize w:val="1"/>
       <w:tblStyleColBandSize w:val="1"/>
       <w:tblBorders>
-        <w:top w:val="single" w:sz="8" w:space="0" w:color="FFFFFF" w:themeColor="background1"/>
-        <w:left w:val="single" w:sz="8" w:space="0" w:color="FFFFFF" w:themeColor="background1"/>
-        <w:bottom w:val="single" w:sz="8" w:space="0" w:color="FFFFFF" w:themeColor="background1"/>
-        <w:right w:val="single" w:sz="8" w:space="0" w:color="FFFFFF" w:themeColor="background1"/>
-        <w:insideH w:val="single" w:sz="6" w:space="0" w:color="FFFFFF" w:themeColor="background1"/>
-        <w:insideV w:val="single" w:sz="6" w:space="0" w:color="FFFFFF" w:themeColor="background1"/>
+        <w:top w:val="single" w:color="FFFFFF" w:themeColor="background1" w:sz="8" w:space="0"/>
+        <w:left w:val="single" w:color="FFFFFF" w:themeColor="background1" w:sz="8" w:space="0"/>
+        <w:bottom w:val="single" w:color="FFFFFF" w:themeColor="background1" w:sz="8" w:space="0"/>
+        <w:right w:val="single" w:color="FFFFFF" w:themeColor="background1" w:sz="8" w:space="0"/>
+        <w:insideH w:val="single" w:color="FFFFFF" w:themeColor="background1" w:sz="6" w:space="0"/>
+        <w:insideV w:val="single" w:color="FFFFFF" w:themeColor="background1" w:sz="6" w:space="0"/>
       </w:tblBorders>
     </w:tblPr>
     <w:tcPr>
@@ -9274,12 +10256,12 @@
       <w:tblPr/>
       <w:tcPr>
         <w:tcBorders>
-          <w:top w:val="single" w:sz="8" w:space="0" w:color="FFFFFF" w:themeColor="background1"/>
-          <w:left w:val="single" w:sz="8" w:space="0" w:color="FFFFFF" w:themeColor="background1"/>
-          <w:bottom w:val="single" w:sz="24" w:space="0" w:color="FFFFFF" w:themeColor="background1"/>
-          <w:right w:val="single" w:sz="8" w:space="0" w:color="FFFFFF" w:themeColor="background1"/>
-          <w:insideH w:val="nil"/>
-          <w:insideV w:val="single" w:sz="8" w:space="0" w:color="FFFFFF" w:themeColor="background1"/>
+          <w:top w:val="single" w:color="FFFFFF" w:themeColor="background1" w:sz="8" w:space="0"/>
+          <w:left w:val="single" w:color="FFFFFF" w:themeColor="background1" w:sz="8" w:space="0"/>
+          <w:bottom w:val="single" w:color="FFFFFF" w:themeColor="background1" w:sz="24" w:space="0"/>
+          <w:right w:val="single" w:color="FFFFFF" w:themeColor="background1" w:sz="8" w:space="0"/>
+          <w:insideH w:val="nil"/>
+          <w:insideV w:val="single" w:color="FFFFFF" w:themeColor="background1" w:sz="8" w:space="0"/>
         </w:tcBorders>
         <w:shd w:val="clear" w:color="auto" w:fill="C0504D" w:themeFill="accent2"/>
       </w:tcPr>
@@ -9295,12 +10277,12 @@
       <w:tblPr/>
       <w:tcPr>
         <w:tcBorders>
-          <w:top w:val="single" w:sz="24" w:space="0" w:color="FFFFFF" w:themeColor="background1"/>
-          <w:left w:val="single" w:sz="8" w:space="0" w:color="FFFFFF" w:themeColor="background1"/>
-          <w:bottom w:val="single" w:sz="8" w:space="0" w:color="FFFFFF" w:themeColor="background1"/>
-          <w:right w:val="single" w:sz="8" w:space="0" w:color="FFFFFF" w:themeColor="background1"/>
-          <w:insideH w:val="nil"/>
-          <w:insideV w:val="single" w:sz="8" w:space="0" w:color="FFFFFF" w:themeColor="background1"/>
+          <w:top w:val="single" w:color="FFFFFF" w:themeColor="background1" w:sz="24" w:space="0"/>
+          <w:left w:val="single" w:color="FFFFFF" w:themeColor="background1" w:sz="8" w:space="0"/>
+          <w:bottom w:val="single" w:color="FFFFFF" w:themeColor="background1" w:sz="8" w:space="0"/>
+          <w:right w:val="single" w:color="FFFFFF" w:themeColor="background1" w:sz="8" w:space="0"/>
+          <w:insideH w:val="nil"/>
+          <w:insideV w:val="single" w:color="FFFFFF" w:themeColor="background1" w:sz="8" w:space="0"/>
         </w:tcBorders>
         <w:shd w:val="clear" w:color="auto" w:fill="C0504D" w:themeFill="accent2"/>
       </w:tcPr>
@@ -9316,8 +10298,8 @@
       <w:tblPr/>
       <w:tcPr>
         <w:tcBorders>
-          <w:left w:val="single" w:sz="8" w:space="0" w:color="FFFFFF" w:themeColor="background1"/>
-          <w:right w:val="single" w:sz="24" w:space="0" w:color="FFFFFF" w:themeColor="background1"/>
+          <w:left w:val="single" w:color="FFFFFF" w:themeColor="background1" w:sz="8" w:space="0"/>
+          <w:right w:val="single" w:color="FFFFFF" w:themeColor="background1" w:sz="24" w:space="0"/>
           <w:insideH w:val="nil"/>
           <w:insideV w:val="nil"/>
         </w:tcBorders>
@@ -9336,7 +10318,7 @@
       <w:tcPr>
         <w:tcBorders>
           <w:top w:val="nil"/>
-          <w:left w:val="single" w:sz="24" w:space="0" w:color="FFFFFF" w:themeColor="background1"/>
+          <w:left w:val="single" w:color="FFFFFF" w:themeColor="background1" w:sz="24" w:space="0"/>
           <w:bottom w:val="nil"/>
           <w:right w:val="nil"/>
           <w:insideH w:val="nil"/>
@@ -9349,10 +10331,10 @@
       <w:tblPr/>
       <w:tcPr>
         <w:tcBorders>
-          <w:top w:val="single" w:sz="8" w:space="0" w:color="FFFFFF" w:themeColor="background1"/>
-          <w:left w:val="single" w:sz="8" w:space="0" w:color="FFFFFF" w:themeColor="background1"/>
-          <w:bottom w:val="single" w:sz="8" w:space="0" w:color="FFFFFF" w:themeColor="background1"/>
-          <w:right w:val="single" w:sz="8" w:space="0" w:color="FFFFFF" w:themeColor="background1"/>
+          <w:top w:val="single" w:color="FFFFFF" w:themeColor="background1" w:sz="8" w:space="0"/>
+          <w:left w:val="single" w:color="FFFFFF" w:themeColor="background1" w:sz="8" w:space="0"/>
+          <w:bottom w:val="single" w:color="FFFFFF" w:themeColor="background1" w:sz="8" w:space="0"/>
+          <w:right w:val="single" w:color="FFFFFF" w:themeColor="background1" w:sz="8" w:space="0"/>
           <w:insideH w:val="nil"/>
           <w:insideV w:val="nil"/>
         </w:tcBorders>
@@ -9363,12 +10345,12 @@
       <w:tblPr/>
       <w:tcPr>
         <w:tcBorders>
-          <w:top w:val="single" w:sz="8" w:space="0" w:color="FFFFFF" w:themeColor="background1"/>
-          <w:left w:val="single" w:sz="8" w:space="0" w:color="FFFFFF" w:themeColor="background1"/>
-          <w:bottom w:val="single" w:sz="8" w:space="0" w:color="FFFFFF" w:themeColor="background1"/>
-          <w:right w:val="single" w:sz="8" w:space="0" w:color="FFFFFF" w:themeColor="background1"/>
-          <w:insideH w:val="single" w:sz="8" w:space="0" w:color="FFFFFF" w:themeColor="background1"/>
-          <w:insideV w:val="single" w:sz="8" w:space="0" w:color="FFFFFF" w:themeColor="background1"/>
+          <w:top w:val="single" w:color="FFFFFF" w:themeColor="background1" w:sz="8" w:space="0"/>
+          <w:left w:val="single" w:color="FFFFFF" w:themeColor="background1" w:sz="8" w:space="0"/>
+          <w:bottom w:val="single" w:color="FFFFFF" w:themeColor="background1" w:sz="8" w:space="0"/>
+          <w:right w:val="single" w:color="FFFFFF" w:themeColor="background1" w:sz="8" w:space="0"/>
+          <w:insideH w:val="single" w:color="FFFFFF" w:themeColor="background1" w:sz="8" w:space="0"/>
+          <w:insideV w:val="single" w:color="FFFFFF" w:themeColor="background1" w:sz="8" w:space="0"/>
         </w:tcBorders>
         <w:shd w:val="clear" w:color="auto" w:fill="DFA7A6" w:themeFill="accent2" w:themeFillTint="7F"/>
       </w:tcPr>
@@ -9386,12 +10368,12 @@
       <w:tblStyleRowBandSize w:val="1"/>
       <w:tblStyleColBandSize w:val="1"/>
       <w:tblBorders>
-        <w:top w:val="single" w:sz="8" w:space="0" w:color="FFFFFF" w:themeColor="background1"/>
-        <w:left w:val="single" w:sz="8" w:space="0" w:color="FFFFFF" w:themeColor="background1"/>
-        <w:bottom w:val="single" w:sz="8" w:space="0" w:color="FFFFFF" w:themeColor="background1"/>
-        <w:right w:val="single" w:sz="8" w:space="0" w:color="FFFFFF" w:themeColor="background1"/>
-        <w:insideH w:val="single" w:sz="6" w:space="0" w:color="FFFFFF" w:themeColor="background1"/>
-        <w:insideV w:val="single" w:sz="6" w:space="0" w:color="FFFFFF" w:themeColor="background1"/>
+        <w:top w:val="single" w:color="FFFFFF" w:themeColor="background1" w:sz="8" w:space="0"/>
+        <w:left w:val="single" w:color="FFFFFF" w:themeColor="background1" w:sz="8" w:space="0"/>
+        <w:bottom w:val="single" w:color="FFFFFF" w:themeColor="background1" w:sz="8" w:space="0"/>
+        <w:right w:val="single" w:color="FFFFFF" w:themeColor="background1" w:sz="8" w:space="0"/>
+        <w:insideH w:val="single" w:color="FFFFFF" w:themeColor="background1" w:sz="6" w:space="0"/>
+        <w:insideV w:val="single" w:color="FFFFFF" w:themeColor="background1" w:sz="6" w:space="0"/>
       </w:tblBorders>
     </w:tblPr>
     <w:tcPr>
@@ -9408,12 +10390,12 @@
       <w:tblPr/>
       <w:tcPr>
         <w:tcBorders>
-          <w:top w:val="single" w:sz="8" w:space="0" w:color="FFFFFF" w:themeColor="background1"/>
-          <w:left w:val="single" w:sz="8" w:space="0" w:color="FFFFFF" w:themeColor="background1"/>
-          <w:bottom w:val="single" w:sz="24" w:space="0" w:color="FFFFFF" w:themeColor="background1"/>
-          <w:right w:val="single" w:sz="8" w:space="0" w:color="FFFFFF" w:themeColor="background1"/>
-          <w:insideH w:val="nil"/>
-          <w:insideV w:val="single" w:sz="8" w:space="0" w:color="FFFFFF" w:themeColor="background1"/>
+          <w:top w:val="single" w:color="FFFFFF" w:themeColor="background1" w:sz="8" w:space="0"/>
+          <w:left w:val="single" w:color="FFFFFF" w:themeColor="background1" w:sz="8" w:space="0"/>
+          <w:bottom w:val="single" w:color="FFFFFF" w:themeColor="background1" w:sz="24" w:space="0"/>
+          <w:right w:val="single" w:color="FFFFFF" w:themeColor="background1" w:sz="8" w:space="0"/>
+          <w:insideH w:val="nil"/>
+          <w:insideV w:val="single" w:color="FFFFFF" w:themeColor="background1" w:sz="8" w:space="0"/>
         </w:tcBorders>
         <w:shd w:val="clear" w:color="auto" w:fill="9BBB59" w:themeFill="accent3"/>
       </w:tcPr>
@@ -9429,12 +10411,12 @@
       <w:tblPr/>
       <w:tcPr>
         <w:tcBorders>
-          <w:top w:val="single" w:sz="24" w:space="0" w:color="FFFFFF" w:themeColor="background1"/>
-          <w:left w:val="single" w:sz="8" w:space="0" w:color="FFFFFF" w:themeColor="background1"/>
-          <w:bottom w:val="single" w:sz="8" w:space="0" w:color="FFFFFF" w:themeColor="background1"/>
-          <w:right w:val="single" w:sz="8" w:space="0" w:color="FFFFFF" w:themeColor="background1"/>
-          <w:insideH w:val="nil"/>
-          <w:insideV w:val="single" w:sz="8" w:space="0" w:color="FFFFFF" w:themeColor="background1"/>
+          <w:top w:val="single" w:color="FFFFFF" w:themeColor="background1" w:sz="24" w:space="0"/>
+          <w:left w:val="single" w:color="FFFFFF" w:themeColor="background1" w:sz="8" w:space="0"/>
+          <w:bottom w:val="single" w:color="FFFFFF" w:themeColor="background1" w:sz="8" w:space="0"/>
+          <w:right w:val="single" w:color="FFFFFF" w:themeColor="background1" w:sz="8" w:space="0"/>
+          <w:insideH w:val="nil"/>
+          <w:insideV w:val="single" w:color="FFFFFF" w:themeColor="background1" w:sz="8" w:space="0"/>
         </w:tcBorders>
         <w:shd w:val="clear" w:color="auto" w:fill="9BBB59" w:themeFill="accent3"/>
       </w:tcPr>
@@ -9450,8 +10432,8 @@
       <w:tblPr/>
       <w:tcPr>
         <w:tcBorders>
-          <w:left w:val="single" w:sz="8" w:space="0" w:color="FFFFFF" w:themeColor="background1"/>
-          <w:right w:val="single" w:sz="24" w:space="0" w:color="FFFFFF" w:themeColor="background1"/>
+          <w:left w:val="single" w:color="FFFFFF" w:themeColor="background1" w:sz="8" w:space="0"/>
+          <w:right w:val="single" w:color="FFFFFF" w:themeColor="background1" w:sz="24" w:space="0"/>
           <w:insideH w:val="nil"/>
           <w:insideV w:val="nil"/>
         </w:tcBorders>
@@ -9470,7 +10452,7 @@
       <w:tcPr>
         <w:tcBorders>
           <w:top w:val="nil"/>
-          <w:left w:val="single" w:sz="24" w:space="0" w:color="FFFFFF" w:themeColor="background1"/>
+          <w:left w:val="single" w:color="FFFFFF" w:themeColor="background1" w:sz="24" w:space="0"/>
           <w:bottom w:val="nil"/>
           <w:right w:val="nil"/>
           <w:insideH w:val="nil"/>
@@ -9483,10 +10465,10 @@
       <w:tblPr/>
       <w:tcPr>
         <w:tcBorders>
-          <w:top w:val="single" w:sz="8" w:space="0" w:color="FFFFFF" w:themeColor="background1"/>
-          <w:left w:val="single" w:sz="8" w:space="0" w:color="FFFFFF" w:themeColor="background1"/>
-          <w:bottom w:val="single" w:sz="8" w:space="0" w:color="FFFFFF" w:themeColor="background1"/>
-          <w:right w:val="single" w:sz="8" w:space="0" w:color="FFFFFF" w:themeColor="background1"/>
+          <w:top w:val="single" w:color="FFFFFF" w:themeColor="background1" w:sz="8" w:space="0"/>
+          <w:left w:val="single" w:color="FFFFFF" w:themeColor="background1" w:sz="8" w:space="0"/>
+          <w:bottom w:val="single" w:color="FFFFFF" w:themeColor="background1" w:sz="8" w:space="0"/>
+          <w:right w:val="single" w:color="FFFFFF" w:themeColor="background1" w:sz="8" w:space="0"/>
           <w:insideH w:val="nil"/>
           <w:insideV w:val="nil"/>
         </w:tcBorders>
@@ -9497,12 +10479,12 @@
       <w:tblPr/>
       <w:tcPr>
         <w:tcBorders>
-          <w:top w:val="single" w:sz="8" w:space="0" w:color="FFFFFF" w:themeColor="background1"/>
-          <w:left w:val="single" w:sz="8" w:space="0" w:color="FFFFFF" w:themeColor="background1"/>
-          <w:bottom w:val="single" w:sz="8" w:space="0" w:color="FFFFFF" w:themeColor="background1"/>
-          <w:right w:val="single" w:sz="8" w:space="0" w:color="FFFFFF" w:themeColor="background1"/>
-          <w:insideH w:val="single" w:sz="8" w:space="0" w:color="FFFFFF" w:themeColor="background1"/>
-          <w:insideV w:val="single" w:sz="8" w:space="0" w:color="FFFFFF" w:themeColor="background1"/>
+          <w:top w:val="single" w:color="FFFFFF" w:themeColor="background1" w:sz="8" w:space="0"/>
+          <w:left w:val="single" w:color="FFFFFF" w:themeColor="background1" w:sz="8" w:space="0"/>
+          <w:bottom w:val="single" w:color="FFFFFF" w:themeColor="background1" w:sz="8" w:space="0"/>
+          <w:right w:val="single" w:color="FFFFFF" w:themeColor="background1" w:sz="8" w:space="0"/>
+          <w:insideH w:val="single" w:color="FFFFFF" w:themeColor="background1" w:sz="8" w:space="0"/>
+          <w:insideV w:val="single" w:color="FFFFFF" w:themeColor="background1" w:sz="8" w:space="0"/>
         </w:tcBorders>
         <w:shd w:val="clear" w:color="auto" w:fill="CDDDAC" w:themeFill="accent3" w:themeFillTint="7F"/>
       </w:tcPr>
@@ -9520,12 +10502,12 @@
       <w:tblStyleRowBandSize w:val="1"/>
       <w:tblStyleColBandSize w:val="1"/>
       <w:tblBorders>
-        <w:top w:val="single" w:sz="8" w:space="0" w:color="FFFFFF" w:themeColor="background1"/>
-        <w:left w:val="single" w:sz="8" w:space="0" w:color="FFFFFF" w:themeColor="background1"/>
-        <w:bottom w:val="single" w:sz="8" w:space="0" w:color="FFFFFF" w:themeColor="background1"/>
-        <w:right w:val="single" w:sz="8" w:space="0" w:color="FFFFFF" w:themeColor="background1"/>
-        <w:insideH w:val="single" w:sz="6" w:space="0" w:color="FFFFFF" w:themeColor="background1"/>
-        <w:insideV w:val="single" w:sz="6" w:space="0" w:color="FFFFFF" w:themeColor="background1"/>
+        <w:top w:val="single" w:color="FFFFFF" w:themeColor="background1" w:sz="8" w:space="0"/>
+        <w:left w:val="single" w:color="FFFFFF" w:themeColor="background1" w:sz="8" w:space="0"/>
+        <w:bottom w:val="single" w:color="FFFFFF" w:themeColor="background1" w:sz="8" w:space="0"/>
+        <w:right w:val="single" w:color="FFFFFF" w:themeColor="background1" w:sz="8" w:space="0"/>
+        <w:insideH w:val="single" w:color="FFFFFF" w:themeColor="background1" w:sz="6" w:space="0"/>
+        <w:insideV w:val="single" w:color="FFFFFF" w:themeColor="background1" w:sz="6" w:space="0"/>
       </w:tblBorders>
     </w:tblPr>
     <w:tcPr>
@@ -9542,12 +10524,12 @@
       <w:tblPr/>
       <w:tcPr>
         <w:tcBorders>
-          <w:top w:val="single" w:sz="8" w:space="0" w:color="FFFFFF" w:themeColor="background1"/>
-          <w:left w:val="single" w:sz="8" w:space="0" w:color="FFFFFF" w:themeColor="background1"/>
-          <w:bottom w:val="single" w:sz="24" w:space="0" w:color="FFFFFF" w:themeColor="background1"/>
-          <w:right w:val="single" w:sz="8" w:space="0" w:color="FFFFFF" w:themeColor="background1"/>
-          <w:insideH w:val="nil"/>
-          <w:insideV w:val="single" w:sz="8" w:space="0" w:color="FFFFFF" w:themeColor="background1"/>
+          <w:top w:val="single" w:color="FFFFFF" w:themeColor="background1" w:sz="8" w:space="0"/>
+          <w:left w:val="single" w:color="FFFFFF" w:themeColor="background1" w:sz="8" w:space="0"/>
+          <w:bottom w:val="single" w:color="FFFFFF" w:themeColor="background1" w:sz="24" w:space="0"/>
+          <w:right w:val="single" w:color="FFFFFF" w:themeColor="background1" w:sz="8" w:space="0"/>
+          <w:insideH w:val="nil"/>
+          <w:insideV w:val="single" w:color="FFFFFF" w:themeColor="background1" w:sz="8" w:space="0"/>
         </w:tcBorders>
         <w:shd w:val="clear" w:color="auto" w:fill="8064A2" w:themeFill="accent4"/>
       </w:tcPr>
@@ -9563,12 +10545,12 @@
       <w:tblPr/>
       <w:tcPr>
         <w:tcBorders>
-          <w:top w:val="single" w:sz="24" w:space="0" w:color="FFFFFF" w:themeColor="background1"/>
-          <w:left w:val="single" w:sz="8" w:space="0" w:color="FFFFFF" w:themeColor="background1"/>
-          <w:bottom w:val="single" w:sz="8" w:space="0" w:color="FFFFFF" w:themeColor="background1"/>
-          <w:right w:val="single" w:sz="8" w:space="0" w:color="FFFFFF" w:themeColor="background1"/>
-          <w:insideH w:val="nil"/>
-          <w:insideV w:val="single" w:sz="8" w:space="0" w:color="FFFFFF" w:themeColor="background1"/>
+          <w:top w:val="single" w:color="FFFFFF" w:themeColor="background1" w:sz="24" w:space="0"/>
+          <w:left w:val="single" w:color="FFFFFF" w:themeColor="background1" w:sz="8" w:space="0"/>
+          <w:bottom w:val="single" w:color="FFFFFF" w:themeColor="background1" w:sz="8" w:space="0"/>
+          <w:right w:val="single" w:color="FFFFFF" w:themeColor="background1" w:sz="8" w:space="0"/>
+          <w:insideH w:val="nil"/>
+          <w:insideV w:val="single" w:color="FFFFFF" w:themeColor="background1" w:sz="8" w:space="0"/>
         </w:tcBorders>
         <w:shd w:val="clear" w:color="auto" w:fill="8064A2" w:themeFill="accent4"/>
       </w:tcPr>
@@ -9584,8 +10566,8 @@
       <w:tblPr/>
       <w:tcPr>
         <w:tcBorders>
-          <w:left w:val="single" w:sz="8" w:space="0" w:color="FFFFFF" w:themeColor="background1"/>
-          <w:right w:val="single" w:sz="24" w:space="0" w:color="FFFFFF" w:themeColor="background1"/>
+          <w:left w:val="single" w:color="FFFFFF" w:themeColor="background1" w:sz="8" w:space="0"/>
+          <w:right w:val="single" w:color="FFFFFF" w:themeColor="background1" w:sz="24" w:space="0"/>
           <w:insideH w:val="nil"/>
           <w:insideV w:val="nil"/>
         </w:tcBorders>
@@ -9604,7 +10586,7 @@
       <w:tcPr>
         <w:tcBorders>
           <w:top w:val="nil"/>
-          <w:left w:val="single" w:sz="24" w:space="0" w:color="FFFFFF" w:themeColor="background1"/>
+          <w:left w:val="single" w:color="FFFFFF" w:themeColor="background1" w:sz="24" w:space="0"/>
           <w:bottom w:val="nil"/>
           <w:right w:val="nil"/>
           <w:insideH w:val="nil"/>
@@ -9617,10 +10599,10 @@
       <w:tblPr/>
       <w:tcPr>
         <w:tcBorders>
-          <w:top w:val="single" w:sz="8" w:space="0" w:color="FFFFFF" w:themeColor="background1"/>
-          <w:left w:val="single" w:sz="8" w:space="0" w:color="FFFFFF" w:themeColor="background1"/>
-          <w:bottom w:val="single" w:sz="8" w:space="0" w:color="FFFFFF" w:themeColor="background1"/>
-          <w:right w:val="single" w:sz="8" w:space="0" w:color="FFFFFF" w:themeColor="background1"/>
+          <w:top w:val="single" w:color="FFFFFF" w:themeColor="background1" w:sz="8" w:space="0"/>
+          <w:left w:val="single" w:color="FFFFFF" w:themeColor="background1" w:sz="8" w:space="0"/>
+          <w:bottom w:val="single" w:color="FFFFFF" w:themeColor="background1" w:sz="8" w:space="0"/>
+          <w:right w:val="single" w:color="FFFFFF" w:themeColor="background1" w:sz="8" w:space="0"/>
           <w:insideH w:val="nil"/>
           <w:insideV w:val="nil"/>
         </w:tcBorders>
@@ -9631,12 +10613,12 @@
       <w:tblPr/>
       <w:tcPr>
         <w:tcBorders>
-          <w:top w:val="single" w:sz="8" w:space="0" w:color="FFFFFF" w:themeColor="background1"/>
-          <w:left w:val="single" w:sz="8" w:space="0" w:color="FFFFFF" w:themeColor="background1"/>
-          <w:bottom w:val="single" w:sz="8" w:space="0" w:color="FFFFFF" w:themeColor="background1"/>
-          <w:right w:val="single" w:sz="8" w:space="0" w:color="FFFFFF" w:themeColor="background1"/>
-          <w:insideH w:val="single" w:sz="8" w:space="0" w:color="FFFFFF" w:themeColor="background1"/>
-          <w:insideV w:val="single" w:sz="8" w:space="0" w:color="FFFFFF" w:themeColor="background1"/>
+          <w:top w:val="single" w:color="FFFFFF" w:themeColor="background1" w:sz="8" w:space="0"/>
+          <w:left w:val="single" w:color="FFFFFF" w:themeColor="background1" w:sz="8" w:space="0"/>
+          <w:bottom w:val="single" w:color="FFFFFF" w:themeColor="background1" w:sz="8" w:space="0"/>
+          <w:right w:val="single" w:color="FFFFFF" w:themeColor="background1" w:sz="8" w:space="0"/>
+          <w:insideH w:val="single" w:color="FFFFFF" w:themeColor="background1" w:sz="8" w:space="0"/>
+          <w:insideV w:val="single" w:color="FFFFFF" w:themeColor="background1" w:sz="8" w:space="0"/>
         </w:tcBorders>
         <w:shd w:val="clear" w:color="auto" w:fill="BFB1D0" w:themeFill="accent4" w:themeFillTint="7F"/>
       </w:tcPr>
@@ -9654,12 +10636,12 @@
       <w:tblStyleRowBandSize w:val="1"/>
       <w:tblStyleColBandSize w:val="1"/>
       <w:tblBorders>
-        <w:top w:val="single" w:sz="8" w:space="0" w:color="FFFFFF" w:themeColor="background1"/>
-        <w:left w:val="single" w:sz="8" w:space="0" w:color="FFFFFF" w:themeColor="background1"/>
-        <w:bottom w:val="single" w:sz="8" w:space="0" w:color="FFFFFF" w:themeColor="background1"/>
-        <w:right w:val="single" w:sz="8" w:space="0" w:color="FFFFFF" w:themeColor="background1"/>
-        <w:insideH w:val="single" w:sz="6" w:space="0" w:color="FFFFFF" w:themeColor="background1"/>
-        <w:insideV w:val="single" w:sz="6" w:space="0" w:color="FFFFFF" w:themeColor="background1"/>
+        <w:top w:val="single" w:color="FFFFFF" w:themeColor="background1" w:sz="8" w:space="0"/>
+        <w:left w:val="single" w:color="FFFFFF" w:themeColor="background1" w:sz="8" w:space="0"/>
+        <w:bottom w:val="single" w:color="FFFFFF" w:themeColor="background1" w:sz="8" w:space="0"/>
+        <w:right w:val="single" w:color="FFFFFF" w:themeColor="background1" w:sz="8" w:space="0"/>
+        <w:insideH w:val="single" w:color="FFFFFF" w:themeColor="background1" w:sz="6" w:space="0"/>
+        <w:insideV w:val="single" w:color="FFFFFF" w:themeColor="background1" w:sz="6" w:space="0"/>
       </w:tblBorders>
     </w:tblPr>
     <w:tcPr>
@@ -9676,12 +10658,12 @@
       <w:tblPr/>
       <w:tcPr>
         <w:tcBorders>
-          <w:top w:val="single" w:sz="8" w:space="0" w:color="FFFFFF" w:themeColor="background1"/>
-          <w:left w:val="single" w:sz="8" w:space="0" w:color="FFFFFF" w:themeColor="background1"/>
-          <w:bottom w:val="single" w:sz="24" w:space="0" w:color="FFFFFF" w:themeColor="background1"/>
-          <w:right w:val="single" w:sz="8" w:space="0" w:color="FFFFFF" w:themeColor="background1"/>
-          <w:insideH w:val="nil"/>
-          <w:insideV w:val="single" w:sz="8" w:space="0" w:color="FFFFFF" w:themeColor="background1"/>
+          <w:top w:val="single" w:color="FFFFFF" w:themeColor="background1" w:sz="8" w:space="0"/>
+          <w:left w:val="single" w:color="FFFFFF" w:themeColor="background1" w:sz="8" w:space="0"/>
+          <w:bottom w:val="single" w:color="FFFFFF" w:themeColor="background1" w:sz="24" w:space="0"/>
+          <w:right w:val="single" w:color="FFFFFF" w:themeColor="background1" w:sz="8" w:space="0"/>
+          <w:insideH w:val="nil"/>
+          <w:insideV w:val="single" w:color="FFFFFF" w:themeColor="background1" w:sz="8" w:space="0"/>
         </w:tcBorders>
         <w:shd w:val="clear" w:color="auto" w:fill="4BACC6" w:themeFill="accent5"/>
       </w:tcPr>
@@ -9697,12 +10679,12 @@
       <w:tblPr/>
       <w:tcPr>
         <w:tcBorders>
-          <w:top w:val="single" w:sz="24" w:space="0" w:color="FFFFFF" w:themeColor="background1"/>
-          <w:left w:val="single" w:sz="8" w:space="0" w:color="FFFFFF" w:themeColor="background1"/>
-          <w:bottom w:val="single" w:sz="8" w:space="0" w:color="FFFFFF" w:themeColor="background1"/>
-          <w:right w:val="single" w:sz="8" w:space="0" w:color="FFFFFF" w:themeColor="background1"/>
-          <w:insideH w:val="nil"/>
-          <w:insideV w:val="single" w:sz="8" w:space="0" w:color="FFFFFF" w:themeColor="background1"/>
+          <w:top w:val="single" w:color="FFFFFF" w:themeColor="background1" w:sz="24" w:space="0"/>
+          <w:left w:val="single" w:color="FFFFFF" w:themeColor="background1" w:sz="8" w:space="0"/>
+          <w:bottom w:val="single" w:color="FFFFFF" w:themeColor="background1" w:sz="8" w:space="0"/>
+          <w:right w:val="single" w:color="FFFFFF" w:themeColor="background1" w:sz="8" w:space="0"/>
+          <w:insideH w:val="nil"/>
+          <w:insideV w:val="single" w:color="FFFFFF" w:themeColor="background1" w:sz="8" w:space="0"/>
         </w:tcBorders>
         <w:shd w:val="clear" w:color="auto" w:fill="4BACC6" w:themeFill="accent5"/>
       </w:tcPr>
@@ -9718,8 +10700,8 @@
       <w:tblPr/>
       <w:tcPr>
         <w:tcBorders>
-          <w:left w:val="single" w:sz="8" w:space="0" w:color="FFFFFF" w:themeColor="background1"/>
-          <w:right w:val="single" w:sz="24" w:space="0" w:color="FFFFFF" w:themeColor="background1"/>
+          <w:left w:val="single" w:color="FFFFFF" w:themeColor="background1" w:sz="8" w:space="0"/>
+          <w:right w:val="single" w:color="FFFFFF" w:themeColor="background1" w:sz="24" w:space="0"/>
           <w:insideH w:val="nil"/>
           <w:insideV w:val="nil"/>
         </w:tcBorders>
@@ -9738,7 +10720,7 @@
       <w:tcPr>
         <w:tcBorders>
           <w:top w:val="nil"/>
-          <w:left w:val="single" w:sz="24" w:space="0" w:color="FFFFFF" w:themeColor="background1"/>
+          <w:left w:val="single" w:color="FFFFFF" w:themeColor="background1" w:sz="24" w:space="0"/>
           <w:bottom w:val="nil"/>
           <w:right w:val="nil"/>
           <w:insideH w:val="nil"/>
@@ -9751,10 +10733,10 @@
       <w:tblPr/>
       <w:tcPr>
         <w:tcBorders>
-          <w:top w:val="single" w:sz="8" w:space="0" w:color="FFFFFF" w:themeColor="background1"/>
-          <w:left w:val="single" w:sz="8" w:space="0" w:color="FFFFFF" w:themeColor="background1"/>
-          <w:bottom w:val="single" w:sz="8" w:space="0" w:color="FFFFFF" w:themeColor="background1"/>
-          <w:right w:val="single" w:sz="8" w:space="0" w:color="FFFFFF" w:themeColor="background1"/>
+          <w:top w:val="single" w:color="FFFFFF" w:themeColor="background1" w:sz="8" w:space="0"/>
+          <w:left w:val="single" w:color="FFFFFF" w:themeColor="background1" w:sz="8" w:space="0"/>
+          <w:bottom w:val="single" w:color="FFFFFF" w:themeColor="background1" w:sz="8" w:space="0"/>
+          <w:right w:val="single" w:color="FFFFFF" w:themeColor="background1" w:sz="8" w:space="0"/>
           <w:insideH w:val="nil"/>
           <w:insideV w:val="nil"/>
         </w:tcBorders>
@@ -9765,12 +10747,12 @@
       <w:tblPr/>
       <w:tcPr>
         <w:tcBorders>
-          <w:top w:val="single" w:sz="8" w:space="0" w:color="FFFFFF" w:themeColor="background1"/>
-          <w:left w:val="single" w:sz="8" w:space="0" w:color="FFFFFF" w:themeColor="background1"/>
-          <w:bottom w:val="single" w:sz="8" w:space="0" w:color="FFFFFF" w:themeColor="background1"/>
-          <w:right w:val="single" w:sz="8" w:space="0" w:color="FFFFFF" w:themeColor="background1"/>
-          <w:insideH w:val="single" w:sz="8" w:space="0" w:color="FFFFFF" w:themeColor="background1"/>
-          <w:insideV w:val="single" w:sz="8" w:space="0" w:color="FFFFFF" w:themeColor="background1"/>
+          <w:top w:val="single" w:color="FFFFFF" w:themeColor="background1" w:sz="8" w:space="0"/>
+          <w:left w:val="single" w:color="FFFFFF" w:themeColor="background1" w:sz="8" w:space="0"/>
+          <w:bottom w:val="single" w:color="FFFFFF" w:themeColor="background1" w:sz="8" w:space="0"/>
+          <w:right w:val="single" w:color="FFFFFF" w:themeColor="background1" w:sz="8" w:space="0"/>
+          <w:insideH w:val="single" w:color="FFFFFF" w:themeColor="background1" w:sz="8" w:space="0"/>
+          <w:insideV w:val="single" w:color="FFFFFF" w:themeColor="background1" w:sz="8" w:space="0"/>
         </w:tcBorders>
         <w:shd w:val="clear" w:color="auto" w:fill="A5D5E2" w:themeFill="accent5" w:themeFillTint="7F"/>
       </w:tcPr>
@@ -9788,12 +10770,12 @@
       <w:tblStyleRowBandSize w:val="1"/>
       <w:tblStyleColBandSize w:val="1"/>
       <w:tblBorders>
-        <w:top w:val="single" w:sz="8" w:space="0" w:color="FFFFFF" w:themeColor="background1"/>
-        <w:left w:val="single" w:sz="8" w:space="0" w:color="FFFFFF" w:themeColor="background1"/>
-        <w:bottom w:val="single" w:sz="8" w:space="0" w:color="FFFFFF" w:themeColor="background1"/>
-        <w:right w:val="single" w:sz="8" w:space="0" w:color="FFFFFF" w:themeColor="background1"/>
-        <w:insideH w:val="single" w:sz="6" w:space="0" w:color="FFFFFF" w:themeColor="background1"/>
-        <w:insideV w:val="single" w:sz="6" w:space="0" w:color="FFFFFF" w:themeColor="background1"/>
+        <w:top w:val="single" w:color="FFFFFF" w:themeColor="background1" w:sz="8" w:space="0"/>
+        <w:left w:val="single" w:color="FFFFFF" w:themeColor="background1" w:sz="8" w:space="0"/>
+        <w:bottom w:val="single" w:color="FFFFFF" w:themeColor="background1" w:sz="8" w:space="0"/>
+        <w:right w:val="single" w:color="FFFFFF" w:themeColor="background1" w:sz="8" w:space="0"/>
+        <w:insideH w:val="single" w:color="FFFFFF" w:themeColor="background1" w:sz="6" w:space="0"/>
+        <w:insideV w:val="single" w:color="FFFFFF" w:themeColor="background1" w:sz="6" w:space="0"/>
       </w:tblBorders>
     </w:tblPr>
     <w:tcPr>
@@ -9810,12 +10792,12 @@
       <w:tblPr/>
       <w:tcPr>
         <w:tcBorders>
-          <w:top w:val="single" w:sz="8" w:space="0" w:color="FFFFFF" w:themeColor="background1"/>
-          <w:left w:val="single" w:sz="8" w:space="0" w:color="FFFFFF" w:themeColor="background1"/>
-          <w:bottom w:val="single" w:sz="24" w:space="0" w:color="FFFFFF" w:themeColor="background1"/>
-          <w:right w:val="single" w:sz="8" w:space="0" w:color="FFFFFF" w:themeColor="background1"/>
-          <w:insideH w:val="nil"/>
-          <w:insideV w:val="single" w:sz="8" w:space="0" w:color="FFFFFF" w:themeColor="background1"/>
+          <w:top w:val="single" w:color="FFFFFF" w:themeColor="background1" w:sz="8" w:space="0"/>
+          <w:left w:val="single" w:color="FFFFFF" w:themeColor="background1" w:sz="8" w:space="0"/>
+          <w:bottom w:val="single" w:color="FFFFFF" w:themeColor="background1" w:sz="24" w:space="0"/>
+          <w:right w:val="single" w:color="FFFFFF" w:themeColor="background1" w:sz="8" w:space="0"/>
+          <w:insideH w:val="nil"/>
+          <w:insideV w:val="single" w:color="FFFFFF" w:themeColor="background1" w:sz="8" w:space="0"/>
         </w:tcBorders>
         <w:shd w:val="clear" w:color="auto" w:fill="F79646" w:themeFill="accent6"/>
       </w:tcPr>
@@ -9831,12 +10813,12 @@
       <w:tblPr/>
       <w:tcPr>
         <w:tcBorders>
-          <w:top w:val="single" w:sz="24" w:space="0" w:color="FFFFFF" w:themeColor="background1"/>
-          <w:left w:val="single" w:sz="8" w:space="0" w:color="FFFFFF" w:themeColor="background1"/>
-          <w:bottom w:val="single" w:sz="8" w:space="0" w:color="FFFFFF" w:themeColor="background1"/>
-          <w:right w:val="single" w:sz="8" w:space="0" w:color="FFFFFF" w:themeColor="background1"/>
-          <w:insideH w:val="nil"/>
-          <w:insideV w:val="single" w:sz="8" w:space="0" w:color="FFFFFF" w:themeColor="background1"/>
+          <w:top w:val="single" w:color="FFFFFF" w:themeColor="background1" w:sz="24" w:space="0"/>
+          <w:left w:val="single" w:color="FFFFFF" w:themeColor="background1" w:sz="8" w:space="0"/>
+          <w:bottom w:val="single" w:color="FFFFFF" w:themeColor="background1" w:sz="8" w:space="0"/>
+          <w:right w:val="single" w:color="FFFFFF" w:themeColor="background1" w:sz="8" w:space="0"/>
+          <w:insideH w:val="nil"/>
+          <w:insideV w:val="single" w:color="FFFFFF" w:themeColor="background1" w:sz="8" w:space="0"/>
         </w:tcBorders>
         <w:shd w:val="clear" w:color="auto" w:fill="F79646" w:themeFill="accent6"/>
       </w:tcPr>
@@ -9852,8 +10834,8 @@
       <w:tblPr/>
       <w:tcPr>
         <w:tcBorders>
-          <w:left w:val="single" w:sz="8" w:space="0" w:color="FFFFFF" w:themeColor="background1"/>
-          <w:right w:val="single" w:sz="24" w:space="0" w:color="FFFFFF" w:themeColor="background1"/>
+          <w:left w:val="single" w:color="FFFFFF" w:themeColor="background1" w:sz="8" w:space="0"/>
+          <w:right w:val="single" w:color="FFFFFF" w:themeColor="background1" w:sz="24" w:space="0"/>
           <w:insideH w:val="nil"/>
           <w:insideV w:val="nil"/>
         </w:tcBorders>
@@ -9872,7 +10854,7 @@
       <w:tcPr>
         <w:tcBorders>
           <w:top w:val="nil"/>
-          <w:left w:val="single" w:sz="24" w:space="0" w:color="FFFFFF" w:themeColor="background1"/>
+          <w:left w:val="single" w:color="FFFFFF" w:themeColor="background1" w:sz="24" w:space="0"/>
           <w:bottom w:val="nil"/>
           <w:right w:val="nil"/>
           <w:insideH w:val="nil"/>
@@ -9885,10 +10867,10 @@
       <w:tblPr/>
       <w:tcPr>
         <w:tcBorders>
-          <w:top w:val="single" w:sz="8" w:space="0" w:color="FFFFFF" w:themeColor="background1"/>
-          <w:left w:val="single" w:sz="8" w:space="0" w:color="FFFFFF" w:themeColor="background1"/>
-          <w:bottom w:val="single" w:sz="8" w:space="0" w:color="FFFFFF" w:themeColor="background1"/>
-          <w:right w:val="single" w:sz="8" w:space="0" w:color="FFFFFF" w:themeColor="background1"/>
+          <w:top w:val="single" w:color="FFFFFF" w:themeColor="background1" w:sz="8" w:space="0"/>
+          <w:left w:val="single" w:color="FFFFFF" w:themeColor="background1" w:sz="8" w:space="0"/>
+          <w:bottom w:val="single" w:color="FFFFFF" w:themeColor="background1" w:sz="8" w:space="0"/>
+          <w:right w:val="single" w:color="FFFFFF" w:themeColor="background1" w:sz="8" w:space="0"/>
           <w:insideH w:val="nil"/>
           <w:insideV w:val="nil"/>
         </w:tcBorders>
@@ -9899,12 +10881,12 @@
       <w:tblPr/>
       <w:tcPr>
         <w:tcBorders>
-          <w:top w:val="single" w:sz="8" w:space="0" w:color="FFFFFF" w:themeColor="background1"/>
-          <w:left w:val="single" w:sz="8" w:space="0" w:color="FFFFFF" w:themeColor="background1"/>
-          <w:bottom w:val="single" w:sz="8" w:space="0" w:color="FFFFFF" w:themeColor="background1"/>
-          <w:right w:val="single" w:sz="8" w:space="0" w:color="FFFFFF" w:themeColor="background1"/>
-          <w:insideH w:val="single" w:sz="8" w:space="0" w:color="FFFFFF" w:themeColor="background1"/>
-          <w:insideV w:val="single" w:sz="8" w:space="0" w:color="FFFFFF" w:themeColor="background1"/>
+          <w:top w:val="single" w:color="FFFFFF" w:themeColor="background1" w:sz="8" w:space="0"/>
+          <w:left w:val="single" w:color="FFFFFF" w:themeColor="background1" w:sz="8" w:space="0"/>
+          <w:bottom w:val="single" w:color="FFFFFF" w:themeColor="background1" w:sz="8" w:space="0"/>
+          <w:right w:val="single" w:color="FFFFFF" w:themeColor="background1" w:sz="8" w:space="0"/>
+          <w:insideH w:val="single" w:color="FFFFFF" w:themeColor="background1" w:sz="8" w:space="0"/>
+          <w:insideV w:val="single" w:color="FFFFFF" w:themeColor="background1" w:sz="8" w:space="0"/>
         </w:tcBorders>
         <w:shd w:val="clear" w:color="auto" w:fill="FBCAA2" w:themeFill="accent6" w:themeFillTint="7F"/>
       </w:tcPr>
@@ -9938,7 +10920,7 @@
         <w:tcBorders>
           <w:top w:val="nil"/>
           <w:left w:val="nil"/>
-          <w:bottom w:val="single" w:sz="18" w:space="0" w:color="FFFFFF" w:themeColor="background1"/>
+          <w:bottom w:val="single" w:color="FFFFFF" w:themeColor="background1" w:sz="18" w:space="0"/>
           <w:right w:val="nil"/>
           <w:insideH w:val="nil"/>
           <w:insideV w:val="nil"/>
@@ -9950,7 +10932,7 @@
       <w:tblPr/>
       <w:tcPr>
         <w:tcBorders>
-          <w:top w:val="single" w:sz="18" w:space="0" w:color="FFFFFF" w:themeColor="background1"/>
+          <w:top w:val="single" w:color="FFFFFF" w:themeColor="background1" w:sz="18" w:space="0"/>
           <w:left w:val="nil"/>
           <w:bottom w:val="nil"/>
           <w:right w:val="nil"/>
@@ -9967,7 +10949,7 @@
           <w:top w:val="nil"/>
           <w:left w:val="nil"/>
           <w:bottom w:val="nil"/>
-          <w:right w:val="single" w:sz="18" w:space="0" w:color="FFFFFF" w:themeColor="background1"/>
+          <w:right w:val="single" w:color="FFFFFF" w:themeColor="background1" w:sz="18" w:space="0"/>
           <w:insideH w:val="nil"/>
           <w:insideV w:val="nil"/>
         </w:tcBorders>
@@ -9979,7 +10961,7 @@
       <w:tcPr>
         <w:tcBorders>
           <w:top w:val="nil"/>
-          <w:left w:val="single" w:sz="18" w:space="0" w:color="FFFFFF" w:themeColor="background1"/>
+          <w:left w:val="single" w:color="FFFFFF" w:themeColor="background1" w:sz="18" w:space="0"/>
           <w:bottom w:val="nil"/>
           <w:right w:val="nil"/>
           <w:insideH w:val="nil"/>
@@ -10045,7 +11027,7 @@
         <w:tcBorders>
           <w:top w:val="nil"/>
           <w:left w:val="nil"/>
-          <w:bottom w:val="single" w:sz="18" w:space="0" w:color="FFFFFF" w:themeColor="background1"/>
+          <w:bottom w:val="single" w:color="FFFFFF" w:themeColor="background1" w:sz="18" w:space="0"/>
           <w:right w:val="nil"/>
           <w:insideH w:val="nil"/>
           <w:insideV w:val="nil"/>
@@ -10057,7 +11039,7 @@
       <w:tblPr/>
       <w:tcPr>
         <w:tcBorders>
-          <w:top w:val="single" w:sz="18" w:space="0" w:color="FFFFFF" w:themeColor="background1"/>
+          <w:top w:val="single" w:color="FFFFFF" w:themeColor="background1" w:sz="18" w:space="0"/>
           <w:left w:val="nil"/>
           <w:bottom w:val="nil"/>
           <w:right w:val="nil"/>
@@ -10074,7 +11056,7 @@
           <w:top w:val="nil"/>
           <w:left w:val="nil"/>
           <w:bottom w:val="nil"/>
-          <w:right w:val="single" w:sz="18" w:space="0" w:color="FFFFFF" w:themeColor="background1"/>
+          <w:right w:val="single" w:color="FFFFFF" w:themeColor="background1" w:sz="18" w:space="0"/>
           <w:insideH w:val="nil"/>
           <w:insideV w:val="nil"/>
         </w:tcBorders>
@@ -10086,7 +11068,7 @@
       <w:tcPr>
         <w:tcBorders>
           <w:top w:val="nil"/>
-          <w:left w:val="single" w:sz="18" w:space="0" w:color="FFFFFF" w:themeColor="background1"/>
+          <w:left w:val="single" w:color="FFFFFF" w:themeColor="background1" w:sz="18" w:space="0"/>
           <w:bottom w:val="nil"/>
           <w:right w:val="nil"/>
           <w:insideH w:val="nil"/>
@@ -10152,7 +11134,7 @@
         <w:tcBorders>
           <w:top w:val="nil"/>
           <w:left w:val="nil"/>
-          <w:bottom w:val="single" w:sz="18" w:space="0" w:color="FFFFFF" w:themeColor="background1"/>
+          <w:bottom w:val="single" w:color="FFFFFF" w:themeColor="background1" w:sz="18" w:space="0"/>
           <w:right w:val="nil"/>
           <w:insideH w:val="nil"/>
           <w:insideV w:val="nil"/>
@@ -10164,7 +11146,7 @@
       <w:tblPr/>
       <w:tcPr>
         <w:tcBorders>
-          <w:top w:val="single" w:sz="18" w:space="0" w:color="FFFFFF" w:themeColor="background1"/>
+          <w:top w:val="single" w:color="FFFFFF" w:themeColor="background1" w:sz="18" w:space="0"/>
           <w:left w:val="nil"/>
           <w:bottom w:val="nil"/>
           <w:right w:val="nil"/>
@@ -10181,7 +11163,7 @@
           <w:top w:val="nil"/>
           <w:left w:val="nil"/>
           <w:bottom w:val="nil"/>
-          <w:right w:val="single" w:sz="18" w:space="0" w:color="FFFFFF" w:themeColor="background1"/>
+          <w:right w:val="single" w:color="FFFFFF" w:themeColor="background1" w:sz="18" w:space="0"/>
           <w:insideH w:val="nil"/>
           <w:insideV w:val="nil"/>
         </w:tcBorders>
@@ -10193,7 +11175,7 @@
       <w:tcPr>
         <w:tcBorders>
           <w:top w:val="nil"/>
-          <w:left w:val="single" w:sz="18" w:space="0" w:color="FFFFFF" w:themeColor="background1"/>
+          <w:left w:val="single" w:color="FFFFFF" w:themeColor="background1" w:sz="18" w:space="0"/>
           <w:bottom w:val="nil"/>
           <w:right w:val="nil"/>
           <w:insideH w:val="nil"/>
@@ -10259,7 +11241,7 @@
         <w:tcBorders>
           <w:top w:val="nil"/>
           <w:left w:val="nil"/>
-          <w:bottom w:val="single" w:sz="18" w:space="0" w:color="FFFFFF" w:themeColor="background1"/>
+          <w:bottom w:val="single" w:color="FFFFFF" w:themeColor="background1" w:sz="18" w:space="0"/>
           <w:right w:val="nil"/>
           <w:insideH w:val="nil"/>
           <w:insideV w:val="nil"/>
@@ -10271,7 +11253,7 @@
       <w:tblPr/>
       <w:tcPr>
         <w:tcBorders>
-          <w:top w:val="single" w:sz="18" w:space="0" w:color="FFFFFF" w:themeColor="background1"/>
+          <w:top w:val="single" w:color="FFFFFF" w:themeColor="background1" w:sz="18" w:space="0"/>
           <w:left w:val="nil"/>
           <w:bottom w:val="nil"/>
           <w:right w:val="nil"/>
@@ -10288,7 +11270,7 @@
           <w:top w:val="nil"/>
           <w:left w:val="nil"/>
           <w:bottom w:val="nil"/>
-          <w:right w:val="single" w:sz="18" w:space="0" w:color="FFFFFF" w:themeColor="background1"/>
+          <w:right w:val="single" w:color="FFFFFF" w:themeColor="background1" w:sz="18" w:space="0"/>
           <w:insideH w:val="nil"/>
           <w:insideV w:val="nil"/>
         </w:tcBorders>
@@ -10300,7 +11282,7 @@
       <w:tcPr>
         <w:tcBorders>
           <w:top w:val="nil"/>
-          <w:left w:val="single" w:sz="18" w:space="0" w:color="FFFFFF" w:themeColor="background1"/>
+          <w:left w:val="single" w:color="FFFFFF" w:themeColor="background1" w:sz="18" w:space="0"/>
           <w:bottom w:val="nil"/>
           <w:right w:val="nil"/>
           <w:insideH w:val="nil"/>
@@ -10366,7 +11348,7 @@
         <w:tcBorders>
           <w:top w:val="nil"/>
           <w:left w:val="nil"/>
-          <w:bottom w:val="single" w:sz="18" w:space="0" w:color="FFFFFF" w:themeColor="background1"/>
+          <w:bottom w:val="single" w:color="FFFFFF" w:themeColor="background1" w:sz="18" w:space="0"/>
           <w:right w:val="nil"/>
           <w:insideH w:val="nil"/>
           <w:insideV w:val="nil"/>
@@ -10378,7 +11360,7 @@
       <w:tblPr/>
       <w:tcPr>
         <w:tcBorders>
-          <w:top w:val="single" w:sz="18" w:space="0" w:color="FFFFFF" w:themeColor="background1"/>
+          <w:top w:val="single" w:color="FFFFFF" w:themeColor="background1" w:sz="18" w:space="0"/>
           <w:left w:val="nil"/>
           <w:bottom w:val="nil"/>
           <w:right w:val="nil"/>
@@ -10395,7 +11377,7 @@
           <w:top w:val="nil"/>
           <w:left w:val="nil"/>
           <w:bottom w:val="nil"/>
-          <w:right w:val="single" w:sz="18" w:space="0" w:color="FFFFFF" w:themeColor="background1"/>
+          <w:right w:val="single" w:color="FFFFFF" w:themeColor="background1" w:sz="18" w:space="0"/>
           <w:insideH w:val="nil"/>
           <w:insideV w:val="nil"/>
         </w:tcBorders>
@@ -10407,7 +11389,7 @@
       <w:tcPr>
         <w:tcBorders>
           <w:top w:val="nil"/>
-          <w:left w:val="single" w:sz="18" w:space="0" w:color="FFFFFF" w:themeColor="background1"/>
+          <w:left w:val="single" w:color="FFFFFF" w:themeColor="background1" w:sz="18" w:space="0"/>
           <w:bottom w:val="nil"/>
           <w:right w:val="nil"/>
           <w:insideH w:val="nil"/>
@@ -10473,7 +11455,7 @@
         <w:tcBorders>
           <w:top w:val="nil"/>
           <w:left w:val="nil"/>
-          <w:bottom w:val="single" w:sz="18" w:space="0" w:color="FFFFFF" w:themeColor="background1"/>
+          <w:bottom w:val="single" w:color="FFFFFF" w:themeColor="background1" w:sz="18" w:space="0"/>
           <w:right w:val="nil"/>
           <w:insideH w:val="nil"/>
           <w:insideV w:val="nil"/>
@@ -10485,7 +11467,7 @@
       <w:tblPr/>
       <w:tcPr>
         <w:tcBorders>
-          <w:top w:val="single" w:sz="18" w:space="0" w:color="FFFFFF" w:themeColor="background1"/>
+          <w:top w:val="single" w:color="FFFFFF" w:themeColor="background1" w:sz="18" w:space="0"/>
           <w:left w:val="nil"/>
           <w:bottom w:val="nil"/>
           <w:right w:val="nil"/>
@@ -10502,7 +11484,7 @@
           <w:top w:val="nil"/>
           <w:left w:val="nil"/>
           <w:bottom w:val="nil"/>
-          <w:right w:val="single" w:sz="18" w:space="0" w:color="FFFFFF" w:themeColor="background1"/>
+          <w:right w:val="single" w:color="FFFFFF" w:themeColor="background1" w:sz="18" w:space="0"/>
           <w:insideH w:val="nil"/>
           <w:insideV w:val="nil"/>
         </w:tcBorders>
@@ -10514,7 +11496,7 @@
       <w:tcPr>
         <w:tcBorders>
           <w:top w:val="nil"/>
-          <w:left w:val="single" w:sz="18" w:space="0" w:color="FFFFFF" w:themeColor="background1"/>
+          <w:left w:val="single" w:color="FFFFFF" w:themeColor="background1" w:sz="18" w:space="0"/>
           <w:bottom w:val="nil"/>
           <w:right w:val="nil"/>
           <w:insideH w:val="nil"/>
@@ -10580,7 +11562,7 @@
         <w:tcBorders>
           <w:top w:val="nil"/>
           <w:left w:val="nil"/>
-          <w:bottom w:val="single" w:sz="18" w:space="0" w:color="FFFFFF" w:themeColor="background1"/>
+          <w:bottom w:val="single" w:color="FFFFFF" w:themeColor="background1" w:sz="18" w:space="0"/>
           <w:right w:val="nil"/>
           <w:insideH w:val="nil"/>
           <w:insideV w:val="nil"/>
@@ -10592,7 +11574,7 @@
       <w:tblPr/>
       <w:tcPr>
         <w:tcBorders>
-          <w:top w:val="single" w:sz="18" w:space="0" w:color="FFFFFF" w:themeColor="background1"/>
+          <w:top w:val="single" w:color="FFFFFF" w:themeColor="background1" w:sz="18" w:space="0"/>
           <w:left w:val="nil"/>
           <w:bottom w:val="nil"/>
           <w:right w:val="nil"/>
@@ -10609,7 +11591,7 @@
           <w:top w:val="nil"/>
           <w:left w:val="nil"/>
           <w:bottom w:val="nil"/>
-          <w:right w:val="single" w:sz="18" w:space="0" w:color="FFFFFF" w:themeColor="background1"/>
+          <w:right w:val="single" w:color="FFFFFF" w:themeColor="background1" w:sz="18" w:space="0"/>
           <w:insideH w:val="nil"/>
           <w:insideV w:val="nil"/>
         </w:tcBorders>
@@ -10621,7 +11603,7 @@
       <w:tcPr>
         <w:tcBorders>
           <w:top w:val="nil"/>
-          <w:left w:val="single" w:sz="18" w:space="0" w:color="FFFFFF" w:themeColor="background1"/>
+          <w:left w:val="single" w:color="FFFFFF" w:themeColor="background1" w:sz="18" w:space="0"/>
           <w:bottom w:val="nil"/>
           <w:right w:val="nil"/>
           <w:insideH w:val="nil"/>
@@ -10674,12 +11656,12 @@
       <w:tblStyleRowBandSize w:val="1"/>
       <w:tblStyleColBandSize w:val="1"/>
       <w:tblBorders>
-        <w:top w:val="single" w:sz="24" w:space="0" w:color="C0504D" w:themeColor="accent2"/>
-        <w:left w:val="single" w:sz="4" w:space="0" w:color="000000" w:themeColor="text1"/>
-        <w:bottom w:val="single" w:sz="4" w:space="0" w:color="000000" w:themeColor="text1"/>
-        <w:right w:val="single" w:sz="4" w:space="0" w:color="000000" w:themeColor="text1"/>
-        <w:insideH w:val="single" w:sz="4" w:space="0" w:color="FFFFFF" w:themeColor="background1"/>
-        <w:insideV w:val="single" w:sz="4" w:space="0" w:color="FFFFFF" w:themeColor="background1"/>
+        <w:top w:val="single" w:color="C0504D" w:themeColor="accent2" w:sz="24" w:space="0"/>
+        <w:left w:val="single" w:color="000000" w:themeColor="text1" w:sz="4" w:space="0"/>
+        <w:bottom w:val="single" w:color="000000" w:themeColor="text1" w:sz="4" w:space="0"/>
+        <w:right w:val="single" w:color="000000" w:themeColor="text1" w:sz="4" w:space="0"/>
+        <w:insideH w:val="single" w:color="FFFFFF" w:themeColor="background1" w:sz="4" w:space="0"/>
+        <w:insideV w:val="single" w:color="FFFFFF" w:themeColor="background1" w:sz="4" w:space="0"/>
       </w:tblBorders>
     </w:tblPr>
     <w:tcPr>
@@ -10695,7 +11677,7 @@
         <w:tcBorders>
           <w:top w:val="nil"/>
           <w:left w:val="nil"/>
-          <w:bottom w:val="single" w:sz="24" w:space="0" w:color="C0504D" w:themeColor="accent2"/>
+          <w:bottom w:val="single" w:color="C0504D" w:themeColor="accent2" w:sz="24" w:space="0"/>
           <w:right w:val="nil"/>
           <w:insideH w:val="nil"/>
           <w:insideV w:val="nil"/>
@@ -10712,7 +11694,7 @@
       <w:tblPr/>
       <w:tcPr>
         <w:tcBorders>
-          <w:top w:val="single" w:sz="6" w:space="0" w:color="FFFFFF" w:themeColor="background1"/>
+          <w:top w:val="single" w:color="FFFFFF" w:themeColor="background1" w:sz="6" w:space="0"/>
         </w:tcBorders>
         <w:shd w:val="clear" w:color="auto" w:fill="000000" w:themeFill="text1" w:themeFillShade="99"/>
       </w:tcPr>
@@ -10728,7 +11710,7 @@
           <w:left w:val="nil"/>
           <w:bottom w:val="nil"/>
           <w:right w:val="nil"/>
-          <w:insideH w:val="single" w:sz="4" w:space="0" w:color="000000" w:themeColor="text1" w:themeShade="99"/>
+          <w:insideH w:val="single" w:color="000000" w:themeColor="text1" w:themeShade="99" w:sz="4" w:space="0"/>
           <w:insideV w:val="nil"/>
         </w:tcBorders>
         <w:shd w:val="clear" w:color="auto" w:fill="000000" w:themeFill="text1" w:themeFillShade="99"/>
@@ -10789,12 +11771,12 @@
       <w:tblStyleRowBandSize w:val="1"/>
       <w:tblStyleColBandSize w:val="1"/>
       <w:tblBorders>
-        <w:top w:val="single" w:sz="24" w:space="0" w:color="C0504D" w:themeColor="accent2"/>
-        <w:left w:val="single" w:sz="4" w:space="0" w:color="4F81BD" w:themeColor="accent1"/>
-        <w:bottom w:val="single" w:sz="4" w:space="0" w:color="4F81BD" w:themeColor="accent1"/>
-        <w:right w:val="single" w:sz="4" w:space="0" w:color="4F81BD" w:themeColor="accent1"/>
-        <w:insideH w:val="single" w:sz="4" w:space="0" w:color="FFFFFF" w:themeColor="background1"/>
-        <w:insideV w:val="single" w:sz="4" w:space="0" w:color="FFFFFF" w:themeColor="background1"/>
+        <w:top w:val="single" w:color="C0504D" w:themeColor="accent2" w:sz="24" w:space="0"/>
+        <w:left w:val="single" w:color="4F81BD" w:themeColor="accent1" w:sz="4" w:space="0"/>
+        <w:bottom w:val="single" w:color="4F81BD" w:themeColor="accent1" w:sz="4" w:space="0"/>
+        <w:right w:val="single" w:color="4F81BD" w:themeColor="accent1" w:sz="4" w:space="0"/>
+        <w:insideH w:val="single" w:color="FFFFFF" w:themeColor="background1" w:sz="4" w:space="0"/>
+        <w:insideV w:val="single" w:color="FFFFFF" w:themeColor="background1" w:sz="4" w:space="0"/>
       </w:tblBorders>
     </w:tblPr>
     <w:tcPr>
@@ -10810,7 +11792,7 @@
         <w:tcBorders>
           <w:top w:val="nil"/>
           <w:left w:val="nil"/>
-          <w:bottom w:val="single" w:sz="24" w:space="0" w:color="C0504D" w:themeColor="accent2"/>
+          <w:bottom w:val="single" w:color="C0504D" w:themeColor="accent2" w:sz="24" w:space="0"/>
           <w:right w:val="nil"/>
           <w:insideH w:val="nil"/>
           <w:insideV w:val="nil"/>
@@ -10827,7 +11809,7 @@
       <w:tblPr/>
       <w:tcPr>
         <w:tcBorders>
-          <w:top w:val="single" w:sz="6" w:space="0" w:color="FFFFFF" w:themeColor="background1"/>
+          <w:top w:val="single" w:color="FFFFFF" w:themeColor="background1" w:sz="6" w:space="0"/>
         </w:tcBorders>
         <w:shd w:val="clear" w:color="auto" w:fill="2C4C74" w:themeFill="accent1" w:themeFillShade="99"/>
       </w:tcPr>
@@ -10843,7 +11825,7 @@
           <w:left w:val="nil"/>
           <w:bottom w:val="nil"/>
           <w:right w:val="nil"/>
-          <w:insideH w:val="single" w:sz="4" w:space="0" w:color="2C4C74" w:themeColor="accent1" w:themeShade="99"/>
+          <w:insideH w:val="single" w:color="2C4C74" w:themeColor="accent1" w:themeShade="99" w:sz="4" w:space="0"/>
           <w:insideV w:val="nil"/>
         </w:tcBorders>
         <w:shd w:val="clear" w:color="auto" w:fill="2C4C74" w:themeFill="accent1" w:themeFillShade="99"/>
@@ -10904,12 +11886,12 @@
       <w:tblStyleRowBandSize w:val="1"/>
       <w:tblStyleColBandSize w:val="1"/>
       <w:tblBorders>
-        <w:top w:val="single" w:sz="24" w:space="0" w:color="C0504D" w:themeColor="accent2"/>
-        <w:left w:val="single" w:sz="4" w:space="0" w:color="C0504D" w:themeColor="accent2"/>
-        <w:bottom w:val="single" w:sz="4" w:space="0" w:color="C0504D" w:themeColor="accent2"/>
-        <w:right w:val="single" w:sz="4" w:space="0" w:color="C0504D" w:themeColor="accent2"/>
-        <w:insideH w:val="single" w:sz="4" w:space="0" w:color="FFFFFF" w:themeColor="background1"/>
-        <w:insideV w:val="single" w:sz="4" w:space="0" w:color="FFFFFF" w:themeColor="background1"/>
+        <w:top w:val="single" w:color="C0504D" w:themeColor="accent2" w:sz="24" w:space="0"/>
+        <w:left w:val="single" w:color="C0504D" w:themeColor="accent2" w:sz="4" w:space="0"/>
+        <w:bottom w:val="single" w:color="C0504D" w:themeColor="accent2" w:sz="4" w:space="0"/>
+        <w:right w:val="single" w:color="C0504D" w:themeColor="accent2" w:sz="4" w:space="0"/>
+        <w:insideH w:val="single" w:color="FFFFFF" w:themeColor="background1" w:sz="4" w:space="0"/>
+        <w:insideV w:val="single" w:color="FFFFFF" w:themeColor="background1" w:sz="4" w:space="0"/>
       </w:tblBorders>
     </w:tblPr>
     <w:tcPr>
@@ -10925,7 +11907,7 @@
         <w:tcBorders>
           <w:top w:val="nil"/>
           <w:left w:val="nil"/>
-          <w:bottom w:val="single" w:sz="24" w:space="0" w:color="C0504D" w:themeColor="accent2"/>
+          <w:bottom w:val="single" w:color="C0504D" w:themeColor="accent2" w:sz="24" w:space="0"/>
           <w:right w:val="nil"/>
           <w:insideH w:val="nil"/>
           <w:insideV w:val="nil"/>
@@ -10942,7 +11924,7 @@
       <w:tblPr/>
       <w:tcPr>
         <w:tcBorders>
-          <w:top w:val="single" w:sz="6" w:space="0" w:color="FFFFFF" w:themeColor="background1"/>
+          <w:top w:val="single" w:color="FFFFFF" w:themeColor="background1" w:sz="6" w:space="0"/>
         </w:tcBorders>
         <w:shd w:val="clear" w:color="auto" w:fill="772C2A" w:themeFill="accent2" w:themeFillShade="99"/>
       </w:tcPr>
@@ -10958,7 +11940,7 @@
           <w:left w:val="nil"/>
           <w:bottom w:val="nil"/>
           <w:right w:val="nil"/>
-          <w:insideH w:val="single" w:sz="4" w:space="0" w:color="772C2A" w:themeColor="accent2" w:themeShade="99"/>
+          <w:insideH w:val="single" w:color="772C2A" w:themeColor="accent2" w:themeShade="99" w:sz="4" w:space="0"/>
           <w:insideV w:val="nil"/>
         </w:tcBorders>
         <w:shd w:val="clear" w:color="auto" w:fill="772C2A" w:themeFill="accent2" w:themeFillShade="99"/>
@@ -11019,12 +12001,12 @@
       <w:tblStyleRowBandSize w:val="1"/>
       <w:tblStyleColBandSize w:val="1"/>
       <w:tblBorders>
-        <w:top w:val="single" w:sz="24" w:space="0" w:color="8064A2" w:themeColor="accent4"/>
-        <w:left w:val="single" w:sz="4" w:space="0" w:color="9BBB59" w:themeColor="accent3"/>
-        <w:bottom w:val="single" w:sz="4" w:space="0" w:color="9BBB59" w:themeColor="accent3"/>
-        <w:right w:val="single" w:sz="4" w:space="0" w:color="9BBB59" w:themeColor="accent3"/>
-        <w:insideH w:val="single" w:sz="4" w:space="0" w:color="FFFFFF" w:themeColor="background1"/>
-        <w:insideV w:val="single" w:sz="4" w:space="0" w:color="FFFFFF" w:themeColor="background1"/>
+        <w:top w:val="single" w:color="8064A2" w:themeColor="accent4" w:sz="24" w:space="0"/>
+        <w:left w:val="single" w:color="9BBB59" w:themeColor="accent3" w:sz="4" w:space="0"/>
+        <w:bottom w:val="single" w:color="9BBB59" w:themeColor="accent3" w:sz="4" w:space="0"/>
+        <w:right w:val="single" w:color="9BBB59" w:themeColor="accent3" w:sz="4" w:space="0"/>
+        <w:insideH w:val="single" w:color="FFFFFF" w:themeColor="background1" w:sz="4" w:space="0"/>
+        <w:insideV w:val="single" w:color="FFFFFF" w:themeColor="background1" w:sz="4" w:space="0"/>
       </w:tblBorders>
     </w:tblPr>
     <w:tcPr>
@@ -11040,7 +12022,7 @@
         <w:tcBorders>
           <w:top w:val="nil"/>
           <w:left w:val="nil"/>
-          <w:bottom w:val="single" w:sz="24" w:space="0" w:color="8064A2" w:themeColor="accent4"/>
+          <w:bottom w:val="single" w:color="8064A2" w:themeColor="accent4" w:sz="24" w:space="0"/>
           <w:right w:val="nil"/>
           <w:insideH w:val="nil"/>
           <w:insideV w:val="nil"/>
@@ -11057,7 +12039,7 @@
       <w:tblPr/>
       <w:tcPr>
         <w:tcBorders>
-          <w:top w:val="single" w:sz="6" w:space="0" w:color="FFFFFF" w:themeColor="background1"/>
+          <w:top w:val="single" w:color="FFFFFF" w:themeColor="background1" w:sz="6" w:space="0"/>
         </w:tcBorders>
         <w:shd w:val="clear" w:color="auto" w:fill="5E7530" w:themeFill="accent3" w:themeFillShade="99"/>
       </w:tcPr>
@@ -11073,7 +12055,7 @@
           <w:left w:val="nil"/>
           <w:bottom w:val="nil"/>
           <w:right w:val="nil"/>
-          <w:insideH w:val="single" w:sz="4" w:space="0" w:color="5E7530" w:themeColor="accent3" w:themeShade="99"/>
+          <w:insideH w:val="single" w:color="5E7530" w:themeColor="accent3" w:themeShade="99" w:sz="4" w:space="0"/>
           <w:insideV w:val="nil"/>
         </w:tcBorders>
         <w:shd w:val="clear" w:color="auto" w:fill="5E7530" w:themeFill="accent3" w:themeFillShade="99"/>
@@ -11124,12 +12106,12 @@
       <w:tblStyleRowBandSize w:val="1"/>
       <w:tblStyleColBandSize w:val="1"/>
       <w:tblBorders>
-        <w:top w:val="single" w:sz="24" w:space="0" w:color="9BBB59" w:themeColor="accent3"/>
-        <w:left w:val="single" w:sz="4" w:space="0" w:color="8064A2" w:themeColor="accent4"/>
-        <w:bottom w:val="single" w:sz="4" w:space="0" w:color="8064A2" w:themeColor="accent4"/>
-        <w:right w:val="single" w:sz="4" w:space="0" w:color="8064A2" w:themeColor="accent4"/>
-        <w:insideH w:val="single" w:sz="4" w:space="0" w:color="FFFFFF" w:themeColor="background1"/>
-        <w:insideV w:val="single" w:sz="4" w:space="0" w:color="FFFFFF" w:themeColor="background1"/>
+        <w:top w:val="single" w:color="9BBB59" w:themeColor="accent3" w:sz="24" w:space="0"/>
+        <w:left w:val="single" w:color="8064A2" w:themeColor="accent4" w:sz="4" w:space="0"/>
+        <w:bottom w:val="single" w:color="8064A2" w:themeColor="accent4" w:sz="4" w:space="0"/>
+        <w:right w:val="single" w:color="8064A2" w:themeColor="accent4" w:sz="4" w:space="0"/>
+        <w:insideH w:val="single" w:color="FFFFFF" w:themeColor="background1" w:sz="4" w:space="0"/>
+        <w:insideV w:val="single" w:color="FFFFFF" w:themeColor="background1" w:sz="4" w:space="0"/>
       </w:tblBorders>
     </w:tblPr>
     <w:tcPr>
@@ -11145,7 +12127,7 @@
         <w:tcBorders>
           <w:top w:val="nil"/>
           <w:left w:val="nil"/>
-          <w:bottom w:val="single" w:sz="24" w:space="0" w:color="9BBB59" w:themeColor="accent3"/>
+          <w:bottom w:val="single" w:color="9BBB59" w:themeColor="accent3" w:sz="24" w:space="0"/>
           <w:right w:val="nil"/>
           <w:insideH w:val="nil"/>
           <w:insideV w:val="nil"/>
@@ -11162,7 +12144,7 @@
       <w:tblPr/>
       <w:tcPr>
         <w:tcBorders>
-          <w:top w:val="single" w:sz="6" w:space="0" w:color="FFFFFF" w:themeColor="background1"/>
+          <w:top w:val="single" w:color="FFFFFF" w:themeColor="background1" w:sz="6" w:space="0"/>
         </w:tcBorders>
         <w:shd w:val="clear" w:color="auto" w:fill="4C3B62" w:themeFill="accent4" w:themeFillShade="99"/>
       </w:tcPr>
@@ -11178,7 +12160,7 @@
           <w:left w:val="nil"/>
           <w:bottom w:val="nil"/>
           <w:right w:val="nil"/>
-          <w:insideH w:val="single" w:sz="4" w:space="0" w:color="4C3B62" w:themeColor="accent4" w:themeShade="99"/>
+          <w:insideH w:val="single" w:color="4C3B62" w:themeColor="accent4" w:themeShade="99" w:sz="4" w:space="0"/>
           <w:insideV w:val="nil"/>
         </w:tcBorders>
         <w:shd w:val="clear" w:color="auto" w:fill="4C3B62" w:themeFill="accent4" w:themeFillShade="99"/>
@@ -11239,12 +12221,12 @@
       <w:tblStyleRowBandSize w:val="1"/>
       <w:tblStyleColBandSize w:val="1"/>
       <w:tblBorders>
-        <w:top w:val="single" w:sz="24" w:space="0" w:color="F79646" w:themeColor="accent6"/>
-        <w:left w:val="single" w:sz="4" w:space="0" w:color="4BACC6" w:themeColor="accent5"/>
-        <w:bottom w:val="single" w:sz="4" w:space="0" w:color="4BACC6" w:themeColor="accent5"/>
-        <w:right w:val="single" w:sz="4" w:space="0" w:color="4BACC6" w:themeColor="accent5"/>
-        <w:insideH w:val="single" w:sz="4" w:space="0" w:color="FFFFFF" w:themeColor="background1"/>
-        <w:insideV w:val="single" w:sz="4" w:space="0" w:color="FFFFFF" w:themeColor="background1"/>
+        <w:top w:val="single" w:color="F79646" w:themeColor="accent6" w:sz="24" w:space="0"/>
+        <w:left w:val="single" w:color="4BACC6" w:themeColor="accent5" w:sz="4" w:space="0"/>
+        <w:bottom w:val="single" w:color="4BACC6" w:themeColor="accent5" w:sz="4" w:space="0"/>
+        <w:right w:val="single" w:color="4BACC6" w:themeColor="accent5" w:sz="4" w:space="0"/>
+        <w:insideH w:val="single" w:color="FFFFFF" w:themeColor="background1" w:sz="4" w:space="0"/>
+        <w:insideV w:val="single" w:color="FFFFFF" w:themeColor="background1" w:sz="4" w:space="0"/>
       </w:tblBorders>
     </w:tblPr>
     <w:tcPr>
@@ -11260,7 +12242,7 @@
         <w:tcBorders>
           <w:top w:val="nil"/>
           <w:left w:val="nil"/>
-          <w:bottom w:val="single" w:sz="24" w:space="0" w:color="F79646" w:themeColor="accent6"/>
+          <w:bottom w:val="single" w:color="F79646" w:themeColor="accent6" w:sz="24" w:space="0"/>
           <w:right w:val="nil"/>
           <w:insideH w:val="nil"/>
           <w:insideV w:val="nil"/>
@@ -11277,7 +12259,7 @@
       <w:tblPr/>
       <w:tcPr>
         <w:tcBorders>
-          <w:top w:val="single" w:sz="6" w:space="0" w:color="FFFFFF" w:themeColor="background1"/>
+          <w:top w:val="single" w:color="FFFFFF" w:themeColor="background1" w:sz="6" w:space="0"/>
         </w:tcBorders>
         <w:shd w:val="clear" w:color="auto" w:fill="276A7C" w:themeFill="accent5" w:themeFillShade="99"/>
       </w:tcPr>
@@ -11293,7 +12275,7 @@
           <w:left w:val="nil"/>
           <w:bottom w:val="nil"/>
           <w:right w:val="nil"/>
-          <w:insideH w:val="single" w:sz="4" w:space="0" w:color="276A7C" w:themeColor="accent5" w:themeShade="99"/>
+          <w:insideH w:val="single" w:color="276A7C" w:themeColor="accent5" w:themeShade="99" w:sz="4" w:space="0"/>
           <w:insideV w:val="nil"/>
         </w:tcBorders>
         <w:shd w:val="clear" w:color="auto" w:fill="276A7C" w:themeFill="accent5" w:themeFillShade="99"/>
@@ -11354,12 +12336,12 @@
       <w:tblStyleRowBandSize w:val="1"/>
       <w:tblStyleColBandSize w:val="1"/>
       <w:tblBorders>
-        <w:top w:val="single" w:sz="24" w:space="0" w:color="4BACC6" w:themeColor="accent5"/>
-        <w:left w:val="single" w:sz="4" w:space="0" w:color="F79646" w:themeColor="accent6"/>
-        <w:bottom w:val="single" w:sz="4" w:space="0" w:color="F79646" w:themeColor="accent6"/>
-        <w:right w:val="single" w:sz="4" w:space="0" w:color="F79646" w:themeColor="accent6"/>
-        <w:insideH w:val="single" w:sz="4" w:space="0" w:color="FFFFFF" w:themeColor="background1"/>
-        <w:insideV w:val="single" w:sz="4" w:space="0" w:color="FFFFFF" w:themeColor="background1"/>
+        <w:top w:val="single" w:color="4BACC6" w:themeColor="accent5" w:sz="24" w:space="0"/>
+        <w:left w:val="single" w:color="F79646" w:themeColor="accent6" w:sz="4" w:space="0"/>
+        <w:bottom w:val="single" w:color="F79646" w:themeColor="accent6" w:sz="4" w:space="0"/>
+        <w:right w:val="single" w:color="F79646" w:themeColor="accent6" w:sz="4" w:space="0"/>
+        <w:insideH w:val="single" w:color="FFFFFF" w:themeColor="background1" w:sz="4" w:space="0"/>
+        <w:insideV w:val="single" w:color="FFFFFF" w:themeColor="background1" w:sz="4" w:space="0"/>
       </w:tblBorders>
     </w:tblPr>
     <w:tcPr>
@@ -11375,7 +12357,7 @@
         <w:tcBorders>
           <w:top w:val="nil"/>
           <w:left w:val="nil"/>
-          <w:bottom w:val="single" w:sz="24" w:space="0" w:color="4BACC6" w:themeColor="accent5"/>
+          <w:bottom w:val="single" w:color="4BACC6" w:themeColor="accent5" w:sz="24" w:space="0"/>
           <w:right w:val="nil"/>
           <w:insideH w:val="nil"/>
           <w:insideV w:val="nil"/>
@@ -11392,7 +12374,7 @@
       <w:tblPr/>
       <w:tcPr>
         <w:tcBorders>
-          <w:top w:val="single" w:sz="6" w:space="0" w:color="FFFFFF" w:themeColor="background1"/>
+          <w:top w:val="single" w:color="FFFFFF" w:themeColor="background1" w:sz="6" w:space="0"/>
         </w:tcBorders>
         <w:shd w:val="clear" w:color="auto" w:fill="B65608" w:themeFill="accent6" w:themeFillShade="99"/>
       </w:tcPr>
@@ -11408,7 +12390,7 @@
           <w:left w:val="nil"/>
           <w:bottom w:val="nil"/>
           <w:right w:val="nil"/>
-          <w:insideH w:val="single" w:sz="4" w:space="0" w:color="B65608" w:themeColor="accent6" w:themeShade="99"/>
+          <w:insideH w:val="single" w:color="B65608" w:themeColor="accent6" w:themeShade="99" w:sz="4" w:space="0"/>
           <w:insideV w:val="nil"/>
         </w:tcBorders>
         <w:shd w:val="clear" w:color="auto" w:fill="B65608" w:themeFill="accent6" w:themeFillShade="99"/>
@@ -11481,7 +12463,7 @@
       <w:tblPr/>
       <w:tcPr>
         <w:tcBorders>
-          <w:bottom w:val="single" w:sz="12" w:space="0" w:color="FFFFFF" w:themeColor="background1"/>
+          <w:bottom w:val="single" w:color="FFFFFF" w:themeColor="background1" w:sz="12" w:space="0"/>
         </w:tcBorders>
         <w:shd w:val="clear" w:color="auto" w:fill="9E3A38" w:themeFill="accent2" w:themeFillShade="CC"/>
       </w:tcPr>
@@ -11495,7 +12477,7 @@
       <w:tblPr/>
       <w:tcPr>
         <w:tcBorders>
-          <w:top w:val="single" w:sz="12" w:space="0" w:color="000000" w:themeColor="text1"/>
+          <w:top w:val="single" w:color="000000" w:themeColor="text1" w:sz="12" w:space="0"/>
         </w:tcBorders>
         <w:shd w:val="clear" w:color="auto" w:fill="FFFFFF" w:themeFill="background1"/>
       </w:tcPr>
@@ -11560,7 +12542,7 @@
       <w:tblPr/>
       <w:tcPr>
         <w:tcBorders>
-          <w:bottom w:val="single" w:sz="12" w:space="0" w:color="FFFFFF" w:themeColor="background1"/>
+          <w:bottom w:val="single" w:color="FFFFFF" w:themeColor="background1" w:sz="12" w:space="0"/>
         </w:tcBorders>
         <w:shd w:val="clear" w:color="auto" w:fill="9E3A38" w:themeFill="accent2" w:themeFillShade="CC"/>
       </w:tcPr>
@@ -11574,7 +12556,7 @@
       <w:tblPr/>
       <w:tcPr>
         <w:tcBorders>
-          <w:top w:val="single" w:sz="12" w:space="0" w:color="000000" w:themeColor="text1"/>
+          <w:top w:val="single" w:color="000000" w:themeColor="text1" w:sz="12" w:space="0"/>
         </w:tcBorders>
         <w:shd w:val="clear" w:color="auto" w:fill="FFFFFF" w:themeFill="background1"/>
       </w:tcPr>
@@ -11639,7 +12621,7 @@
       <w:tblPr/>
       <w:tcPr>
         <w:tcBorders>
-          <w:bottom w:val="single" w:sz="12" w:space="0" w:color="FFFFFF" w:themeColor="background1"/>
+          <w:bottom w:val="single" w:color="FFFFFF" w:themeColor="background1" w:sz="12" w:space="0"/>
         </w:tcBorders>
         <w:shd w:val="clear" w:color="auto" w:fill="9E3A38" w:themeFill="accent2" w:themeFillShade="CC"/>
       </w:tcPr>
@@ -11653,7 +12635,7 @@
       <w:tblPr/>
       <w:tcPr>
         <w:tcBorders>
-          <w:top w:val="single" w:sz="12" w:space="0" w:color="000000" w:themeColor="text1"/>
+          <w:top w:val="single" w:color="000000" w:themeColor="text1" w:sz="12" w:space="0"/>
         </w:tcBorders>
         <w:shd w:val="clear" w:color="auto" w:fill="FFFFFF" w:themeFill="background1"/>
       </w:tcPr>
@@ -11718,7 +12700,7 @@
       <w:tblPr/>
       <w:tcPr>
         <w:tcBorders>
-          <w:bottom w:val="single" w:sz="12" w:space="0" w:color="FFFFFF" w:themeColor="background1"/>
+          <w:bottom w:val="single" w:color="FFFFFF" w:themeColor="background1" w:sz="12" w:space="0"/>
         </w:tcBorders>
         <w:shd w:val="clear" w:color="auto" w:fill="664E82" w:themeFill="accent4" w:themeFillShade="CC"/>
       </w:tcPr>
@@ -11732,7 +12714,7 @@
       <w:tblPr/>
       <w:tcPr>
         <w:tcBorders>
-          <w:top w:val="single" w:sz="12" w:space="0" w:color="000000" w:themeColor="text1"/>
+          <w:top w:val="single" w:color="000000" w:themeColor="text1" w:sz="12" w:space="0"/>
         </w:tcBorders>
         <w:shd w:val="clear" w:color="auto" w:fill="FFFFFF" w:themeFill="background1"/>
       </w:tcPr>
@@ -11797,7 +12779,7 @@
       <w:tblPr/>
       <w:tcPr>
         <w:tcBorders>
-          <w:bottom w:val="single" w:sz="12" w:space="0" w:color="FFFFFF" w:themeColor="background1"/>
+          <w:bottom w:val="single" w:color="FFFFFF" w:themeColor="background1" w:sz="12" w:space="0"/>
         </w:tcBorders>
         <w:shd w:val="clear" w:color="auto" w:fill="7E9C40" w:themeFill="accent3" w:themeFillShade="CC"/>
       </w:tcPr>
@@ -11811,7 +12793,7 @@
       <w:tblPr/>
       <w:tcPr>
         <w:tcBorders>
-          <w:top w:val="single" w:sz="12" w:space="0" w:color="000000" w:themeColor="text1"/>
+          <w:top w:val="single" w:color="000000" w:themeColor="text1" w:sz="12" w:space="0"/>
         </w:tcBorders>
         <w:shd w:val="clear" w:color="auto" w:fill="FFFFFF" w:themeFill="background1"/>
       </w:tcPr>
@@ -11876,7 +12858,7 @@
       <w:tblPr/>
       <w:tcPr>
         <w:tcBorders>
-          <w:bottom w:val="single" w:sz="12" w:space="0" w:color="FFFFFF" w:themeColor="background1"/>
+          <w:bottom w:val="single" w:color="FFFFFF" w:themeColor="background1" w:sz="12" w:space="0"/>
         </w:tcBorders>
         <w:shd w:val="clear" w:color="auto" w:fill="F2730A" w:themeFill="accent6" w:themeFillShade="CC"/>
       </w:tcPr>
@@ -11890,7 +12872,7 @@
       <w:tblPr/>
       <w:tcPr>
         <w:tcBorders>
-          <w:top w:val="single" w:sz="12" w:space="0" w:color="000000" w:themeColor="text1"/>
+          <w:top w:val="single" w:color="000000" w:themeColor="text1" w:sz="12" w:space="0"/>
         </w:tcBorders>
         <w:shd w:val="clear" w:color="auto" w:fill="FFFFFF" w:themeFill="background1"/>
       </w:tcPr>
@@ -11955,7 +12937,7 @@
       <w:tblPr/>
       <w:tcPr>
         <w:tcBorders>
-          <w:bottom w:val="single" w:sz="12" w:space="0" w:color="FFFFFF" w:themeColor="background1"/>
+          <w:bottom w:val="single" w:color="FFFFFF" w:themeColor="background1" w:sz="12" w:space="0"/>
         </w:tcBorders>
         <w:shd w:val="clear" w:color="auto" w:fill="348DA5" w:themeFill="accent5" w:themeFillShade="CC"/>
       </w:tcPr>
@@ -11969,7 +12951,7 @@
       <w:tblPr/>
       <w:tcPr>
         <w:tcBorders>
-          <w:top w:val="single" w:sz="12" w:space="0" w:color="000000" w:themeColor="text1"/>
+          <w:top w:val="single" w:color="000000" w:themeColor="text1" w:sz="12" w:space="0"/>
         </w:tcBorders>
         <w:shd w:val="clear" w:color="auto" w:fill="FFFFFF" w:themeFill="background1"/>
       </w:tcPr>
@@ -12022,7 +13004,7 @@
       <w:tblStyleRowBandSize w:val="1"/>
       <w:tblStyleColBandSize w:val="1"/>
       <w:tblBorders>
-        <w:insideH w:val="single" w:sz="4" w:space="0" w:color="FFFFFF" w:themeColor="background1"/>
+        <w:insideH w:val="single" w:color="FFFFFF" w:themeColor="background1" w:sz="4" w:space="0"/>
       </w:tblBorders>
     </w:tblPr>
     <w:tcPr>
@@ -12095,7 +13077,7 @@
       <w:tblStyleRowBandSize w:val="1"/>
       <w:tblStyleColBandSize w:val="1"/>
       <w:tblBorders>
-        <w:insideH w:val="single" w:sz="4" w:space="0" w:color="FFFFFF" w:themeColor="background1"/>
+        <w:insideH w:val="single" w:color="FFFFFF" w:themeColor="background1" w:sz="4" w:space="0"/>
       </w:tblBorders>
     </w:tblPr>
     <w:tcPr>
@@ -12168,7 +13150,7 @@
       <w:tblStyleRowBandSize w:val="1"/>
       <w:tblStyleColBandSize w:val="1"/>
       <w:tblBorders>
-        <w:insideH w:val="single" w:sz="4" w:space="0" w:color="FFFFFF" w:themeColor="background1"/>
+        <w:insideH w:val="single" w:color="FFFFFF" w:themeColor="background1" w:sz="4" w:space="0"/>
       </w:tblBorders>
     </w:tblPr>
     <w:tcPr>
@@ -12241,7 +13223,7 @@
       <w:tblStyleRowBandSize w:val="1"/>
       <w:tblStyleColBandSize w:val="1"/>
       <w:tblBorders>
-        <w:insideH w:val="single" w:sz="4" w:space="0" w:color="FFFFFF" w:themeColor="background1"/>
+        <w:insideH w:val="single" w:color="FFFFFF" w:themeColor="background1" w:sz="4" w:space="0"/>
       </w:tblBorders>
     </w:tblPr>
     <w:tcPr>
@@ -12314,7 +13296,7 @@
       <w:tblStyleRowBandSize w:val="1"/>
       <w:tblStyleColBandSize w:val="1"/>
       <w:tblBorders>
-        <w:insideH w:val="single" w:sz="4" w:space="0" w:color="FFFFFF" w:themeColor="background1"/>
+        <w:insideH w:val="single" w:color="FFFFFF" w:themeColor="background1" w:sz="4" w:space="0"/>
       </w:tblBorders>
     </w:tblPr>
     <w:tcPr>
@@ -12387,7 +13369,7 @@
       <w:tblStyleRowBandSize w:val="1"/>
       <w:tblStyleColBandSize w:val="1"/>
       <w:tblBorders>
-        <w:insideH w:val="single" w:sz="4" w:space="0" w:color="FFFFFF" w:themeColor="background1"/>
+        <w:insideH w:val="single" w:color="FFFFFF" w:themeColor="background1" w:sz="4" w:space="0"/>
       </w:tblBorders>
     </w:tblPr>
     <w:tcPr>
@@ -12460,7 +13442,7 @@
       <w:tblStyleRowBandSize w:val="1"/>
       <w:tblStyleColBandSize w:val="1"/>
       <w:tblBorders>
-        <w:insideH w:val="single" w:sz="4" w:space="0" w:color="FFFFFF" w:themeColor="background1"/>
+        <w:insideH w:val="single" w:color="FFFFFF" w:themeColor="background1" w:sz="4" w:space="0"/>
       </w:tblBorders>
     </w:tblPr>
     <w:tcPr>
